--- a/docs/dpresume.docx
+++ b/docs/dpresume.docx
@@ -207,7 +207,71 @@
                 <w:sz w:val="14"/>
                 <w:szCs w:val="14"/>
               </w:rPr>
-              <w:t xml:space="preserve"> Html5/CSS</w:t>
+              <w:t xml:space="preserve"> Html5/</w:t>
+            </w:r>
+            <w:proofErr w:type="gramStart"/>
+            <w:r>
+              <w:rPr>
+                <w:b/>
+                <w:bCs/>
+                <w:color w:val="404040" w:themeColor="text1" w:themeTint="BF"/>
+                <w:sz w:val="14"/>
+                <w:szCs w:val="14"/>
+              </w:rPr>
+              <w:t>CSS</w:t>
+            </w:r>
+            <w:r>
+              <w:rPr>
+                <w:b/>
+                <w:bCs/>
+                <w:color w:val="404040" w:themeColor="text1" w:themeTint="BF"/>
+                <w:sz w:val="14"/>
+                <w:szCs w:val="14"/>
+              </w:rPr>
+              <w:t xml:space="preserve"> .</w:t>
+            </w:r>
+            <w:proofErr w:type="gramEnd"/>
+            <w:r>
+              <w:rPr>
+                <w:b/>
+                <w:bCs/>
+                <w:color w:val="404040" w:themeColor="text1" w:themeTint="BF"/>
+                <w:sz w:val="14"/>
+                <w:szCs w:val="14"/>
+              </w:rPr>
+              <w:t xml:space="preserve"> micro-</w:t>
+            </w:r>
+            <w:proofErr w:type="gramStart"/>
+            <w:r>
+              <w:rPr>
+                <w:b/>
+                <w:bCs/>
+                <w:color w:val="404040" w:themeColor="text1" w:themeTint="BF"/>
+                <w:sz w:val="14"/>
+                <w:szCs w:val="14"/>
+              </w:rPr>
+              <w:t>frontend .</w:t>
+            </w:r>
+            <w:proofErr w:type="gramEnd"/>
+            <w:r>
+              <w:rPr>
+                <w:b/>
+                <w:bCs/>
+                <w:color w:val="404040" w:themeColor="text1" w:themeTint="BF"/>
+                <w:sz w:val="14"/>
+                <w:szCs w:val="14"/>
+              </w:rPr>
+              <w:t xml:space="preserve"> design-syste</w:t>
+            </w:r>
+            <w:r>
+              <w:rPr>
+                <w:b/>
+                <w:bCs/>
+                <w:color w:val="404040" w:themeColor="text1" w:themeTint="BF"/>
+                <w:sz w:val="14"/>
+                <w:szCs w:val="14"/>
+              </w:rPr>
+              <w:t>m</w:t>
             </w:r>
           </w:p>
           <w:p>
@@ -356,7 +420,7 @@
                 <w:sz w:val="16"/>
                 <w:szCs w:val="16"/>
               </w:rPr>
-              <w:t>Senior Staff</w:t>
+              <w:t>Senior Staff Frontend (</w:t>
             </w:r>
             <w:r>
               <w:rPr>
@@ -366,7 +430,7 @@
                 <w:sz w:val="16"/>
                 <w:szCs w:val="16"/>
               </w:rPr>
-              <w:t xml:space="preserve"> Frontend (</w:t>
+              <w:t>~</w:t>
             </w:r>
             <w:r>
               <w:rPr>
@@ -376,16 +440,6 @@
                 <w:sz w:val="16"/>
                 <w:szCs w:val="16"/>
               </w:rPr>
-              <w:t>~</w:t>
-            </w:r>
-            <w:r>
-              <w:rPr>
-                <w:b/>
-                <w:bCs/>
-                <w:color w:val="434343"/>
-                <w:sz w:val="16"/>
-                <w:szCs w:val="16"/>
-              </w:rPr>
               <w:t>11 years)</w:t>
             </w:r>
           </w:p>
@@ -503,16 +557,6 @@
                 <w:szCs w:val="14"/>
               </w:rPr>
               <w:br/>
-            </w:r>
-            <w:r>
-              <w:rPr>
-                <w:b/>
-                <w:bCs/>
-                <w:color w:val="999999"/>
-                <w:sz w:val="14"/>
-                <w:szCs w:val="14"/>
-              </w:rPr>
-              <w:t>USA B1/B2 VISA Holder</w:t>
             </w:r>
           </w:p>
           <w:p>
@@ -563,116 +607,81 @@
                 <w:b/>
                 <w:bCs/>
                 <w:color w:val="434343"/>
-                <w:sz w:val="20"/>
-                <w:szCs w:val="20"/>
+                <w:sz w:val="18"/>
+                <w:szCs w:val="18"/>
                 <w:u w:val="single"/>
               </w:rPr>
             </w:pPr>
             <w:r>
               <w:rPr>
+                <w:b/>
+                <w:bCs/>
+                <w:color w:val="404040" w:themeColor="text1" w:themeTint="BF"/>
+                <w:sz w:val="18"/>
+                <w:szCs w:val="18"/>
+              </w:rPr>
+              <w:t>As Senior Staff Frontend</w:t>
+            </w:r>
+            <w:r>
+              <w:rPr>
+                <w:b/>
+                <w:bCs/>
                 <w:color w:val="434343"/>
-                <w:sz w:val="22"/>
-                <w:szCs w:val="22"/>
+                <w:sz w:val="18"/>
+                <w:szCs w:val="18"/>
+              </w:rPr>
+              <w:t xml:space="preserve"> @ BHN (</w:t>
+            </w:r>
+            <w:r>
+              <w:rPr>
+                <w:color w:val="434343"/>
+                <w:sz w:val="18"/>
+                <w:szCs w:val="18"/>
+              </w:rPr>
+              <w:t>Blackhawk Networks</w:t>
+            </w:r>
+            <w:r>
+              <w:rPr>
+                <w:b/>
+                <w:bCs/>
+                <w:color w:val="434343"/>
+                <w:sz w:val="18"/>
+                <w:szCs w:val="18"/>
+              </w:rPr>
+              <w:t xml:space="preserve">), </w:t>
+            </w:r>
+            <w:r>
+              <w:rPr>
+                <w:b/>
+                <w:bCs/>
+                <w:color w:val="7F7F7F" w:themeColor="text1" w:themeTint="80"/>
+                <w:sz w:val="18"/>
+                <w:szCs w:val="18"/>
                 <w:u w:val="single"/>
               </w:rPr>
-              <w:t>C</w:t>
-            </w:r>
-            <w:r>
-              <w:rPr>
-                <w:color w:val="434343"/>
-                <w:sz w:val="20"/>
-                <w:szCs w:val="20"/>
+              <w:t>Oct2</w:t>
+            </w:r>
+            <w:r>
+              <w:rPr>
+                <w:b/>
+                <w:bCs/>
+                <w:color w:val="7F7F7F" w:themeColor="text1" w:themeTint="80"/>
+                <w:sz w:val="18"/>
+                <w:szCs w:val="18"/>
                 <w:u w:val="single"/>
               </w:rPr>
-              <w:t>urrent Experience</w:t>
-            </w:r>
-            <w:r>
-              <w:rPr>
-                <w:b/>
-                <w:bCs/>
-                <w:color w:val="434343"/>
-                <w:sz w:val="20"/>
-                <w:szCs w:val="20"/>
-              </w:rPr>
-              <w:t xml:space="preserve"> @ BHN (</w:t>
-            </w:r>
-            <w:r>
-              <w:rPr>
-                <w:color w:val="434343"/>
-                <w:sz w:val="20"/>
-                <w:szCs w:val="20"/>
-              </w:rPr>
-              <w:t>Blackhawk Networks</w:t>
-            </w:r>
-            <w:r>
-              <w:rPr>
-                <w:b/>
-                <w:bCs/>
-                <w:color w:val="434343"/>
-                <w:sz w:val="20"/>
-                <w:szCs w:val="20"/>
-              </w:rPr>
-              <w:t xml:space="preserve">), </w:t>
-            </w:r>
-            <w:r>
-              <w:rPr>
-                <w:color w:val="434343"/>
-                <w:sz w:val="20"/>
-                <w:szCs w:val="20"/>
-              </w:rPr>
-              <w:t>from</w:t>
-            </w:r>
-            <w:r>
-              <w:rPr>
-                <w:b/>
-                <w:bCs/>
-                <w:color w:val="434343"/>
-                <w:sz w:val="20"/>
-                <w:szCs w:val="20"/>
-              </w:rPr>
-              <w:t xml:space="preserve"> </w:t>
-            </w:r>
-            <w:r>
-              <w:rPr>
-                <w:b/>
-                <w:bCs/>
-                <w:color w:val="434343"/>
-                <w:sz w:val="20"/>
-                <w:szCs w:val="20"/>
+              <w:t>02</w:t>
+            </w:r>
+            <w:r>
+              <w:rPr>
+                <w:b/>
+                <w:bCs/>
+                <w:color w:val="7F7F7F" w:themeColor="text1" w:themeTint="80"/>
+                <w:sz w:val="18"/>
+                <w:szCs w:val="18"/>
                 <w:u w:val="single"/>
               </w:rPr>
-              <w:t>Oct`22 to present</w:t>
-            </w:r>
-          </w:p>
-          <w:p>
-            <w:pPr>
-              <w:rPr>
-                <w:b/>
-                <w:bCs/>
-                <w:color w:val="404040" w:themeColor="text1" w:themeTint="BF"/>
-                <w:sz w:val="18"/>
-                <w:szCs w:val="18"/>
-              </w:rPr>
-            </w:pPr>
-            <w:r>
-              <w:rPr>
-                <w:b/>
-                <w:bCs/>
-                <w:color w:val="404040" w:themeColor="text1" w:themeTint="BF"/>
-                <w:sz w:val="18"/>
-                <w:szCs w:val="18"/>
-              </w:rPr>
-              <w:t>As</w:t>
-            </w:r>
-            <w:r>
-              <w:rPr>
-                <w:b/>
-                <w:bCs/>
-                <w:color w:val="404040" w:themeColor="text1" w:themeTint="BF"/>
-                <w:sz w:val="18"/>
-                <w:szCs w:val="18"/>
-              </w:rPr>
-              <w:t xml:space="preserve"> Senior Staff Frontend</w:t>
+              <w:t>2 to present</w:t>
             </w:r>
           </w:p>
           <w:p>
@@ -703,11 +712,66 @@
             </w:pPr>
             <w:r>
               <w:rPr>
-                <w:color w:val="7F7F7F" w:themeColor="text1" w:themeTint="80"/>
-                <w:sz w:val="18"/>
-                <w:szCs w:val="18"/>
-              </w:rPr>
-              <w:t>I have successfully dealt with many enterprise apps while working in small/big organizations</w:t>
+                <w:rFonts w:eastAsia="Calibri"/>
+                <w:color w:val="7F7F7F" w:themeColor="text1" w:themeTint="80"/>
+                <w:sz w:val="18"/>
+                <w:szCs w:val="18"/>
+              </w:rPr>
+              <w:t>I am leading global ecommerce platform</w:t>
+            </w:r>
+            <w:r>
+              <w:rPr>
+                <w:rFonts w:eastAsia="Calibri"/>
+                <w:color w:val="7F7F7F" w:themeColor="text1" w:themeTint="80"/>
+                <w:sz w:val="18"/>
+                <w:szCs w:val="18"/>
+              </w:rPr>
+              <w:t xml:space="preserve"> </w:t>
+            </w:r>
+            <w:r>
+              <w:rPr>
+                <w:rFonts w:eastAsia="Calibri"/>
+                <w:color w:val="7F7F7F" w:themeColor="text1" w:themeTint="80"/>
+                <w:sz w:val="18"/>
+                <w:szCs w:val="18"/>
+              </w:rPr>
+              <w:t>i</w:t>
+            </w:r>
+            <w:r>
+              <w:rPr>
+                <w:rFonts w:eastAsia="Calibri"/>
+                <w:color w:val="7F7F7F" w:themeColor="text1" w:themeTint="80"/>
+                <w:sz w:val="18"/>
+                <w:szCs w:val="18"/>
+              </w:rPr>
+              <w:t>.</w:t>
+            </w:r>
+            <w:r>
+              <w:rPr>
+                <w:rFonts w:eastAsia="Calibri"/>
+                <w:color w:val="7F7F7F" w:themeColor="text1" w:themeTint="80"/>
+                <w:sz w:val="18"/>
+                <w:szCs w:val="18"/>
+              </w:rPr>
+              <w:t>e</w:t>
+            </w:r>
+            <w:r>
+              <w:rPr>
+                <w:rFonts w:eastAsia="Calibri"/>
+                <w:color w:val="7F7F7F" w:themeColor="text1" w:themeTint="80"/>
+                <w:sz w:val="18"/>
+                <w:szCs w:val="18"/>
+              </w:rPr>
+              <w:t>.</w:t>
+            </w:r>
+            <w:r>
+              <w:rPr>
+                <w:rFonts w:eastAsia="Calibri"/>
+                <w:color w:val="7F7F7F" w:themeColor="text1" w:themeTint="80"/>
+                <w:sz w:val="18"/>
+                <w:szCs w:val="18"/>
+              </w:rPr>
+              <w:t xml:space="preserve"> giftcards.com</w:t>
             </w:r>
           </w:p>
           <w:p>
@@ -730,88 +794,6 @@
               <w:ind w:left="173" w:hanging="91"/>
               <w:jc w:val="left"/>
               <w:rPr>
-                <w:rFonts w:ascii="Arial" w:eastAsia="Arial" w:hAnsi="Arial" w:cs="Arial"/>
-                <w:color w:val="7F7F7F" w:themeColor="text1" w:themeTint="80"/>
-                <w:sz w:val="18"/>
-                <w:szCs w:val="18"/>
-              </w:rPr>
-            </w:pPr>
-            <w:r>
-              <w:rPr>
-                <w:color w:val="7F7F7F" w:themeColor="text1" w:themeTint="80"/>
-                <w:sz w:val="18"/>
-                <w:szCs w:val="18"/>
-              </w:rPr>
-              <w:t xml:space="preserve">I practice TDD based frontend development mainly </w:t>
-            </w:r>
-            <w:r>
-              <w:rPr>
-                <w:b/>
-                <w:bCs/>
-                <w:color w:val="7F7F7F" w:themeColor="text1" w:themeTint="80"/>
-                <w:sz w:val="16"/>
-                <w:szCs w:val="16"/>
-              </w:rPr>
-              <w:t xml:space="preserve">ReactJS, </w:t>
-            </w:r>
-            <w:proofErr w:type="spellStart"/>
-            <w:r>
-              <w:rPr>
-                <w:b/>
-                <w:bCs/>
-                <w:color w:val="7F7F7F" w:themeColor="text1" w:themeTint="80"/>
-                <w:sz w:val="16"/>
-                <w:szCs w:val="16"/>
-              </w:rPr>
-              <w:t>NextJS</w:t>
-            </w:r>
-            <w:proofErr w:type="spellEnd"/>
-            <w:r>
-              <w:rPr>
-                <w:b/>
-                <w:bCs/>
-                <w:color w:val="7F7F7F" w:themeColor="text1" w:themeTint="80"/>
-                <w:sz w:val="16"/>
-                <w:szCs w:val="16"/>
-              </w:rPr>
-              <w:t xml:space="preserve">, HTML, CSS, </w:t>
-            </w:r>
-            <w:proofErr w:type="spellStart"/>
-            <w:r>
-              <w:rPr>
-                <w:b/>
-                <w:bCs/>
-                <w:color w:val="7F7F7F" w:themeColor="text1" w:themeTint="80"/>
-                <w:sz w:val="16"/>
-                <w:szCs w:val="16"/>
-              </w:rPr>
-              <w:t>Javascript</w:t>
-            </w:r>
-            <w:proofErr w:type="spellEnd"/>
-            <w:r>
-              <w:rPr>
-                <w:b/>
-                <w:bCs/>
-                <w:color w:val="7F7F7F" w:themeColor="text1" w:themeTint="80"/>
-                <w:sz w:val="16"/>
-                <w:szCs w:val="16"/>
-              </w:rPr>
-              <w:t>, JWT</w:t>
-            </w:r>
-          </w:p>
-          <w:p>
-            <w:pPr>
-              <w:numPr>
-                <w:ilvl w:val="0"/>
-                <w:numId w:val="1"/>
-              </w:numPr>
-              <w:tabs>
-                <w:tab w:val="left" w:pos="215"/>
-                <w:tab w:val="left" w:pos="315"/>
-              </w:tabs>
-              <w:ind w:left="173" w:hanging="91"/>
-              <w:jc w:val="left"/>
-              <w:rPr>
                 <w:rFonts w:eastAsia="Calibri"/>
                 <w:color w:val="7F7F7F" w:themeColor="text1" w:themeTint="80"/>
                 <w:sz w:val="18"/>
@@ -824,97 +806,7 @@
                 <w:sz w:val="18"/>
                 <w:szCs w:val="18"/>
               </w:rPr>
-              <w:t>I know payload-</w:t>
-            </w:r>
-            <w:proofErr w:type="spellStart"/>
-            <w:r>
-              <w:rPr>
-                <w:color w:val="7F7F7F" w:themeColor="text1" w:themeTint="80"/>
-                <w:sz w:val="18"/>
-                <w:szCs w:val="18"/>
-              </w:rPr>
-              <w:t>cms</w:t>
-            </w:r>
-            <w:proofErr w:type="spellEnd"/>
-            <w:r>
-              <w:rPr>
-                <w:color w:val="7F7F7F" w:themeColor="text1" w:themeTint="80"/>
-                <w:sz w:val="18"/>
-                <w:szCs w:val="18"/>
-              </w:rPr>
-              <w:t xml:space="preserve">, </w:t>
-            </w:r>
-            <w:r>
-              <w:rPr>
-                <w:b/>
-                <w:bCs/>
-                <w:color w:val="7F7F7F" w:themeColor="text1" w:themeTint="80"/>
-                <w:sz w:val="18"/>
-                <w:szCs w:val="18"/>
-              </w:rPr>
-              <w:t>A</w:t>
-            </w:r>
-            <w:r>
-              <w:rPr>
-                <w:color w:val="7F7F7F" w:themeColor="text1" w:themeTint="80"/>
-                <w:sz w:val="18"/>
-                <w:szCs w:val="18"/>
-              </w:rPr>
-              <w:t xml:space="preserve">dobe </w:t>
-            </w:r>
-            <w:r>
-              <w:rPr>
-                <w:b/>
-                <w:bCs/>
-                <w:color w:val="7F7F7F" w:themeColor="text1" w:themeTint="80"/>
-                <w:sz w:val="18"/>
-                <w:szCs w:val="18"/>
-              </w:rPr>
-              <w:t>E</w:t>
-            </w:r>
-            <w:r>
-              <w:rPr>
-                <w:color w:val="7F7F7F" w:themeColor="text1" w:themeTint="80"/>
-                <w:sz w:val="18"/>
-                <w:szCs w:val="18"/>
-              </w:rPr>
-              <w:t xml:space="preserve">xperience </w:t>
-            </w:r>
-            <w:r>
-              <w:rPr>
-                <w:b/>
-                <w:bCs/>
-                <w:color w:val="7F7F7F" w:themeColor="text1" w:themeTint="80"/>
-                <w:sz w:val="18"/>
-                <w:szCs w:val="18"/>
-              </w:rPr>
-              <w:t>M</w:t>
-            </w:r>
-            <w:r>
-              <w:rPr>
-                <w:color w:val="7F7F7F" w:themeColor="text1" w:themeTint="80"/>
-                <w:sz w:val="18"/>
-                <w:szCs w:val="18"/>
-              </w:rPr>
-              <w:t>anager (</w:t>
-            </w:r>
-            <w:r>
-              <w:rPr>
-                <w:b/>
-                <w:bCs/>
-                <w:color w:val="7F7F7F" w:themeColor="text1" w:themeTint="80"/>
-                <w:sz w:val="18"/>
-                <w:szCs w:val="18"/>
-              </w:rPr>
-              <w:t>AEM</w:t>
-            </w:r>
-            <w:r>
-              <w:rPr>
-                <w:color w:val="7F7F7F" w:themeColor="text1" w:themeTint="80"/>
-                <w:sz w:val="18"/>
-                <w:szCs w:val="18"/>
-              </w:rPr>
-              <w:t>)</w:t>
+              <w:t>I have successfully dealt with many enterprise apps while working in small/big organizations</w:t>
             </w:r>
           </w:p>
           <w:p>
@@ -937,6 +829,88 @@
               <w:ind w:left="173" w:hanging="91"/>
               <w:jc w:val="left"/>
               <w:rPr>
+                <w:rFonts w:ascii="Arial" w:eastAsia="Arial" w:hAnsi="Arial" w:cs="Arial"/>
+                <w:color w:val="7F7F7F" w:themeColor="text1" w:themeTint="80"/>
+                <w:sz w:val="18"/>
+                <w:szCs w:val="18"/>
+              </w:rPr>
+            </w:pPr>
+            <w:r>
+              <w:rPr>
+                <w:color w:val="7F7F7F" w:themeColor="text1" w:themeTint="80"/>
+                <w:sz w:val="18"/>
+                <w:szCs w:val="18"/>
+              </w:rPr>
+              <w:t xml:space="preserve">I practice TDD based frontend development mainly </w:t>
+            </w:r>
+            <w:r>
+              <w:rPr>
+                <w:b/>
+                <w:bCs/>
+                <w:color w:val="7F7F7F" w:themeColor="text1" w:themeTint="80"/>
+                <w:sz w:val="16"/>
+                <w:szCs w:val="16"/>
+              </w:rPr>
+              <w:t xml:space="preserve">ReactJS, </w:t>
+            </w:r>
+            <w:proofErr w:type="spellStart"/>
+            <w:r>
+              <w:rPr>
+                <w:b/>
+                <w:bCs/>
+                <w:color w:val="7F7F7F" w:themeColor="text1" w:themeTint="80"/>
+                <w:sz w:val="16"/>
+                <w:szCs w:val="16"/>
+              </w:rPr>
+              <w:t>NextJS</w:t>
+            </w:r>
+            <w:proofErr w:type="spellEnd"/>
+            <w:r>
+              <w:rPr>
+                <w:b/>
+                <w:bCs/>
+                <w:color w:val="7F7F7F" w:themeColor="text1" w:themeTint="80"/>
+                <w:sz w:val="16"/>
+                <w:szCs w:val="16"/>
+              </w:rPr>
+              <w:t xml:space="preserve">, HTML, CSS, </w:t>
+            </w:r>
+            <w:proofErr w:type="spellStart"/>
+            <w:r>
+              <w:rPr>
+                <w:b/>
+                <w:bCs/>
+                <w:color w:val="7F7F7F" w:themeColor="text1" w:themeTint="80"/>
+                <w:sz w:val="16"/>
+                <w:szCs w:val="16"/>
+              </w:rPr>
+              <w:t>Javascript</w:t>
+            </w:r>
+            <w:proofErr w:type="spellEnd"/>
+            <w:r>
+              <w:rPr>
+                <w:b/>
+                <w:bCs/>
+                <w:color w:val="7F7F7F" w:themeColor="text1" w:themeTint="80"/>
+                <w:sz w:val="16"/>
+                <w:szCs w:val="16"/>
+              </w:rPr>
+              <w:t>, JWT</w:t>
+            </w:r>
+          </w:p>
+          <w:p>
+            <w:pPr>
+              <w:numPr>
+                <w:ilvl w:val="0"/>
+                <w:numId w:val="1"/>
+              </w:numPr>
+              <w:tabs>
+                <w:tab w:val="left" w:pos="215"/>
+                <w:tab w:val="left" w:pos="315"/>
+              </w:tabs>
+              <w:ind w:left="173" w:hanging="91"/>
+              <w:jc w:val="left"/>
+              <w:rPr>
                 <w:rFonts w:eastAsia="Calibri"/>
                 <w:color w:val="7F7F7F" w:themeColor="text1" w:themeTint="80"/>
                 <w:sz w:val="18"/>
@@ -949,16 +923,28 @@
                 <w:sz w:val="18"/>
                 <w:szCs w:val="18"/>
               </w:rPr>
-              <w:t xml:space="preserve">I practice CI/CD and </w:t>
+              <w:t xml:space="preserve">I know </w:t>
+            </w:r>
+            <w:r>
+              <w:rPr>
+                <w:b/>
+                <w:bCs/>
+                <w:color w:val="7F7F7F" w:themeColor="text1" w:themeTint="80"/>
+                <w:sz w:val="18"/>
+                <w:szCs w:val="18"/>
+              </w:rPr>
+              <w:t>payload-</w:t>
             </w:r>
             <w:proofErr w:type="spellStart"/>
             <w:r>
               <w:rPr>
-                <w:color w:val="7F7F7F" w:themeColor="text1" w:themeTint="80"/>
-                <w:sz w:val="18"/>
-                <w:szCs w:val="18"/>
-              </w:rPr>
-              <w:t>github</w:t>
+                <w:b/>
+                <w:bCs/>
+                <w:color w:val="7F7F7F" w:themeColor="text1" w:themeTint="80"/>
+                <w:sz w:val="18"/>
+                <w:szCs w:val="18"/>
+              </w:rPr>
+              <w:t>cms</w:t>
             </w:r>
             <w:proofErr w:type="spellEnd"/>
             <w:r>
@@ -967,7 +953,79 @@
                 <w:sz w:val="18"/>
                 <w:szCs w:val="18"/>
               </w:rPr>
-              <w:t xml:space="preserve"> action workflows to code scans and deployments</w:t>
+              <w:t xml:space="preserve">, </w:t>
+            </w:r>
+            <w:r>
+              <w:rPr>
+                <w:b/>
+                <w:bCs/>
+                <w:color w:val="7F7F7F" w:themeColor="text1" w:themeTint="80"/>
+                <w:sz w:val="18"/>
+                <w:szCs w:val="18"/>
+              </w:rPr>
+              <w:t>A</w:t>
+            </w:r>
+            <w:r>
+              <w:rPr>
+                <w:color w:val="7F7F7F" w:themeColor="text1" w:themeTint="80"/>
+                <w:sz w:val="18"/>
+                <w:szCs w:val="18"/>
+              </w:rPr>
+              <w:t xml:space="preserve">dobe </w:t>
+            </w:r>
+            <w:r>
+              <w:rPr>
+                <w:b/>
+                <w:bCs/>
+                <w:color w:val="7F7F7F" w:themeColor="text1" w:themeTint="80"/>
+                <w:sz w:val="18"/>
+                <w:szCs w:val="18"/>
+              </w:rPr>
+              <w:t>E</w:t>
+            </w:r>
+            <w:r>
+              <w:rPr>
+                <w:color w:val="7F7F7F" w:themeColor="text1" w:themeTint="80"/>
+                <w:sz w:val="18"/>
+                <w:szCs w:val="18"/>
+              </w:rPr>
+              <w:t xml:space="preserve">xperience </w:t>
+            </w:r>
+            <w:r>
+              <w:rPr>
+                <w:b/>
+                <w:bCs/>
+                <w:color w:val="7F7F7F" w:themeColor="text1" w:themeTint="80"/>
+                <w:sz w:val="18"/>
+                <w:szCs w:val="18"/>
+              </w:rPr>
+              <w:t>M</w:t>
+            </w:r>
+            <w:r>
+              <w:rPr>
+                <w:color w:val="7F7F7F" w:themeColor="text1" w:themeTint="80"/>
+                <w:sz w:val="18"/>
+                <w:szCs w:val="18"/>
+              </w:rPr>
+              <w:t>anager (</w:t>
+            </w:r>
+            <w:r>
+              <w:rPr>
+                <w:b/>
+                <w:bCs/>
+                <w:color w:val="7F7F7F" w:themeColor="text1" w:themeTint="80"/>
+                <w:sz w:val="18"/>
+                <w:szCs w:val="18"/>
+              </w:rPr>
+              <w:t>AEM</w:t>
+            </w:r>
+            <w:r>
+              <w:rPr>
+                <w:color w:val="7F7F7F" w:themeColor="text1" w:themeTint="80"/>
+                <w:sz w:val="18"/>
+                <w:szCs w:val="18"/>
+              </w:rPr>
+              <w:t>)</w:t>
             </w:r>
           </w:p>
           <w:p>
@@ -1002,16 +1060,36 @@
                 <w:sz w:val="18"/>
                 <w:szCs w:val="18"/>
               </w:rPr>
-              <w:t xml:space="preserve">I know client-server + </w:t>
+              <w:t xml:space="preserve">I practice </w:t>
+            </w:r>
+            <w:r>
+              <w:rPr>
+                <w:b/>
+                <w:bCs/>
+                <w:color w:val="7F7F7F" w:themeColor="text1" w:themeTint="80"/>
+                <w:sz w:val="18"/>
+                <w:szCs w:val="18"/>
+              </w:rPr>
+              <w:t>CI/CD</w:t>
+            </w:r>
+            <w:r>
+              <w:rPr>
+                <w:color w:val="7F7F7F" w:themeColor="text1" w:themeTint="80"/>
+                <w:sz w:val="18"/>
+                <w:szCs w:val="18"/>
+              </w:rPr>
+              <w:t xml:space="preserve"> and </w:t>
             </w:r>
             <w:proofErr w:type="spellStart"/>
             <w:r>
               <w:rPr>
-                <w:color w:val="7F7F7F" w:themeColor="text1" w:themeTint="80"/>
-                <w:sz w:val="18"/>
-                <w:szCs w:val="18"/>
-              </w:rPr>
-              <w:t>MonoRepo</w:t>
+                <w:b/>
+                <w:bCs/>
+                <w:color w:val="7F7F7F" w:themeColor="text1" w:themeTint="80"/>
+                <w:sz w:val="18"/>
+                <w:szCs w:val="18"/>
+              </w:rPr>
+              <w:t>github</w:t>
             </w:r>
             <w:proofErr w:type="spellEnd"/>
             <w:r>
@@ -1020,7 +1098,7 @@
                 <w:sz w:val="18"/>
                 <w:szCs w:val="18"/>
               </w:rPr>
-              <w:t xml:space="preserve"> + REST + Monolithic + Microservice + Micro frontend architectures</w:t>
+              <w:t xml:space="preserve"> action workflows to code scans and deployments</w:t>
             </w:r>
           </w:p>
           <w:p>
@@ -1055,7 +1133,181 @@
                 <w:sz w:val="18"/>
                 <w:szCs w:val="18"/>
               </w:rPr>
-              <w:t>I contribute to engineering metrics, working groups, architecture design and leadership discussions</w:t>
+              <w:t xml:space="preserve">I know </w:t>
+            </w:r>
+            <w:r>
+              <w:rPr>
+                <w:b/>
+                <w:bCs/>
+                <w:color w:val="7F7F7F" w:themeColor="text1" w:themeTint="80"/>
+                <w:sz w:val="18"/>
+                <w:szCs w:val="18"/>
+              </w:rPr>
+              <w:t>client-server</w:t>
+            </w:r>
+            <w:r>
+              <w:rPr>
+                <w:color w:val="7F7F7F" w:themeColor="text1" w:themeTint="80"/>
+                <w:sz w:val="18"/>
+                <w:szCs w:val="18"/>
+              </w:rPr>
+              <w:t xml:space="preserve"> </w:t>
+            </w:r>
+            <w:r>
+              <w:rPr>
+                <w:color w:val="7F7F7F" w:themeColor="text1" w:themeTint="80"/>
+                <w:sz w:val="18"/>
+                <w:szCs w:val="18"/>
+              </w:rPr>
+              <w:t xml:space="preserve">| </w:t>
+            </w:r>
+            <w:proofErr w:type="spellStart"/>
+            <w:r>
+              <w:rPr>
+                <w:b/>
+                <w:bCs/>
+                <w:color w:val="7F7F7F" w:themeColor="text1" w:themeTint="80"/>
+                <w:sz w:val="18"/>
+                <w:szCs w:val="18"/>
+              </w:rPr>
+              <w:t>MonoRepo</w:t>
+            </w:r>
+            <w:proofErr w:type="spellEnd"/>
+            <w:r>
+              <w:rPr>
+                <w:color w:val="7F7F7F" w:themeColor="text1" w:themeTint="80"/>
+                <w:sz w:val="18"/>
+                <w:szCs w:val="18"/>
+              </w:rPr>
+              <w:t xml:space="preserve"> </w:t>
+            </w:r>
+            <w:r>
+              <w:rPr>
+                <w:color w:val="7F7F7F" w:themeColor="text1" w:themeTint="80"/>
+                <w:sz w:val="18"/>
+                <w:szCs w:val="18"/>
+              </w:rPr>
+              <w:t xml:space="preserve">| </w:t>
+            </w:r>
+            <w:r>
+              <w:rPr>
+                <w:b/>
+                <w:bCs/>
+                <w:color w:val="7F7F7F" w:themeColor="text1" w:themeTint="80"/>
+                <w:sz w:val="18"/>
+                <w:szCs w:val="18"/>
+              </w:rPr>
+              <w:t>REST</w:t>
+            </w:r>
+            <w:r>
+              <w:rPr>
+                <w:color w:val="7F7F7F" w:themeColor="text1" w:themeTint="80"/>
+                <w:sz w:val="18"/>
+                <w:szCs w:val="18"/>
+              </w:rPr>
+              <w:t xml:space="preserve"> </w:t>
+            </w:r>
+            <w:r>
+              <w:rPr>
+                <w:color w:val="7F7F7F" w:themeColor="text1" w:themeTint="80"/>
+                <w:sz w:val="18"/>
+                <w:szCs w:val="18"/>
+              </w:rPr>
+              <w:t>|</w:t>
+            </w:r>
+            <w:r>
+              <w:rPr>
+                <w:color w:val="7F7F7F" w:themeColor="text1" w:themeTint="80"/>
+                <w:sz w:val="18"/>
+                <w:szCs w:val="18"/>
+              </w:rPr>
+              <w:t xml:space="preserve"> </w:t>
+            </w:r>
+            <w:r>
+              <w:rPr>
+                <w:b/>
+                <w:bCs/>
+                <w:color w:val="7F7F7F" w:themeColor="text1" w:themeTint="80"/>
+                <w:sz w:val="18"/>
+                <w:szCs w:val="18"/>
+              </w:rPr>
+              <w:t>Monolithic</w:t>
+            </w:r>
+            <w:r>
+              <w:rPr>
+                <w:color w:val="7F7F7F" w:themeColor="text1" w:themeTint="80"/>
+                <w:sz w:val="18"/>
+                <w:szCs w:val="18"/>
+              </w:rPr>
+              <w:t xml:space="preserve"> </w:t>
+            </w:r>
+            <w:r>
+              <w:rPr>
+                <w:color w:val="7F7F7F" w:themeColor="text1" w:themeTint="80"/>
+                <w:sz w:val="18"/>
+                <w:szCs w:val="18"/>
+              </w:rPr>
+              <w:t>|</w:t>
+            </w:r>
+            <w:r>
+              <w:rPr>
+                <w:color w:val="7F7F7F" w:themeColor="text1" w:themeTint="80"/>
+                <w:sz w:val="18"/>
+                <w:szCs w:val="18"/>
+              </w:rPr>
+              <w:t xml:space="preserve"> </w:t>
+            </w:r>
+            <w:r>
+              <w:rPr>
+                <w:b/>
+                <w:bCs/>
+                <w:color w:val="7F7F7F" w:themeColor="text1" w:themeTint="80"/>
+                <w:sz w:val="18"/>
+                <w:szCs w:val="18"/>
+              </w:rPr>
+              <w:t>Microservice</w:t>
+            </w:r>
+            <w:r>
+              <w:rPr>
+                <w:color w:val="7F7F7F" w:themeColor="text1" w:themeTint="80"/>
+                <w:sz w:val="18"/>
+                <w:szCs w:val="18"/>
+              </w:rPr>
+              <w:t xml:space="preserve"> </w:t>
+            </w:r>
+            <w:r>
+              <w:rPr>
+                <w:color w:val="7F7F7F" w:themeColor="text1" w:themeTint="80"/>
+                <w:sz w:val="18"/>
+                <w:szCs w:val="18"/>
+              </w:rPr>
+              <w:t>|</w:t>
+            </w:r>
+            <w:r>
+              <w:rPr>
+                <w:color w:val="7F7F7F" w:themeColor="text1" w:themeTint="80"/>
+                <w:sz w:val="18"/>
+                <w:szCs w:val="18"/>
+              </w:rPr>
+              <w:t xml:space="preserve"> </w:t>
+            </w:r>
+            <w:r>
+              <w:rPr>
+                <w:b/>
+                <w:bCs/>
+                <w:color w:val="7F7F7F" w:themeColor="text1" w:themeTint="80"/>
+                <w:sz w:val="18"/>
+                <w:szCs w:val="18"/>
+              </w:rPr>
+              <w:t>Micro frontend</w:t>
+            </w:r>
+            <w:r>
+              <w:rPr>
+                <w:color w:val="7F7F7F" w:themeColor="text1" w:themeTint="80"/>
+                <w:sz w:val="18"/>
+                <w:szCs w:val="18"/>
+              </w:rPr>
+              <w:t xml:space="preserve"> </w:t>
             </w:r>
           </w:p>
           <w:p>
@@ -1090,43 +1342,7 @@
                 <w:sz w:val="18"/>
                 <w:szCs w:val="18"/>
               </w:rPr>
-              <w:t xml:space="preserve">I maintain code quality using </w:t>
-            </w:r>
-            <w:proofErr w:type="spellStart"/>
-            <w:r>
-              <w:rPr>
-                <w:color w:val="7F7F7F" w:themeColor="text1" w:themeTint="80"/>
-                <w:sz w:val="18"/>
-                <w:szCs w:val="18"/>
-              </w:rPr>
-              <w:t>sonarqube</w:t>
-            </w:r>
-            <w:proofErr w:type="spellEnd"/>
-            <w:r>
-              <w:rPr>
-                <w:color w:val="7F7F7F" w:themeColor="text1" w:themeTint="80"/>
-                <w:sz w:val="18"/>
-                <w:szCs w:val="18"/>
-              </w:rPr>
-              <w:t xml:space="preserve">, git hooks, </w:t>
-            </w:r>
-            <w:proofErr w:type="spellStart"/>
-            <w:r>
-              <w:rPr>
-                <w:color w:val="7F7F7F" w:themeColor="text1" w:themeTint="80"/>
-                <w:sz w:val="18"/>
-                <w:szCs w:val="18"/>
-              </w:rPr>
-              <w:t>Snyk</w:t>
-            </w:r>
-            <w:proofErr w:type="spellEnd"/>
-            <w:r>
-              <w:rPr>
-                <w:color w:val="7F7F7F" w:themeColor="text1" w:themeTint="80"/>
-                <w:sz w:val="18"/>
-                <w:szCs w:val="18"/>
-              </w:rPr>
-              <w:t xml:space="preserve"> scans and constant review cycle</w:t>
+              <w:t>I contribute to engineering metrics, working groups, architecture design and leadership discussions</w:t>
             </w:r>
           </w:p>
           <w:p>
@@ -1161,7 +1377,81 @@
                 <w:sz w:val="18"/>
                 <w:szCs w:val="18"/>
               </w:rPr>
-              <w:t>I know JWT auth tokens (refresh + access), XSS, CSRF, cookies, CORS</w:t>
+              <w:t xml:space="preserve">I maintain code quality using </w:t>
+            </w:r>
+            <w:proofErr w:type="spellStart"/>
+            <w:r>
+              <w:rPr>
+                <w:b/>
+                <w:bCs/>
+                <w:color w:val="7F7F7F" w:themeColor="text1" w:themeTint="80"/>
+                <w:sz w:val="18"/>
+                <w:szCs w:val="18"/>
+              </w:rPr>
+              <w:t>sonarqube</w:t>
+            </w:r>
+            <w:proofErr w:type="spellEnd"/>
+            <w:r>
+              <w:rPr>
+                <w:color w:val="7F7F7F" w:themeColor="text1" w:themeTint="80"/>
+                <w:sz w:val="18"/>
+                <w:szCs w:val="18"/>
+              </w:rPr>
+              <w:t xml:space="preserve"> |</w:t>
+            </w:r>
+            <w:r>
+              <w:rPr>
+                <w:color w:val="7F7F7F" w:themeColor="text1" w:themeTint="80"/>
+                <w:sz w:val="18"/>
+                <w:szCs w:val="18"/>
+              </w:rPr>
+              <w:t xml:space="preserve"> </w:t>
+            </w:r>
+            <w:r>
+              <w:rPr>
+                <w:b/>
+                <w:bCs/>
+                <w:color w:val="7F7F7F" w:themeColor="text1" w:themeTint="80"/>
+                <w:sz w:val="18"/>
+                <w:szCs w:val="18"/>
+              </w:rPr>
+              <w:t>git hooks</w:t>
+            </w:r>
+            <w:r>
+              <w:rPr>
+                <w:color w:val="7F7F7F" w:themeColor="text1" w:themeTint="80"/>
+                <w:sz w:val="18"/>
+                <w:szCs w:val="18"/>
+              </w:rPr>
+              <w:t xml:space="preserve"> |</w:t>
+            </w:r>
+            <w:r>
+              <w:rPr>
+                <w:color w:val="7F7F7F" w:themeColor="text1" w:themeTint="80"/>
+                <w:sz w:val="18"/>
+                <w:szCs w:val="18"/>
+              </w:rPr>
+              <w:t xml:space="preserve"> </w:t>
+            </w:r>
+            <w:proofErr w:type="spellStart"/>
+            <w:r>
+              <w:rPr>
+                <w:b/>
+                <w:bCs/>
+                <w:color w:val="7F7F7F" w:themeColor="text1" w:themeTint="80"/>
+                <w:sz w:val="18"/>
+                <w:szCs w:val="18"/>
+              </w:rPr>
+              <w:t>Snyk</w:t>
+            </w:r>
+            <w:proofErr w:type="spellEnd"/>
+            <w:r>
+              <w:rPr>
+                <w:color w:val="7F7F7F" w:themeColor="text1" w:themeTint="80"/>
+                <w:sz w:val="18"/>
+                <w:szCs w:val="18"/>
+              </w:rPr>
+              <w:t xml:space="preserve"> scans and constant review cycle</w:t>
             </w:r>
           </w:p>
           <w:p>
@@ -1196,7 +1486,99 @@
                 <w:sz w:val="18"/>
                 <w:szCs w:val="18"/>
               </w:rPr>
-              <w:t>I act as a bridge between junior and senior members in the team</w:t>
+              <w:t xml:space="preserve">I know </w:t>
+            </w:r>
+            <w:r>
+              <w:rPr>
+                <w:b/>
+                <w:bCs/>
+                <w:color w:val="7F7F7F" w:themeColor="text1" w:themeTint="80"/>
+                <w:sz w:val="18"/>
+                <w:szCs w:val="18"/>
+              </w:rPr>
+              <w:t xml:space="preserve">JWT </w:t>
+            </w:r>
+            <w:r>
+              <w:rPr>
+                <w:b/>
+                <w:bCs/>
+                <w:color w:val="7F7F7F" w:themeColor="text1" w:themeTint="80"/>
+                <w:sz w:val="18"/>
+                <w:szCs w:val="18"/>
+              </w:rPr>
+              <w:t>tokens</w:t>
+            </w:r>
+            <w:r>
+              <w:rPr>
+                <w:color w:val="7F7F7F" w:themeColor="text1" w:themeTint="80"/>
+                <w:sz w:val="18"/>
+                <w:szCs w:val="18"/>
+              </w:rPr>
+              <w:t xml:space="preserve">, </w:t>
+            </w:r>
+            <w:r>
+              <w:rPr>
+                <w:b/>
+                <w:bCs/>
+                <w:color w:val="7F7F7F" w:themeColor="text1" w:themeTint="80"/>
+                <w:sz w:val="18"/>
+                <w:szCs w:val="18"/>
+              </w:rPr>
+              <w:t>XSS</w:t>
+            </w:r>
+            <w:r>
+              <w:rPr>
+                <w:color w:val="7F7F7F" w:themeColor="text1" w:themeTint="80"/>
+                <w:sz w:val="18"/>
+                <w:szCs w:val="18"/>
+              </w:rPr>
+              <w:t xml:space="preserve">, </w:t>
+            </w:r>
+            <w:r>
+              <w:rPr>
+                <w:b/>
+                <w:bCs/>
+                <w:color w:val="7F7F7F" w:themeColor="text1" w:themeTint="80"/>
+                <w:sz w:val="18"/>
+                <w:szCs w:val="18"/>
+              </w:rPr>
+              <w:t>CSRF</w:t>
+            </w:r>
+            <w:r>
+              <w:rPr>
+                <w:color w:val="7F7F7F" w:themeColor="text1" w:themeTint="80"/>
+                <w:sz w:val="18"/>
+                <w:szCs w:val="18"/>
+              </w:rPr>
+              <w:t xml:space="preserve">, </w:t>
+            </w:r>
+            <w:r>
+              <w:rPr>
+                <w:b/>
+                <w:bCs/>
+                <w:color w:val="7F7F7F" w:themeColor="text1" w:themeTint="80"/>
+                <w:sz w:val="18"/>
+                <w:szCs w:val="18"/>
+              </w:rPr>
+              <w:t>cookies</w:t>
+            </w:r>
+            <w:r>
+              <w:rPr>
+                <w:color w:val="7F7F7F" w:themeColor="text1" w:themeTint="80"/>
+                <w:sz w:val="18"/>
+                <w:szCs w:val="18"/>
+              </w:rPr>
+              <w:t xml:space="preserve">, </w:t>
+            </w:r>
+            <w:r>
+              <w:rPr>
+                <w:b/>
+                <w:bCs/>
+                <w:color w:val="7F7F7F" w:themeColor="text1" w:themeTint="80"/>
+                <w:sz w:val="18"/>
+                <w:szCs w:val="18"/>
+              </w:rPr>
+              <w:t>CORS</w:t>
             </w:r>
           </w:p>
           <w:p>
@@ -1231,43 +1613,7 @@
                 <w:sz w:val="18"/>
                 <w:szCs w:val="18"/>
               </w:rPr>
-              <w:t xml:space="preserve">I use </w:t>
-            </w:r>
-            <w:proofErr w:type="spellStart"/>
-            <w:r>
-              <w:rPr>
-                <w:color w:val="7F7F7F" w:themeColor="text1" w:themeTint="80"/>
-                <w:sz w:val="18"/>
-                <w:szCs w:val="18"/>
-              </w:rPr>
-              <w:t>jfrog</w:t>
-            </w:r>
-            <w:proofErr w:type="spellEnd"/>
-            <w:r>
-              <w:rPr>
-                <w:color w:val="7F7F7F" w:themeColor="text1" w:themeTint="80"/>
-                <w:sz w:val="18"/>
-                <w:szCs w:val="18"/>
-              </w:rPr>
-              <w:t xml:space="preserve">/nexus repo / </w:t>
-            </w:r>
-            <w:proofErr w:type="spellStart"/>
-            <w:r>
-              <w:rPr>
-                <w:color w:val="7F7F7F" w:themeColor="text1" w:themeTint="80"/>
-                <w:sz w:val="18"/>
-                <w:szCs w:val="18"/>
-              </w:rPr>
-              <w:t>artifactory</w:t>
-            </w:r>
-            <w:proofErr w:type="spellEnd"/>
-            <w:r>
-              <w:rPr>
-                <w:color w:val="7F7F7F" w:themeColor="text1" w:themeTint="80"/>
-                <w:sz w:val="18"/>
-                <w:szCs w:val="18"/>
-              </w:rPr>
-              <w:t xml:space="preserve"> to manage code artifacts</w:t>
+              <w:t>I act as a bridge between junior and senior members in the team</w:t>
             </w:r>
           </w:p>
           <w:p>
@@ -1302,7 +1648,43 @@
                 <w:sz w:val="18"/>
                 <w:szCs w:val="18"/>
               </w:rPr>
-              <w:t>I Code. Collaborate. Build. Change. Incident. Release. Triage</w:t>
+              <w:t xml:space="preserve">I use </w:t>
+            </w:r>
+            <w:proofErr w:type="spellStart"/>
+            <w:r>
+              <w:rPr>
+                <w:color w:val="7F7F7F" w:themeColor="text1" w:themeTint="80"/>
+                <w:sz w:val="18"/>
+                <w:szCs w:val="18"/>
+              </w:rPr>
+              <w:t>jfrog</w:t>
+            </w:r>
+            <w:proofErr w:type="spellEnd"/>
+            <w:r>
+              <w:rPr>
+                <w:color w:val="7F7F7F" w:themeColor="text1" w:themeTint="80"/>
+                <w:sz w:val="18"/>
+                <w:szCs w:val="18"/>
+              </w:rPr>
+              <w:t xml:space="preserve">/nexus repo / </w:t>
+            </w:r>
+            <w:proofErr w:type="spellStart"/>
+            <w:r>
+              <w:rPr>
+                <w:color w:val="7F7F7F" w:themeColor="text1" w:themeTint="80"/>
+                <w:sz w:val="18"/>
+                <w:szCs w:val="18"/>
+              </w:rPr>
+              <w:t>artifactory</w:t>
+            </w:r>
+            <w:proofErr w:type="spellEnd"/>
+            <w:r>
+              <w:rPr>
+                <w:color w:val="7F7F7F" w:themeColor="text1" w:themeTint="80"/>
+                <w:sz w:val="18"/>
+                <w:szCs w:val="18"/>
+              </w:rPr>
+              <w:t xml:space="preserve"> to manage code artifacts</w:t>
             </w:r>
           </w:p>
           <w:p>
@@ -1337,7 +1719,143 @@
                 <w:sz w:val="18"/>
                 <w:szCs w:val="18"/>
               </w:rPr>
-              <w:t>I help in recruiting, growing and enabling a team</w:t>
+              <w:t xml:space="preserve">I </w:t>
+            </w:r>
+            <w:r>
+              <w:rPr>
+                <w:b/>
+                <w:bCs/>
+                <w:color w:val="7F7F7F" w:themeColor="text1" w:themeTint="80"/>
+                <w:sz w:val="18"/>
+                <w:szCs w:val="18"/>
+              </w:rPr>
+              <w:t>Code</w:t>
+            </w:r>
+            <w:r>
+              <w:rPr>
+                <w:color w:val="7F7F7F" w:themeColor="text1" w:themeTint="80"/>
+                <w:sz w:val="18"/>
+                <w:szCs w:val="18"/>
+              </w:rPr>
+              <w:t xml:space="preserve">. </w:t>
+            </w:r>
+            <w:r>
+              <w:rPr>
+                <w:b/>
+                <w:bCs/>
+                <w:color w:val="7F7F7F" w:themeColor="text1" w:themeTint="80"/>
+                <w:sz w:val="18"/>
+                <w:szCs w:val="18"/>
+              </w:rPr>
+              <w:t>Bug fix</w:t>
+            </w:r>
+            <w:r>
+              <w:rPr>
+                <w:color w:val="7F7F7F" w:themeColor="text1" w:themeTint="80"/>
+                <w:sz w:val="18"/>
+                <w:szCs w:val="18"/>
+              </w:rPr>
+              <w:t xml:space="preserve">. </w:t>
+            </w:r>
+            <w:r>
+              <w:rPr>
+                <w:b/>
+                <w:bCs/>
+                <w:color w:val="7F7F7F" w:themeColor="text1" w:themeTint="80"/>
+                <w:sz w:val="18"/>
+                <w:szCs w:val="18"/>
+              </w:rPr>
+              <w:t>Collaborate</w:t>
+            </w:r>
+            <w:r>
+              <w:rPr>
+                <w:color w:val="7F7F7F" w:themeColor="text1" w:themeTint="80"/>
+                <w:sz w:val="18"/>
+                <w:szCs w:val="18"/>
+              </w:rPr>
+              <w:t xml:space="preserve">. </w:t>
+            </w:r>
+            <w:r>
+              <w:rPr>
+                <w:b/>
+                <w:bCs/>
+                <w:color w:val="7F7F7F" w:themeColor="text1" w:themeTint="80"/>
+                <w:sz w:val="18"/>
+                <w:szCs w:val="18"/>
+              </w:rPr>
+              <w:t>Build</w:t>
+            </w:r>
+            <w:r>
+              <w:rPr>
+                <w:color w:val="7F7F7F" w:themeColor="text1" w:themeTint="80"/>
+                <w:sz w:val="18"/>
+                <w:szCs w:val="18"/>
+              </w:rPr>
+              <w:t xml:space="preserve">. </w:t>
+            </w:r>
+            <w:r>
+              <w:rPr>
+                <w:b/>
+                <w:bCs/>
+                <w:color w:val="7F7F7F" w:themeColor="text1" w:themeTint="80"/>
+                <w:sz w:val="18"/>
+                <w:szCs w:val="18"/>
+              </w:rPr>
+              <w:t>Change</w:t>
+            </w:r>
+            <w:r>
+              <w:rPr>
+                <w:color w:val="7F7F7F" w:themeColor="text1" w:themeTint="80"/>
+                <w:sz w:val="18"/>
+                <w:szCs w:val="18"/>
+              </w:rPr>
+              <w:t xml:space="preserve">. </w:t>
+            </w:r>
+            <w:r>
+              <w:rPr>
+                <w:b/>
+                <w:bCs/>
+                <w:color w:val="7F7F7F" w:themeColor="text1" w:themeTint="80"/>
+                <w:sz w:val="18"/>
+                <w:szCs w:val="18"/>
+              </w:rPr>
+              <w:t>Incident</w:t>
+            </w:r>
+            <w:r>
+              <w:rPr>
+                <w:color w:val="7F7F7F" w:themeColor="text1" w:themeTint="80"/>
+                <w:sz w:val="18"/>
+                <w:szCs w:val="18"/>
+              </w:rPr>
+              <w:t xml:space="preserve">. </w:t>
+            </w:r>
+            <w:r>
+              <w:rPr>
+                <w:b/>
+                <w:bCs/>
+                <w:color w:val="7F7F7F" w:themeColor="text1" w:themeTint="80"/>
+                <w:sz w:val="18"/>
+                <w:szCs w:val="18"/>
+              </w:rPr>
+              <w:t>Release</w:t>
+            </w:r>
+            <w:r>
+              <w:rPr>
+                <w:color w:val="7F7F7F" w:themeColor="text1" w:themeTint="80"/>
+                <w:sz w:val="18"/>
+                <w:szCs w:val="18"/>
+              </w:rPr>
+              <w:t xml:space="preserve">. </w:t>
+            </w:r>
+            <w:r>
+              <w:rPr>
+                <w:b/>
+                <w:bCs/>
+                <w:color w:val="7F7F7F" w:themeColor="text1" w:themeTint="80"/>
+                <w:sz w:val="18"/>
+                <w:szCs w:val="18"/>
+              </w:rPr>
+              <w:t>Triage</w:t>
             </w:r>
           </w:p>
           <w:p>
@@ -1372,7 +1890,43 @@
                 <w:sz w:val="18"/>
                 <w:szCs w:val="18"/>
               </w:rPr>
-              <w:t>I am a code reviewer, mentor, and face to dev team</w:t>
+              <w:t xml:space="preserve">I help in </w:t>
+            </w:r>
+            <w:r>
+              <w:rPr>
+                <w:b/>
+                <w:bCs/>
+                <w:color w:val="7F7F7F" w:themeColor="text1" w:themeTint="80"/>
+                <w:sz w:val="18"/>
+                <w:szCs w:val="18"/>
+              </w:rPr>
+              <w:t>recruiting</w:t>
+            </w:r>
+            <w:r>
+              <w:rPr>
+                <w:color w:val="7F7F7F" w:themeColor="text1" w:themeTint="80"/>
+                <w:sz w:val="18"/>
+                <w:szCs w:val="18"/>
+              </w:rPr>
+              <w:t xml:space="preserve">, </w:t>
+            </w:r>
+            <w:r>
+              <w:rPr>
+                <w:b/>
+                <w:bCs/>
+                <w:color w:val="7F7F7F" w:themeColor="text1" w:themeTint="80"/>
+                <w:sz w:val="18"/>
+                <w:szCs w:val="18"/>
+              </w:rPr>
+              <w:t>growing</w:t>
+            </w:r>
+            <w:r>
+              <w:rPr>
+                <w:color w:val="7F7F7F" w:themeColor="text1" w:themeTint="80"/>
+                <w:sz w:val="18"/>
+                <w:szCs w:val="18"/>
+              </w:rPr>
+              <w:t xml:space="preserve"> and enabling a team</w:t>
             </w:r>
           </w:p>
           <w:p>
@@ -1396,6 +1950,77 @@
               <w:jc w:val="left"/>
               <w:rPr>
                 <w:rFonts w:eastAsia="Calibri"/>
+                <w:color w:val="7F7F7F" w:themeColor="text1" w:themeTint="80"/>
+                <w:sz w:val="18"/>
+                <w:szCs w:val="18"/>
+              </w:rPr>
+            </w:pPr>
+            <w:r>
+              <w:rPr>
+                <w:color w:val="7F7F7F" w:themeColor="text1" w:themeTint="80"/>
+                <w:sz w:val="18"/>
+                <w:szCs w:val="18"/>
+              </w:rPr>
+              <w:t xml:space="preserve">I am a </w:t>
+            </w:r>
+            <w:r>
+              <w:rPr>
+                <w:b/>
+                <w:bCs/>
+                <w:color w:val="7F7F7F" w:themeColor="text1" w:themeTint="80"/>
+                <w:sz w:val="18"/>
+                <w:szCs w:val="18"/>
+              </w:rPr>
+              <w:t>code reviewer</w:t>
+            </w:r>
+            <w:r>
+              <w:rPr>
+                <w:color w:val="7F7F7F" w:themeColor="text1" w:themeTint="80"/>
+                <w:sz w:val="18"/>
+                <w:szCs w:val="18"/>
+              </w:rPr>
+              <w:t xml:space="preserve">, </w:t>
+            </w:r>
+            <w:r>
+              <w:rPr>
+                <w:b/>
+                <w:bCs/>
+                <w:color w:val="7F7F7F" w:themeColor="text1" w:themeTint="80"/>
+                <w:sz w:val="18"/>
+                <w:szCs w:val="18"/>
+              </w:rPr>
+              <w:t>mentor</w:t>
+            </w:r>
+            <w:r>
+              <w:rPr>
+                <w:color w:val="7F7F7F" w:themeColor="text1" w:themeTint="80"/>
+                <w:sz w:val="18"/>
+                <w:szCs w:val="18"/>
+              </w:rPr>
+              <w:t>, and face to dev team</w:t>
+            </w:r>
+          </w:p>
+          <w:p>
+            <w:pPr>
+              <w:numPr>
+                <w:ilvl w:val="0"/>
+                <w:numId w:val="1"/>
+              </w:numPr>
+              <w:pBdr>
+                <w:top w:val="nil"/>
+                <w:left w:val="nil"/>
+                <w:bottom w:val="nil"/>
+                <w:right w:val="nil"/>
+                <w:between w:val="nil"/>
+              </w:pBdr>
+              <w:tabs>
+                <w:tab w:val="left" w:pos="215"/>
+                <w:tab w:val="left" w:pos="315"/>
+              </w:tabs>
+              <w:ind w:left="173" w:hanging="91"/>
+              <w:jc w:val="left"/>
+              <w:rPr>
+                <w:rFonts w:eastAsia="Calibri"/>
                 <w:color w:val="434343"/>
                 <w:sz w:val="18"/>
                 <w:szCs w:val="18"/>
@@ -1409,11 +2034,49 @@
                 <w:sz w:val="18"/>
                 <w:szCs w:val="18"/>
               </w:rPr>
-              <w:t xml:space="preserve">I use JIRA | Rally | </w:t>
+              <w:t xml:space="preserve">I use </w:t>
+            </w:r>
+            <w:r>
+              <w:rPr>
+                <w:b/>
+                <w:bCs/>
+                <w:color w:val="7F7F7F" w:themeColor="text1" w:themeTint="80"/>
+                <w:sz w:val="18"/>
+                <w:szCs w:val="18"/>
+              </w:rPr>
+              <w:t>JIRA</w:t>
+            </w:r>
+            <w:r>
+              <w:rPr>
+                <w:color w:val="7F7F7F" w:themeColor="text1" w:themeTint="80"/>
+                <w:sz w:val="18"/>
+                <w:szCs w:val="18"/>
+              </w:rPr>
+              <w:t xml:space="preserve"> | </w:t>
+            </w:r>
+            <w:r>
+              <w:rPr>
+                <w:b/>
+                <w:bCs/>
+                <w:color w:val="7F7F7F" w:themeColor="text1" w:themeTint="80"/>
+                <w:sz w:val="18"/>
+                <w:szCs w:val="18"/>
+              </w:rPr>
+              <w:t>Rally</w:t>
+            </w:r>
+            <w:r>
+              <w:rPr>
+                <w:color w:val="7F7F7F" w:themeColor="text1" w:themeTint="80"/>
+                <w:sz w:val="18"/>
+                <w:szCs w:val="18"/>
+              </w:rPr>
+              <w:t xml:space="preserve"> | </w:t>
             </w:r>
             <w:proofErr w:type="spellStart"/>
             <w:r>
               <w:rPr>
+                <w:b/>
+                <w:bCs/>
                 <w:color w:val="7F7F7F" w:themeColor="text1" w:themeTint="80"/>
                 <w:sz w:val="18"/>
                 <w:szCs w:val="18"/>
@@ -1427,7 +2090,25 @@
                 <w:sz w:val="18"/>
                 <w:szCs w:val="18"/>
               </w:rPr>
-              <w:t xml:space="preserve"> | Trello for agility, bug tracking and backlog grooming</w:t>
+              <w:t xml:space="preserve"> | </w:t>
+            </w:r>
+            <w:r>
+              <w:rPr>
+                <w:b/>
+                <w:bCs/>
+                <w:color w:val="7F7F7F" w:themeColor="text1" w:themeTint="80"/>
+                <w:sz w:val="18"/>
+                <w:szCs w:val="18"/>
+              </w:rPr>
+              <w:t>Trello</w:t>
+            </w:r>
+            <w:r>
+              <w:rPr>
+                <w:color w:val="7F7F7F" w:themeColor="text1" w:themeTint="80"/>
+                <w:sz w:val="18"/>
+                <w:szCs w:val="18"/>
+              </w:rPr>
+              <w:t xml:space="preserve"> for agility, bug tracking and backlog grooming</w:t>
             </w:r>
           </w:p>
         </w:tc>
@@ -1480,7 +2161,15 @@
                 <w:sz w:val="17"/>
                 <w:szCs w:val="17"/>
               </w:rPr>
-              <w:t>PGDITM, Symbiosis</w:t>
+              <w:t>PGDITM</w:t>
+            </w:r>
+            <w:r>
+              <w:rPr>
+                <w:color w:val="7F7F7F" w:themeColor="text1" w:themeTint="80"/>
+                <w:sz w:val="17"/>
+                <w:szCs w:val="17"/>
+              </w:rPr>
+              <w:t>, Symbiosis</w:t>
             </w:r>
             <w:r>
               <w:rPr>
@@ -1835,13 +2524,44 @@
           </w:p>
           <w:p>
             <w:pPr>
-              <w:jc w:val="left"/>
+              <w:jc w:val="right"/>
+              <w:rPr>
+                <w:color w:val="7F7F7F" w:themeColor="text1" w:themeTint="80"/>
+                <w:sz w:val="16"/>
+                <w:szCs w:val="16"/>
+              </w:rPr>
+            </w:pPr>
+            <w:r>
+              <w:rPr>
+                <w:b/>
+                <w:bCs/>
+                <w:color w:val="262626" w:themeColor="text1" w:themeTint="D9"/>
+                <w:sz w:val="19"/>
+                <w:szCs w:val="19"/>
+                <w:u w:val="single"/>
+              </w:rPr>
+              <w:t>Visa</w:t>
+            </w:r>
+          </w:p>
+          <w:p>
+            <w:pPr>
+              <w:jc w:val="right"/>
               <w:rPr>
                 <w:color w:val="434343"/>
                 <w:sz w:val="14"/>
                 <w:szCs w:val="14"/>
               </w:rPr>
             </w:pPr>
+            <w:r>
+              <w:rPr>
+                <w:b/>
+                <w:bCs/>
+                <w:color w:val="999999"/>
+                <w:sz w:val="14"/>
+                <w:szCs w:val="14"/>
+              </w:rPr>
+              <w:t>USA B1/B2 VISA Holder</w:t>
+            </w:r>
           </w:p>
         </w:tc>
       </w:tr>
@@ -1905,15 +2625,7 @@
                 <w:bCs/>
                 <w:color w:val="262626" w:themeColor="text1" w:themeTint="D9"/>
               </w:rPr>
-              <w:t>As Senior Staff Frontend @ Blackhawk Network (BHN)</w:t>
-            </w:r>
-            <w:r>
-              <w:rPr>
-                <w:b/>
-                <w:bCs/>
-                <w:color w:val="262626" w:themeColor="text1" w:themeTint="D9"/>
-              </w:rPr>
-              <w:t xml:space="preserve">, </w:t>
+              <w:t xml:space="preserve">As Senior Staff Frontend @ Blackhawk Network (BHN), </w:t>
             </w:r>
             <w:r>
               <w:rPr>
@@ -2173,15 +2885,7 @@
                 <w:bCs/>
                 <w:color w:val="262626" w:themeColor="text1" w:themeTint="D9"/>
               </w:rPr>
-              <w:t xml:space="preserve"> / RBS group</w:t>
-            </w:r>
-            <w:r>
-              <w:rPr>
-                <w:b/>
-                <w:bCs/>
-                <w:color w:val="262626" w:themeColor="text1" w:themeTint="D9"/>
-              </w:rPr>
-              <w:t xml:space="preserve">, </w:t>
+              <w:t xml:space="preserve"> / RBS group, </w:t>
             </w:r>
             <w:r>
               <w:rPr>

--- a/docs/dpresume.docx
+++ b/docs/dpresume.docx
@@ -398,7 +398,17 @@
                 <w:sz w:val="30"/>
                 <w:szCs w:val="30"/>
               </w:rPr>
-              <w:t>19 Years</w:t>
+              <w:t>20</w:t>
+            </w:r>
+            <w:r>
+              <w:rPr>
+                <w:b/>
+                <w:bCs/>
+                <w:color w:val="262626" w:themeColor="text1" w:themeTint="D9"/>
+                <w:sz w:val="30"/>
+                <w:szCs w:val="30"/>
+              </w:rPr>
+              <w:t xml:space="preserve"> Years</w:t>
             </w:r>
           </w:p>
           <w:p>
@@ -420,7 +430,7 @@
                 <w:sz w:val="16"/>
                 <w:szCs w:val="16"/>
               </w:rPr>
-              <w:t>Senior Staff Frontend (</w:t>
+              <w:t>Senior Staff Frontend (1</w:t>
             </w:r>
             <w:r>
               <w:rPr>
@@ -430,7 +440,7 @@
                 <w:sz w:val="16"/>
                 <w:szCs w:val="16"/>
               </w:rPr>
-              <w:t>~</w:t>
+              <w:t>2</w:t>
             </w:r>
             <w:r>
               <w:rPr>
@@ -440,7 +450,7 @@
                 <w:sz w:val="16"/>
                 <w:szCs w:val="16"/>
               </w:rPr>
-              <w:t>11 years)</w:t>
+              <w:t xml:space="preserve"> years)</w:t>
             </w:r>
           </w:p>
           <w:p>
@@ -462,7 +472,17 @@
                 <w:sz w:val="14"/>
                 <w:szCs w:val="14"/>
               </w:rPr>
-              <w:t>react enthusiast</w:t>
+              <w:t>R</w:t>
+            </w:r>
+            <w:r>
+              <w:rPr>
+                <w:b/>
+                <w:bCs/>
+                <w:color w:val="6AA84F"/>
+                <w:sz w:val="14"/>
+                <w:szCs w:val="14"/>
+              </w:rPr>
+              <w:t>eact enthusiast</w:t>
             </w:r>
             <w:r>
               <w:rPr>
@@ -717,8 +737,9 @@
                 <w:sz w:val="18"/>
                 <w:szCs w:val="18"/>
               </w:rPr>
-              <w:t>I am leading global ecommerce platform</w:t>
-            </w:r>
+              <w:t xml:space="preserve">I am a </w:t>
+            </w:r>
+            <w:proofErr w:type="spellStart"/>
             <w:r>
               <w:rPr>
                 <w:rFonts w:eastAsia="Calibri"/>
@@ -726,8 +747,9 @@
                 <w:sz w:val="18"/>
                 <w:szCs w:val="18"/>
               </w:rPr>
-              <w:t xml:space="preserve"> </w:t>
-            </w:r>
+              <w:t>claude</w:t>
+            </w:r>
+            <w:proofErr w:type="spellEnd"/>
             <w:r>
               <w:rPr>
                 <w:rFonts w:eastAsia="Calibri"/>
@@ -735,8 +757,9 @@
                 <w:sz w:val="18"/>
                 <w:szCs w:val="18"/>
               </w:rPr>
-              <w:t>i</w:t>
-            </w:r>
+              <w:t xml:space="preserve">, chat </w:t>
+            </w:r>
+            <w:proofErr w:type="spellStart"/>
             <w:r>
               <w:rPr>
                 <w:rFonts w:eastAsia="Calibri"/>
@@ -744,8 +767,9 @@
                 <w:sz w:val="18"/>
                 <w:szCs w:val="18"/>
               </w:rPr>
-              <w:t>.</w:t>
-            </w:r>
+              <w:t>gpt</w:t>
+            </w:r>
+            <w:proofErr w:type="spellEnd"/>
             <w:r>
               <w:rPr>
                 <w:rFonts w:eastAsia="Calibri"/>
@@ -753,8 +777,9 @@
                 <w:sz w:val="18"/>
                 <w:szCs w:val="18"/>
               </w:rPr>
-              <w:t>e</w:t>
-            </w:r>
+              <w:t xml:space="preserve"> and AI </w:t>
+            </w:r>
+            <w:proofErr w:type="spellStart"/>
             <w:r>
               <w:rPr>
                 <w:rFonts w:eastAsia="Calibri"/>
@@ -762,17 +787,9 @@
                 <w:sz w:val="18"/>
                 <w:szCs w:val="18"/>
               </w:rPr>
-              <w:t>.</w:t>
-            </w:r>
-            <w:r>
-              <w:rPr>
-                <w:rFonts w:eastAsia="Calibri"/>
-                <w:color w:val="7F7F7F" w:themeColor="text1" w:themeTint="80"/>
-                <w:sz w:val="18"/>
-                <w:szCs w:val="18"/>
-              </w:rPr>
-              <w:t xml:space="preserve"> giftcards.com</w:t>
-            </w:r>
+              <w:t>practioner</w:t>
+            </w:r>
+            <w:proofErr w:type="spellEnd"/>
           </w:p>
           <w:p>
             <w:pPr>
@@ -802,11 +819,95 @@
             </w:pPr>
             <w:r>
               <w:rPr>
-                <w:color w:val="7F7F7F" w:themeColor="text1" w:themeTint="80"/>
-                <w:sz w:val="18"/>
-                <w:szCs w:val="18"/>
-              </w:rPr>
-              <w:t>I have successfully dealt with many enterprise apps while working in small/big organizations</w:t>
+                <w:rFonts w:eastAsia="Calibri"/>
+                <w:color w:val="7F7F7F" w:themeColor="text1" w:themeTint="80"/>
+                <w:sz w:val="18"/>
+                <w:szCs w:val="18"/>
+              </w:rPr>
+              <w:t>I am leading</w:t>
+            </w:r>
+            <w:r>
+              <w:rPr>
+                <w:rFonts w:eastAsia="Calibri"/>
+                <w:color w:val="7F7F7F" w:themeColor="text1" w:themeTint="80"/>
+                <w:sz w:val="18"/>
+                <w:szCs w:val="18"/>
+              </w:rPr>
+              <w:t xml:space="preserve"> </w:t>
+            </w:r>
+            <w:r>
+              <w:rPr>
+                <w:rFonts w:eastAsia="Calibri"/>
+                <w:b/>
+                <w:bCs/>
+                <w:color w:val="7F7F7F" w:themeColor="text1" w:themeTint="80"/>
+                <w:sz w:val="18"/>
+                <w:szCs w:val="18"/>
+              </w:rPr>
+              <w:t>multi-tenant</w:t>
+            </w:r>
+            <w:r>
+              <w:rPr>
+                <w:rFonts w:eastAsia="Calibri"/>
+                <w:color w:val="7F7F7F" w:themeColor="text1" w:themeTint="80"/>
+                <w:sz w:val="18"/>
+                <w:szCs w:val="18"/>
+              </w:rPr>
+              <w:t xml:space="preserve"> global ecommerce platform</w:t>
+            </w:r>
+            <w:r>
+              <w:rPr>
+                <w:rFonts w:eastAsia="Calibri"/>
+                <w:color w:val="7F7F7F" w:themeColor="text1" w:themeTint="80"/>
+                <w:sz w:val="18"/>
+                <w:szCs w:val="18"/>
+              </w:rPr>
+              <w:t xml:space="preserve"> </w:t>
+            </w:r>
+            <w:r>
+              <w:rPr>
+                <w:rFonts w:eastAsia="Calibri"/>
+                <w:color w:val="7F7F7F" w:themeColor="text1" w:themeTint="80"/>
+                <w:sz w:val="18"/>
+                <w:szCs w:val="18"/>
+              </w:rPr>
+              <w:t>i</w:t>
+            </w:r>
+            <w:r>
+              <w:rPr>
+                <w:rFonts w:eastAsia="Calibri"/>
+                <w:color w:val="7F7F7F" w:themeColor="text1" w:themeTint="80"/>
+                <w:sz w:val="18"/>
+                <w:szCs w:val="18"/>
+              </w:rPr>
+              <w:t>.</w:t>
+            </w:r>
+            <w:r>
+              <w:rPr>
+                <w:rFonts w:eastAsia="Calibri"/>
+                <w:color w:val="7F7F7F" w:themeColor="text1" w:themeTint="80"/>
+                <w:sz w:val="18"/>
+                <w:szCs w:val="18"/>
+              </w:rPr>
+              <w:t>e</w:t>
+            </w:r>
+            <w:r>
+              <w:rPr>
+                <w:rFonts w:eastAsia="Calibri"/>
+                <w:color w:val="7F7F7F" w:themeColor="text1" w:themeTint="80"/>
+                <w:sz w:val="18"/>
+                <w:szCs w:val="18"/>
+              </w:rPr>
+              <w:t>.</w:t>
+            </w:r>
+            <w:r>
+              <w:rPr>
+                <w:rFonts w:eastAsia="Calibri"/>
+                <w:color w:val="7F7F7F" w:themeColor="text1" w:themeTint="80"/>
+                <w:sz w:val="18"/>
+                <w:szCs w:val="18"/>
+              </w:rPr>
+              <w:t xml:space="preserve"> giftcards.com</w:t>
             </w:r>
           </w:p>
           <w:p>
@@ -829,88 +930,6 @@
               <w:ind w:left="173" w:hanging="91"/>
               <w:jc w:val="left"/>
               <w:rPr>
-                <w:rFonts w:ascii="Arial" w:eastAsia="Arial" w:hAnsi="Arial" w:cs="Arial"/>
-                <w:color w:val="7F7F7F" w:themeColor="text1" w:themeTint="80"/>
-                <w:sz w:val="18"/>
-                <w:szCs w:val="18"/>
-              </w:rPr>
-            </w:pPr>
-            <w:r>
-              <w:rPr>
-                <w:color w:val="7F7F7F" w:themeColor="text1" w:themeTint="80"/>
-                <w:sz w:val="18"/>
-                <w:szCs w:val="18"/>
-              </w:rPr>
-              <w:t xml:space="preserve">I practice TDD based frontend development mainly </w:t>
-            </w:r>
-            <w:r>
-              <w:rPr>
-                <w:b/>
-                <w:bCs/>
-                <w:color w:val="7F7F7F" w:themeColor="text1" w:themeTint="80"/>
-                <w:sz w:val="16"/>
-                <w:szCs w:val="16"/>
-              </w:rPr>
-              <w:t xml:space="preserve">ReactJS, </w:t>
-            </w:r>
-            <w:proofErr w:type="spellStart"/>
-            <w:r>
-              <w:rPr>
-                <w:b/>
-                <w:bCs/>
-                <w:color w:val="7F7F7F" w:themeColor="text1" w:themeTint="80"/>
-                <w:sz w:val="16"/>
-                <w:szCs w:val="16"/>
-              </w:rPr>
-              <w:t>NextJS</w:t>
-            </w:r>
-            <w:proofErr w:type="spellEnd"/>
-            <w:r>
-              <w:rPr>
-                <w:b/>
-                <w:bCs/>
-                <w:color w:val="7F7F7F" w:themeColor="text1" w:themeTint="80"/>
-                <w:sz w:val="16"/>
-                <w:szCs w:val="16"/>
-              </w:rPr>
-              <w:t xml:space="preserve">, HTML, CSS, </w:t>
-            </w:r>
-            <w:proofErr w:type="spellStart"/>
-            <w:r>
-              <w:rPr>
-                <w:b/>
-                <w:bCs/>
-                <w:color w:val="7F7F7F" w:themeColor="text1" w:themeTint="80"/>
-                <w:sz w:val="16"/>
-                <w:szCs w:val="16"/>
-              </w:rPr>
-              <w:t>Javascript</w:t>
-            </w:r>
-            <w:proofErr w:type="spellEnd"/>
-            <w:r>
-              <w:rPr>
-                <w:b/>
-                <w:bCs/>
-                <w:color w:val="7F7F7F" w:themeColor="text1" w:themeTint="80"/>
-                <w:sz w:val="16"/>
-                <w:szCs w:val="16"/>
-              </w:rPr>
-              <w:t>, JWT</w:t>
-            </w:r>
-          </w:p>
-          <w:p>
-            <w:pPr>
-              <w:numPr>
-                <w:ilvl w:val="0"/>
-                <w:numId w:val="1"/>
-              </w:numPr>
-              <w:tabs>
-                <w:tab w:val="left" w:pos="215"/>
-                <w:tab w:val="left" w:pos="315"/>
-              </w:tabs>
-              <w:ind w:left="173" w:hanging="91"/>
-              <w:jc w:val="left"/>
-              <w:rPr>
                 <w:rFonts w:eastAsia="Calibri"/>
                 <w:color w:val="7F7F7F" w:themeColor="text1" w:themeTint="80"/>
                 <w:sz w:val="18"/>
@@ -923,109 +942,7 @@
                 <w:sz w:val="18"/>
                 <w:szCs w:val="18"/>
               </w:rPr>
-              <w:t xml:space="preserve">I know </w:t>
-            </w:r>
-            <w:r>
-              <w:rPr>
-                <w:b/>
-                <w:bCs/>
-                <w:color w:val="7F7F7F" w:themeColor="text1" w:themeTint="80"/>
-                <w:sz w:val="18"/>
-                <w:szCs w:val="18"/>
-              </w:rPr>
-              <w:t>payload-</w:t>
-            </w:r>
-            <w:proofErr w:type="spellStart"/>
-            <w:r>
-              <w:rPr>
-                <w:b/>
-                <w:bCs/>
-                <w:color w:val="7F7F7F" w:themeColor="text1" w:themeTint="80"/>
-                <w:sz w:val="18"/>
-                <w:szCs w:val="18"/>
-              </w:rPr>
-              <w:t>cms</w:t>
-            </w:r>
-            <w:proofErr w:type="spellEnd"/>
-            <w:r>
-              <w:rPr>
-                <w:color w:val="7F7F7F" w:themeColor="text1" w:themeTint="80"/>
-                <w:sz w:val="18"/>
-                <w:szCs w:val="18"/>
-              </w:rPr>
-              <w:t xml:space="preserve">, </w:t>
-            </w:r>
-            <w:r>
-              <w:rPr>
-                <w:b/>
-                <w:bCs/>
-                <w:color w:val="7F7F7F" w:themeColor="text1" w:themeTint="80"/>
-                <w:sz w:val="18"/>
-                <w:szCs w:val="18"/>
-              </w:rPr>
-              <w:t>A</w:t>
-            </w:r>
-            <w:r>
-              <w:rPr>
-                <w:color w:val="7F7F7F" w:themeColor="text1" w:themeTint="80"/>
-                <w:sz w:val="18"/>
-                <w:szCs w:val="18"/>
-              </w:rPr>
-              <w:t xml:space="preserve">dobe </w:t>
-            </w:r>
-            <w:r>
-              <w:rPr>
-                <w:b/>
-                <w:bCs/>
-                <w:color w:val="7F7F7F" w:themeColor="text1" w:themeTint="80"/>
-                <w:sz w:val="18"/>
-                <w:szCs w:val="18"/>
-              </w:rPr>
-              <w:t>E</w:t>
-            </w:r>
-            <w:r>
-              <w:rPr>
-                <w:color w:val="7F7F7F" w:themeColor="text1" w:themeTint="80"/>
-                <w:sz w:val="18"/>
-                <w:szCs w:val="18"/>
-              </w:rPr>
-              <w:t xml:space="preserve">xperience </w:t>
-            </w:r>
-            <w:r>
-              <w:rPr>
-                <w:b/>
-                <w:bCs/>
-                <w:color w:val="7F7F7F" w:themeColor="text1" w:themeTint="80"/>
-                <w:sz w:val="18"/>
-                <w:szCs w:val="18"/>
-              </w:rPr>
-              <w:t>M</w:t>
-            </w:r>
-            <w:r>
-              <w:rPr>
-                <w:color w:val="7F7F7F" w:themeColor="text1" w:themeTint="80"/>
-                <w:sz w:val="18"/>
-                <w:szCs w:val="18"/>
-              </w:rPr>
-              <w:t>anager (</w:t>
-            </w:r>
-            <w:r>
-              <w:rPr>
-                <w:b/>
-                <w:bCs/>
-                <w:color w:val="7F7F7F" w:themeColor="text1" w:themeTint="80"/>
-                <w:sz w:val="18"/>
-                <w:szCs w:val="18"/>
-              </w:rPr>
-              <w:t>AEM</w:t>
-            </w:r>
-            <w:r>
-              <w:rPr>
-                <w:color w:val="7F7F7F" w:themeColor="text1" w:themeTint="80"/>
-                <w:sz w:val="18"/>
-                <w:szCs w:val="18"/>
-              </w:rPr>
-              <w:t>)</w:t>
+              <w:t>I have successfully dealt with many enterprise apps while working in small/big organizations</w:t>
             </w:r>
           </w:p>
           <w:p>
@@ -1048,6 +965,88 @@
               <w:ind w:left="173" w:hanging="91"/>
               <w:jc w:val="left"/>
               <w:rPr>
+                <w:rFonts w:ascii="Arial" w:eastAsia="Arial" w:hAnsi="Arial" w:cs="Arial"/>
+                <w:color w:val="7F7F7F" w:themeColor="text1" w:themeTint="80"/>
+                <w:sz w:val="18"/>
+                <w:szCs w:val="18"/>
+              </w:rPr>
+            </w:pPr>
+            <w:r>
+              <w:rPr>
+                <w:color w:val="7F7F7F" w:themeColor="text1" w:themeTint="80"/>
+                <w:sz w:val="18"/>
+                <w:szCs w:val="18"/>
+              </w:rPr>
+              <w:t xml:space="preserve">I practice TDD based frontend development mainly </w:t>
+            </w:r>
+            <w:r>
+              <w:rPr>
+                <w:b/>
+                <w:bCs/>
+                <w:color w:val="7F7F7F" w:themeColor="text1" w:themeTint="80"/>
+                <w:sz w:val="16"/>
+                <w:szCs w:val="16"/>
+              </w:rPr>
+              <w:t xml:space="preserve">ReactJS, </w:t>
+            </w:r>
+            <w:proofErr w:type="spellStart"/>
+            <w:r>
+              <w:rPr>
+                <w:b/>
+                <w:bCs/>
+                <w:color w:val="7F7F7F" w:themeColor="text1" w:themeTint="80"/>
+                <w:sz w:val="16"/>
+                <w:szCs w:val="16"/>
+              </w:rPr>
+              <w:t>NextJS</w:t>
+            </w:r>
+            <w:proofErr w:type="spellEnd"/>
+            <w:r>
+              <w:rPr>
+                <w:b/>
+                <w:bCs/>
+                <w:color w:val="7F7F7F" w:themeColor="text1" w:themeTint="80"/>
+                <w:sz w:val="16"/>
+                <w:szCs w:val="16"/>
+              </w:rPr>
+              <w:t xml:space="preserve">, HTML, CSS, </w:t>
+            </w:r>
+            <w:proofErr w:type="spellStart"/>
+            <w:r>
+              <w:rPr>
+                <w:b/>
+                <w:bCs/>
+                <w:color w:val="7F7F7F" w:themeColor="text1" w:themeTint="80"/>
+                <w:sz w:val="16"/>
+                <w:szCs w:val="16"/>
+              </w:rPr>
+              <w:t>Javascript</w:t>
+            </w:r>
+            <w:proofErr w:type="spellEnd"/>
+            <w:r>
+              <w:rPr>
+                <w:b/>
+                <w:bCs/>
+                <w:color w:val="7F7F7F" w:themeColor="text1" w:themeTint="80"/>
+                <w:sz w:val="16"/>
+                <w:szCs w:val="16"/>
+              </w:rPr>
+              <w:t>, JWT</w:t>
+            </w:r>
+          </w:p>
+          <w:p>
+            <w:pPr>
+              <w:numPr>
+                <w:ilvl w:val="0"/>
+                <w:numId w:val="1"/>
+              </w:numPr>
+              <w:tabs>
+                <w:tab w:val="left" w:pos="215"/>
+                <w:tab w:val="left" w:pos="315"/>
+              </w:tabs>
+              <w:ind w:left="173" w:hanging="91"/>
+              <w:jc w:val="left"/>
+              <w:rPr>
                 <w:rFonts w:eastAsia="Calibri"/>
                 <w:color w:val="7F7F7F" w:themeColor="text1" w:themeTint="80"/>
                 <w:sz w:val="18"/>
@@ -1060,25 +1059,17 @@
                 <w:sz w:val="18"/>
                 <w:szCs w:val="18"/>
               </w:rPr>
-              <w:t xml:space="preserve">I practice </w:t>
-            </w:r>
-            <w:r>
-              <w:rPr>
-                <w:b/>
-                <w:bCs/>
-                <w:color w:val="7F7F7F" w:themeColor="text1" w:themeTint="80"/>
-                <w:sz w:val="18"/>
-                <w:szCs w:val="18"/>
-              </w:rPr>
-              <w:t>CI/CD</w:t>
-            </w:r>
-            <w:r>
-              <w:rPr>
-                <w:color w:val="7F7F7F" w:themeColor="text1" w:themeTint="80"/>
-                <w:sz w:val="18"/>
-                <w:szCs w:val="18"/>
-              </w:rPr>
-              <w:t xml:space="preserve"> and </w:t>
+              <w:t xml:space="preserve">I know </w:t>
+            </w:r>
+            <w:r>
+              <w:rPr>
+                <w:b/>
+                <w:bCs/>
+                <w:color w:val="7F7F7F" w:themeColor="text1" w:themeTint="80"/>
+                <w:sz w:val="18"/>
+                <w:szCs w:val="18"/>
+              </w:rPr>
+              <w:t>payload-</w:t>
             </w:r>
             <w:proofErr w:type="spellStart"/>
             <w:r>
@@ -1089,7 +1080,7 @@
                 <w:sz w:val="18"/>
                 <w:szCs w:val="18"/>
               </w:rPr>
-              <w:t>github</w:t>
+              <w:t>cms</w:t>
             </w:r>
             <w:proofErr w:type="spellEnd"/>
             <w:r>
@@ -1098,7 +1089,79 @@
                 <w:sz w:val="18"/>
                 <w:szCs w:val="18"/>
               </w:rPr>
-              <w:t xml:space="preserve"> action workflows to code scans and deployments</w:t>
+              <w:t xml:space="preserve">, </w:t>
+            </w:r>
+            <w:r>
+              <w:rPr>
+                <w:b/>
+                <w:bCs/>
+                <w:color w:val="7F7F7F" w:themeColor="text1" w:themeTint="80"/>
+                <w:sz w:val="18"/>
+                <w:szCs w:val="18"/>
+              </w:rPr>
+              <w:t>A</w:t>
+            </w:r>
+            <w:r>
+              <w:rPr>
+                <w:color w:val="7F7F7F" w:themeColor="text1" w:themeTint="80"/>
+                <w:sz w:val="18"/>
+                <w:szCs w:val="18"/>
+              </w:rPr>
+              <w:t xml:space="preserve">dobe </w:t>
+            </w:r>
+            <w:r>
+              <w:rPr>
+                <w:b/>
+                <w:bCs/>
+                <w:color w:val="7F7F7F" w:themeColor="text1" w:themeTint="80"/>
+                <w:sz w:val="18"/>
+                <w:szCs w:val="18"/>
+              </w:rPr>
+              <w:t>E</w:t>
+            </w:r>
+            <w:r>
+              <w:rPr>
+                <w:color w:val="7F7F7F" w:themeColor="text1" w:themeTint="80"/>
+                <w:sz w:val="18"/>
+                <w:szCs w:val="18"/>
+              </w:rPr>
+              <w:t xml:space="preserve">xperience </w:t>
+            </w:r>
+            <w:r>
+              <w:rPr>
+                <w:b/>
+                <w:bCs/>
+                <w:color w:val="7F7F7F" w:themeColor="text1" w:themeTint="80"/>
+                <w:sz w:val="18"/>
+                <w:szCs w:val="18"/>
+              </w:rPr>
+              <w:t>M</w:t>
+            </w:r>
+            <w:r>
+              <w:rPr>
+                <w:color w:val="7F7F7F" w:themeColor="text1" w:themeTint="80"/>
+                <w:sz w:val="18"/>
+                <w:szCs w:val="18"/>
+              </w:rPr>
+              <w:t>anager (</w:t>
+            </w:r>
+            <w:r>
+              <w:rPr>
+                <w:b/>
+                <w:bCs/>
+                <w:color w:val="7F7F7F" w:themeColor="text1" w:themeTint="80"/>
+                <w:sz w:val="18"/>
+                <w:szCs w:val="18"/>
+              </w:rPr>
+              <w:t>AEM</w:t>
+            </w:r>
+            <w:r>
+              <w:rPr>
+                <w:color w:val="7F7F7F" w:themeColor="text1" w:themeTint="80"/>
+                <w:sz w:val="18"/>
+                <w:szCs w:val="18"/>
+              </w:rPr>
+              <w:t>)</w:t>
             </w:r>
           </w:p>
           <w:p>
@@ -1133,33 +1196,25 @@
                 <w:sz w:val="18"/>
                 <w:szCs w:val="18"/>
               </w:rPr>
-              <w:t xml:space="preserve">I know </w:t>
-            </w:r>
-            <w:r>
-              <w:rPr>
-                <w:b/>
-                <w:bCs/>
-                <w:color w:val="7F7F7F" w:themeColor="text1" w:themeTint="80"/>
-                <w:sz w:val="18"/>
-                <w:szCs w:val="18"/>
-              </w:rPr>
-              <w:t>client-server</w:t>
-            </w:r>
-            <w:r>
-              <w:rPr>
-                <w:color w:val="7F7F7F" w:themeColor="text1" w:themeTint="80"/>
-                <w:sz w:val="18"/>
-                <w:szCs w:val="18"/>
-              </w:rPr>
-              <w:t xml:space="preserve"> </w:t>
-            </w:r>
-            <w:r>
-              <w:rPr>
-                <w:color w:val="7F7F7F" w:themeColor="text1" w:themeTint="80"/>
-                <w:sz w:val="18"/>
-                <w:szCs w:val="18"/>
-              </w:rPr>
-              <w:t xml:space="preserve">| </w:t>
+              <w:t xml:space="preserve">I practice </w:t>
+            </w:r>
+            <w:r>
+              <w:rPr>
+                <w:b/>
+                <w:bCs/>
+                <w:color w:val="7F7F7F" w:themeColor="text1" w:themeTint="80"/>
+                <w:sz w:val="18"/>
+                <w:szCs w:val="18"/>
+              </w:rPr>
+              <w:t>CI/CD</w:t>
+            </w:r>
+            <w:r>
+              <w:rPr>
+                <w:color w:val="7F7F7F" w:themeColor="text1" w:themeTint="80"/>
+                <w:sz w:val="18"/>
+                <w:szCs w:val="18"/>
+              </w:rPr>
+              <w:t xml:space="preserve"> and </w:t>
             </w:r>
             <w:proofErr w:type="spellStart"/>
             <w:r>
@@ -1170,7 +1225,7 @@
                 <w:sz w:val="18"/>
                 <w:szCs w:val="18"/>
               </w:rPr>
-              <w:t>MonoRepo</w:t>
+              <w:t>github</w:t>
             </w:r>
             <w:proofErr w:type="spellEnd"/>
             <w:r>
@@ -1179,135 +1234,7 @@
                 <w:sz w:val="18"/>
                 <w:szCs w:val="18"/>
               </w:rPr>
-              <w:t xml:space="preserve"> </w:t>
-            </w:r>
-            <w:r>
-              <w:rPr>
-                <w:color w:val="7F7F7F" w:themeColor="text1" w:themeTint="80"/>
-                <w:sz w:val="18"/>
-                <w:szCs w:val="18"/>
-              </w:rPr>
-              <w:t xml:space="preserve">| </w:t>
-            </w:r>
-            <w:r>
-              <w:rPr>
-                <w:b/>
-                <w:bCs/>
-                <w:color w:val="7F7F7F" w:themeColor="text1" w:themeTint="80"/>
-                <w:sz w:val="18"/>
-                <w:szCs w:val="18"/>
-              </w:rPr>
-              <w:t>REST</w:t>
-            </w:r>
-            <w:r>
-              <w:rPr>
-                <w:color w:val="7F7F7F" w:themeColor="text1" w:themeTint="80"/>
-                <w:sz w:val="18"/>
-                <w:szCs w:val="18"/>
-              </w:rPr>
-              <w:t xml:space="preserve"> </w:t>
-            </w:r>
-            <w:r>
-              <w:rPr>
-                <w:color w:val="7F7F7F" w:themeColor="text1" w:themeTint="80"/>
-                <w:sz w:val="18"/>
-                <w:szCs w:val="18"/>
-              </w:rPr>
-              <w:t>|</w:t>
-            </w:r>
-            <w:r>
-              <w:rPr>
-                <w:color w:val="7F7F7F" w:themeColor="text1" w:themeTint="80"/>
-                <w:sz w:val="18"/>
-                <w:szCs w:val="18"/>
-              </w:rPr>
-              <w:t xml:space="preserve"> </w:t>
-            </w:r>
-            <w:r>
-              <w:rPr>
-                <w:b/>
-                <w:bCs/>
-                <w:color w:val="7F7F7F" w:themeColor="text1" w:themeTint="80"/>
-                <w:sz w:val="18"/>
-                <w:szCs w:val="18"/>
-              </w:rPr>
-              <w:t>Monolithic</w:t>
-            </w:r>
-            <w:r>
-              <w:rPr>
-                <w:color w:val="7F7F7F" w:themeColor="text1" w:themeTint="80"/>
-                <w:sz w:val="18"/>
-                <w:szCs w:val="18"/>
-              </w:rPr>
-              <w:t xml:space="preserve"> </w:t>
-            </w:r>
-            <w:r>
-              <w:rPr>
-                <w:color w:val="7F7F7F" w:themeColor="text1" w:themeTint="80"/>
-                <w:sz w:val="18"/>
-                <w:szCs w:val="18"/>
-              </w:rPr>
-              <w:t>|</w:t>
-            </w:r>
-            <w:r>
-              <w:rPr>
-                <w:color w:val="7F7F7F" w:themeColor="text1" w:themeTint="80"/>
-                <w:sz w:val="18"/>
-                <w:szCs w:val="18"/>
-              </w:rPr>
-              <w:t xml:space="preserve"> </w:t>
-            </w:r>
-            <w:r>
-              <w:rPr>
-                <w:b/>
-                <w:bCs/>
-                <w:color w:val="7F7F7F" w:themeColor="text1" w:themeTint="80"/>
-                <w:sz w:val="18"/>
-                <w:szCs w:val="18"/>
-              </w:rPr>
-              <w:t>Microservice</w:t>
-            </w:r>
-            <w:r>
-              <w:rPr>
-                <w:color w:val="7F7F7F" w:themeColor="text1" w:themeTint="80"/>
-                <w:sz w:val="18"/>
-                <w:szCs w:val="18"/>
-              </w:rPr>
-              <w:t xml:space="preserve"> </w:t>
-            </w:r>
-            <w:r>
-              <w:rPr>
-                <w:color w:val="7F7F7F" w:themeColor="text1" w:themeTint="80"/>
-                <w:sz w:val="18"/>
-                <w:szCs w:val="18"/>
-              </w:rPr>
-              <w:t>|</w:t>
-            </w:r>
-            <w:r>
-              <w:rPr>
-                <w:color w:val="7F7F7F" w:themeColor="text1" w:themeTint="80"/>
-                <w:sz w:val="18"/>
-                <w:szCs w:val="18"/>
-              </w:rPr>
-              <w:t xml:space="preserve"> </w:t>
-            </w:r>
-            <w:r>
-              <w:rPr>
-                <w:b/>
-                <w:bCs/>
-                <w:color w:val="7F7F7F" w:themeColor="text1" w:themeTint="80"/>
-                <w:sz w:val="18"/>
-                <w:szCs w:val="18"/>
-              </w:rPr>
-              <w:t>Micro frontend</w:t>
-            </w:r>
-            <w:r>
-              <w:rPr>
-                <w:color w:val="7F7F7F" w:themeColor="text1" w:themeTint="80"/>
-                <w:sz w:val="18"/>
-                <w:szCs w:val="18"/>
-              </w:rPr>
-              <w:t xml:space="preserve"> </w:t>
+              <w:t xml:space="preserve"> action workflows to code scans and deployments</w:t>
             </w:r>
           </w:p>
           <w:p>
@@ -1342,7 +1269,169 @@
                 <w:sz w:val="18"/>
                 <w:szCs w:val="18"/>
               </w:rPr>
-              <w:t>I contribute to engineering metrics, working groups, architecture design and leadership discussions</w:t>
+              <w:t xml:space="preserve">I know </w:t>
+            </w:r>
+            <w:r>
+              <w:rPr>
+                <w:b/>
+                <w:bCs/>
+                <w:color w:val="7F7F7F" w:themeColor="text1" w:themeTint="80"/>
+                <w:sz w:val="18"/>
+                <w:szCs w:val="18"/>
+              </w:rPr>
+              <w:t>C</w:t>
+            </w:r>
+            <w:r>
+              <w:rPr>
+                <w:b/>
+                <w:bCs/>
+                <w:color w:val="7F7F7F" w:themeColor="text1" w:themeTint="80"/>
+                <w:sz w:val="18"/>
+                <w:szCs w:val="18"/>
+              </w:rPr>
+              <w:t>lient-</w:t>
+            </w:r>
+            <w:r>
+              <w:rPr>
+                <w:b/>
+                <w:bCs/>
+                <w:color w:val="7F7F7F" w:themeColor="text1" w:themeTint="80"/>
+                <w:sz w:val="18"/>
+                <w:szCs w:val="18"/>
+              </w:rPr>
+              <w:t>S</w:t>
+            </w:r>
+            <w:r>
+              <w:rPr>
+                <w:b/>
+                <w:bCs/>
+                <w:color w:val="7F7F7F" w:themeColor="text1" w:themeTint="80"/>
+                <w:sz w:val="18"/>
+                <w:szCs w:val="18"/>
+              </w:rPr>
+              <w:t>erver</w:t>
+            </w:r>
+            <w:r>
+              <w:rPr>
+                <w:color w:val="7F7F7F" w:themeColor="text1" w:themeTint="80"/>
+                <w:sz w:val="18"/>
+                <w:szCs w:val="18"/>
+              </w:rPr>
+              <w:t xml:space="preserve"> </w:t>
+            </w:r>
+            <w:r>
+              <w:rPr>
+                <w:color w:val="7F7F7F" w:themeColor="text1" w:themeTint="80"/>
+                <w:sz w:val="18"/>
+                <w:szCs w:val="18"/>
+              </w:rPr>
+              <w:t xml:space="preserve">| </w:t>
+            </w:r>
+            <w:proofErr w:type="spellStart"/>
+            <w:r>
+              <w:rPr>
+                <w:b/>
+                <w:bCs/>
+                <w:color w:val="7F7F7F" w:themeColor="text1" w:themeTint="80"/>
+                <w:sz w:val="18"/>
+                <w:szCs w:val="18"/>
+              </w:rPr>
+              <w:t>MonoRepo</w:t>
+            </w:r>
+            <w:proofErr w:type="spellEnd"/>
+            <w:r>
+              <w:rPr>
+                <w:color w:val="7F7F7F" w:themeColor="text1" w:themeTint="80"/>
+                <w:sz w:val="18"/>
+                <w:szCs w:val="18"/>
+              </w:rPr>
+              <w:t xml:space="preserve"> </w:t>
+            </w:r>
+            <w:r>
+              <w:rPr>
+                <w:color w:val="7F7F7F" w:themeColor="text1" w:themeTint="80"/>
+                <w:sz w:val="18"/>
+                <w:szCs w:val="18"/>
+              </w:rPr>
+              <w:t xml:space="preserve">| </w:t>
+            </w:r>
+            <w:r>
+              <w:rPr>
+                <w:b/>
+                <w:bCs/>
+                <w:color w:val="7F7F7F" w:themeColor="text1" w:themeTint="80"/>
+                <w:sz w:val="18"/>
+                <w:szCs w:val="18"/>
+              </w:rPr>
+              <w:t>REST</w:t>
+            </w:r>
+            <w:r>
+              <w:rPr>
+                <w:color w:val="7F7F7F" w:themeColor="text1" w:themeTint="80"/>
+                <w:sz w:val="18"/>
+                <w:szCs w:val="18"/>
+              </w:rPr>
+              <w:t xml:space="preserve"> </w:t>
+            </w:r>
+            <w:r>
+              <w:rPr>
+                <w:color w:val="7F7F7F" w:themeColor="text1" w:themeTint="80"/>
+                <w:sz w:val="18"/>
+                <w:szCs w:val="18"/>
+              </w:rPr>
+              <w:t>|</w:t>
+            </w:r>
+            <w:r>
+              <w:rPr>
+                <w:color w:val="7F7F7F" w:themeColor="text1" w:themeTint="80"/>
+                <w:sz w:val="18"/>
+                <w:szCs w:val="18"/>
+              </w:rPr>
+              <w:t xml:space="preserve"> </w:t>
+            </w:r>
+            <w:r>
+              <w:rPr>
+                <w:b/>
+                <w:bCs/>
+                <w:color w:val="7F7F7F" w:themeColor="text1" w:themeTint="80"/>
+                <w:sz w:val="18"/>
+                <w:szCs w:val="18"/>
+              </w:rPr>
+              <w:t>Monolithic</w:t>
+            </w:r>
+            <w:r>
+              <w:rPr>
+                <w:color w:val="7F7F7F" w:themeColor="text1" w:themeTint="80"/>
+                <w:sz w:val="18"/>
+                <w:szCs w:val="18"/>
+              </w:rPr>
+              <w:t>|</w:t>
+            </w:r>
+            <w:r>
+              <w:rPr>
+                <w:color w:val="7F7F7F" w:themeColor="text1" w:themeTint="80"/>
+                <w:sz w:val="18"/>
+                <w:szCs w:val="18"/>
+              </w:rPr>
+              <w:t xml:space="preserve"> </w:t>
+            </w:r>
+            <w:r>
+              <w:rPr>
+                <w:b/>
+                <w:bCs/>
+                <w:color w:val="7F7F7F" w:themeColor="text1" w:themeTint="80"/>
+                <w:sz w:val="18"/>
+                <w:szCs w:val="18"/>
+              </w:rPr>
+              <w:t>Micro frontend</w:t>
+            </w:r>
+            <w:r>
+              <w:rPr>
+                <w:color w:val="7F7F7F" w:themeColor="text1" w:themeTint="80"/>
+                <w:sz w:val="18"/>
+                <w:szCs w:val="18"/>
+              </w:rPr>
+              <w:t xml:space="preserve"> </w:t>
             </w:r>
           </w:p>
           <w:p>
@@ -1377,81 +1466,7 @@
                 <w:sz w:val="18"/>
                 <w:szCs w:val="18"/>
               </w:rPr>
-              <w:t xml:space="preserve">I maintain code quality using </w:t>
-            </w:r>
-            <w:proofErr w:type="spellStart"/>
-            <w:r>
-              <w:rPr>
-                <w:b/>
-                <w:bCs/>
-                <w:color w:val="7F7F7F" w:themeColor="text1" w:themeTint="80"/>
-                <w:sz w:val="18"/>
-                <w:szCs w:val="18"/>
-              </w:rPr>
-              <w:t>sonarqube</w:t>
-            </w:r>
-            <w:proofErr w:type="spellEnd"/>
-            <w:r>
-              <w:rPr>
-                <w:color w:val="7F7F7F" w:themeColor="text1" w:themeTint="80"/>
-                <w:sz w:val="18"/>
-                <w:szCs w:val="18"/>
-              </w:rPr>
-              <w:t xml:space="preserve"> |</w:t>
-            </w:r>
-            <w:r>
-              <w:rPr>
-                <w:color w:val="7F7F7F" w:themeColor="text1" w:themeTint="80"/>
-                <w:sz w:val="18"/>
-                <w:szCs w:val="18"/>
-              </w:rPr>
-              <w:t xml:space="preserve"> </w:t>
-            </w:r>
-            <w:r>
-              <w:rPr>
-                <w:b/>
-                <w:bCs/>
-                <w:color w:val="7F7F7F" w:themeColor="text1" w:themeTint="80"/>
-                <w:sz w:val="18"/>
-                <w:szCs w:val="18"/>
-              </w:rPr>
-              <w:t>git hooks</w:t>
-            </w:r>
-            <w:r>
-              <w:rPr>
-                <w:color w:val="7F7F7F" w:themeColor="text1" w:themeTint="80"/>
-                <w:sz w:val="18"/>
-                <w:szCs w:val="18"/>
-              </w:rPr>
-              <w:t xml:space="preserve"> |</w:t>
-            </w:r>
-            <w:r>
-              <w:rPr>
-                <w:color w:val="7F7F7F" w:themeColor="text1" w:themeTint="80"/>
-                <w:sz w:val="18"/>
-                <w:szCs w:val="18"/>
-              </w:rPr>
-              <w:t xml:space="preserve"> </w:t>
-            </w:r>
-            <w:proofErr w:type="spellStart"/>
-            <w:r>
-              <w:rPr>
-                <w:b/>
-                <w:bCs/>
-                <w:color w:val="7F7F7F" w:themeColor="text1" w:themeTint="80"/>
-                <w:sz w:val="18"/>
-                <w:szCs w:val="18"/>
-              </w:rPr>
-              <w:t>Snyk</w:t>
-            </w:r>
-            <w:proofErr w:type="spellEnd"/>
-            <w:r>
-              <w:rPr>
-                <w:color w:val="7F7F7F" w:themeColor="text1" w:themeTint="80"/>
-                <w:sz w:val="18"/>
-                <w:szCs w:val="18"/>
-              </w:rPr>
-              <w:t xml:space="preserve"> scans and constant review cycle</w:t>
+              <w:t>I contribute to engineering metrics, working groups, architecture design and leadership discussions</w:t>
             </w:r>
           </w:p>
           <w:p>
@@ -1486,99 +1501,81 @@
                 <w:sz w:val="18"/>
                 <w:szCs w:val="18"/>
               </w:rPr>
-              <w:t xml:space="preserve">I know </w:t>
-            </w:r>
-            <w:r>
-              <w:rPr>
-                <w:b/>
-                <w:bCs/>
-                <w:color w:val="7F7F7F" w:themeColor="text1" w:themeTint="80"/>
-                <w:sz w:val="18"/>
-                <w:szCs w:val="18"/>
-              </w:rPr>
-              <w:t xml:space="preserve">JWT </w:t>
-            </w:r>
-            <w:r>
-              <w:rPr>
-                <w:b/>
-                <w:bCs/>
-                <w:color w:val="7F7F7F" w:themeColor="text1" w:themeTint="80"/>
-                <w:sz w:val="18"/>
-                <w:szCs w:val="18"/>
-              </w:rPr>
-              <w:t>tokens</w:t>
-            </w:r>
-            <w:r>
-              <w:rPr>
-                <w:color w:val="7F7F7F" w:themeColor="text1" w:themeTint="80"/>
-                <w:sz w:val="18"/>
-                <w:szCs w:val="18"/>
-              </w:rPr>
-              <w:t xml:space="preserve">, </w:t>
-            </w:r>
-            <w:r>
-              <w:rPr>
-                <w:b/>
-                <w:bCs/>
-                <w:color w:val="7F7F7F" w:themeColor="text1" w:themeTint="80"/>
-                <w:sz w:val="18"/>
-                <w:szCs w:val="18"/>
-              </w:rPr>
-              <w:t>XSS</w:t>
-            </w:r>
-            <w:r>
-              <w:rPr>
-                <w:color w:val="7F7F7F" w:themeColor="text1" w:themeTint="80"/>
-                <w:sz w:val="18"/>
-                <w:szCs w:val="18"/>
-              </w:rPr>
-              <w:t xml:space="preserve">, </w:t>
-            </w:r>
-            <w:r>
-              <w:rPr>
-                <w:b/>
-                <w:bCs/>
-                <w:color w:val="7F7F7F" w:themeColor="text1" w:themeTint="80"/>
-                <w:sz w:val="18"/>
-                <w:szCs w:val="18"/>
-              </w:rPr>
-              <w:t>CSRF</w:t>
-            </w:r>
-            <w:r>
-              <w:rPr>
-                <w:color w:val="7F7F7F" w:themeColor="text1" w:themeTint="80"/>
-                <w:sz w:val="18"/>
-                <w:szCs w:val="18"/>
-              </w:rPr>
-              <w:t xml:space="preserve">, </w:t>
-            </w:r>
-            <w:r>
-              <w:rPr>
-                <w:b/>
-                <w:bCs/>
-                <w:color w:val="7F7F7F" w:themeColor="text1" w:themeTint="80"/>
-                <w:sz w:val="18"/>
-                <w:szCs w:val="18"/>
-              </w:rPr>
-              <w:t>cookies</w:t>
-            </w:r>
-            <w:r>
-              <w:rPr>
-                <w:color w:val="7F7F7F" w:themeColor="text1" w:themeTint="80"/>
-                <w:sz w:val="18"/>
-                <w:szCs w:val="18"/>
-              </w:rPr>
-              <w:t xml:space="preserve">, </w:t>
-            </w:r>
-            <w:r>
-              <w:rPr>
-                <w:b/>
-                <w:bCs/>
-                <w:color w:val="7F7F7F" w:themeColor="text1" w:themeTint="80"/>
-                <w:sz w:val="18"/>
-                <w:szCs w:val="18"/>
-              </w:rPr>
-              <w:t>CORS</w:t>
+              <w:t xml:space="preserve">I maintain code quality using </w:t>
+            </w:r>
+            <w:proofErr w:type="spellStart"/>
+            <w:r>
+              <w:rPr>
+                <w:b/>
+                <w:bCs/>
+                <w:color w:val="7F7F7F" w:themeColor="text1" w:themeTint="80"/>
+                <w:sz w:val="18"/>
+                <w:szCs w:val="18"/>
+              </w:rPr>
+              <w:t>sonarqube</w:t>
+            </w:r>
+            <w:proofErr w:type="spellEnd"/>
+            <w:r>
+              <w:rPr>
+                <w:color w:val="7F7F7F" w:themeColor="text1" w:themeTint="80"/>
+                <w:sz w:val="18"/>
+                <w:szCs w:val="18"/>
+              </w:rPr>
+              <w:t xml:space="preserve"> |</w:t>
+            </w:r>
+            <w:r>
+              <w:rPr>
+                <w:color w:val="7F7F7F" w:themeColor="text1" w:themeTint="80"/>
+                <w:sz w:val="18"/>
+                <w:szCs w:val="18"/>
+              </w:rPr>
+              <w:t xml:space="preserve"> </w:t>
+            </w:r>
+            <w:r>
+              <w:rPr>
+                <w:b/>
+                <w:bCs/>
+                <w:color w:val="7F7F7F" w:themeColor="text1" w:themeTint="80"/>
+                <w:sz w:val="18"/>
+                <w:szCs w:val="18"/>
+              </w:rPr>
+              <w:t>git hooks</w:t>
+            </w:r>
+            <w:r>
+              <w:rPr>
+                <w:color w:val="7F7F7F" w:themeColor="text1" w:themeTint="80"/>
+                <w:sz w:val="18"/>
+                <w:szCs w:val="18"/>
+              </w:rPr>
+              <w:t xml:space="preserve"> |</w:t>
+            </w:r>
+            <w:r>
+              <w:rPr>
+                <w:color w:val="7F7F7F" w:themeColor="text1" w:themeTint="80"/>
+                <w:sz w:val="18"/>
+                <w:szCs w:val="18"/>
+              </w:rPr>
+              <w:t xml:space="preserve"> </w:t>
+            </w:r>
+            <w:proofErr w:type="spellStart"/>
+            <w:r>
+              <w:rPr>
+                <w:b/>
+                <w:bCs/>
+                <w:color w:val="7F7F7F" w:themeColor="text1" w:themeTint="80"/>
+                <w:sz w:val="18"/>
+                <w:szCs w:val="18"/>
+              </w:rPr>
+              <w:t>Snyk</w:t>
+            </w:r>
+            <w:proofErr w:type="spellEnd"/>
+            <w:r>
+              <w:rPr>
+                <w:color w:val="7F7F7F" w:themeColor="text1" w:themeTint="80"/>
+                <w:sz w:val="18"/>
+                <w:szCs w:val="18"/>
+              </w:rPr>
+              <w:t xml:space="preserve"> scans and constant review cycle</w:t>
             </w:r>
           </w:p>
           <w:p>
@@ -1613,7 +1610,99 @@
                 <w:sz w:val="18"/>
                 <w:szCs w:val="18"/>
               </w:rPr>
-              <w:t>I act as a bridge between junior and senior members in the team</w:t>
+              <w:t xml:space="preserve">I know </w:t>
+            </w:r>
+            <w:r>
+              <w:rPr>
+                <w:b/>
+                <w:bCs/>
+                <w:color w:val="7F7F7F" w:themeColor="text1" w:themeTint="80"/>
+                <w:sz w:val="18"/>
+                <w:szCs w:val="18"/>
+              </w:rPr>
+              <w:t xml:space="preserve">JWT </w:t>
+            </w:r>
+            <w:r>
+              <w:rPr>
+                <w:b/>
+                <w:bCs/>
+                <w:color w:val="7F7F7F" w:themeColor="text1" w:themeTint="80"/>
+                <w:sz w:val="18"/>
+                <w:szCs w:val="18"/>
+              </w:rPr>
+              <w:t>tokens</w:t>
+            </w:r>
+            <w:r>
+              <w:rPr>
+                <w:color w:val="7F7F7F" w:themeColor="text1" w:themeTint="80"/>
+                <w:sz w:val="18"/>
+                <w:szCs w:val="18"/>
+              </w:rPr>
+              <w:t xml:space="preserve">, </w:t>
+            </w:r>
+            <w:r>
+              <w:rPr>
+                <w:b/>
+                <w:bCs/>
+                <w:color w:val="7F7F7F" w:themeColor="text1" w:themeTint="80"/>
+                <w:sz w:val="18"/>
+                <w:szCs w:val="18"/>
+              </w:rPr>
+              <w:t>XSS</w:t>
+            </w:r>
+            <w:r>
+              <w:rPr>
+                <w:color w:val="7F7F7F" w:themeColor="text1" w:themeTint="80"/>
+                <w:sz w:val="18"/>
+                <w:szCs w:val="18"/>
+              </w:rPr>
+              <w:t xml:space="preserve">, </w:t>
+            </w:r>
+            <w:r>
+              <w:rPr>
+                <w:b/>
+                <w:bCs/>
+                <w:color w:val="7F7F7F" w:themeColor="text1" w:themeTint="80"/>
+                <w:sz w:val="18"/>
+                <w:szCs w:val="18"/>
+              </w:rPr>
+              <w:t>CSRF</w:t>
+            </w:r>
+            <w:r>
+              <w:rPr>
+                <w:color w:val="7F7F7F" w:themeColor="text1" w:themeTint="80"/>
+                <w:sz w:val="18"/>
+                <w:szCs w:val="18"/>
+              </w:rPr>
+              <w:t xml:space="preserve">, </w:t>
+            </w:r>
+            <w:r>
+              <w:rPr>
+                <w:b/>
+                <w:bCs/>
+                <w:color w:val="7F7F7F" w:themeColor="text1" w:themeTint="80"/>
+                <w:sz w:val="18"/>
+                <w:szCs w:val="18"/>
+              </w:rPr>
+              <w:t>cookies</w:t>
+            </w:r>
+            <w:r>
+              <w:rPr>
+                <w:color w:val="7F7F7F" w:themeColor="text1" w:themeTint="80"/>
+                <w:sz w:val="18"/>
+                <w:szCs w:val="18"/>
+              </w:rPr>
+              <w:t xml:space="preserve">, </w:t>
+            </w:r>
+            <w:r>
+              <w:rPr>
+                <w:b/>
+                <w:bCs/>
+                <w:color w:val="7F7F7F" w:themeColor="text1" w:themeTint="80"/>
+                <w:sz w:val="18"/>
+                <w:szCs w:val="18"/>
+              </w:rPr>
+              <w:t>CORS</w:t>
             </w:r>
           </w:p>
           <w:p>
@@ -1648,43 +1737,7 @@
                 <w:sz w:val="18"/>
                 <w:szCs w:val="18"/>
               </w:rPr>
-              <w:t xml:space="preserve">I use </w:t>
-            </w:r>
-            <w:proofErr w:type="spellStart"/>
-            <w:r>
-              <w:rPr>
-                <w:color w:val="7F7F7F" w:themeColor="text1" w:themeTint="80"/>
-                <w:sz w:val="18"/>
-                <w:szCs w:val="18"/>
-              </w:rPr>
-              <w:t>jfrog</w:t>
-            </w:r>
-            <w:proofErr w:type="spellEnd"/>
-            <w:r>
-              <w:rPr>
-                <w:color w:val="7F7F7F" w:themeColor="text1" w:themeTint="80"/>
-                <w:sz w:val="18"/>
-                <w:szCs w:val="18"/>
-              </w:rPr>
-              <w:t xml:space="preserve">/nexus repo / </w:t>
-            </w:r>
-            <w:proofErr w:type="spellStart"/>
-            <w:r>
-              <w:rPr>
-                <w:color w:val="7F7F7F" w:themeColor="text1" w:themeTint="80"/>
-                <w:sz w:val="18"/>
-                <w:szCs w:val="18"/>
-              </w:rPr>
-              <w:t>artifactory</w:t>
-            </w:r>
-            <w:proofErr w:type="spellEnd"/>
-            <w:r>
-              <w:rPr>
-                <w:color w:val="7F7F7F" w:themeColor="text1" w:themeTint="80"/>
-                <w:sz w:val="18"/>
-                <w:szCs w:val="18"/>
-              </w:rPr>
-              <w:t xml:space="preserve"> to manage code artifacts</w:t>
+              <w:t>I act as a bridge between junior and senior members in the team</w:t>
             </w:r>
           </w:p>
           <w:p>
@@ -1719,143 +1772,67 @@
                 <w:sz w:val="18"/>
                 <w:szCs w:val="18"/>
               </w:rPr>
-              <w:t xml:space="preserve">I </w:t>
-            </w:r>
-            <w:r>
-              <w:rPr>
-                <w:b/>
-                <w:bCs/>
-                <w:color w:val="7F7F7F" w:themeColor="text1" w:themeTint="80"/>
-                <w:sz w:val="18"/>
-                <w:szCs w:val="18"/>
-              </w:rPr>
-              <w:t>Code</w:t>
-            </w:r>
-            <w:r>
-              <w:rPr>
-                <w:color w:val="7F7F7F" w:themeColor="text1" w:themeTint="80"/>
-                <w:sz w:val="18"/>
-                <w:szCs w:val="18"/>
-              </w:rPr>
-              <w:t xml:space="preserve">. </w:t>
-            </w:r>
-            <w:r>
-              <w:rPr>
-                <w:b/>
-                <w:bCs/>
-                <w:color w:val="7F7F7F" w:themeColor="text1" w:themeTint="80"/>
-                <w:sz w:val="18"/>
-                <w:szCs w:val="18"/>
-              </w:rPr>
-              <w:t>Bug fix</w:t>
-            </w:r>
-            <w:r>
-              <w:rPr>
-                <w:color w:val="7F7F7F" w:themeColor="text1" w:themeTint="80"/>
-                <w:sz w:val="18"/>
-                <w:szCs w:val="18"/>
-              </w:rPr>
-              <w:t xml:space="preserve">. </w:t>
-            </w:r>
-            <w:r>
-              <w:rPr>
-                <w:b/>
-                <w:bCs/>
-                <w:color w:val="7F7F7F" w:themeColor="text1" w:themeTint="80"/>
-                <w:sz w:val="18"/>
-                <w:szCs w:val="18"/>
-              </w:rPr>
-              <w:t>Collaborate</w:t>
-            </w:r>
-            <w:r>
-              <w:rPr>
-                <w:color w:val="7F7F7F" w:themeColor="text1" w:themeTint="80"/>
-                <w:sz w:val="18"/>
-                <w:szCs w:val="18"/>
-              </w:rPr>
-              <w:t xml:space="preserve">. </w:t>
-            </w:r>
-            <w:r>
-              <w:rPr>
-                <w:b/>
-                <w:bCs/>
-                <w:color w:val="7F7F7F" w:themeColor="text1" w:themeTint="80"/>
-                <w:sz w:val="18"/>
-                <w:szCs w:val="18"/>
-              </w:rPr>
-              <w:t>Build</w:t>
-            </w:r>
-            <w:r>
-              <w:rPr>
-                <w:color w:val="7F7F7F" w:themeColor="text1" w:themeTint="80"/>
-                <w:sz w:val="18"/>
-                <w:szCs w:val="18"/>
-              </w:rPr>
-              <w:t xml:space="preserve">. </w:t>
-            </w:r>
-            <w:r>
-              <w:rPr>
-                <w:b/>
-                <w:bCs/>
-                <w:color w:val="7F7F7F" w:themeColor="text1" w:themeTint="80"/>
-                <w:sz w:val="18"/>
-                <w:szCs w:val="18"/>
-              </w:rPr>
-              <w:t>Change</w:t>
-            </w:r>
-            <w:r>
-              <w:rPr>
-                <w:color w:val="7F7F7F" w:themeColor="text1" w:themeTint="80"/>
-                <w:sz w:val="18"/>
-                <w:szCs w:val="18"/>
-              </w:rPr>
-              <w:t xml:space="preserve">. </w:t>
-            </w:r>
-            <w:r>
-              <w:rPr>
-                <w:b/>
-                <w:bCs/>
-                <w:color w:val="7F7F7F" w:themeColor="text1" w:themeTint="80"/>
-                <w:sz w:val="18"/>
-                <w:szCs w:val="18"/>
-              </w:rPr>
-              <w:t>Incident</w:t>
-            </w:r>
-            <w:r>
-              <w:rPr>
-                <w:color w:val="7F7F7F" w:themeColor="text1" w:themeTint="80"/>
-                <w:sz w:val="18"/>
-                <w:szCs w:val="18"/>
-              </w:rPr>
-              <w:t xml:space="preserve">. </w:t>
-            </w:r>
-            <w:r>
-              <w:rPr>
-                <w:b/>
-                <w:bCs/>
-                <w:color w:val="7F7F7F" w:themeColor="text1" w:themeTint="80"/>
-                <w:sz w:val="18"/>
-                <w:szCs w:val="18"/>
-              </w:rPr>
-              <w:t>Release</w:t>
-            </w:r>
-            <w:r>
-              <w:rPr>
-                <w:color w:val="7F7F7F" w:themeColor="text1" w:themeTint="80"/>
-                <w:sz w:val="18"/>
-                <w:szCs w:val="18"/>
-              </w:rPr>
-              <w:t xml:space="preserve">. </w:t>
-            </w:r>
-            <w:r>
-              <w:rPr>
-                <w:b/>
-                <w:bCs/>
-                <w:color w:val="7F7F7F" w:themeColor="text1" w:themeTint="80"/>
-                <w:sz w:val="18"/>
-                <w:szCs w:val="18"/>
-              </w:rPr>
-              <w:t>Triage</w:t>
+              <w:t xml:space="preserve">I use </w:t>
+            </w:r>
+            <w:proofErr w:type="spellStart"/>
+            <w:r>
+              <w:rPr>
+                <w:color w:val="7F7F7F" w:themeColor="text1" w:themeTint="80"/>
+                <w:sz w:val="18"/>
+                <w:szCs w:val="18"/>
+              </w:rPr>
+              <w:t>jfrog</w:t>
+            </w:r>
+            <w:proofErr w:type="spellEnd"/>
+            <w:r>
+              <w:rPr>
+                <w:color w:val="7F7F7F" w:themeColor="text1" w:themeTint="80"/>
+                <w:sz w:val="18"/>
+                <w:szCs w:val="18"/>
+              </w:rPr>
+              <w:t xml:space="preserve"> </w:t>
+            </w:r>
+            <w:r>
+              <w:rPr>
+                <w:color w:val="7F7F7F" w:themeColor="text1" w:themeTint="80"/>
+                <w:sz w:val="18"/>
+                <w:szCs w:val="18"/>
+              </w:rPr>
+              <w:t>/</w:t>
+            </w:r>
+            <w:r>
+              <w:rPr>
+                <w:color w:val="7F7F7F" w:themeColor="text1" w:themeTint="80"/>
+                <w:sz w:val="18"/>
+                <w:szCs w:val="18"/>
+              </w:rPr>
+              <w:t xml:space="preserve"> </w:t>
+            </w:r>
+            <w:r>
+              <w:rPr>
+                <w:color w:val="7F7F7F" w:themeColor="text1" w:themeTint="80"/>
+                <w:sz w:val="18"/>
+                <w:szCs w:val="18"/>
+              </w:rPr>
+              <w:t xml:space="preserve">nexus repo / </w:t>
+            </w:r>
+            <w:proofErr w:type="spellStart"/>
+            <w:r>
+              <w:rPr>
+                <w:color w:val="7F7F7F" w:themeColor="text1" w:themeTint="80"/>
+                <w:sz w:val="18"/>
+                <w:szCs w:val="18"/>
+              </w:rPr>
+              <w:t>artifactory</w:t>
+            </w:r>
+            <w:proofErr w:type="spellEnd"/>
+            <w:r>
+              <w:rPr>
+                <w:color w:val="7F7F7F" w:themeColor="text1" w:themeTint="80"/>
+                <w:sz w:val="18"/>
+                <w:szCs w:val="18"/>
+              </w:rPr>
+              <w:t xml:space="preserve"> to manage code artifacts</w:t>
             </w:r>
           </w:p>
           <w:p>
@@ -1890,43 +1867,181 @@
                 <w:sz w:val="18"/>
                 <w:szCs w:val="18"/>
               </w:rPr>
-              <w:t xml:space="preserve">I help in </w:t>
-            </w:r>
-            <w:r>
-              <w:rPr>
-                <w:b/>
-                <w:bCs/>
-                <w:color w:val="7F7F7F" w:themeColor="text1" w:themeTint="80"/>
-                <w:sz w:val="18"/>
-                <w:szCs w:val="18"/>
-              </w:rPr>
-              <w:t>recruiting</w:t>
-            </w:r>
-            <w:r>
-              <w:rPr>
-                <w:color w:val="7F7F7F" w:themeColor="text1" w:themeTint="80"/>
-                <w:sz w:val="18"/>
-                <w:szCs w:val="18"/>
-              </w:rPr>
-              <w:t xml:space="preserve">, </w:t>
-            </w:r>
-            <w:r>
-              <w:rPr>
-                <w:b/>
-                <w:bCs/>
-                <w:color w:val="7F7F7F" w:themeColor="text1" w:themeTint="80"/>
-                <w:sz w:val="18"/>
-                <w:szCs w:val="18"/>
-              </w:rPr>
-              <w:t>growing</w:t>
-            </w:r>
-            <w:r>
-              <w:rPr>
-                <w:color w:val="7F7F7F" w:themeColor="text1" w:themeTint="80"/>
-                <w:sz w:val="18"/>
-                <w:szCs w:val="18"/>
-              </w:rPr>
-              <w:t xml:space="preserve"> and enabling a team</w:t>
+              <w:t xml:space="preserve">I </w:t>
+            </w:r>
+            <w:r>
+              <w:rPr>
+                <w:b/>
+                <w:bCs/>
+                <w:color w:val="7F7F7F" w:themeColor="text1" w:themeTint="80"/>
+                <w:sz w:val="18"/>
+                <w:szCs w:val="18"/>
+              </w:rPr>
+              <w:t>Code</w:t>
+            </w:r>
+            <w:r>
+              <w:rPr>
+                <w:color w:val="7F7F7F" w:themeColor="text1" w:themeTint="80"/>
+                <w:sz w:val="18"/>
+                <w:szCs w:val="18"/>
+              </w:rPr>
+              <w:t xml:space="preserve">. </w:t>
+            </w:r>
+            <w:r>
+              <w:rPr>
+                <w:b/>
+                <w:bCs/>
+                <w:color w:val="7F7F7F" w:themeColor="text1" w:themeTint="80"/>
+                <w:sz w:val="18"/>
+                <w:szCs w:val="18"/>
+              </w:rPr>
+              <w:t>Bug fix</w:t>
+            </w:r>
+            <w:r>
+              <w:rPr>
+                <w:color w:val="7F7F7F" w:themeColor="text1" w:themeTint="80"/>
+                <w:sz w:val="18"/>
+                <w:szCs w:val="18"/>
+              </w:rPr>
+              <w:t xml:space="preserve">. </w:t>
+            </w:r>
+            <w:r>
+              <w:rPr>
+                <w:b/>
+                <w:bCs/>
+                <w:color w:val="7F7F7F" w:themeColor="text1" w:themeTint="80"/>
+                <w:sz w:val="18"/>
+                <w:szCs w:val="18"/>
+              </w:rPr>
+              <w:t>Collaborate</w:t>
+            </w:r>
+            <w:r>
+              <w:rPr>
+                <w:color w:val="7F7F7F" w:themeColor="text1" w:themeTint="80"/>
+                <w:sz w:val="18"/>
+                <w:szCs w:val="18"/>
+              </w:rPr>
+              <w:t xml:space="preserve">. </w:t>
+            </w:r>
+            <w:r>
+              <w:rPr>
+                <w:b/>
+                <w:bCs/>
+                <w:color w:val="7F7F7F" w:themeColor="text1" w:themeTint="80"/>
+                <w:sz w:val="18"/>
+                <w:szCs w:val="18"/>
+              </w:rPr>
+              <w:t>Build</w:t>
+            </w:r>
+            <w:r>
+              <w:rPr>
+                <w:color w:val="7F7F7F" w:themeColor="text1" w:themeTint="80"/>
+                <w:sz w:val="18"/>
+                <w:szCs w:val="18"/>
+              </w:rPr>
+              <w:t xml:space="preserve">. </w:t>
+            </w:r>
+            <w:r>
+              <w:rPr>
+                <w:b/>
+                <w:bCs/>
+                <w:color w:val="7F7F7F" w:themeColor="text1" w:themeTint="80"/>
+                <w:sz w:val="18"/>
+                <w:szCs w:val="18"/>
+              </w:rPr>
+              <w:t>Chang</w:t>
+            </w:r>
+            <w:r>
+              <w:rPr>
+                <w:b/>
+                <w:bCs/>
+                <w:color w:val="7F7F7F" w:themeColor="text1" w:themeTint="80"/>
+                <w:sz w:val="18"/>
+                <w:szCs w:val="18"/>
+              </w:rPr>
+              <w:t>e</w:t>
+            </w:r>
+            <w:r>
+              <w:rPr>
+                <w:color w:val="7F7F7F" w:themeColor="text1" w:themeTint="80"/>
+                <w:sz w:val="18"/>
+                <w:szCs w:val="18"/>
+              </w:rPr>
+              <w:t xml:space="preserve">. </w:t>
+            </w:r>
+            <w:r>
+              <w:rPr>
+                <w:b/>
+                <w:bCs/>
+                <w:color w:val="7F7F7F" w:themeColor="text1" w:themeTint="80"/>
+                <w:sz w:val="18"/>
+                <w:szCs w:val="18"/>
+              </w:rPr>
+              <w:t>Release</w:t>
+            </w:r>
+            <w:r>
+              <w:rPr>
+                <w:color w:val="7F7F7F" w:themeColor="text1" w:themeTint="80"/>
+                <w:sz w:val="18"/>
+                <w:szCs w:val="18"/>
+              </w:rPr>
+              <w:t>.</w:t>
+            </w:r>
+            <w:r>
+              <w:rPr>
+                <w:color w:val="7F7F7F" w:themeColor="text1" w:themeTint="80"/>
+                <w:sz w:val="18"/>
+                <w:szCs w:val="18"/>
+              </w:rPr>
+              <w:t xml:space="preserve"> </w:t>
+            </w:r>
+            <w:r>
+              <w:rPr>
+                <w:b/>
+                <w:bCs/>
+                <w:color w:val="7F7F7F" w:themeColor="text1" w:themeTint="80"/>
+                <w:sz w:val="18"/>
+                <w:szCs w:val="18"/>
+              </w:rPr>
+              <w:t>Incident</w:t>
+            </w:r>
+            <w:r>
+              <w:rPr>
+                <w:b/>
+                <w:bCs/>
+                <w:color w:val="7F7F7F" w:themeColor="text1" w:themeTint="80"/>
+                <w:sz w:val="18"/>
+                <w:szCs w:val="18"/>
+              </w:rPr>
+              <w:t xml:space="preserve"> </w:t>
+            </w:r>
+            <w:r>
+              <w:rPr>
+                <w:b/>
+                <w:bCs/>
+                <w:color w:val="7F7F7F" w:themeColor="text1" w:themeTint="80"/>
+                <w:sz w:val="18"/>
+                <w:szCs w:val="18"/>
+              </w:rPr>
+              <w:t>&amp;</w:t>
+            </w:r>
+            <w:r>
+              <w:rPr>
+                <w:color w:val="7F7F7F" w:themeColor="text1" w:themeTint="80"/>
+                <w:sz w:val="18"/>
+                <w:szCs w:val="18"/>
+              </w:rPr>
+              <w:t xml:space="preserve"> </w:t>
+            </w:r>
+            <w:r>
+              <w:rPr>
+                <w:b/>
+                <w:bCs/>
+                <w:color w:val="7F7F7F" w:themeColor="text1" w:themeTint="80"/>
+                <w:sz w:val="18"/>
+                <w:szCs w:val="18"/>
+              </w:rPr>
+              <w:t>Triage</w:t>
             </w:r>
           </w:p>
           <w:p>
@@ -1961,17 +2076,17 @@
                 <w:sz w:val="18"/>
                 <w:szCs w:val="18"/>
               </w:rPr>
-              <w:t xml:space="preserve">I am a </w:t>
-            </w:r>
-            <w:r>
-              <w:rPr>
-                <w:b/>
-                <w:bCs/>
-                <w:color w:val="7F7F7F" w:themeColor="text1" w:themeTint="80"/>
-                <w:sz w:val="18"/>
-                <w:szCs w:val="18"/>
-              </w:rPr>
-              <w:t>code reviewer</w:t>
+              <w:t xml:space="preserve">I help in </w:t>
+            </w:r>
+            <w:r>
+              <w:rPr>
+                <w:b/>
+                <w:bCs/>
+                <w:color w:val="7F7F7F" w:themeColor="text1" w:themeTint="80"/>
+                <w:sz w:val="18"/>
+                <w:szCs w:val="18"/>
+              </w:rPr>
+              <w:t>recruiting</w:t>
             </w:r>
             <w:r>
               <w:rPr>
@@ -1983,21 +2098,19 @@
             </w:r>
             <w:r>
               <w:rPr>
-                <w:b/>
-                <w:bCs/>
-                <w:color w:val="7F7F7F" w:themeColor="text1" w:themeTint="80"/>
-                <w:sz w:val="18"/>
-                <w:szCs w:val="18"/>
-              </w:rPr>
-              <w:t>mentor</w:t>
-            </w:r>
-            <w:r>
-              <w:rPr>
-                <w:color w:val="7F7F7F" w:themeColor="text1" w:themeTint="80"/>
-                <w:sz w:val="18"/>
-                <w:szCs w:val="18"/>
-              </w:rPr>
-              <w:t>, and face to dev team</w:t>
+                <w:color w:val="7F7F7F" w:themeColor="text1" w:themeTint="80"/>
+                <w:sz w:val="18"/>
+                <w:szCs w:val="18"/>
+              </w:rPr>
+              <w:t>growing</w:t>
+            </w:r>
+            <w:r>
+              <w:rPr>
+                <w:color w:val="7F7F7F" w:themeColor="text1" w:themeTint="80"/>
+                <w:sz w:val="18"/>
+                <w:szCs w:val="18"/>
+              </w:rPr>
+              <w:t xml:space="preserve"> and enabling a team</w:t>
             </w:r>
           </w:p>
           <w:p>
@@ -2021,6 +2134,77 @@
               <w:jc w:val="left"/>
               <w:rPr>
                 <w:rFonts w:eastAsia="Calibri"/>
+                <w:color w:val="7F7F7F" w:themeColor="text1" w:themeTint="80"/>
+                <w:sz w:val="18"/>
+                <w:szCs w:val="18"/>
+              </w:rPr>
+            </w:pPr>
+            <w:r>
+              <w:rPr>
+                <w:color w:val="7F7F7F" w:themeColor="text1" w:themeTint="80"/>
+                <w:sz w:val="18"/>
+                <w:szCs w:val="18"/>
+              </w:rPr>
+              <w:t xml:space="preserve">I am a </w:t>
+            </w:r>
+            <w:r>
+              <w:rPr>
+                <w:b/>
+                <w:bCs/>
+                <w:color w:val="7F7F7F" w:themeColor="text1" w:themeTint="80"/>
+                <w:sz w:val="18"/>
+                <w:szCs w:val="18"/>
+              </w:rPr>
+              <w:t>code reviewer</w:t>
+            </w:r>
+            <w:r>
+              <w:rPr>
+                <w:color w:val="7F7F7F" w:themeColor="text1" w:themeTint="80"/>
+                <w:sz w:val="18"/>
+                <w:szCs w:val="18"/>
+              </w:rPr>
+              <w:t xml:space="preserve">, </w:t>
+            </w:r>
+            <w:r>
+              <w:rPr>
+                <w:b/>
+                <w:bCs/>
+                <w:color w:val="7F7F7F" w:themeColor="text1" w:themeTint="80"/>
+                <w:sz w:val="18"/>
+                <w:szCs w:val="18"/>
+              </w:rPr>
+              <w:t>mentor</w:t>
+            </w:r>
+            <w:r>
+              <w:rPr>
+                <w:color w:val="7F7F7F" w:themeColor="text1" w:themeTint="80"/>
+                <w:sz w:val="18"/>
+                <w:szCs w:val="18"/>
+              </w:rPr>
+              <w:t>, and face to dev team</w:t>
+            </w:r>
+          </w:p>
+          <w:p>
+            <w:pPr>
+              <w:numPr>
+                <w:ilvl w:val="0"/>
+                <w:numId w:val="1"/>
+              </w:numPr>
+              <w:pBdr>
+                <w:top w:val="nil"/>
+                <w:left w:val="nil"/>
+                <w:bottom w:val="nil"/>
+                <w:right w:val="nil"/>
+                <w:between w:val="nil"/>
+              </w:pBdr>
+              <w:tabs>
+                <w:tab w:val="left" w:pos="215"/>
+                <w:tab w:val="left" w:pos="315"/>
+              </w:tabs>
+              <w:ind w:left="173" w:hanging="91"/>
+              <w:jc w:val="left"/>
+              <w:rPr>
+                <w:rFonts w:eastAsia="Calibri"/>
                 <w:color w:val="434343"/>
                 <w:sz w:val="18"/>
                 <w:szCs w:val="18"/>
@@ -2126,6 +2310,13 @@
             <w:pPr>
               <w:jc w:val="right"/>
               <w:rPr>
+                <w:color w:val="7F7F7F" w:themeColor="text1" w:themeTint="80"/>
+                <w:sz w:val="16"/>
+                <w:szCs w:val="16"/>
+              </w:rPr>
+            </w:pPr>
+            <w:r>
+              <w:rPr>
                 <w:b/>
                 <w:bCs/>
                 <w:color w:val="262626" w:themeColor="text1" w:themeTint="D9"/>
@@ -2133,8 +2324,12 @@
                 <w:szCs w:val="19"/>
                 <w:u w:val="single"/>
               </w:rPr>
-            </w:pPr>
-            <w:r>
+              <w:t>Visa</w:t>
+            </w:r>
+          </w:p>
+          <w:p>
+            <w:pPr>
+              <w:jc w:val="right"/>
               <w:rPr>
                 <w:b/>
                 <w:bCs/>
@@ -2143,6 +2338,58 @@
                 <w:szCs w:val="19"/>
                 <w:u w:val="single"/>
               </w:rPr>
+            </w:pPr>
+            <w:r>
+              <w:rPr>
+                <w:b/>
+                <w:bCs/>
+                <w:color w:val="999999"/>
+                <w:sz w:val="14"/>
+                <w:szCs w:val="14"/>
+              </w:rPr>
+              <w:t xml:space="preserve">USA B1/B2, </w:t>
+            </w:r>
+            <w:r>
+              <w:rPr>
+                <w:color w:val="999999"/>
+                <w:sz w:val="14"/>
+                <w:szCs w:val="14"/>
+              </w:rPr>
+              <w:t>Travelled to US once, Feb2026</w:t>
+            </w:r>
+            <w:r>
+              <w:rPr>
+                <w:b/>
+                <w:bCs/>
+                <w:color w:val="262626" w:themeColor="text1" w:themeTint="D9"/>
+                <w:sz w:val="19"/>
+                <w:szCs w:val="19"/>
+                <w:u w:val="single"/>
+              </w:rPr>
+              <w:t xml:space="preserve"> </w:t>
+            </w:r>
+          </w:p>
+          <w:p>
+            <w:pPr>
+              <w:jc w:val="right"/>
+              <w:rPr>
+                <w:b/>
+                <w:bCs/>
+                <w:color w:val="262626" w:themeColor="text1" w:themeTint="D9"/>
+                <w:sz w:val="19"/>
+                <w:szCs w:val="19"/>
+                <w:u w:val="single"/>
+              </w:rPr>
+            </w:pPr>
+            <w:r>
+              <w:rPr>
+                <w:b/>
+                <w:bCs/>
+                <w:color w:val="262626" w:themeColor="text1" w:themeTint="D9"/>
+                <w:sz w:val="19"/>
+                <w:szCs w:val="19"/>
+                <w:u w:val="single"/>
+              </w:rPr>
               <w:t>Education</w:t>
             </w:r>
           </w:p>
@@ -2197,16 +2444,30 @@
                 <w:szCs w:val="6"/>
               </w:rPr>
             </w:pPr>
-            <w:proofErr w:type="spellStart"/>
             <w:r>
               <w:rPr>
                 <w:color w:val="7F7F7F" w:themeColor="text1" w:themeTint="80"/>
                 <w:sz w:val="17"/>
                 <w:szCs w:val="17"/>
               </w:rPr>
-              <w:t>BTechIT</w:t>
-            </w:r>
-            <w:proofErr w:type="spellEnd"/>
+              <w:t>BTech</w:t>
+            </w:r>
+            <w:r>
+              <w:rPr>
+                <w:color w:val="7F7F7F" w:themeColor="text1" w:themeTint="80"/>
+                <w:sz w:val="17"/>
+                <w:szCs w:val="17"/>
+              </w:rPr>
+              <w:t>.</w:t>
+            </w:r>
+            <w:r>
+              <w:rPr>
+                <w:color w:val="7F7F7F" w:themeColor="text1" w:themeTint="80"/>
+                <w:sz w:val="17"/>
+                <w:szCs w:val="17"/>
+              </w:rPr>
+              <w:t>IT</w:t>
+            </w:r>
             <w:r>
               <w:rPr>
                 <w:color w:val="7F7F7F" w:themeColor="text1" w:themeTint="80"/>
@@ -2354,16 +2615,6 @@
               </w:rPr>
               <w:br/>
             </w:r>
-          </w:p>
-          <w:p>
-            <w:pPr>
-              <w:jc w:val="right"/>
-              <w:rPr>
-                <w:color w:val="7F7F7F" w:themeColor="text1" w:themeTint="80"/>
-                <w:sz w:val="16"/>
-                <w:szCs w:val="16"/>
-              </w:rPr>
-            </w:pPr>
             <w:r>
               <w:rPr>
                 <w:b/>
@@ -2520,47 +2771,6 @@
                 <w:szCs w:val="16"/>
               </w:rPr>
               <w:t>IELTS General: 010708, Aug’21</w:t>
-            </w:r>
-          </w:p>
-          <w:p>
-            <w:pPr>
-              <w:jc w:val="right"/>
-              <w:rPr>
-                <w:color w:val="7F7F7F" w:themeColor="text1" w:themeTint="80"/>
-                <w:sz w:val="16"/>
-                <w:szCs w:val="16"/>
-              </w:rPr>
-            </w:pPr>
-            <w:r>
-              <w:rPr>
-                <w:b/>
-                <w:bCs/>
-                <w:color w:val="262626" w:themeColor="text1" w:themeTint="D9"/>
-                <w:sz w:val="19"/>
-                <w:szCs w:val="19"/>
-                <w:u w:val="single"/>
-              </w:rPr>
-              <w:t>Visa</w:t>
-            </w:r>
-          </w:p>
-          <w:p>
-            <w:pPr>
-              <w:jc w:val="right"/>
-              <w:rPr>
-                <w:color w:val="434343"/>
-                <w:sz w:val="14"/>
-                <w:szCs w:val="14"/>
-              </w:rPr>
-            </w:pPr>
-            <w:r>
-              <w:rPr>
-                <w:b/>
-                <w:bCs/>
-                <w:color w:val="999999"/>
-                <w:sz w:val="14"/>
-                <w:szCs w:val="14"/>
-              </w:rPr>
-              <w:t>USA B1/B2 VISA Holder</w:t>
             </w:r>
           </w:p>
         </w:tc>

--- a/docs/dpresume.docx
+++ b/docs/dpresume.docx
@@ -14,7 +14,7 @@
         <w:spacing w:line="276" w:lineRule="auto"/>
         <w:jc w:val="left"/>
         <w:rPr>
-          <w:color w:val="434343"/>
+          <w:color w:val="000000" w:themeColor="text1"/>
           <w:sz w:val="22"/>
           <w:szCs w:val="22"/>
         </w:rPr>
@@ -37,8 +37,7 @@
         <w:tblLook w:val="0400" w:firstRow="0" w:lastRow="0" w:firstColumn="0" w:lastColumn="0" w:noHBand="0" w:noVBand="1"/>
       </w:tblPr>
       <w:tblGrid>
-        <w:gridCol w:w="4231"/>
-        <w:gridCol w:w="3522"/>
+        <w:gridCol w:w="7753"/>
         <w:gridCol w:w="3347"/>
       </w:tblGrid>
       <w:tr>
@@ -48,7 +47,6 @@
         <w:tc>
           <w:tcPr>
             <w:tcW w:w="7753" w:type="dxa"/>
-            <w:gridSpan w:val="2"/>
             <w:tcBorders>
               <w:top w:val="single" w:sz="4" w:space="0" w:color="F0EFEF"/>
               <w:left w:val="single" w:sz="4" w:space="0" w:color="F0EFEF"/>
@@ -62,7 +60,7 @@
               <w:rPr>
                 <w:b/>
                 <w:bCs/>
-                <w:color w:val="262626" w:themeColor="text1" w:themeTint="D9"/>
+                <w:color w:val="000000" w:themeColor="text1"/>
                 <w:sz w:val="37"/>
                 <w:szCs w:val="37"/>
               </w:rPr>
@@ -71,7 +69,7 @@
               <w:rPr>
                 <w:b/>
                 <w:bCs/>
-                <w:color w:val="262626" w:themeColor="text1" w:themeTint="D9"/>
+                <w:color w:val="000000" w:themeColor="text1"/>
                 <w:sz w:val="37"/>
                 <w:szCs w:val="37"/>
               </w:rPr>
@@ -82,7 +80,7 @@
             <w:pPr>
               <w:jc w:val="left"/>
               <w:rPr>
-                <w:color w:val="434343"/>
+                <w:color w:val="000000" w:themeColor="text1"/>
                 <w:sz w:val="16"/>
                 <w:szCs w:val="16"/>
                 <w:u w:val="single"/>
@@ -90,7 +88,7 @@
             </w:pPr>
             <w:r>
               <w:rPr>
-                <w:color w:val="434343"/>
+                <w:color w:val="000000" w:themeColor="text1"/>
                 <w:sz w:val="16"/>
                 <w:szCs w:val="16"/>
               </w:rPr>
@@ -100,7 +98,7 @@
               <w:rPr>
                 <w:b/>
                 <w:bCs/>
-                <w:color w:val="434343"/>
+                <w:color w:val="000000" w:themeColor="text1"/>
                 <w:sz w:val="16"/>
                 <w:szCs w:val="16"/>
               </w:rPr>
@@ -108,7 +106,7 @@
             </w:r>
             <w:r>
               <w:rPr>
-                <w:color w:val="434343"/>
+                <w:color w:val="000000" w:themeColor="text1"/>
                 <w:sz w:val="16"/>
                 <w:szCs w:val="16"/>
               </w:rPr>
@@ -116,7 +114,7 @@
             </w:r>
             <w:r>
               <w:rPr>
-                <w:color w:val="434343"/>
+                <w:color w:val="000000" w:themeColor="text1"/>
                 <w:sz w:val="16"/>
                 <w:szCs w:val="16"/>
                 <w:u w:val="single"/>
@@ -128,7 +126,7 @@
             <w:pPr>
               <w:jc w:val="left"/>
               <w:rPr>
-                <w:color w:val="404040" w:themeColor="text1" w:themeTint="BF"/>
+                <w:color w:val="000000" w:themeColor="text1"/>
               </w:rPr>
             </w:pPr>
             <w:proofErr w:type="gramStart"/>
@@ -136,7 +134,7 @@
               <w:rPr>
                 <w:b/>
                 <w:bCs/>
-                <w:color w:val="404040" w:themeColor="text1" w:themeTint="BF"/>
+                <w:color w:val="000000" w:themeColor="text1"/>
                 <w:sz w:val="14"/>
                 <w:szCs w:val="14"/>
               </w:rPr>
@@ -147,7 +145,7 @@
               <w:rPr>
                 <w:b/>
                 <w:bCs/>
-                <w:color w:val="404040" w:themeColor="text1" w:themeTint="BF"/>
+                <w:color w:val="000000" w:themeColor="text1"/>
                 <w:sz w:val="14"/>
                 <w:szCs w:val="14"/>
               </w:rPr>
@@ -159,7 +157,7 @@
               <w:rPr>
                 <w:b/>
                 <w:bCs/>
-                <w:color w:val="404040" w:themeColor="text1" w:themeTint="BF"/>
+                <w:color w:val="000000" w:themeColor="text1"/>
                 <w:sz w:val="14"/>
                 <w:szCs w:val="14"/>
               </w:rPr>
@@ -170,7 +168,7 @@
               <w:rPr>
                 <w:b/>
                 <w:bCs/>
-                <w:color w:val="404040" w:themeColor="text1" w:themeTint="BF"/>
+                <w:color w:val="000000" w:themeColor="text1"/>
                 <w:sz w:val="14"/>
                 <w:szCs w:val="14"/>
               </w:rPr>
@@ -181,7 +179,7 @@
               <w:rPr>
                 <w:b/>
                 <w:bCs/>
-                <w:color w:val="404040" w:themeColor="text1" w:themeTint="BF"/>
+                <w:color w:val="000000" w:themeColor="text1"/>
                 <w:sz w:val="14"/>
                 <w:szCs w:val="14"/>
               </w:rPr>
@@ -192,7 +190,7 @@
               <w:rPr>
                 <w:b/>
                 <w:bCs/>
-                <w:color w:val="404040" w:themeColor="text1" w:themeTint="BF"/>
+                <w:color w:val="000000" w:themeColor="text1"/>
                 <w:sz w:val="14"/>
                 <w:szCs w:val="14"/>
               </w:rPr>
@@ -203,7 +201,7 @@
               <w:rPr>
                 <w:b/>
                 <w:bCs/>
-                <w:color w:val="404040" w:themeColor="text1" w:themeTint="BF"/>
+                <w:color w:val="000000" w:themeColor="text1"/>
                 <w:sz w:val="14"/>
                 <w:szCs w:val="14"/>
               </w:rPr>
@@ -214,7 +212,7 @@
               <w:rPr>
                 <w:b/>
                 <w:bCs/>
-                <w:color w:val="404040" w:themeColor="text1" w:themeTint="BF"/>
+                <w:color w:val="000000" w:themeColor="text1"/>
                 <w:sz w:val="14"/>
                 <w:szCs w:val="14"/>
               </w:rPr>
@@ -224,7 +222,7 @@
               <w:rPr>
                 <w:b/>
                 <w:bCs/>
-                <w:color w:val="404040" w:themeColor="text1" w:themeTint="BF"/>
+                <w:color w:val="000000" w:themeColor="text1"/>
                 <w:sz w:val="14"/>
                 <w:szCs w:val="14"/>
               </w:rPr>
@@ -235,7 +233,7 @@
               <w:rPr>
                 <w:b/>
                 <w:bCs/>
-                <w:color w:val="404040" w:themeColor="text1" w:themeTint="BF"/>
+                <w:color w:val="000000" w:themeColor="text1"/>
                 <w:sz w:val="14"/>
                 <w:szCs w:val="14"/>
               </w:rPr>
@@ -246,7 +244,7 @@
               <w:rPr>
                 <w:b/>
                 <w:bCs/>
-                <w:color w:val="404040" w:themeColor="text1" w:themeTint="BF"/>
+                <w:color w:val="000000" w:themeColor="text1"/>
                 <w:sz w:val="14"/>
                 <w:szCs w:val="14"/>
               </w:rPr>
@@ -257,7 +255,7 @@
               <w:rPr>
                 <w:b/>
                 <w:bCs/>
-                <w:color w:val="404040" w:themeColor="text1" w:themeTint="BF"/>
+                <w:color w:val="000000" w:themeColor="text1"/>
                 <w:sz w:val="14"/>
                 <w:szCs w:val="14"/>
               </w:rPr>
@@ -267,7 +265,7 @@
               <w:rPr>
                 <w:b/>
                 <w:bCs/>
-                <w:color w:val="404040" w:themeColor="text1" w:themeTint="BF"/>
+                <w:color w:val="000000" w:themeColor="text1"/>
                 <w:sz w:val="14"/>
                 <w:szCs w:val="14"/>
               </w:rPr>
@@ -278,7 +276,7 @@
             <w:pPr>
               <w:jc w:val="left"/>
               <w:rPr>
-                <w:color w:val="434343"/>
+                <w:color w:val="000000" w:themeColor="text1"/>
                 <w:sz w:val="8"/>
                 <w:szCs w:val="8"/>
               </w:rPr>
@@ -287,14 +285,14 @@
           <w:p>
             <w:pPr>
               <w:rPr>
-                <w:color w:val="7F7F7F" w:themeColor="text1" w:themeTint="80"/>
+                <w:color w:val="000000" w:themeColor="text1"/>
                 <w:sz w:val="16"/>
                 <w:szCs w:val="16"/>
               </w:rPr>
             </w:pPr>
             <w:r>
               <w:rPr>
-                <w:color w:val="7F7F7F" w:themeColor="text1" w:themeTint="80"/>
+                <w:color w:val="000000" w:themeColor="text1"/>
                 <w:sz w:val="16"/>
                 <w:szCs w:val="16"/>
               </w:rPr>
@@ -306,7 +304,7 @@
                   <w:rStyle w:val="Hyperlink"/>
                   <w:b/>
                   <w:bCs/>
-                  <w:color w:val="7F7F7F" w:themeColor="text1" w:themeTint="80"/>
+                  <w:color w:val="000000" w:themeColor="text1"/>
                   <w:sz w:val="16"/>
                   <w:szCs w:val="16"/>
                 </w:rPr>
@@ -317,7 +315,7 @@
               <w:rPr>
                 <w:b/>
                 <w:bCs/>
-                <w:color w:val="7F7F7F" w:themeColor="text1" w:themeTint="80"/>
+                <w:color w:val="000000" w:themeColor="text1"/>
                 <w:sz w:val="16"/>
                 <w:szCs w:val="16"/>
               </w:rPr>
@@ -329,7 +327,7 @@
                   <w:rStyle w:val="Hyperlink"/>
                   <w:b/>
                   <w:bCs/>
-                  <w:color w:val="7F7F7F" w:themeColor="text1" w:themeTint="80"/>
+                  <w:color w:val="000000" w:themeColor="text1"/>
                   <w:sz w:val="16"/>
                   <w:szCs w:val="16"/>
                 </w:rPr>
@@ -340,7 +338,7 @@
               <w:rPr>
                 <w:b/>
                 <w:bCs/>
-                <w:color w:val="7F7F7F" w:themeColor="text1" w:themeTint="80"/>
+                <w:color w:val="000000" w:themeColor="text1"/>
                 <w:sz w:val="16"/>
                 <w:szCs w:val="16"/>
               </w:rPr>
@@ -352,7 +350,7 @@
                   <w:rStyle w:val="Hyperlink"/>
                   <w:b/>
                   <w:bCs/>
-                  <w:color w:val="7F7F7F" w:themeColor="text1" w:themeTint="80"/>
+                  <w:color w:val="000000" w:themeColor="text1"/>
                   <w:sz w:val="16"/>
                   <w:szCs w:val="16"/>
                 </w:rPr>
@@ -363,6 +361,7 @@
           <w:p>
             <w:pPr>
               <w:rPr>
+                <w:color w:val="000000" w:themeColor="text1"/>
                 <w:sz w:val="6"/>
                 <w:szCs w:val="6"/>
               </w:rPr>
@@ -385,7 +384,7 @@
               <w:rPr>
                 <w:b/>
                 <w:bCs/>
-                <w:color w:val="262626" w:themeColor="text1" w:themeTint="D9"/>
+                <w:color w:val="000000" w:themeColor="text1"/>
                 <w:sz w:val="30"/>
                 <w:szCs w:val="30"/>
               </w:rPr>
@@ -394,21 +393,11 @@
               <w:rPr>
                 <w:b/>
                 <w:bCs/>
-                <w:color w:val="262626" w:themeColor="text1" w:themeTint="D9"/>
+                <w:color w:val="000000" w:themeColor="text1"/>
                 <w:sz w:val="30"/>
                 <w:szCs w:val="30"/>
               </w:rPr>
-              <w:t>20</w:t>
-            </w:r>
-            <w:r>
-              <w:rPr>
-                <w:b/>
-                <w:bCs/>
-                <w:color w:val="262626" w:themeColor="text1" w:themeTint="D9"/>
-                <w:sz w:val="30"/>
-                <w:szCs w:val="30"/>
-              </w:rPr>
-              <w:t xml:space="preserve"> Years</w:t>
+              <w:t>20 Years</w:t>
             </w:r>
           </w:p>
           <w:p>
@@ -417,7 +406,7 @@
               <w:rPr>
                 <w:b/>
                 <w:bCs/>
-                <w:color w:val="434343"/>
+                <w:color w:val="000000" w:themeColor="text1"/>
                 <w:sz w:val="16"/>
                 <w:szCs w:val="16"/>
               </w:rPr>
@@ -426,7 +415,7 @@
               <w:rPr>
                 <w:b/>
                 <w:bCs/>
-                <w:color w:val="434343"/>
+                <w:color w:val="000000" w:themeColor="text1"/>
                 <w:sz w:val="16"/>
                 <w:szCs w:val="16"/>
               </w:rPr>
@@ -436,7 +425,7 @@
               <w:rPr>
                 <w:b/>
                 <w:bCs/>
-                <w:color w:val="434343"/>
+                <w:color w:val="000000" w:themeColor="text1"/>
                 <w:sz w:val="16"/>
                 <w:szCs w:val="16"/>
               </w:rPr>
@@ -446,7 +435,7 @@
               <w:rPr>
                 <w:b/>
                 <w:bCs/>
-                <w:color w:val="434343"/>
+                <w:color w:val="000000" w:themeColor="text1"/>
                 <w:sz w:val="16"/>
                 <w:szCs w:val="16"/>
               </w:rPr>
@@ -459,7 +448,7 @@
               <w:rPr>
                 <w:b/>
                 <w:bCs/>
-                <w:color w:val="E69138"/>
+                <w:color w:val="000000" w:themeColor="text1"/>
                 <w:sz w:val="14"/>
                 <w:szCs w:val="14"/>
               </w:rPr>
@@ -468,7 +457,7 @@
               <w:rPr>
                 <w:b/>
                 <w:bCs/>
-                <w:color w:val="6AA84F"/>
+                <w:color w:val="000000" w:themeColor="text1"/>
                 <w:sz w:val="14"/>
                 <w:szCs w:val="14"/>
               </w:rPr>
@@ -478,104 +467,64 @@
               <w:rPr>
                 <w:b/>
                 <w:bCs/>
-                <w:color w:val="6AA84F"/>
+                <w:color w:val="000000" w:themeColor="text1"/>
                 <w:sz w:val="14"/>
                 <w:szCs w:val="14"/>
               </w:rPr>
-              <w:t>eact enthusiast</w:t>
-            </w:r>
-            <w:r>
-              <w:rPr>
-                <w:b/>
-                <w:bCs/>
-                <w:color w:val="1155CC"/>
+              <w:t xml:space="preserve">eact enthusiast. </w:t>
+            </w:r>
+            <w:proofErr w:type="gramStart"/>
+            <w:r>
+              <w:rPr>
+                <w:b/>
+                <w:bCs/>
+                <w:color w:val="000000" w:themeColor="text1"/>
                 <w:sz w:val="14"/>
                 <w:szCs w:val="14"/>
               </w:rPr>
-              <w:t xml:space="preserve">. </w:t>
-            </w:r>
-            <w:proofErr w:type="gramStart"/>
-            <w:r>
-              <w:rPr>
-                <w:b/>
-                <w:bCs/>
-                <w:color w:val="1155CC"/>
+              <w:t>Technophile .</w:t>
+            </w:r>
+            <w:proofErr w:type="gramEnd"/>
+            <w:r>
+              <w:rPr>
+                <w:b/>
+                <w:bCs/>
+                <w:color w:val="000000" w:themeColor="text1"/>
                 <w:sz w:val="14"/>
                 <w:szCs w:val="14"/>
               </w:rPr>
-              <w:t xml:space="preserve">Technophile </w:t>
-            </w:r>
-            <w:r>
-              <w:rPr>
-                <w:b/>
-                <w:bCs/>
-                <w:color w:val="434343"/>
+              <w:t xml:space="preserve"> </w:t>
+            </w:r>
+            <w:proofErr w:type="gramStart"/>
+            <w:r>
+              <w:rPr>
+                <w:b/>
+                <w:bCs/>
+                <w:color w:val="000000" w:themeColor="text1"/>
                 <w:sz w:val="14"/>
                 <w:szCs w:val="14"/>
               </w:rPr>
-              <w:t>.</w:t>
+              <w:t>Dynamic .</w:t>
             </w:r>
             <w:proofErr w:type="gramEnd"/>
             <w:r>
               <w:rPr>
                 <w:b/>
                 <w:bCs/>
-                <w:color w:val="434343"/>
+                <w:color w:val="000000" w:themeColor="text1"/>
                 <w:sz w:val="14"/>
                 <w:szCs w:val="14"/>
               </w:rPr>
-              <w:t xml:space="preserve"> </w:t>
-            </w:r>
-            <w:proofErr w:type="gramStart"/>
-            <w:r>
-              <w:rPr>
-                <w:b/>
-                <w:bCs/>
-                <w:color w:val="A64D79"/>
+              <w:t xml:space="preserve"> Motivated</w:t>
+            </w:r>
+            <w:r>
+              <w:rPr>
+                <w:b/>
+                <w:bCs/>
+                <w:color w:val="000000" w:themeColor="text1"/>
                 <w:sz w:val="14"/>
                 <w:szCs w:val="14"/>
               </w:rPr>
-              <w:t xml:space="preserve">Dynamic </w:t>
-            </w:r>
-            <w:r>
-              <w:rPr>
-                <w:b/>
-                <w:bCs/>
-                <w:color w:val="434343"/>
-                <w:sz w:val="14"/>
-                <w:szCs w:val="14"/>
-              </w:rPr>
-              <w:t>.</w:t>
-            </w:r>
-            <w:proofErr w:type="gramEnd"/>
-            <w:r>
-              <w:rPr>
-                <w:b/>
-                <w:bCs/>
-                <w:color w:val="434343"/>
-                <w:sz w:val="14"/>
-                <w:szCs w:val="14"/>
-              </w:rPr>
-              <w:t xml:space="preserve"> </w:t>
-            </w:r>
-            <w:r>
-              <w:rPr>
-                <w:b/>
-                <w:bCs/>
-                <w:color w:val="E69138"/>
-                <w:sz w:val="14"/>
-                <w:szCs w:val="14"/>
-              </w:rPr>
-              <w:t>Motivated</w:t>
-            </w:r>
-            <w:r>
-              <w:rPr>
-                <w:b/>
-                <w:bCs/>
-                <w:color w:val="E69138"/>
-                <w:sz w:val="14"/>
-                <w:szCs w:val="14"/>
-              </w:rPr>
               <w:br/>
             </w:r>
           </w:p>
@@ -585,7 +534,7 @@
               <w:rPr>
                 <w:b/>
                 <w:bCs/>
-                <w:color w:val="999999"/>
+                <w:color w:val="000000" w:themeColor="text1"/>
                 <w:sz w:val="14"/>
                 <w:szCs w:val="14"/>
               </w:rPr>
@@ -595,7 +544,7 @@
                 <w:rPr>
                   <w:b/>
                   <w:bCs/>
-                  <w:color w:val="7F7F7F" w:themeColor="text1" w:themeTint="80"/>
+                  <w:color w:val="000000" w:themeColor="text1"/>
                   <w:sz w:val="14"/>
                   <w:szCs w:val="14"/>
                   <w:u w:val="single"/>
@@ -603,6 +552,1133 @@
                 <w:t>https://devendraprasad1984.github.io</w:t>
               </w:r>
             </w:hyperlink>
+          </w:p>
+        </w:tc>
+      </w:tr>
+      <w:tr>
+        <w:trPr>
+          <w:trHeight w:val="720"/>
+        </w:trPr>
+        <w:tc>
+          <w:tcPr>
+            <w:tcW w:w="11100" w:type="dxa"/>
+            <w:gridSpan w:val="2"/>
+            <w:tcBorders>
+              <w:top w:val="single" w:sz="4" w:space="0" w:color="F0EFEF"/>
+              <w:left w:val="single" w:sz="4" w:space="0" w:color="F0EFEF"/>
+              <w:bottom w:val="single" w:sz="4" w:space="0" w:color="F0EFEF"/>
+              <w:right w:val="single" w:sz="4" w:space="0" w:color="F0EFEF"/>
+            </w:tcBorders>
+          </w:tcPr>
+          <w:p>
+            <w:pPr>
+              <w:rPr>
+                <w:rFonts w:eastAsia="Times New Roman"/>
+                <w:noProof/>
+                <w:color w:val="000000"/>
+                <w:kern w:val="0"/>
+                <w:sz w:val="18"/>
+                <w:szCs w:val="18"/>
+              </w:rPr>
+            </w:pPr>
+            <w:r>
+              <w:rPr>
+                <w:rFonts w:eastAsia="Times New Roman"/>
+                <w:noProof/>
+                <w:color w:val="000000"/>
+                <w:kern w:val="0"/>
+                <w:sz w:val="18"/>
+                <w:szCs w:val="18"/>
+              </w:rPr>
+              <w:t xml:space="preserve">By Profession, </w:t>
+            </w:r>
+            <w:r>
+              <w:rPr>
+                <w:rFonts w:eastAsia="Times New Roman"/>
+                <w:noProof/>
+                <w:color w:val="000000"/>
+                <w:kern w:val="0"/>
+                <w:sz w:val="18"/>
+                <w:szCs w:val="18"/>
+              </w:rPr>
+              <w:t>Senior</w:t>
+            </w:r>
+            <w:r>
+              <w:rPr>
+                <w:rFonts w:eastAsia="Times New Roman"/>
+                <w:color w:val="000000"/>
+                <w:spacing w:val="-2"/>
+                <w:kern w:val="0"/>
+                <w:sz w:val="18"/>
+                <w:szCs w:val="18"/>
+              </w:rPr>
+              <w:t xml:space="preserve"> </w:t>
+            </w:r>
+            <w:r>
+              <w:rPr>
+                <w:rFonts w:eastAsia="Times New Roman"/>
+                <w:noProof/>
+                <w:color w:val="000000"/>
+                <w:kern w:val="0"/>
+                <w:sz w:val="18"/>
+                <w:szCs w:val="18"/>
+              </w:rPr>
+              <w:t>Staff</w:t>
+            </w:r>
+            <w:r>
+              <w:rPr>
+                <w:rFonts w:eastAsia="Times New Roman"/>
+                <w:color w:val="000000"/>
+                <w:spacing w:val="-2"/>
+                <w:kern w:val="0"/>
+                <w:sz w:val="18"/>
+                <w:szCs w:val="18"/>
+              </w:rPr>
+              <w:t xml:space="preserve"> </w:t>
+            </w:r>
+            <w:r>
+              <w:rPr>
+                <w:rFonts w:eastAsia="Times New Roman"/>
+                <w:noProof/>
+                <w:color w:val="000000"/>
+                <w:kern w:val="0"/>
+                <w:sz w:val="18"/>
+                <w:szCs w:val="18"/>
+              </w:rPr>
+              <w:t>Frontend</w:t>
+            </w:r>
+            <w:r>
+              <w:rPr>
+                <w:rFonts w:eastAsia="Times New Roman"/>
+                <w:color w:val="000000"/>
+                <w:spacing w:val="-2"/>
+                <w:kern w:val="0"/>
+                <w:sz w:val="18"/>
+                <w:szCs w:val="18"/>
+              </w:rPr>
+              <w:t xml:space="preserve"> </w:t>
+            </w:r>
+            <w:r>
+              <w:rPr>
+                <w:rFonts w:eastAsia="Times New Roman"/>
+                <w:noProof/>
+                <w:color w:val="000000"/>
+                <w:kern w:val="0"/>
+                <w:sz w:val="18"/>
+                <w:szCs w:val="18"/>
+              </w:rPr>
+              <w:t>Engineer</w:t>
+            </w:r>
+            <w:r>
+              <w:rPr>
+                <w:rFonts w:eastAsia="Times New Roman"/>
+                <w:color w:val="000000"/>
+                <w:spacing w:val="-2"/>
+                <w:kern w:val="0"/>
+                <w:sz w:val="18"/>
+                <w:szCs w:val="18"/>
+              </w:rPr>
+              <w:t xml:space="preserve"> </w:t>
+            </w:r>
+            <w:r>
+              <w:rPr>
+                <w:rFonts w:eastAsia="Times New Roman"/>
+                <w:noProof/>
+                <w:color w:val="000000"/>
+                <w:kern w:val="0"/>
+                <w:sz w:val="18"/>
+                <w:szCs w:val="18"/>
+              </w:rPr>
+              <w:t>with</w:t>
+            </w:r>
+            <w:r>
+              <w:rPr>
+                <w:rFonts w:eastAsia="Times New Roman"/>
+                <w:color w:val="000000"/>
+                <w:spacing w:val="-2"/>
+                <w:kern w:val="0"/>
+                <w:sz w:val="18"/>
+                <w:szCs w:val="18"/>
+              </w:rPr>
+              <w:t xml:space="preserve"> </w:t>
+            </w:r>
+            <w:r>
+              <w:rPr>
+                <w:rFonts w:eastAsia="Times New Roman"/>
+                <w:noProof/>
+                <w:color w:val="000000"/>
+                <w:kern w:val="0"/>
+                <w:sz w:val="18"/>
+                <w:szCs w:val="18"/>
+              </w:rPr>
+              <w:t>around 20</w:t>
+            </w:r>
+            <w:r>
+              <w:rPr>
+                <w:rFonts w:eastAsia="Times New Roman"/>
+                <w:color w:val="000000"/>
+                <w:spacing w:val="-2"/>
+                <w:kern w:val="0"/>
+                <w:sz w:val="18"/>
+                <w:szCs w:val="18"/>
+              </w:rPr>
+              <w:t xml:space="preserve"> </w:t>
+            </w:r>
+            <w:r>
+              <w:rPr>
+                <w:rFonts w:eastAsia="Times New Roman"/>
+                <w:noProof/>
+                <w:color w:val="000000"/>
+                <w:kern w:val="0"/>
+                <w:sz w:val="18"/>
+                <w:szCs w:val="18"/>
+              </w:rPr>
+              <w:t>years</w:t>
+            </w:r>
+            <w:r>
+              <w:rPr>
+                <w:rFonts w:eastAsia="Times New Roman"/>
+                <w:color w:val="000000"/>
+                <w:spacing w:val="-2"/>
+                <w:kern w:val="0"/>
+                <w:sz w:val="18"/>
+                <w:szCs w:val="18"/>
+              </w:rPr>
+              <w:t xml:space="preserve"> </w:t>
+            </w:r>
+            <w:r>
+              <w:rPr>
+                <w:rFonts w:eastAsia="Times New Roman"/>
+                <w:noProof/>
+                <w:color w:val="000000"/>
+                <w:kern w:val="0"/>
+                <w:sz w:val="18"/>
+                <w:szCs w:val="18"/>
+              </w:rPr>
+              <w:t>of</w:t>
+            </w:r>
+            <w:r>
+              <w:rPr>
+                <w:rFonts w:eastAsia="Times New Roman"/>
+                <w:color w:val="000000"/>
+                <w:spacing w:val="-2"/>
+                <w:kern w:val="0"/>
+                <w:sz w:val="18"/>
+                <w:szCs w:val="18"/>
+              </w:rPr>
+              <w:t xml:space="preserve"> </w:t>
+            </w:r>
+            <w:r>
+              <w:rPr>
+                <w:rFonts w:eastAsia="Times New Roman"/>
+                <w:noProof/>
+                <w:color w:val="000000"/>
+                <w:kern w:val="0"/>
+                <w:sz w:val="18"/>
+                <w:szCs w:val="18"/>
+              </w:rPr>
+              <w:t>experience</w:t>
+            </w:r>
+            <w:r>
+              <w:rPr>
+                <w:rFonts w:eastAsia="Times New Roman"/>
+                <w:color w:val="000000"/>
+                <w:spacing w:val="-2"/>
+                <w:kern w:val="0"/>
+                <w:sz w:val="18"/>
+                <w:szCs w:val="18"/>
+              </w:rPr>
+              <w:t xml:space="preserve"> </w:t>
+            </w:r>
+            <w:r>
+              <w:rPr>
+                <w:rFonts w:eastAsia="Times New Roman"/>
+                <w:noProof/>
+                <w:color w:val="000000"/>
+                <w:kern w:val="0"/>
+                <w:sz w:val="18"/>
+                <w:szCs w:val="18"/>
+              </w:rPr>
+              <w:t>and</w:t>
+            </w:r>
+            <w:r>
+              <w:rPr>
+                <w:rFonts w:eastAsia="Times New Roman"/>
+                <w:color w:val="000000"/>
+                <w:spacing w:val="-2"/>
+                <w:kern w:val="0"/>
+                <w:sz w:val="18"/>
+                <w:szCs w:val="18"/>
+              </w:rPr>
+              <w:t xml:space="preserve"> </w:t>
+            </w:r>
+            <w:r>
+              <w:rPr>
+                <w:rFonts w:eastAsia="Times New Roman"/>
+                <w:color w:val="000000"/>
+                <w:spacing w:val="-2"/>
+                <w:kern w:val="0"/>
+                <w:sz w:val="18"/>
+                <w:szCs w:val="18"/>
+              </w:rPr>
+              <w:t xml:space="preserve">around </w:t>
+            </w:r>
+            <w:r>
+              <w:rPr>
+                <w:rFonts w:eastAsia="Times New Roman"/>
+                <w:noProof/>
+                <w:color w:val="000000"/>
+                <w:kern w:val="0"/>
+                <w:sz w:val="18"/>
+                <w:szCs w:val="18"/>
+              </w:rPr>
+              <w:t>1</w:t>
+            </w:r>
+            <w:r>
+              <w:rPr>
+                <w:rFonts w:eastAsia="Times New Roman"/>
+                <w:noProof/>
+                <w:color w:val="000000"/>
+                <w:kern w:val="0"/>
+                <w:sz w:val="18"/>
+                <w:szCs w:val="18"/>
+              </w:rPr>
+              <w:t>2</w:t>
+            </w:r>
+            <w:r>
+              <w:rPr>
+                <w:rFonts w:eastAsia="Times New Roman"/>
+                <w:color w:val="000000"/>
+                <w:spacing w:val="-2"/>
+                <w:kern w:val="0"/>
+                <w:sz w:val="18"/>
+                <w:szCs w:val="18"/>
+              </w:rPr>
+              <w:t xml:space="preserve"> </w:t>
+            </w:r>
+            <w:r>
+              <w:rPr>
+                <w:rFonts w:eastAsia="Times New Roman"/>
+                <w:noProof/>
+                <w:color w:val="000000"/>
+                <w:kern w:val="0"/>
+                <w:sz w:val="18"/>
+                <w:szCs w:val="18"/>
+              </w:rPr>
+              <w:t>years</w:t>
+            </w:r>
+            <w:r>
+              <w:rPr>
+                <w:rFonts w:eastAsia="Times New Roman"/>
+                <w:color w:val="000000"/>
+                <w:spacing w:val="-2"/>
+                <w:kern w:val="0"/>
+                <w:sz w:val="18"/>
+                <w:szCs w:val="18"/>
+              </w:rPr>
+              <w:t xml:space="preserve"> </w:t>
+            </w:r>
+            <w:r>
+              <w:rPr>
+                <w:rFonts w:eastAsia="Times New Roman"/>
+                <w:noProof/>
+                <w:color w:val="000000"/>
+                <w:kern w:val="0"/>
+                <w:sz w:val="18"/>
+                <w:szCs w:val="18"/>
+              </w:rPr>
+              <w:t>leading</w:t>
+            </w:r>
+            <w:r>
+              <w:rPr>
+                <w:rFonts w:eastAsia="Times New Roman"/>
+                <w:color w:val="000000"/>
+                <w:spacing w:val="-2"/>
+                <w:kern w:val="0"/>
+                <w:sz w:val="18"/>
+                <w:szCs w:val="18"/>
+              </w:rPr>
+              <w:t xml:space="preserve"> </w:t>
+            </w:r>
+            <w:r>
+              <w:rPr>
+                <w:rFonts w:eastAsia="Times New Roman"/>
+                <w:noProof/>
+                <w:color w:val="000000"/>
+                <w:kern w:val="0"/>
+                <w:sz w:val="18"/>
+                <w:szCs w:val="18"/>
+              </w:rPr>
+              <w:t>frontend</w:t>
+            </w:r>
+            <w:r>
+              <w:rPr>
+                <w:rFonts w:eastAsia="Times New Roman"/>
+                <w:color w:val="000000"/>
+                <w:spacing w:val="-2"/>
+                <w:kern w:val="0"/>
+                <w:sz w:val="18"/>
+                <w:szCs w:val="18"/>
+              </w:rPr>
+              <w:t xml:space="preserve"> </w:t>
+            </w:r>
+            <w:r>
+              <w:rPr>
+                <w:rFonts w:eastAsia="Times New Roman"/>
+                <w:noProof/>
+                <w:color w:val="000000"/>
+                <w:kern w:val="0"/>
+                <w:sz w:val="18"/>
+                <w:szCs w:val="18"/>
+              </w:rPr>
+              <w:t>initiatives,</w:t>
+            </w:r>
+            <w:r>
+              <w:rPr>
+                <w:rFonts w:eastAsia="Times New Roman"/>
+                <w:color w:val="000000"/>
+                <w:spacing w:val="-2"/>
+                <w:kern w:val="0"/>
+                <w:sz w:val="18"/>
+                <w:szCs w:val="18"/>
+              </w:rPr>
+              <w:t xml:space="preserve"> </w:t>
+            </w:r>
+            <w:r>
+              <w:rPr>
+                <w:rFonts w:eastAsia="Times New Roman"/>
+                <w:noProof/>
+                <w:color w:val="000000"/>
+                <w:kern w:val="0"/>
+                <w:sz w:val="18"/>
+                <w:szCs w:val="18"/>
+              </w:rPr>
+              <w:t>specializing</w:t>
+            </w:r>
+            <w:r>
+              <w:rPr>
+                <w:rFonts w:eastAsia="Times New Roman"/>
+                <w:color w:val="000000"/>
+                <w:spacing w:val="-2"/>
+                <w:kern w:val="0"/>
+                <w:sz w:val="18"/>
+                <w:szCs w:val="18"/>
+              </w:rPr>
+              <w:t xml:space="preserve"> </w:t>
+            </w:r>
+            <w:r>
+              <w:rPr>
+                <w:rFonts w:eastAsia="Times New Roman"/>
+                <w:noProof/>
+                <w:color w:val="000000"/>
+                <w:kern w:val="0"/>
+                <w:sz w:val="18"/>
+                <w:szCs w:val="18"/>
+              </w:rPr>
+              <w:t>in</w:t>
+            </w:r>
+            <w:r>
+              <w:rPr>
+                <w:rFonts w:eastAsia="Times New Roman"/>
+                <w:color w:val="000000"/>
+                <w:spacing w:val="-2"/>
+                <w:kern w:val="0"/>
+                <w:sz w:val="18"/>
+                <w:szCs w:val="18"/>
+              </w:rPr>
+              <w:t xml:space="preserve"> </w:t>
+            </w:r>
+            <w:r>
+              <w:rPr>
+                <w:rFonts w:eastAsia="Times New Roman"/>
+                <w:noProof/>
+                <w:color w:val="000000"/>
+                <w:kern w:val="0"/>
+                <w:sz w:val="18"/>
+                <w:szCs w:val="18"/>
+              </w:rPr>
+              <w:t>ReactJS,</w:t>
+            </w:r>
+            <w:r>
+              <w:rPr>
+                <w:rFonts w:eastAsia="Times New Roman"/>
+                <w:color w:val="000000"/>
+                <w:spacing w:val="-2"/>
+                <w:kern w:val="0"/>
+                <w:sz w:val="18"/>
+                <w:szCs w:val="18"/>
+              </w:rPr>
+              <w:t xml:space="preserve"> </w:t>
+            </w:r>
+            <w:r>
+              <w:rPr>
+                <w:rFonts w:eastAsia="Times New Roman"/>
+                <w:noProof/>
+                <w:color w:val="000000"/>
+                <w:kern w:val="0"/>
+                <w:sz w:val="18"/>
+                <w:szCs w:val="18"/>
+              </w:rPr>
+              <w:t>NextJS</w:t>
+            </w:r>
+            <w:r>
+              <w:rPr>
+                <w:rFonts w:eastAsia="Times New Roman"/>
+                <w:color w:val="000000"/>
+                <w:kern w:val="0"/>
+                <w:sz w:val="18"/>
+                <w:szCs w:val="18"/>
+              </w:rPr>
+              <w:t xml:space="preserve"> </w:t>
+            </w:r>
+            <w:r>
+              <w:rPr>
+                <w:rFonts w:eastAsia="Times New Roman"/>
+                <w:noProof/>
+                <w:color w:val="000000"/>
+                <w:kern w:val="0"/>
+                <w:sz w:val="18"/>
+                <w:szCs w:val="18"/>
+              </w:rPr>
+              <w:t>and</w:t>
+            </w:r>
+            <w:r>
+              <w:rPr>
+                <w:rFonts w:eastAsia="Times New Roman"/>
+                <w:color w:val="000000"/>
+                <w:spacing w:val="-2"/>
+                <w:kern w:val="0"/>
+                <w:sz w:val="18"/>
+                <w:szCs w:val="18"/>
+              </w:rPr>
+              <w:t xml:space="preserve"> </w:t>
+            </w:r>
+            <w:r>
+              <w:rPr>
+                <w:rFonts w:eastAsia="Times New Roman"/>
+                <w:noProof/>
+                <w:color w:val="000000"/>
+                <w:kern w:val="0"/>
+                <w:sz w:val="18"/>
+                <w:szCs w:val="18"/>
+              </w:rPr>
+              <w:t>micro-frontend</w:t>
+            </w:r>
+            <w:r>
+              <w:rPr>
+                <w:rFonts w:eastAsia="Times New Roman"/>
+                <w:color w:val="000000"/>
+                <w:spacing w:val="-2"/>
+                <w:kern w:val="0"/>
+                <w:sz w:val="18"/>
+                <w:szCs w:val="18"/>
+              </w:rPr>
+              <w:t xml:space="preserve"> </w:t>
+            </w:r>
+            <w:r>
+              <w:rPr>
+                <w:rFonts w:eastAsia="Times New Roman"/>
+                <w:noProof/>
+                <w:color w:val="000000"/>
+                <w:kern w:val="0"/>
+                <w:sz w:val="18"/>
+                <w:szCs w:val="18"/>
+              </w:rPr>
+              <w:t>architectures.</w:t>
+            </w:r>
+            <w:r>
+              <w:rPr>
+                <w:rFonts w:eastAsia="Times New Roman"/>
+                <w:color w:val="000000"/>
+                <w:spacing w:val="-2"/>
+                <w:kern w:val="0"/>
+                <w:sz w:val="18"/>
+                <w:szCs w:val="18"/>
+              </w:rPr>
+              <w:t xml:space="preserve"> </w:t>
+            </w:r>
+            <w:r>
+              <w:rPr>
+                <w:rFonts w:eastAsia="Times New Roman"/>
+                <w:noProof/>
+                <w:color w:val="000000"/>
+                <w:kern w:val="0"/>
+                <w:sz w:val="18"/>
+                <w:szCs w:val="18"/>
+              </w:rPr>
+              <w:t>Led</w:t>
+            </w:r>
+            <w:r>
+              <w:rPr>
+                <w:rFonts w:eastAsia="Times New Roman"/>
+                <w:color w:val="000000"/>
+                <w:spacing w:val="-2"/>
+                <w:kern w:val="0"/>
+                <w:sz w:val="18"/>
+                <w:szCs w:val="18"/>
+              </w:rPr>
+              <w:t xml:space="preserve"> </w:t>
+            </w:r>
+            <w:r>
+              <w:rPr>
+                <w:rFonts w:eastAsia="Times New Roman"/>
+                <w:noProof/>
+                <w:color w:val="000000"/>
+                <w:kern w:val="0"/>
+                <w:sz w:val="18"/>
+                <w:szCs w:val="18"/>
+              </w:rPr>
+              <w:t>the</w:t>
+            </w:r>
+            <w:r>
+              <w:rPr>
+                <w:rFonts w:eastAsia="Times New Roman"/>
+                <w:color w:val="000000"/>
+                <w:spacing w:val="-2"/>
+                <w:kern w:val="0"/>
+                <w:sz w:val="18"/>
+                <w:szCs w:val="18"/>
+              </w:rPr>
+              <w:t xml:space="preserve"> </w:t>
+            </w:r>
+            <w:r>
+              <w:rPr>
+                <w:rFonts w:eastAsia="Times New Roman"/>
+                <w:noProof/>
+                <w:color w:val="000000"/>
+                <w:kern w:val="0"/>
+                <w:sz w:val="18"/>
+                <w:szCs w:val="18"/>
+              </w:rPr>
+              <w:t>global</w:t>
+            </w:r>
+            <w:r>
+              <w:rPr>
+                <w:rFonts w:eastAsia="Times New Roman"/>
+                <w:color w:val="000000"/>
+                <w:spacing w:val="-2"/>
+                <w:kern w:val="0"/>
+                <w:sz w:val="18"/>
+                <w:szCs w:val="18"/>
+              </w:rPr>
+              <w:t xml:space="preserve"> </w:t>
+            </w:r>
+            <w:r>
+              <w:rPr>
+                <w:rFonts w:eastAsia="Times New Roman"/>
+                <w:noProof/>
+                <w:color w:val="000000"/>
+                <w:kern w:val="0"/>
+                <w:sz w:val="18"/>
+                <w:szCs w:val="18"/>
+              </w:rPr>
+              <w:t>ecommerce</w:t>
+            </w:r>
+            <w:r>
+              <w:rPr>
+                <w:rFonts w:eastAsia="Times New Roman"/>
+                <w:color w:val="000000"/>
+                <w:spacing w:val="-2"/>
+                <w:kern w:val="0"/>
+                <w:sz w:val="18"/>
+                <w:szCs w:val="18"/>
+              </w:rPr>
+              <w:t xml:space="preserve"> </w:t>
+            </w:r>
+            <w:r>
+              <w:rPr>
+                <w:rFonts w:eastAsia="Times New Roman"/>
+                <w:noProof/>
+                <w:color w:val="000000"/>
+                <w:kern w:val="0"/>
+                <w:sz w:val="18"/>
+                <w:szCs w:val="18"/>
+              </w:rPr>
+              <w:t>platform</w:t>
+            </w:r>
+            <w:r>
+              <w:rPr>
+                <w:rFonts w:eastAsia="Times New Roman"/>
+                <w:color w:val="000000"/>
+                <w:spacing w:val="-2"/>
+                <w:kern w:val="0"/>
+                <w:sz w:val="18"/>
+                <w:szCs w:val="18"/>
+              </w:rPr>
+              <w:t xml:space="preserve"> </w:t>
+            </w:r>
+            <w:r>
+              <w:rPr>
+                <w:rFonts w:eastAsia="Times New Roman"/>
+                <w:noProof/>
+                <w:color w:val="000000"/>
+                <w:kern w:val="0"/>
+                <w:sz w:val="18"/>
+                <w:szCs w:val="18"/>
+              </w:rPr>
+              <w:t>giftcards.com,</w:t>
+            </w:r>
+            <w:r>
+              <w:rPr>
+                <w:rFonts w:eastAsia="Times New Roman"/>
+                <w:color w:val="000000"/>
+                <w:spacing w:val="-2"/>
+                <w:kern w:val="0"/>
+                <w:sz w:val="18"/>
+                <w:szCs w:val="18"/>
+              </w:rPr>
+              <w:t xml:space="preserve"> </w:t>
+            </w:r>
+            <w:r>
+              <w:rPr>
+                <w:rFonts w:eastAsia="Times New Roman"/>
+                <w:noProof/>
+                <w:color w:val="000000"/>
+                <w:kern w:val="0"/>
+                <w:sz w:val="18"/>
+                <w:szCs w:val="18"/>
+              </w:rPr>
+              <w:t>implementing</w:t>
+            </w:r>
+            <w:r>
+              <w:rPr>
+                <w:rFonts w:eastAsia="Times New Roman"/>
+                <w:color w:val="000000"/>
+                <w:spacing w:val="-2"/>
+                <w:kern w:val="0"/>
+                <w:sz w:val="18"/>
+                <w:szCs w:val="18"/>
+              </w:rPr>
+              <w:t xml:space="preserve"> </w:t>
+            </w:r>
+            <w:r>
+              <w:rPr>
+                <w:rFonts w:eastAsia="Times New Roman"/>
+                <w:noProof/>
+                <w:color w:val="000000"/>
+                <w:kern w:val="0"/>
+                <w:sz w:val="18"/>
+                <w:szCs w:val="18"/>
+              </w:rPr>
+              <w:t>TDD-based</w:t>
+            </w:r>
+            <w:r>
+              <w:rPr>
+                <w:rFonts w:eastAsia="Times New Roman"/>
+                <w:color w:val="000000"/>
+                <w:spacing w:val="-2"/>
+                <w:kern w:val="0"/>
+                <w:sz w:val="18"/>
+                <w:szCs w:val="18"/>
+              </w:rPr>
+              <w:t xml:space="preserve"> </w:t>
+            </w:r>
+            <w:r>
+              <w:rPr>
+                <w:rFonts w:eastAsia="Times New Roman"/>
+                <w:noProof/>
+                <w:color w:val="000000"/>
+                <w:kern w:val="0"/>
+                <w:sz w:val="18"/>
+                <w:szCs w:val="18"/>
+              </w:rPr>
+              <w:t>development,</w:t>
+            </w:r>
+            <w:r>
+              <w:rPr>
+                <w:rFonts w:eastAsia="Times New Roman"/>
+                <w:color w:val="000000"/>
+                <w:spacing w:val="-2"/>
+                <w:kern w:val="0"/>
+                <w:sz w:val="18"/>
+                <w:szCs w:val="18"/>
+              </w:rPr>
+              <w:t xml:space="preserve"> </w:t>
+            </w:r>
+            <w:r>
+              <w:rPr>
+                <w:rFonts w:eastAsia="Times New Roman"/>
+                <w:noProof/>
+                <w:color w:val="000000"/>
+                <w:kern w:val="0"/>
+                <w:sz w:val="18"/>
+                <w:szCs w:val="18"/>
+              </w:rPr>
+              <w:t>CI/CD</w:t>
+            </w:r>
+            <w:r>
+              <w:rPr>
+                <w:rFonts w:eastAsia="Times New Roman"/>
+                <w:color w:val="000000"/>
+                <w:kern w:val="0"/>
+                <w:sz w:val="18"/>
+                <w:szCs w:val="18"/>
+              </w:rPr>
+              <w:t xml:space="preserve"> </w:t>
+            </w:r>
+            <w:r>
+              <w:rPr>
+                <w:rFonts w:eastAsia="Times New Roman"/>
+                <w:noProof/>
+                <w:color w:val="000000"/>
+                <w:kern w:val="0"/>
+                <w:sz w:val="18"/>
+                <w:szCs w:val="18"/>
+              </w:rPr>
+              <w:t>pipelines</w:t>
+            </w:r>
+            <w:r>
+              <w:rPr>
+                <w:rFonts w:eastAsia="Times New Roman"/>
+                <w:color w:val="000000"/>
+                <w:spacing w:val="-1"/>
+                <w:kern w:val="0"/>
+                <w:sz w:val="18"/>
+                <w:szCs w:val="18"/>
+              </w:rPr>
+              <w:t xml:space="preserve"> </w:t>
+            </w:r>
+            <w:r>
+              <w:rPr>
+                <w:rFonts w:eastAsia="Times New Roman"/>
+                <w:noProof/>
+                <w:color w:val="000000"/>
+                <w:kern w:val="0"/>
+                <w:sz w:val="18"/>
+                <w:szCs w:val="18"/>
+              </w:rPr>
+              <w:t>and</w:t>
+            </w:r>
+            <w:r>
+              <w:rPr>
+                <w:rFonts w:eastAsia="Times New Roman"/>
+                <w:color w:val="000000"/>
+                <w:spacing w:val="-1"/>
+                <w:kern w:val="0"/>
+                <w:sz w:val="18"/>
+                <w:szCs w:val="18"/>
+              </w:rPr>
+              <w:t xml:space="preserve"> </w:t>
+            </w:r>
+            <w:r>
+              <w:rPr>
+                <w:rFonts w:eastAsia="Times New Roman"/>
+                <w:noProof/>
+                <w:color w:val="000000"/>
+                <w:kern w:val="0"/>
+                <w:sz w:val="18"/>
+                <w:szCs w:val="18"/>
+              </w:rPr>
+              <w:t>responsive</w:t>
+            </w:r>
+            <w:r>
+              <w:rPr>
+                <w:rFonts w:eastAsia="Times New Roman"/>
+                <w:color w:val="000000"/>
+                <w:spacing w:val="-1"/>
+                <w:kern w:val="0"/>
+                <w:sz w:val="18"/>
+                <w:szCs w:val="18"/>
+              </w:rPr>
+              <w:t xml:space="preserve"> </w:t>
+            </w:r>
+            <w:r>
+              <w:rPr>
+                <w:rFonts w:eastAsia="Times New Roman"/>
+                <w:noProof/>
+                <w:color w:val="000000"/>
+                <w:kern w:val="0"/>
+                <w:sz w:val="18"/>
+                <w:szCs w:val="18"/>
+              </w:rPr>
+              <w:t>UI</w:t>
+            </w:r>
+            <w:r>
+              <w:rPr>
+                <w:rFonts w:eastAsia="Times New Roman"/>
+                <w:color w:val="000000"/>
+                <w:spacing w:val="-1"/>
+                <w:kern w:val="0"/>
+                <w:sz w:val="18"/>
+                <w:szCs w:val="18"/>
+              </w:rPr>
+              <w:t xml:space="preserve"> </w:t>
+            </w:r>
+            <w:r>
+              <w:rPr>
+                <w:rFonts w:eastAsia="Times New Roman"/>
+                <w:noProof/>
+                <w:color w:val="000000"/>
+                <w:kern w:val="0"/>
+                <w:sz w:val="18"/>
+                <w:szCs w:val="18"/>
+              </w:rPr>
+              <w:t>components.</w:t>
+            </w:r>
+            <w:r>
+              <w:rPr>
+                <w:rFonts w:eastAsia="Times New Roman"/>
+                <w:color w:val="000000"/>
+                <w:spacing w:val="-1"/>
+                <w:kern w:val="0"/>
+                <w:sz w:val="18"/>
+                <w:szCs w:val="18"/>
+              </w:rPr>
+              <w:t xml:space="preserve"> </w:t>
+            </w:r>
+            <w:r>
+              <w:rPr>
+                <w:rFonts w:eastAsia="Times New Roman"/>
+                <w:noProof/>
+                <w:color w:val="000000"/>
+                <w:kern w:val="0"/>
+                <w:sz w:val="18"/>
+                <w:szCs w:val="18"/>
+              </w:rPr>
+              <w:t>Mentors</w:t>
+            </w:r>
+            <w:r>
+              <w:rPr>
+                <w:rFonts w:eastAsia="Times New Roman"/>
+                <w:color w:val="000000"/>
+                <w:spacing w:val="-1"/>
+                <w:kern w:val="0"/>
+                <w:sz w:val="18"/>
+                <w:szCs w:val="18"/>
+              </w:rPr>
+              <w:t xml:space="preserve"> </w:t>
+            </w:r>
+            <w:r>
+              <w:rPr>
+                <w:rFonts w:eastAsia="Times New Roman"/>
+                <w:noProof/>
+                <w:color w:val="000000"/>
+                <w:kern w:val="0"/>
+                <w:sz w:val="18"/>
+                <w:szCs w:val="18"/>
+              </w:rPr>
+              <w:t>junior</w:t>
+            </w:r>
+            <w:r>
+              <w:rPr>
+                <w:rFonts w:eastAsia="Times New Roman"/>
+                <w:color w:val="000000"/>
+                <w:spacing w:val="-1"/>
+                <w:kern w:val="0"/>
+                <w:sz w:val="18"/>
+                <w:szCs w:val="18"/>
+              </w:rPr>
+              <w:t xml:space="preserve"> </w:t>
+            </w:r>
+            <w:r>
+              <w:rPr>
+                <w:rFonts w:eastAsia="Times New Roman"/>
+                <w:noProof/>
+                <w:color w:val="000000"/>
+                <w:kern w:val="0"/>
+                <w:sz w:val="18"/>
+                <w:szCs w:val="18"/>
+              </w:rPr>
+              <w:t>developers</w:t>
+            </w:r>
+            <w:r>
+              <w:rPr>
+                <w:rFonts w:eastAsia="Times New Roman"/>
+                <w:color w:val="000000"/>
+                <w:spacing w:val="-1"/>
+                <w:kern w:val="0"/>
+                <w:sz w:val="18"/>
+                <w:szCs w:val="18"/>
+              </w:rPr>
+              <w:t xml:space="preserve"> </w:t>
+            </w:r>
+            <w:r>
+              <w:rPr>
+                <w:rFonts w:eastAsia="Times New Roman"/>
+                <w:noProof/>
+                <w:color w:val="000000"/>
+                <w:kern w:val="0"/>
+                <w:sz w:val="18"/>
+                <w:szCs w:val="18"/>
+              </w:rPr>
+              <w:t>and</w:t>
+            </w:r>
+            <w:r>
+              <w:rPr>
+                <w:rFonts w:eastAsia="Times New Roman"/>
+                <w:color w:val="000000"/>
+                <w:spacing w:val="-1"/>
+                <w:kern w:val="0"/>
+                <w:sz w:val="18"/>
+                <w:szCs w:val="18"/>
+              </w:rPr>
+              <w:t xml:space="preserve"> </w:t>
+            </w:r>
+            <w:r>
+              <w:rPr>
+                <w:rFonts w:eastAsia="Times New Roman"/>
+                <w:noProof/>
+                <w:color w:val="000000"/>
+                <w:kern w:val="0"/>
+                <w:sz w:val="18"/>
+                <w:szCs w:val="18"/>
+              </w:rPr>
+              <w:t>champions</w:t>
+            </w:r>
+            <w:r>
+              <w:rPr>
+                <w:rFonts w:eastAsia="Times New Roman"/>
+                <w:color w:val="000000"/>
+                <w:spacing w:val="-1"/>
+                <w:kern w:val="0"/>
+                <w:sz w:val="18"/>
+                <w:szCs w:val="18"/>
+              </w:rPr>
+              <w:t xml:space="preserve"> </w:t>
+            </w:r>
+            <w:r>
+              <w:rPr>
+                <w:rFonts w:eastAsia="Times New Roman"/>
+                <w:noProof/>
+                <w:color w:val="000000"/>
+                <w:kern w:val="0"/>
+                <w:sz w:val="18"/>
+                <w:szCs w:val="18"/>
+              </w:rPr>
+              <w:t>code</w:t>
+            </w:r>
+            <w:r>
+              <w:rPr>
+                <w:rFonts w:eastAsia="Times New Roman"/>
+                <w:color w:val="000000"/>
+                <w:spacing w:val="-1"/>
+                <w:kern w:val="0"/>
+                <w:sz w:val="18"/>
+                <w:szCs w:val="18"/>
+              </w:rPr>
+              <w:t xml:space="preserve"> </w:t>
+            </w:r>
+            <w:r>
+              <w:rPr>
+                <w:rFonts w:eastAsia="Times New Roman"/>
+                <w:noProof/>
+                <w:color w:val="000000"/>
+                <w:kern w:val="0"/>
+                <w:sz w:val="18"/>
+                <w:szCs w:val="18"/>
+              </w:rPr>
+              <w:t>quality</w:t>
+            </w:r>
+            <w:r>
+              <w:rPr>
+                <w:rFonts w:eastAsia="Times New Roman"/>
+                <w:color w:val="000000"/>
+                <w:spacing w:val="-1"/>
+                <w:kern w:val="0"/>
+                <w:sz w:val="18"/>
+                <w:szCs w:val="18"/>
+              </w:rPr>
+              <w:t xml:space="preserve"> </w:t>
+            </w:r>
+            <w:r>
+              <w:rPr>
+                <w:rFonts w:eastAsia="Times New Roman"/>
+                <w:noProof/>
+                <w:color w:val="000000"/>
+                <w:kern w:val="0"/>
+                <w:sz w:val="18"/>
+                <w:szCs w:val="18"/>
+              </w:rPr>
+              <w:t>to</w:t>
+            </w:r>
+            <w:r>
+              <w:rPr>
+                <w:rFonts w:eastAsia="Times New Roman"/>
+                <w:color w:val="000000"/>
+                <w:spacing w:val="-1"/>
+                <w:kern w:val="0"/>
+                <w:sz w:val="18"/>
+                <w:szCs w:val="18"/>
+              </w:rPr>
+              <w:t xml:space="preserve"> </w:t>
+            </w:r>
+            <w:r>
+              <w:rPr>
+                <w:rFonts w:eastAsia="Times New Roman"/>
+                <w:noProof/>
+                <w:color w:val="000000"/>
+                <w:kern w:val="0"/>
+                <w:sz w:val="18"/>
+                <w:szCs w:val="18"/>
+              </w:rPr>
+              <w:t>deliver</w:t>
+            </w:r>
+            <w:r>
+              <w:rPr>
+                <w:rFonts w:eastAsia="Times New Roman"/>
+                <w:color w:val="000000"/>
+                <w:spacing w:val="-1"/>
+                <w:kern w:val="0"/>
+                <w:sz w:val="18"/>
+                <w:szCs w:val="18"/>
+              </w:rPr>
+              <w:t xml:space="preserve"> </w:t>
+            </w:r>
+            <w:r>
+              <w:rPr>
+                <w:rFonts w:eastAsia="Times New Roman"/>
+                <w:noProof/>
+                <w:color w:val="000000"/>
+                <w:kern w:val="0"/>
+                <w:sz w:val="18"/>
+                <w:szCs w:val="18"/>
+              </w:rPr>
+              <w:t>scalable</w:t>
+            </w:r>
+            <w:r>
+              <w:rPr>
+                <w:rFonts w:eastAsia="Times New Roman"/>
+                <w:color w:val="000000"/>
+                <w:spacing w:val="-1"/>
+                <w:kern w:val="0"/>
+                <w:sz w:val="18"/>
+                <w:szCs w:val="18"/>
+              </w:rPr>
+              <w:t xml:space="preserve"> </w:t>
+            </w:r>
+            <w:r>
+              <w:rPr>
+                <w:rFonts w:eastAsia="Times New Roman"/>
+                <w:noProof/>
+                <w:color w:val="000000"/>
+                <w:kern w:val="0"/>
+                <w:sz w:val="18"/>
+                <w:szCs w:val="18"/>
+              </w:rPr>
+              <w:t>web</w:t>
+            </w:r>
+            <w:r>
+              <w:rPr>
+                <w:rFonts w:eastAsia="Times New Roman"/>
+                <w:color w:val="000000"/>
+                <w:spacing w:val="-1"/>
+                <w:kern w:val="0"/>
+                <w:sz w:val="18"/>
+                <w:szCs w:val="18"/>
+              </w:rPr>
+              <w:t xml:space="preserve"> </w:t>
+            </w:r>
+            <w:r>
+              <w:rPr>
+                <w:rFonts w:eastAsia="Times New Roman"/>
+                <w:noProof/>
+                <w:color w:val="000000"/>
+                <w:kern w:val="0"/>
+                <w:sz w:val="18"/>
+                <w:szCs w:val="18"/>
+              </w:rPr>
+              <w:t>applications.</w:t>
+            </w:r>
           </w:p>
         </w:tc>
       </w:tr>
@@ -613,7 +1689,6 @@
         <w:tc>
           <w:tcPr>
             <w:tcW w:w="7753" w:type="dxa"/>
-            <w:gridSpan w:val="2"/>
             <w:tcBorders>
               <w:top w:val="single" w:sz="4" w:space="0" w:color="F0EFEF"/>
               <w:left w:val="single" w:sz="4" w:space="0" w:color="F0EFEF"/>
@@ -626,7 +1701,7 @@
               <w:rPr>
                 <w:b/>
                 <w:bCs/>
-                <w:color w:val="434343"/>
+                <w:color w:val="000000" w:themeColor="text1"/>
                 <w:sz w:val="18"/>
                 <w:szCs w:val="18"/>
                 <w:u w:val="single"/>
@@ -636,25 +1711,15 @@
               <w:rPr>
                 <w:b/>
                 <w:bCs/>
-                <w:color w:val="404040" w:themeColor="text1" w:themeTint="BF"/>
-                <w:sz w:val="18"/>
-                <w:szCs w:val="18"/>
-              </w:rPr>
-              <w:t>As Senior Staff Frontend</w:t>
-            </w:r>
-            <w:r>
-              <w:rPr>
-                <w:b/>
-                <w:bCs/>
-                <w:color w:val="434343"/>
-                <w:sz w:val="18"/>
-                <w:szCs w:val="18"/>
-              </w:rPr>
-              <w:t xml:space="preserve"> @ BHN (</w:t>
-            </w:r>
-            <w:r>
-              <w:rPr>
-                <w:color w:val="434343"/>
+                <w:color w:val="000000" w:themeColor="text1"/>
+                <w:sz w:val="18"/>
+                <w:szCs w:val="18"/>
+              </w:rPr>
+              <w:t>As Senior Staff Frontend @ BHN (</w:t>
+            </w:r>
+            <w:r>
+              <w:rPr>
+                <w:color w:val="000000" w:themeColor="text1"/>
                 <w:sz w:val="18"/>
                 <w:szCs w:val="18"/>
               </w:rPr>
@@ -664,7 +1729,7 @@
               <w:rPr>
                 <w:b/>
                 <w:bCs/>
-                <w:color w:val="434343"/>
+                <w:color w:val="000000" w:themeColor="text1"/>
                 <w:sz w:val="18"/>
                 <w:szCs w:val="18"/>
               </w:rPr>
@@ -674,7 +1739,7 @@
               <w:rPr>
                 <w:b/>
                 <w:bCs/>
-                <w:color w:val="7F7F7F" w:themeColor="text1" w:themeTint="80"/>
+                <w:color w:val="000000" w:themeColor="text1"/>
                 <w:sz w:val="18"/>
                 <w:szCs w:val="18"/>
                 <w:u w:val="single"/>
@@ -685,7 +1750,7 @@
               <w:rPr>
                 <w:b/>
                 <w:bCs/>
-                <w:color w:val="7F7F7F" w:themeColor="text1" w:themeTint="80"/>
+                <w:color w:val="000000" w:themeColor="text1"/>
                 <w:sz w:val="18"/>
                 <w:szCs w:val="18"/>
                 <w:u w:val="single"/>
@@ -696,7 +1761,7 @@
               <w:rPr>
                 <w:b/>
                 <w:bCs/>
-                <w:color w:val="7F7F7F" w:themeColor="text1" w:themeTint="80"/>
+                <w:color w:val="000000" w:themeColor="text1"/>
                 <w:sz w:val="18"/>
                 <w:szCs w:val="18"/>
                 <w:u w:val="single"/>
@@ -725,7 +1790,7 @@
               <w:jc w:val="left"/>
               <w:rPr>
                 <w:rFonts w:eastAsia="Calibri"/>
-                <w:color w:val="7F7F7F" w:themeColor="text1" w:themeTint="80"/>
+                <w:color w:val="000000" w:themeColor="text1"/>
                 <w:sz w:val="18"/>
                 <w:szCs w:val="18"/>
               </w:rPr>
@@ -733,7 +1798,7 @@
             <w:r>
               <w:rPr>
                 <w:rFonts w:eastAsia="Calibri"/>
-                <w:color w:val="7F7F7F" w:themeColor="text1" w:themeTint="80"/>
+                <w:color w:val="000000" w:themeColor="text1"/>
                 <w:sz w:val="18"/>
                 <w:szCs w:val="18"/>
               </w:rPr>
@@ -743,7 +1808,7 @@
             <w:r>
               <w:rPr>
                 <w:rFonts w:eastAsia="Calibri"/>
-                <w:color w:val="7F7F7F" w:themeColor="text1" w:themeTint="80"/>
+                <w:color w:val="000000" w:themeColor="text1"/>
                 <w:sz w:val="18"/>
                 <w:szCs w:val="18"/>
               </w:rPr>
@@ -753,7 +1818,7 @@
             <w:r>
               <w:rPr>
                 <w:rFonts w:eastAsia="Calibri"/>
-                <w:color w:val="7F7F7F" w:themeColor="text1" w:themeTint="80"/>
+                <w:color w:val="000000" w:themeColor="text1"/>
                 <w:sz w:val="18"/>
                 <w:szCs w:val="18"/>
               </w:rPr>
@@ -763,7 +1828,7 @@
             <w:r>
               <w:rPr>
                 <w:rFonts w:eastAsia="Calibri"/>
-                <w:color w:val="7F7F7F" w:themeColor="text1" w:themeTint="80"/>
+                <w:color w:val="000000" w:themeColor="text1"/>
                 <w:sz w:val="18"/>
                 <w:szCs w:val="18"/>
               </w:rPr>
@@ -773,7 +1838,7 @@
             <w:r>
               <w:rPr>
                 <w:rFonts w:eastAsia="Calibri"/>
-                <w:color w:val="7F7F7F" w:themeColor="text1" w:themeTint="80"/>
+                <w:color w:val="000000" w:themeColor="text1"/>
                 <w:sz w:val="18"/>
                 <w:szCs w:val="18"/>
               </w:rPr>
@@ -783,7 +1848,7 @@
             <w:r>
               <w:rPr>
                 <w:rFonts w:eastAsia="Calibri"/>
-                <w:color w:val="7F7F7F" w:themeColor="text1" w:themeTint="80"/>
+                <w:color w:val="000000" w:themeColor="text1"/>
                 <w:sz w:val="18"/>
                 <w:szCs w:val="18"/>
               </w:rPr>
@@ -812,7 +1877,7 @@
               <w:jc w:val="left"/>
               <w:rPr>
                 <w:rFonts w:eastAsia="Calibri"/>
-                <w:color w:val="7F7F7F" w:themeColor="text1" w:themeTint="80"/>
+                <w:color w:val="000000" w:themeColor="text1"/>
                 <w:sz w:val="18"/>
                 <w:szCs w:val="18"/>
               </w:rPr>
@@ -820,7 +1885,7 @@
             <w:r>
               <w:rPr>
                 <w:rFonts w:eastAsia="Calibri"/>
-                <w:color w:val="7F7F7F" w:themeColor="text1" w:themeTint="80"/>
+                <w:color w:val="000000" w:themeColor="text1"/>
                 <w:sz w:val="18"/>
                 <w:szCs w:val="18"/>
               </w:rPr>
@@ -829,7 +1894,7 @@
             <w:r>
               <w:rPr>
                 <w:rFonts w:eastAsia="Calibri"/>
-                <w:color w:val="7F7F7F" w:themeColor="text1" w:themeTint="80"/>
+                <w:color w:val="000000" w:themeColor="text1"/>
                 <w:sz w:val="18"/>
                 <w:szCs w:val="18"/>
               </w:rPr>
@@ -840,7 +1905,7 @@
                 <w:rFonts w:eastAsia="Calibri"/>
                 <w:b/>
                 <w:bCs/>
-                <w:color w:val="7F7F7F" w:themeColor="text1" w:themeTint="80"/>
+                <w:color w:val="000000" w:themeColor="text1"/>
                 <w:sz w:val="18"/>
                 <w:szCs w:val="18"/>
               </w:rPr>
@@ -849,7 +1914,7 @@
             <w:r>
               <w:rPr>
                 <w:rFonts w:eastAsia="Calibri"/>
-                <w:color w:val="7F7F7F" w:themeColor="text1" w:themeTint="80"/>
+                <w:color w:val="000000" w:themeColor="text1"/>
                 <w:sz w:val="18"/>
                 <w:szCs w:val="18"/>
               </w:rPr>
@@ -858,7 +1923,7 @@
             <w:r>
               <w:rPr>
                 <w:rFonts w:eastAsia="Calibri"/>
-                <w:color w:val="7F7F7F" w:themeColor="text1" w:themeTint="80"/>
+                <w:color w:val="000000" w:themeColor="text1"/>
                 <w:sz w:val="18"/>
                 <w:szCs w:val="18"/>
               </w:rPr>
@@ -867,7 +1932,7 @@
             <w:r>
               <w:rPr>
                 <w:rFonts w:eastAsia="Calibri"/>
-                <w:color w:val="7F7F7F" w:themeColor="text1" w:themeTint="80"/>
+                <w:color w:val="000000" w:themeColor="text1"/>
                 <w:sz w:val="18"/>
                 <w:szCs w:val="18"/>
               </w:rPr>
@@ -876,7 +1941,7 @@
             <w:r>
               <w:rPr>
                 <w:rFonts w:eastAsia="Calibri"/>
-                <w:color w:val="7F7F7F" w:themeColor="text1" w:themeTint="80"/>
+                <w:color w:val="000000" w:themeColor="text1"/>
                 <w:sz w:val="18"/>
                 <w:szCs w:val="18"/>
               </w:rPr>
@@ -885,7 +1950,7 @@
             <w:r>
               <w:rPr>
                 <w:rFonts w:eastAsia="Calibri"/>
-                <w:color w:val="7F7F7F" w:themeColor="text1" w:themeTint="80"/>
+                <w:color w:val="000000" w:themeColor="text1"/>
                 <w:sz w:val="18"/>
                 <w:szCs w:val="18"/>
               </w:rPr>
@@ -894,7 +1959,7 @@
             <w:r>
               <w:rPr>
                 <w:rFonts w:eastAsia="Calibri"/>
-                <w:color w:val="7F7F7F" w:themeColor="text1" w:themeTint="80"/>
+                <w:color w:val="000000" w:themeColor="text1"/>
                 <w:sz w:val="18"/>
                 <w:szCs w:val="18"/>
               </w:rPr>
@@ -903,7 +1968,7 @@
             <w:r>
               <w:rPr>
                 <w:rFonts w:eastAsia="Calibri"/>
-                <w:color w:val="7F7F7F" w:themeColor="text1" w:themeTint="80"/>
+                <w:color w:val="000000" w:themeColor="text1"/>
                 <w:sz w:val="18"/>
                 <w:szCs w:val="18"/>
               </w:rPr>
@@ -931,14 +1996,14 @@
               <w:jc w:val="left"/>
               <w:rPr>
                 <w:rFonts w:eastAsia="Calibri"/>
-                <w:color w:val="7F7F7F" w:themeColor="text1" w:themeTint="80"/>
-                <w:sz w:val="18"/>
-                <w:szCs w:val="18"/>
-              </w:rPr>
-            </w:pPr>
-            <w:r>
-              <w:rPr>
-                <w:color w:val="7F7F7F" w:themeColor="text1" w:themeTint="80"/>
+                <w:color w:val="000000" w:themeColor="text1"/>
+                <w:sz w:val="18"/>
+                <w:szCs w:val="18"/>
+              </w:rPr>
+            </w:pPr>
+            <w:r>
+              <w:rPr>
+                <w:color w:val="000000" w:themeColor="text1"/>
                 <w:sz w:val="18"/>
                 <w:szCs w:val="18"/>
               </w:rPr>
@@ -966,14 +2031,14 @@
               <w:jc w:val="left"/>
               <w:rPr>
                 <w:rFonts w:ascii="Arial" w:eastAsia="Arial" w:hAnsi="Arial" w:cs="Arial"/>
-                <w:color w:val="7F7F7F" w:themeColor="text1" w:themeTint="80"/>
-                <w:sz w:val="18"/>
-                <w:szCs w:val="18"/>
-              </w:rPr>
-            </w:pPr>
-            <w:r>
-              <w:rPr>
-                <w:color w:val="7F7F7F" w:themeColor="text1" w:themeTint="80"/>
+                <w:color w:val="000000" w:themeColor="text1"/>
+                <w:sz w:val="18"/>
+                <w:szCs w:val="18"/>
+              </w:rPr>
+            </w:pPr>
+            <w:r>
+              <w:rPr>
+                <w:color w:val="000000" w:themeColor="text1"/>
                 <w:sz w:val="18"/>
                 <w:szCs w:val="18"/>
               </w:rPr>
@@ -983,7 +2048,7 @@
               <w:rPr>
                 <w:b/>
                 <w:bCs/>
-                <w:color w:val="7F7F7F" w:themeColor="text1" w:themeTint="80"/>
+                <w:color w:val="000000" w:themeColor="text1"/>
                 <w:sz w:val="16"/>
                 <w:szCs w:val="16"/>
               </w:rPr>
@@ -994,7 +2059,7 @@
               <w:rPr>
                 <w:b/>
                 <w:bCs/>
-                <w:color w:val="7F7F7F" w:themeColor="text1" w:themeTint="80"/>
+                <w:color w:val="000000" w:themeColor="text1"/>
                 <w:sz w:val="16"/>
                 <w:szCs w:val="16"/>
               </w:rPr>
@@ -1005,7 +2070,7 @@
               <w:rPr>
                 <w:b/>
                 <w:bCs/>
-                <w:color w:val="7F7F7F" w:themeColor="text1" w:themeTint="80"/>
+                <w:color w:val="000000" w:themeColor="text1"/>
                 <w:sz w:val="16"/>
                 <w:szCs w:val="16"/>
               </w:rPr>
@@ -1016,7 +2081,7 @@
               <w:rPr>
                 <w:b/>
                 <w:bCs/>
-                <w:color w:val="7F7F7F" w:themeColor="text1" w:themeTint="80"/>
+                <w:color w:val="000000" w:themeColor="text1"/>
                 <w:sz w:val="16"/>
                 <w:szCs w:val="16"/>
               </w:rPr>
@@ -1027,7 +2092,7 @@
               <w:rPr>
                 <w:b/>
                 <w:bCs/>
-                <w:color w:val="7F7F7F" w:themeColor="text1" w:themeTint="80"/>
+                <w:color w:val="000000" w:themeColor="text1"/>
                 <w:sz w:val="16"/>
                 <w:szCs w:val="16"/>
               </w:rPr>
@@ -1048,14 +2113,14 @@
               <w:jc w:val="left"/>
               <w:rPr>
                 <w:rFonts w:eastAsia="Calibri"/>
-                <w:color w:val="7F7F7F" w:themeColor="text1" w:themeTint="80"/>
-                <w:sz w:val="18"/>
-                <w:szCs w:val="18"/>
-              </w:rPr>
-            </w:pPr>
-            <w:r>
-              <w:rPr>
-                <w:color w:val="7F7F7F" w:themeColor="text1" w:themeTint="80"/>
+                <w:color w:val="000000" w:themeColor="text1"/>
+                <w:sz w:val="18"/>
+                <w:szCs w:val="18"/>
+              </w:rPr>
+            </w:pPr>
+            <w:r>
+              <w:rPr>
+                <w:color w:val="000000" w:themeColor="text1"/>
                 <w:sz w:val="18"/>
                 <w:szCs w:val="18"/>
               </w:rPr>
@@ -1065,7 +2130,7 @@
               <w:rPr>
                 <w:b/>
                 <w:bCs/>
-                <w:color w:val="7F7F7F" w:themeColor="text1" w:themeTint="80"/>
+                <w:color w:val="000000" w:themeColor="text1"/>
                 <w:sz w:val="18"/>
                 <w:szCs w:val="18"/>
               </w:rPr>
@@ -1076,7 +2141,7 @@
               <w:rPr>
                 <w:b/>
                 <w:bCs/>
-                <w:color w:val="7F7F7F" w:themeColor="text1" w:themeTint="80"/>
+                <w:color w:val="000000" w:themeColor="text1"/>
                 <w:sz w:val="18"/>
                 <w:szCs w:val="18"/>
               </w:rPr>
@@ -1085,7 +2150,7 @@
             <w:proofErr w:type="spellEnd"/>
             <w:r>
               <w:rPr>
-                <w:color w:val="7F7F7F" w:themeColor="text1" w:themeTint="80"/>
+                <w:color w:val="000000" w:themeColor="text1"/>
                 <w:sz w:val="18"/>
                 <w:szCs w:val="18"/>
               </w:rPr>
@@ -1095,7 +2160,7 @@
               <w:rPr>
                 <w:b/>
                 <w:bCs/>
-                <w:color w:val="7F7F7F" w:themeColor="text1" w:themeTint="80"/>
+                <w:color w:val="000000" w:themeColor="text1"/>
                 <w:sz w:val="18"/>
                 <w:szCs w:val="18"/>
               </w:rPr>
@@ -1103,7 +2168,7 @@
             </w:r>
             <w:r>
               <w:rPr>
-                <w:color w:val="7F7F7F" w:themeColor="text1" w:themeTint="80"/>
+                <w:color w:val="000000" w:themeColor="text1"/>
                 <w:sz w:val="18"/>
                 <w:szCs w:val="18"/>
               </w:rPr>
@@ -1113,7 +2178,7 @@
               <w:rPr>
                 <w:b/>
                 <w:bCs/>
-                <w:color w:val="7F7F7F" w:themeColor="text1" w:themeTint="80"/>
+                <w:color w:val="000000" w:themeColor="text1"/>
                 <w:sz w:val="18"/>
                 <w:szCs w:val="18"/>
               </w:rPr>
@@ -1121,7 +2186,7 @@
             </w:r>
             <w:r>
               <w:rPr>
-                <w:color w:val="7F7F7F" w:themeColor="text1" w:themeTint="80"/>
+                <w:color w:val="000000" w:themeColor="text1"/>
                 <w:sz w:val="18"/>
                 <w:szCs w:val="18"/>
               </w:rPr>
@@ -1131,7 +2196,7 @@
               <w:rPr>
                 <w:b/>
                 <w:bCs/>
-                <w:color w:val="7F7F7F" w:themeColor="text1" w:themeTint="80"/>
+                <w:color w:val="000000" w:themeColor="text1"/>
                 <w:sz w:val="18"/>
                 <w:szCs w:val="18"/>
               </w:rPr>
@@ -1139,7 +2204,7 @@
             </w:r>
             <w:r>
               <w:rPr>
-                <w:color w:val="7F7F7F" w:themeColor="text1" w:themeTint="80"/>
+                <w:color w:val="000000" w:themeColor="text1"/>
                 <w:sz w:val="18"/>
                 <w:szCs w:val="18"/>
               </w:rPr>
@@ -1149,7 +2214,7 @@
               <w:rPr>
                 <w:b/>
                 <w:bCs/>
-                <w:color w:val="7F7F7F" w:themeColor="text1" w:themeTint="80"/>
+                <w:color w:val="000000" w:themeColor="text1"/>
                 <w:sz w:val="18"/>
                 <w:szCs w:val="18"/>
               </w:rPr>
@@ -1157,7 +2222,7 @@
             </w:r>
             <w:r>
               <w:rPr>
-                <w:color w:val="7F7F7F" w:themeColor="text1" w:themeTint="80"/>
+                <w:color w:val="000000" w:themeColor="text1"/>
                 <w:sz w:val="18"/>
                 <w:szCs w:val="18"/>
               </w:rPr>
@@ -1185,14 +2250,14 @@
               <w:jc w:val="left"/>
               <w:rPr>
                 <w:rFonts w:eastAsia="Calibri"/>
-                <w:color w:val="7F7F7F" w:themeColor="text1" w:themeTint="80"/>
-                <w:sz w:val="18"/>
-                <w:szCs w:val="18"/>
-              </w:rPr>
-            </w:pPr>
-            <w:r>
-              <w:rPr>
-                <w:color w:val="7F7F7F" w:themeColor="text1" w:themeTint="80"/>
+                <w:color w:val="000000" w:themeColor="text1"/>
+                <w:sz w:val="18"/>
+                <w:szCs w:val="18"/>
+              </w:rPr>
+            </w:pPr>
+            <w:r>
+              <w:rPr>
+                <w:color w:val="000000" w:themeColor="text1"/>
                 <w:sz w:val="18"/>
                 <w:szCs w:val="18"/>
               </w:rPr>
@@ -1202,7 +2267,7 @@
               <w:rPr>
                 <w:b/>
                 <w:bCs/>
-                <w:color w:val="7F7F7F" w:themeColor="text1" w:themeTint="80"/>
+                <w:color w:val="000000" w:themeColor="text1"/>
                 <w:sz w:val="18"/>
                 <w:szCs w:val="18"/>
               </w:rPr>
@@ -1210,7 +2275,7 @@
             </w:r>
             <w:r>
               <w:rPr>
-                <w:color w:val="7F7F7F" w:themeColor="text1" w:themeTint="80"/>
+                <w:color w:val="000000" w:themeColor="text1"/>
                 <w:sz w:val="18"/>
                 <w:szCs w:val="18"/>
               </w:rPr>
@@ -1221,7 +2286,7 @@
               <w:rPr>
                 <w:b/>
                 <w:bCs/>
-                <w:color w:val="7F7F7F" w:themeColor="text1" w:themeTint="80"/>
+                <w:color w:val="000000" w:themeColor="text1"/>
                 <w:sz w:val="18"/>
                 <w:szCs w:val="18"/>
               </w:rPr>
@@ -1230,7 +2295,7 @@
             <w:proofErr w:type="spellEnd"/>
             <w:r>
               <w:rPr>
-                <w:color w:val="7F7F7F" w:themeColor="text1" w:themeTint="80"/>
+                <w:color w:val="000000" w:themeColor="text1"/>
                 <w:sz w:val="18"/>
                 <w:szCs w:val="18"/>
               </w:rPr>
@@ -1258,14 +2323,14 @@
               <w:jc w:val="left"/>
               <w:rPr>
                 <w:rFonts w:eastAsia="Calibri"/>
-                <w:color w:val="7F7F7F" w:themeColor="text1" w:themeTint="80"/>
-                <w:sz w:val="18"/>
-                <w:szCs w:val="18"/>
-              </w:rPr>
-            </w:pPr>
-            <w:r>
-              <w:rPr>
-                <w:color w:val="7F7F7F" w:themeColor="text1" w:themeTint="80"/>
+                <w:color w:val="000000" w:themeColor="text1"/>
+                <w:sz w:val="18"/>
+                <w:szCs w:val="18"/>
+              </w:rPr>
+            </w:pPr>
+            <w:r>
+              <w:rPr>
+                <w:color w:val="000000" w:themeColor="text1"/>
                 <w:sz w:val="18"/>
                 <w:szCs w:val="18"/>
               </w:rPr>
@@ -1275,7 +2340,7 @@
               <w:rPr>
                 <w:b/>
                 <w:bCs/>
-                <w:color w:val="7F7F7F" w:themeColor="text1" w:themeTint="80"/>
+                <w:color w:val="000000" w:themeColor="text1"/>
                 <w:sz w:val="18"/>
                 <w:szCs w:val="18"/>
               </w:rPr>
@@ -1285,7 +2350,7 @@
               <w:rPr>
                 <w:b/>
                 <w:bCs/>
-                <w:color w:val="7F7F7F" w:themeColor="text1" w:themeTint="80"/>
+                <w:color w:val="000000" w:themeColor="text1"/>
                 <w:sz w:val="18"/>
                 <w:szCs w:val="18"/>
               </w:rPr>
@@ -1295,7 +2360,7 @@
               <w:rPr>
                 <w:b/>
                 <w:bCs/>
-                <w:color w:val="7F7F7F" w:themeColor="text1" w:themeTint="80"/>
+                <w:color w:val="000000" w:themeColor="text1"/>
                 <w:sz w:val="18"/>
                 <w:szCs w:val="18"/>
               </w:rPr>
@@ -1305,7 +2370,7 @@
               <w:rPr>
                 <w:b/>
                 <w:bCs/>
-                <w:color w:val="7F7F7F" w:themeColor="text1" w:themeTint="80"/>
+                <w:color w:val="000000" w:themeColor="text1"/>
                 <w:sz w:val="18"/>
                 <w:szCs w:val="18"/>
               </w:rPr>
@@ -1313,15 +2378,15 @@
             </w:r>
             <w:r>
               <w:rPr>
-                <w:color w:val="7F7F7F" w:themeColor="text1" w:themeTint="80"/>
-                <w:sz w:val="18"/>
-                <w:szCs w:val="18"/>
-              </w:rPr>
-              <w:t xml:space="preserve"> </w:t>
-            </w:r>
-            <w:r>
-              <w:rPr>
-                <w:color w:val="7F7F7F" w:themeColor="text1" w:themeTint="80"/>
+                <w:color w:val="000000" w:themeColor="text1"/>
+                <w:sz w:val="18"/>
+                <w:szCs w:val="18"/>
+              </w:rPr>
+              <w:t xml:space="preserve"> </w:t>
+            </w:r>
+            <w:r>
+              <w:rPr>
+                <w:color w:val="000000" w:themeColor="text1"/>
                 <w:sz w:val="18"/>
                 <w:szCs w:val="18"/>
               </w:rPr>
@@ -1332,7 +2397,7 @@
               <w:rPr>
                 <w:b/>
                 <w:bCs/>
-                <w:color w:val="7F7F7F" w:themeColor="text1" w:themeTint="80"/>
+                <w:color w:val="000000" w:themeColor="text1"/>
                 <w:sz w:val="18"/>
                 <w:szCs w:val="18"/>
               </w:rPr>
@@ -1341,15 +2406,15 @@
             <w:proofErr w:type="spellEnd"/>
             <w:r>
               <w:rPr>
-                <w:color w:val="7F7F7F" w:themeColor="text1" w:themeTint="80"/>
-                <w:sz w:val="18"/>
-                <w:szCs w:val="18"/>
-              </w:rPr>
-              <w:t xml:space="preserve"> </w:t>
-            </w:r>
-            <w:r>
-              <w:rPr>
-                <w:color w:val="7F7F7F" w:themeColor="text1" w:themeTint="80"/>
+                <w:color w:val="000000" w:themeColor="text1"/>
+                <w:sz w:val="18"/>
+                <w:szCs w:val="18"/>
+              </w:rPr>
+              <w:t xml:space="preserve"> </w:t>
+            </w:r>
+            <w:r>
+              <w:rPr>
+                <w:color w:val="000000" w:themeColor="text1"/>
                 <w:sz w:val="18"/>
                 <w:szCs w:val="18"/>
               </w:rPr>
@@ -1359,7 +2424,7 @@
               <w:rPr>
                 <w:b/>
                 <w:bCs/>
-                <w:color w:val="7F7F7F" w:themeColor="text1" w:themeTint="80"/>
+                <w:color w:val="000000" w:themeColor="text1"/>
                 <w:sz w:val="18"/>
                 <w:szCs w:val="18"/>
               </w:rPr>
@@ -1367,15 +2432,15 @@
             </w:r>
             <w:r>
               <w:rPr>
-                <w:color w:val="7F7F7F" w:themeColor="text1" w:themeTint="80"/>
-                <w:sz w:val="18"/>
-                <w:szCs w:val="18"/>
-              </w:rPr>
-              <w:t xml:space="preserve"> </w:t>
-            </w:r>
-            <w:r>
-              <w:rPr>
-                <w:color w:val="7F7F7F" w:themeColor="text1" w:themeTint="80"/>
+                <w:color w:val="000000" w:themeColor="text1"/>
+                <w:sz w:val="18"/>
+                <w:szCs w:val="18"/>
+              </w:rPr>
+              <w:t xml:space="preserve"> </w:t>
+            </w:r>
+            <w:r>
+              <w:rPr>
+                <w:color w:val="000000" w:themeColor="text1"/>
                 <w:sz w:val="18"/>
                 <w:szCs w:val="18"/>
               </w:rPr>
@@ -1383,17 +2448,17 @@
             </w:r>
             <w:r>
               <w:rPr>
-                <w:color w:val="7F7F7F" w:themeColor="text1" w:themeTint="80"/>
-                <w:sz w:val="18"/>
-                <w:szCs w:val="18"/>
-              </w:rPr>
-              <w:t xml:space="preserve"> </w:t>
-            </w:r>
-            <w:r>
-              <w:rPr>
-                <w:b/>
-                <w:bCs/>
-                <w:color w:val="7F7F7F" w:themeColor="text1" w:themeTint="80"/>
+                <w:color w:val="000000" w:themeColor="text1"/>
+                <w:sz w:val="18"/>
+                <w:szCs w:val="18"/>
+              </w:rPr>
+              <w:t xml:space="preserve"> </w:t>
+            </w:r>
+            <w:r>
+              <w:rPr>
+                <w:b/>
+                <w:bCs/>
+                <w:color w:val="000000" w:themeColor="text1"/>
                 <w:sz w:val="18"/>
                 <w:szCs w:val="18"/>
               </w:rPr>
@@ -1401,7 +2466,7 @@
             </w:r>
             <w:r>
               <w:rPr>
-                <w:color w:val="7F7F7F" w:themeColor="text1" w:themeTint="80"/>
+                <w:color w:val="000000" w:themeColor="text1"/>
                 <w:sz w:val="18"/>
                 <w:szCs w:val="18"/>
               </w:rPr>
@@ -1409,17 +2474,17 @@
             </w:r>
             <w:r>
               <w:rPr>
-                <w:color w:val="7F7F7F" w:themeColor="text1" w:themeTint="80"/>
-                <w:sz w:val="18"/>
-                <w:szCs w:val="18"/>
-              </w:rPr>
-              <w:t xml:space="preserve"> </w:t>
-            </w:r>
-            <w:r>
-              <w:rPr>
-                <w:b/>
-                <w:bCs/>
-                <w:color w:val="7F7F7F" w:themeColor="text1" w:themeTint="80"/>
+                <w:color w:val="000000" w:themeColor="text1"/>
+                <w:sz w:val="18"/>
+                <w:szCs w:val="18"/>
+              </w:rPr>
+              <w:t xml:space="preserve"> </w:t>
+            </w:r>
+            <w:r>
+              <w:rPr>
+                <w:b/>
+                <w:bCs/>
+                <w:color w:val="000000" w:themeColor="text1"/>
                 <w:sz w:val="18"/>
                 <w:szCs w:val="18"/>
               </w:rPr>
@@ -1427,7 +2492,7 @@
             </w:r>
             <w:r>
               <w:rPr>
-                <w:color w:val="7F7F7F" w:themeColor="text1" w:themeTint="80"/>
+                <w:color w:val="000000" w:themeColor="text1"/>
                 <w:sz w:val="18"/>
                 <w:szCs w:val="18"/>
               </w:rPr>
@@ -1455,14 +2520,14 @@
               <w:jc w:val="left"/>
               <w:rPr>
                 <w:rFonts w:eastAsia="Calibri"/>
-                <w:color w:val="7F7F7F" w:themeColor="text1" w:themeTint="80"/>
-                <w:sz w:val="18"/>
-                <w:szCs w:val="18"/>
-              </w:rPr>
-            </w:pPr>
-            <w:r>
-              <w:rPr>
-                <w:color w:val="7F7F7F" w:themeColor="text1" w:themeTint="80"/>
+                <w:color w:val="000000" w:themeColor="text1"/>
+                <w:sz w:val="18"/>
+                <w:szCs w:val="18"/>
+              </w:rPr>
+            </w:pPr>
+            <w:r>
+              <w:rPr>
+                <w:color w:val="000000" w:themeColor="text1"/>
                 <w:sz w:val="18"/>
                 <w:szCs w:val="18"/>
               </w:rPr>
@@ -1490,14 +2555,14 @@
               <w:jc w:val="left"/>
               <w:rPr>
                 <w:rFonts w:eastAsia="Calibri"/>
-                <w:color w:val="7F7F7F" w:themeColor="text1" w:themeTint="80"/>
-                <w:sz w:val="18"/>
-                <w:szCs w:val="18"/>
-              </w:rPr>
-            </w:pPr>
-            <w:r>
-              <w:rPr>
-                <w:color w:val="7F7F7F" w:themeColor="text1" w:themeTint="80"/>
+                <w:color w:val="000000" w:themeColor="text1"/>
+                <w:sz w:val="18"/>
+                <w:szCs w:val="18"/>
+              </w:rPr>
+            </w:pPr>
+            <w:r>
+              <w:rPr>
+                <w:color w:val="000000" w:themeColor="text1"/>
                 <w:sz w:val="18"/>
                 <w:szCs w:val="18"/>
               </w:rPr>
@@ -1508,7 +2573,7 @@
               <w:rPr>
                 <w:b/>
                 <w:bCs/>
-                <w:color w:val="7F7F7F" w:themeColor="text1" w:themeTint="80"/>
+                <w:color w:val="000000" w:themeColor="text1"/>
                 <w:sz w:val="18"/>
                 <w:szCs w:val="18"/>
               </w:rPr>
@@ -1517,7 +2582,7 @@
             <w:proofErr w:type="spellEnd"/>
             <w:r>
               <w:rPr>
-                <w:color w:val="7F7F7F" w:themeColor="text1" w:themeTint="80"/>
+                <w:color w:val="000000" w:themeColor="text1"/>
                 <w:sz w:val="18"/>
                 <w:szCs w:val="18"/>
               </w:rPr>
@@ -1525,17 +2590,17 @@
             </w:r>
             <w:r>
               <w:rPr>
-                <w:color w:val="7F7F7F" w:themeColor="text1" w:themeTint="80"/>
-                <w:sz w:val="18"/>
-                <w:szCs w:val="18"/>
-              </w:rPr>
-              <w:t xml:space="preserve"> </w:t>
-            </w:r>
-            <w:r>
-              <w:rPr>
-                <w:b/>
-                <w:bCs/>
-                <w:color w:val="7F7F7F" w:themeColor="text1" w:themeTint="80"/>
+                <w:color w:val="000000" w:themeColor="text1"/>
+                <w:sz w:val="18"/>
+                <w:szCs w:val="18"/>
+              </w:rPr>
+              <w:t xml:space="preserve"> </w:t>
+            </w:r>
+            <w:r>
+              <w:rPr>
+                <w:b/>
+                <w:bCs/>
+                <w:color w:val="000000" w:themeColor="text1"/>
                 <w:sz w:val="18"/>
                 <w:szCs w:val="18"/>
               </w:rPr>
@@ -1543,7 +2608,7 @@
             </w:r>
             <w:r>
               <w:rPr>
-                <w:color w:val="7F7F7F" w:themeColor="text1" w:themeTint="80"/>
+                <w:color w:val="000000" w:themeColor="text1"/>
                 <w:sz w:val="18"/>
                 <w:szCs w:val="18"/>
               </w:rPr>
@@ -1551,7 +2616,7 @@
             </w:r>
             <w:r>
               <w:rPr>
-                <w:color w:val="7F7F7F" w:themeColor="text1" w:themeTint="80"/>
+                <w:color w:val="000000" w:themeColor="text1"/>
                 <w:sz w:val="18"/>
                 <w:szCs w:val="18"/>
               </w:rPr>
@@ -1562,7 +2627,7 @@
               <w:rPr>
                 <w:b/>
                 <w:bCs/>
-                <w:color w:val="7F7F7F" w:themeColor="text1" w:themeTint="80"/>
+                <w:color w:val="000000" w:themeColor="text1"/>
                 <w:sz w:val="18"/>
                 <w:szCs w:val="18"/>
               </w:rPr>
@@ -1571,7 +2636,7 @@
             <w:proofErr w:type="spellEnd"/>
             <w:r>
               <w:rPr>
-                <w:color w:val="7F7F7F" w:themeColor="text1" w:themeTint="80"/>
+                <w:color w:val="000000" w:themeColor="text1"/>
                 <w:sz w:val="18"/>
                 <w:szCs w:val="18"/>
               </w:rPr>
@@ -1599,14 +2664,14 @@
               <w:jc w:val="left"/>
               <w:rPr>
                 <w:rFonts w:eastAsia="Calibri"/>
-                <w:color w:val="7F7F7F" w:themeColor="text1" w:themeTint="80"/>
-                <w:sz w:val="18"/>
-                <w:szCs w:val="18"/>
-              </w:rPr>
-            </w:pPr>
-            <w:r>
-              <w:rPr>
-                <w:color w:val="7F7F7F" w:themeColor="text1" w:themeTint="80"/>
+                <w:color w:val="000000" w:themeColor="text1"/>
+                <w:sz w:val="18"/>
+                <w:szCs w:val="18"/>
+              </w:rPr>
+            </w:pPr>
+            <w:r>
+              <w:rPr>
+                <w:color w:val="000000" w:themeColor="text1"/>
                 <w:sz w:val="18"/>
                 <w:szCs w:val="18"/>
               </w:rPr>
@@ -1616,7 +2681,7 @@
               <w:rPr>
                 <w:b/>
                 <w:bCs/>
-                <w:color w:val="7F7F7F" w:themeColor="text1" w:themeTint="80"/>
+                <w:color w:val="000000" w:themeColor="text1"/>
                 <w:sz w:val="18"/>
                 <w:szCs w:val="18"/>
               </w:rPr>
@@ -1626,7 +2691,7 @@
               <w:rPr>
                 <w:b/>
                 <w:bCs/>
-                <w:color w:val="7F7F7F" w:themeColor="text1" w:themeTint="80"/>
+                <w:color w:val="000000" w:themeColor="text1"/>
                 <w:sz w:val="18"/>
                 <w:szCs w:val="18"/>
               </w:rPr>
@@ -1634,7 +2699,7 @@
             </w:r>
             <w:r>
               <w:rPr>
-                <w:color w:val="7F7F7F" w:themeColor="text1" w:themeTint="80"/>
+                <w:color w:val="000000" w:themeColor="text1"/>
                 <w:sz w:val="18"/>
                 <w:szCs w:val="18"/>
               </w:rPr>
@@ -1644,7 +2709,7 @@
               <w:rPr>
                 <w:b/>
                 <w:bCs/>
-                <w:color w:val="7F7F7F" w:themeColor="text1" w:themeTint="80"/>
+                <w:color w:val="000000" w:themeColor="text1"/>
                 <w:sz w:val="18"/>
                 <w:szCs w:val="18"/>
               </w:rPr>
@@ -1652,7 +2717,7 @@
             </w:r>
             <w:r>
               <w:rPr>
-                <w:color w:val="7F7F7F" w:themeColor="text1" w:themeTint="80"/>
+                <w:color w:val="000000" w:themeColor="text1"/>
                 <w:sz w:val="18"/>
                 <w:szCs w:val="18"/>
               </w:rPr>
@@ -1662,7 +2727,7 @@
               <w:rPr>
                 <w:b/>
                 <w:bCs/>
-                <w:color w:val="7F7F7F" w:themeColor="text1" w:themeTint="80"/>
+                <w:color w:val="000000" w:themeColor="text1"/>
                 <w:sz w:val="18"/>
                 <w:szCs w:val="18"/>
               </w:rPr>
@@ -1670,7 +2735,7 @@
             </w:r>
             <w:r>
               <w:rPr>
-                <w:color w:val="7F7F7F" w:themeColor="text1" w:themeTint="80"/>
+                <w:color w:val="000000" w:themeColor="text1"/>
                 <w:sz w:val="18"/>
                 <w:szCs w:val="18"/>
               </w:rPr>
@@ -1680,7 +2745,7 @@
               <w:rPr>
                 <w:b/>
                 <w:bCs/>
-                <w:color w:val="7F7F7F" w:themeColor="text1" w:themeTint="80"/>
+                <w:color w:val="000000" w:themeColor="text1"/>
                 <w:sz w:val="18"/>
                 <w:szCs w:val="18"/>
               </w:rPr>
@@ -1688,7 +2753,7 @@
             </w:r>
             <w:r>
               <w:rPr>
-                <w:color w:val="7F7F7F" w:themeColor="text1" w:themeTint="80"/>
+                <w:color w:val="000000" w:themeColor="text1"/>
                 <w:sz w:val="18"/>
                 <w:szCs w:val="18"/>
               </w:rPr>
@@ -1698,7 +2763,7 @@
               <w:rPr>
                 <w:b/>
                 <w:bCs/>
-                <w:color w:val="7F7F7F" w:themeColor="text1" w:themeTint="80"/>
+                <w:color w:val="000000" w:themeColor="text1"/>
                 <w:sz w:val="18"/>
                 <w:szCs w:val="18"/>
               </w:rPr>
@@ -1726,14 +2791,14 @@
               <w:jc w:val="left"/>
               <w:rPr>
                 <w:rFonts w:eastAsia="Calibri"/>
-                <w:color w:val="7F7F7F" w:themeColor="text1" w:themeTint="80"/>
-                <w:sz w:val="18"/>
-                <w:szCs w:val="18"/>
-              </w:rPr>
-            </w:pPr>
-            <w:r>
-              <w:rPr>
-                <w:color w:val="7F7F7F" w:themeColor="text1" w:themeTint="80"/>
+                <w:color w:val="000000" w:themeColor="text1"/>
+                <w:sz w:val="18"/>
+                <w:szCs w:val="18"/>
+              </w:rPr>
+            </w:pPr>
+            <w:r>
+              <w:rPr>
+                <w:color w:val="000000" w:themeColor="text1"/>
                 <w:sz w:val="18"/>
                 <w:szCs w:val="18"/>
               </w:rPr>
@@ -1761,14 +2826,14 @@
               <w:jc w:val="left"/>
               <w:rPr>
                 <w:rFonts w:eastAsia="Calibri"/>
-                <w:color w:val="7F7F7F" w:themeColor="text1" w:themeTint="80"/>
-                <w:sz w:val="18"/>
-                <w:szCs w:val="18"/>
-              </w:rPr>
-            </w:pPr>
-            <w:r>
-              <w:rPr>
-                <w:color w:val="7F7F7F" w:themeColor="text1" w:themeTint="80"/>
+                <w:color w:val="000000" w:themeColor="text1"/>
+                <w:sz w:val="18"/>
+                <w:szCs w:val="18"/>
+              </w:rPr>
+            </w:pPr>
+            <w:r>
+              <w:rPr>
+                <w:color w:val="000000" w:themeColor="text1"/>
                 <w:sz w:val="18"/>
                 <w:szCs w:val="18"/>
               </w:rPr>
@@ -1777,7 +2842,7 @@
             <w:proofErr w:type="spellStart"/>
             <w:r>
               <w:rPr>
-                <w:color w:val="7F7F7F" w:themeColor="text1" w:themeTint="80"/>
+                <w:color w:val="000000" w:themeColor="text1"/>
                 <w:sz w:val="18"/>
                 <w:szCs w:val="18"/>
               </w:rPr>
@@ -1786,15 +2851,15 @@
             <w:proofErr w:type="spellEnd"/>
             <w:r>
               <w:rPr>
-                <w:color w:val="7F7F7F" w:themeColor="text1" w:themeTint="80"/>
-                <w:sz w:val="18"/>
-                <w:szCs w:val="18"/>
-              </w:rPr>
-              <w:t xml:space="preserve"> </w:t>
-            </w:r>
-            <w:r>
-              <w:rPr>
-                <w:color w:val="7F7F7F" w:themeColor="text1" w:themeTint="80"/>
+                <w:color w:val="000000" w:themeColor="text1"/>
+                <w:sz w:val="18"/>
+                <w:szCs w:val="18"/>
+              </w:rPr>
+              <w:t xml:space="preserve"> </w:t>
+            </w:r>
+            <w:r>
+              <w:rPr>
+                <w:color w:val="000000" w:themeColor="text1"/>
                 <w:sz w:val="18"/>
                 <w:szCs w:val="18"/>
               </w:rPr>
@@ -1802,15 +2867,15 @@
             </w:r>
             <w:r>
               <w:rPr>
-                <w:color w:val="7F7F7F" w:themeColor="text1" w:themeTint="80"/>
-                <w:sz w:val="18"/>
-                <w:szCs w:val="18"/>
-              </w:rPr>
-              <w:t xml:space="preserve"> </w:t>
-            </w:r>
-            <w:r>
-              <w:rPr>
-                <w:color w:val="7F7F7F" w:themeColor="text1" w:themeTint="80"/>
+                <w:color w:val="000000" w:themeColor="text1"/>
+                <w:sz w:val="18"/>
+                <w:szCs w:val="18"/>
+              </w:rPr>
+              <w:t xml:space="preserve"> </w:t>
+            </w:r>
+            <w:r>
+              <w:rPr>
+                <w:color w:val="000000" w:themeColor="text1"/>
                 <w:sz w:val="18"/>
                 <w:szCs w:val="18"/>
               </w:rPr>
@@ -1819,7 +2884,7 @@
             <w:proofErr w:type="spellStart"/>
             <w:r>
               <w:rPr>
-                <w:color w:val="7F7F7F" w:themeColor="text1" w:themeTint="80"/>
+                <w:color w:val="000000" w:themeColor="text1"/>
                 <w:sz w:val="18"/>
                 <w:szCs w:val="18"/>
               </w:rPr>
@@ -1828,7 +2893,7 @@
             <w:proofErr w:type="spellEnd"/>
             <w:r>
               <w:rPr>
-                <w:color w:val="7F7F7F" w:themeColor="text1" w:themeTint="80"/>
+                <w:color w:val="000000" w:themeColor="text1"/>
                 <w:sz w:val="18"/>
                 <w:szCs w:val="18"/>
               </w:rPr>
@@ -1856,14 +2921,14 @@
               <w:jc w:val="left"/>
               <w:rPr>
                 <w:rFonts w:eastAsia="Calibri"/>
-                <w:color w:val="7F7F7F" w:themeColor="text1" w:themeTint="80"/>
-                <w:sz w:val="18"/>
-                <w:szCs w:val="18"/>
-              </w:rPr>
-            </w:pPr>
-            <w:r>
-              <w:rPr>
-                <w:color w:val="7F7F7F" w:themeColor="text1" w:themeTint="80"/>
+                <w:color w:val="000000" w:themeColor="text1"/>
+                <w:sz w:val="18"/>
+                <w:szCs w:val="18"/>
+              </w:rPr>
+            </w:pPr>
+            <w:r>
+              <w:rPr>
+                <w:color w:val="000000" w:themeColor="text1"/>
                 <w:sz w:val="18"/>
                 <w:szCs w:val="18"/>
               </w:rPr>
@@ -1873,7 +2938,7 @@
               <w:rPr>
                 <w:b/>
                 <w:bCs/>
-                <w:color w:val="7F7F7F" w:themeColor="text1" w:themeTint="80"/>
+                <w:color w:val="000000" w:themeColor="text1"/>
                 <w:sz w:val="18"/>
                 <w:szCs w:val="18"/>
               </w:rPr>
@@ -1881,7 +2946,7 @@
             </w:r>
             <w:r>
               <w:rPr>
-                <w:color w:val="7F7F7F" w:themeColor="text1" w:themeTint="80"/>
+                <w:color w:val="000000" w:themeColor="text1"/>
                 <w:sz w:val="18"/>
                 <w:szCs w:val="18"/>
               </w:rPr>
@@ -1891,7 +2956,7 @@
               <w:rPr>
                 <w:b/>
                 <w:bCs/>
-                <w:color w:val="7F7F7F" w:themeColor="text1" w:themeTint="80"/>
+                <w:color w:val="000000" w:themeColor="text1"/>
                 <w:sz w:val="18"/>
                 <w:szCs w:val="18"/>
               </w:rPr>
@@ -1899,7 +2964,7 @@
             </w:r>
             <w:r>
               <w:rPr>
-                <w:color w:val="7F7F7F" w:themeColor="text1" w:themeTint="80"/>
+                <w:color w:val="000000" w:themeColor="text1"/>
                 <w:sz w:val="18"/>
                 <w:szCs w:val="18"/>
               </w:rPr>
@@ -1909,7 +2974,7 @@
               <w:rPr>
                 <w:b/>
                 <w:bCs/>
-                <w:color w:val="7F7F7F" w:themeColor="text1" w:themeTint="80"/>
+                <w:color w:val="000000" w:themeColor="text1"/>
                 <w:sz w:val="18"/>
                 <w:szCs w:val="18"/>
               </w:rPr>
@@ -1917,7 +2982,7 @@
             </w:r>
             <w:r>
               <w:rPr>
-                <w:color w:val="7F7F7F" w:themeColor="text1" w:themeTint="80"/>
+                <w:color w:val="000000" w:themeColor="text1"/>
                 <w:sz w:val="18"/>
                 <w:szCs w:val="18"/>
               </w:rPr>
@@ -1927,7 +2992,7 @@
               <w:rPr>
                 <w:b/>
                 <w:bCs/>
-                <w:color w:val="7F7F7F" w:themeColor="text1" w:themeTint="80"/>
+                <w:color w:val="000000" w:themeColor="text1"/>
                 <w:sz w:val="18"/>
                 <w:szCs w:val="18"/>
               </w:rPr>
@@ -1935,7 +3000,7 @@
             </w:r>
             <w:r>
               <w:rPr>
-                <w:color w:val="7F7F7F" w:themeColor="text1" w:themeTint="80"/>
+                <w:color w:val="000000" w:themeColor="text1"/>
                 <w:sz w:val="18"/>
                 <w:szCs w:val="18"/>
               </w:rPr>
@@ -1945,7 +3010,7 @@
               <w:rPr>
                 <w:b/>
                 <w:bCs/>
-                <w:color w:val="7F7F7F" w:themeColor="text1" w:themeTint="80"/>
+                <w:color w:val="000000" w:themeColor="text1"/>
                 <w:sz w:val="18"/>
                 <w:szCs w:val="18"/>
               </w:rPr>
@@ -1955,7 +3020,7 @@
               <w:rPr>
                 <w:b/>
                 <w:bCs/>
-                <w:color w:val="7F7F7F" w:themeColor="text1" w:themeTint="80"/>
+                <w:color w:val="000000" w:themeColor="text1"/>
                 <w:sz w:val="18"/>
                 <w:szCs w:val="18"/>
               </w:rPr>
@@ -1963,7 +3028,7 @@
             </w:r>
             <w:r>
               <w:rPr>
-                <w:color w:val="7F7F7F" w:themeColor="text1" w:themeTint="80"/>
+                <w:color w:val="000000" w:themeColor="text1"/>
                 <w:sz w:val="18"/>
                 <w:szCs w:val="18"/>
               </w:rPr>
@@ -1973,7 +3038,7 @@
               <w:rPr>
                 <w:b/>
                 <w:bCs/>
-                <w:color w:val="7F7F7F" w:themeColor="text1" w:themeTint="80"/>
+                <w:color w:val="000000" w:themeColor="text1"/>
                 <w:sz w:val="18"/>
                 <w:szCs w:val="18"/>
               </w:rPr>
@@ -1981,7 +3046,7 @@
             </w:r>
             <w:r>
               <w:rPr>
-                <w:color w:val="7F7F7F" w:themeColor="text1" w:themeTint="80"/>
+                <w:color w:val="000000" w:themeColor="text1"/>
                 <w:sz w:val="18"/>
                 <w:szCs w:val="18"/>
               </w:rPr>
@@ -1989,37 +3054,27 @@
             </w:r>
             <w:r>
               <w:rPr>
-                <w:color w:val="7F7F7F" w:themeColor="text1" w:themeTint="80"/>
-                <w:sz w:val="18"/>
-                <w:szCs w:val="18"/>
-              </w:rPr>
-              <w:t xml:space="preserve"> </w:t>
-            </w:r>
-            <w:r>
-              <w:rPr>
-                <w:b/>
-                <w:bCs/>
-                <w:color w:val="7F7F7F" w:themeColor="text1" w:themeTint="80"/>
-                <w:sz w:val="18"/>
-                <w:szCs w:val="18"/>
-              </w:rPr>
-              <w:t>Incident</w:t>
-            </w:r>
-            <w:r>
-              <w:rPr>
-                <w:b/>
-                <w:bCs/>
-                <w:color w:val="7F7F7F" w:themeColor="text1" w:themeTint="80"/>
-                <w:sz w:val="18"/>
-                <w:szCs w:val="18"/>
-              </w:rPr>
-              <w:t xml:space="preserve"> </w:t>
-            </w:r>
-            <w:r>
-              <w:rPr>
-                <w:b/>
-                <w:bCs/>
-                <w:color w:val="7F7F7F" w:themeColor="text1" w:themeTint="80"/>
+                <w:color w:val="000000" w:themeColor="text1"/>
+                <w:sz w:val="18"/>
+                <w:szCs w:val="18"/>
+              </w:rPr>
+              <w:t xml:space="preserve"> </w:t>
+            </w:r>
+            <w:r>
+              <w:rPr>
+                <w:b/>
+                <w:bCs/>
+                <w:color w:val="000000" w:themeColor="text1"/>
+                <w:sz w:val="18"/>
+                <w:szCs w:val="18"/>
+              </w:rPr>
+              <w:t xml:space="preserve">Incident </w:t>
+            </w:r>
+            <w:r>
+              <w:rPr>
+                <w:b/>
+                <w:bCs/>
+                <w:color w:val="000000" w:themeColor="text1"/>
                 <w:sz w:val="18"/>
                 <w:szCs w:val="18"/>
               </w:rPr>
@@ -2027,17 +3082,17 @@
             </w:r>
             <w:r>
               <w:rPr>
-                <w:color w:val="7F7F7F" w:themeColor="text1" w:themeTint="80"/>
-                <w:sz w:val="18"/>
-                <w:szCs w:val="18"/>
-              </w:rPr>
-              <w:t xml:space="preserve"> </w:t>
-            </w:r>
-            <w:r>
-              <w:rPr>
-                <w:b/>
-                <w:bCs/>
-                <w:color w:val="7F7F7F" w:themeColor="text1" w:themeTint="80"/>
+                <w:color w:val="000000" w:themeColor="text1"/>
+                <w:sz w:val="18"/>
+                <w:szCs w:val="18"/>
+              </w:rPr>
+              <w:t xml:space="preserve"> </w:t>
+            </w:r>
+            <w:r>
+              <w:rPr>
+                <w:b/>
+                <w:bCs/>
+                <w:color w:val="000000" w:themeColor="text1"/>
                 <w:sz w:val="18"/>
                 <w:szCs w:val="18"/>
               </w:rPr>
@@ -2065,14 +3120,14 @@
               <w:jc w:val="left"/>
               <w:rPr>
                 <w:rFonts w:eastAsia="Calibri"/>
-                <w:color w:val="7F7F7F" w:themeColor="text1" w:themeTint="80"/>
-                <w:sz w:val="18"/>
-                <w:szCs w:val="18"/>
-              </w:rPr>
-            </w:pPr>
-            <w:r>
-              <w:rPr>
-                <w:color w:val="7F7F7F" w:themeColor="text1" w:themeTint="80"/>
+                <w:color w:val="000000" w:themeColor="text1"/>
+                <w:sz w:val="18"/>
+                <w:szCs w:val="18"/>
+              </w:rPr>
+            </w:pPr>
+            <w:r>
+              <w:rPr>
+                <w:color w:val="000000" w:themeColor="text1"/>
                 <w:sz w:val="18"/>
                 <w:szCs w:val="18"/>
               </w:rPr>
@@ -2082,7 +3137,7 @@
               <w:rPr>
                 <w:b/>
                 <w:bCs/>
-                <w:color w:val="7F7F7F" w:themeColor="text1" w:themeTint="80"/>
+                <w:color w:val="000000" w:themeColor="text1"/>
                 <w:sz w:val="18"/>
                 <w:szCs w:val="18"/>
               </w:rPr>
@@ -2090,27 +3145,11 @@
             </w:r>
             <w:r>
               <w:rPr>
-                <w:color w:val="7F7F7F" w:themeColor="text1" w:themeTint="80"/>
-                <w:sz w:val="18"/>
-                <w:szCs w:val="18"/>
-              </w:rPr>
-              <w:t xml:space="preserve">, </w:t>
-            </w:r>
-            <w:r>
-              <w:rPr>
-                <w:color w:val="7F7F7F" w:themeColor="text1" w:themeTint="80"/>
-                <w:sz w:val="18"/>
-                <w:szCs w:val="18"/>
-              </w:rPr>
-              <w:t>growing</w:t>
-            </w:r>
-            <w:r>
-              <w:rPr>
-                <w:color w:val="7F7F7F" w:themeColor="text1" w:themeTint="80"/>
-                <w:sz w:val="18"/>
-                <w:szCs w:val="18"/>
-              </w:rPr>
-              <w:t xml:space="preserve"> and enabling a team</w:t>
+                <w:color w:val="000000" w:themeColor="text1"/>
+                <w:sz w:val="18"/>
+                <w:szCs w:val="18"/>
+              </w:rPr>
+              <w:t>, growing and enabling a team</w:t>
             </w:r>
           </w:p>
           <w:p>
@@ -2134,14 +3173,14 @@
               <w:jc w:val="left"/>
               <w:rPr>
                 <w:rFonts w:eastAsia="Calibri"/>
-                <w:color w:val="7F7F7F" w:themeColor="text1" w:themeTint="80"/>
-                <w:sz w:val="18"/>
-                <w:szCs w:val="18"/>
-              </w:rPr>
-            </w:pPr>
-            <w:r>
-              <w:rPr>
-                <w:color w:val="7F7F7F" w:themeColor="text1" w:themeTint="80"/>
+                <w:color w:val="000000" w:themeColor="text1"/>
+                <w:sz w:val="18"/>
+                <w:szCs w:val="18"/>
+              </w:rPr>
+            </w:pPr>
+            <w:r>
+              <w:rPr>
+                <w:color w:val="000000" w:themeColor="text1"/>
                 <w:sz w:val="18"/>
                 <w:szCs w:val="18"/>
               </w:rPr>
@@ -2151,7 +3190,7 @@
               <w:rPr>
                 <w:b/>
                 <w:bCs/>
-                <w:color w:val="7F7F7F" w:themeColor="text1" w:themeTint="80"/>
+                <w:color w:val="000000" w:themeColor="text1"/>
                 <w:sz w:val="18"/>
                 <w:szCs w:val="18"/>
               </w:rPr>
@@ -2159,7 +3198,7 @@
             </w:r>
             <w:r>
               <w:rPr>
-                <w:color w:val="7F7F7F" w:themeColor="text1" w:themeTint="80"/>
+                <w:color w:val="000000" w:themeColor="text1"/>
                 <w:sz w:val="18"/>
                 <w:szCs w:val="18"/>
               </w:rPr>
@@ -2169,7 +3208,7 @@
               <w:rPr>
                 <w:b/>
                 <w:bCs/>
-                <w:color w:val="7F7F7F" w:themeColor="text1" w:themeTint="80"/>
+                <w:color w:val="000000" w:themeColor="text1"/>
                 <w:sz w:val="18"/>
                 <w:szCs w:val="18"/>
               </w:rPr>
@@ -2177,7 +3216,7 @@
             </w:r>
             <w:r>
               <w:rPr>
-                <w:color w:val="7F7F7F" w:themeColor="text1" w:themeTint="80"/>
+                <w:color w:val="000000" w:themeColor="text1"/>
                 <w:sz w:val="18"/>
                 <w:szCs w:val="18"/>
               </w:rPr>
@@ -2205,7 +3244,7 @@
               <w:jc w:val="left"/>
               <w:rPr>
                 <w:rFonts w:eastAsia="Calibri"/>
-                <w:color w:val="434343"/>
+                <w:color w:val="000000" w:themeColor="text1"/>
                 <w:sz w:val="18"/>
                 <w:szCs w:val="18"/>
               </w:rPr>
@@ -2214,7 +3253,7 @@
             <w:bookmarkEnd w:id="0"/>
             <w:r>
               <w:rPr>
-                <w:color w:val="7F7F7F" w:themeColor="text1" w:themeTint="80"/>
+                <w:color w:val="000000" w:themeColor="text1"/>
                 <w:sz w:val="18"/>
                 <w:szCs w:val="18"/>
               </w:rPr>
@@ -2224,7 +3263,7 @@
               <w:rPr>
                 <w:b/>
                 <w:bCs/>
-                <w:color w:val="7F7F7F" w:themeColor="text1" w:themeTint="80"/>
+                <w:color w:val="000000" w:themeColor="text1"/>
                 <w:sz w:val="18"/>
                 <w:szCs w:val="18"/>
               </w:rPr>
@@ -2232,7 +3271,7 @@
             </w:r>
             <w:r>
               <w:rPr>
-                <w:color w:val="7F7F7F" w:themeColor="text1" w:themeTint="80"/>
+                <w:color w:val="000000" w:themeColor="text1"/>
                 <w:sz w:val="18"/>
                 <w:szCs w:val="18"/>
               </w:rPr>
@@ -2242,7 +3281,7 @@
               <w:rPr>
                 <w:b/>
                 <w:bCs/>
-                <w:color w:val="7F7F7F" w:themeColor="text1" w:themeTint="80"/>
+                <w:color w:val="000000" w:themeColor="text1"/>
                 <w:sz w:val="18"/>
                 <w:szCs w:val="18"/>
               </w:rPr>
@@ -2250,7 +3289,7 @@
             </w:r>
             <w:r>
               <w:rPr>
-                <w:color w:val="7F7F7F" w:themeColor="text1" w:themeTint="80"/>
+                <w:color w:val="000000" w:themeColor="text1"/>
                 <w:sz w:val="18"/>
                 <w:szCs w:val="18"/>
               </w:rPr>
@@ -2261,7 +3300,7 @@
               <w:rPr>
                 <w:b/>
                 <w:bCs/>
-                <w:color w:val="7F7F7F" w:themeColor="text1" w:themeTint="80"/>
+                <w:color w:val="000000" w:themeColor="text1"/>
                 <w:sz w:val="18"/>
                 <w:szCs w:val="18"/>
               </w:rPr>
@@ -2270,7 +3309,7 @@
             <w:proofErr w:type="spellEnd"/>
             <w:r>
               <w:rPr>
-                <w:color w:val="7F7F7F" w:themeColor="text1" w:themeTint="80"/>
+                <w:color w:val="000000" w:themeColor="text1"/>
                 <w:sz w:val="18"/>
                 <w:szCs w:val="18"/>
               </w:rPr>
@@ -2280,7 +3319,7 @@
               <w:rPr>
                 <w:b/>
                 <w:bCs/>
-                <w:color w:val="7F7F7F" w:themeColor="text1" w:themeTint="80"/>
+                <w:color w:val="000000" w:themeColor="text1"/>
                 <w:sz w:val="18"/>
                 <w:szCs w:val="18"/>
               </w:rPr>
@@ -2288,7 +3327,7 @@
             </w:r>
             <w:r>
               <w:rPr>
-                <w:color w:val="7F7F7F" w:themeColor="text1" w:themeTint="80"/>
+                <w:color w:val="000000" w:themeColor="text1"/>
                 <w:sz w:val="18"/>
                 <w:szCs w:val="18"/>
               </w:rPr>
@@ -2310,7 +3349,7 @@
             <w:pPr>
               <w:jc w:val="right"/>
               <w:rPr>
-                <w:color w:val="7F7F7F" w:themeColor="text1" w:themeTint="80"/>
+                <w:color w:val="000000" w:themeColor="text1"/>
                 <w:sz w:val="16"/>
                 <w:szCs w:val="16"/>
               </w:rPr>
@@ -2319,7 +3358,7 @@
               <w:rPr>
                 <w:b/>
                 <w:bCs/>
-                <w:color w:val="262626" w:themeColor="text1" w:themeTint="D9"/>
+                <w:color w:val="000000" w:themeColor="text1"/>
                 <w:sz w:val="19"/>
                 <w:szCs w:val="19"/>
                 <w:u w:val="single"/>
@@ -2333,7 +3372,7 @@
               <w:rPr>
                 <w:b/>
                 <w:bCs/>
-                <w:color w:val="262626" w:themeColor="text1" w:themeTint="D9"/>
+                <w:color w:val="000000" w:themeColor="text1"/>
                 <w:sz w:val="19"/>
                 <w:szCs w:val="19"/>
                 <w:u w:val="single"/>
@@ -2343,7 +3382,7 @@
               <w:rPr>
                 <w:b/>
                 <w:bCs/>
-                <w:color w:val="999999"/>
+                <w:color w:val="000000" w:themeColor="text1"/>
                 <w:sz w:val="14"/>
                 <w:szCs w:val="14"/>
               </w:rPr>
@@ -2351,7 +3390,7 @@
             </w:r>
             <w:r>
               <w:rPr>
-                <w:color w:val="999999"/>
+                <w:color w:val="000000" w:themeColor="text1"/>
                 <w:sz w:val="14"/>
                 <w:szCs w:val="14"/>
               </w:rPr>
@@ -2361,7 +3400,7 @@
               <w:rPr>
                 <w:b/>
                 <w:bCs/>
-                <w:color w:val="262626" w:themeColor="text1" w:themeTint="D9"/>
+                <w:color w:val="000000" w:themeColor="text1"/>
                 <w:sz w:val="19"/>
                 <w:szCs w:val="19"/>
                 <w:u w:val="single"/>
@@ -2375,7 +3414,7 @@
               <w:rPr>
                 <w:b/>
                 <w:bCs/>
-                <w:color w:val="262626" w:themeColor="text1" w:themeTint="D9"/>
+                <w:color w:val="000000" w:themeColor="text1"/>
                 <w:sz w:val="19"/>
                 <w:szCs w:val="19"/>
                 <w:u w:val="single"/>
@@ -2385,7 +3424,7 @@
               <w:rPr>
                 <w:b/>
                 <w:bCs/>
-                <w:color w:val="262626" w:themeColor="text1" w:themeTint="D9"/>
+                <w:color w:val="000000" w:themeColor="text1"/>
                 <w:sz w:val="19"/>
                 <w:szCs w:val="19"/>
                 <w:u w:val="single"/>
@@ -2397,187 +3436,171 @@
             <w:pPr>
               <w:jc w:val="right"/>
               <w:rPr>
-                <w:color w:val="7F7F7F" w:themeColor="text1" w:themeTint="80"/>
+                <w:color w:val="000000" w:themeColor="text1"/>
                 <w:sz w:val="6"/>
                 <w:szCs w:val="6"/>
               </w:rPr>
             </w:pPr>
             <w:r>
               <w:rPr>
-                <w:color w:val="7F7F7F" w:themeColor="text1" w:themeTint="80"/>
+                <w:color w:val="000000" w:themeColor="text1"/>
                 <w:sz w:val="17"/>
                 <w:szCs w:val="17"/>
               </w:rPr>
-              <w:t>PGDITM</w:t>
-            </w:r>
-            <w:r>
-              <w:rPr>
-                <w:color w:val="7F7F7F" w:themeColor="text1" w:themeTint="80"/>
+              <w:t>PGDITM, Symbiosis</w:t>
+            </w:r>
+            <w:r>
+              <w:rPr>
+                <w:color w:val="000000" w:themeColor="text1"/>
+                <w:sz w:val="18"/>
+                <w:szCs w:val="18"/>
+              </w:rPr>
+              <w:t xml:space="preserve">, </w:t>
+            </w:r>
+            <w:r>
+              <w:rPr>
+                <w:color w:val="000000" w:themeColor="text1"/>
+                <w:sz w:val="13"/>
+                <w:szCs w:val="13"/>
+              </w:rPr>
+              <w:t>Pune, IN (2017 - 63%)</w:t>
+            </w:r>
+          </w:p>
+          <w:p>
+            <w:pPr>
+              <w:jc w:val="right"/>
+              <w:rPr>
+                <w:color w:val="000000" w:themeColor="text1"/>
+                <w:sz w:val="6"/>
+                <w:szCs w:val="6"/>
+              </w:rPr>
+            </w:pPr>
+            <w:r>
+              <w:rPr>
+                <w:color w:val="000000" w:themeColor="text1"/>
                 <w:sz w:val="17"/>
                 <w:szCs w:val="17"/>
               </w:rPr>
-              <w:t>, Symbiosis</w:t>
-            </w:r>
-            <w:r>
-              <w:rPr>
-                <w:color w:val="7F7F7F" w:themeColor="text1" w:themeTint="80"/>
+              <w:t>BTech</w:t>
+            </w:r>
+            <w:r>
+              <w:rPr>
+                <w:color w:val="000000" w:themeColor="text1"/>
+                <w:sz w:val="17"/>
+                <w:szCs w:val="17"/>
+              </w:rPr>
+              <w:t>.</w:t>
+            </w:r>
+            <w:r>
+              <w:rPr>
+                <w:color w:val="000000" w:themeColor="text1"/>
+                <w:sz w:val="17"/>
+                <w:szCs w:val="17"/>
+              </w:rPr>
+              <w:t>IT, MDU</w:t>
+            </w:r>
+            <w:r>
+              <w:rPr>
+                <w:color w:val="000000" w:themeColor="text1"/>
                 <w:sz w:val="18"/>
                 <w:szCs w:val="18"/>
               </w:rPr>
               <w:t xml:space="preserve">, </w:t>
             </w:r>
-            <w:r>
-              <w:rPr>
-                <w:color w:val="7F7F7F" w:themeColor="text1" w:themeTint="80"/>
+            <w:proofErr w:type="gramStart"/>
+            <w:r>
+              <w:rPr>
+                <w:color w:val="000000" w:themeColor="text1"/>
                 <w:sz w:val="13"/>
                 <w:szCs w:val="13"/>
               </w:rPr>
-              <w:t>Pune, IN (2017 - 63%)</w:t>
+              <w:t>Rohtak,,</w:t>
+            </w:r>
+            <w:proofErr w:type="gramEnd"/>
+            <w:r>
+              <w:rPr>
+                <w:color w:val="000000" w:themeColor="text1"/>
+                <w:sz w:val="13"/>
+                <w:szCs w:val="13"/>
+              </w:rPr>
+              <w:t xml:space="preserve"> IN (2007 - 77%)</w:t>
             </w:r>
           </w:p>
           <w:p>
             <w:pPr>
               <w:jc w:val="right"/>
               <w:rPr>
-                <w:color w:val="7F7F7F" w:themeColor="text1" w:themeTint="80"/>
+                <w:color w:val="000000" w:themeColor="text1"/>
                 <w:sz w:val="6"/>
                 <w:szCs w:val="6"/>
               </w:rPr>
             </w:pPr>
             <w:r>
               <w:rPr>
-                <w:color w:val="7F7F7F" w:themeColor="text1" w:themeTint="80"/>
+                <w:color w:val="000000" w:themeColor="text1"/>
                 <w:sz w:val="17"/>
                 <w:szCs w:val="17"/>
               </w:rPr>
-              <w:t>BTech</w:t>
-            </w:r>
-            <w:r>
-              <w:rPr>
-                <w:color w:val="7F7F7F" w:themeColor="text1" w:themeTint="80"/>
+              <w:t>HND Computing</w:t>
+            </w:r>
+            <w:r>
+              <w:rPr>
+                <w:color w:val="000000" w:themeColor="text1"/>
+                <w:sz w:val="18"/>
+                <w:szCs w:val="18"/>
+              </w:rPr>
+              <w:t xml:space="preserve">, </w:t>
+            </w:r>
+            <w:r>
+              <w:rPr>
+                <w:color w:val="000000" w:themeColor="text1"/>
+                <w:sz w:val="13"/>
+                <w:szCs w:val="13"/>
+              </w:rPr>
+              <w:t>Pearson Edexcel, UK (2004)</w:t>
+            </w:r>
+          </w:p>
+          <w:p>
+            <w:pPr>
+              <w:jc w:val="right"/>
+              <w:rPr>
+                <w:color w:val="000000" w:themeColor="text1"/>
+                <w:sz w:val="6"/>
+                <w:szCs w:val="6"/>
+              </w:rPr>
+            </w:pPr>
+            <w:r>
+              <w:rPr>
+                <w:color w:val="000000" w:themeColor="text1"/>
                 <w:sz w:val="17"/>
                 <w:szCs w:val="17"/>
               </w:rPr>
-              <w:t>.</w:t>
-            </w:r>
-            <w:r>
-              <w:rPr>
-                <w:color w:val="7F7F7F" w:themeColor="text1" w:themeTint="80"/>
-                <w:sz w:val="17"/>
-                <w:szCs w:val="17"/>
-              </w:rPr>
-              <w:t>IT</w:t>
-            </w:r>
-            <w:r>
-              <w:rPr>
-                <w:color w:val="7F7F7F" w:themeColor="text1" w:themeTint="80"/>
-                <w:sz w:val="17"/>
-                <w:szCs w:val="17"/>
-              </w:rPr>
-              <w:t>, MDU</w:t>
-            </w:r>
-            <w:r>
-              <w:rPr>
-                <w:color w:val="7F7F7F" w:themeColor="text1" w:themeTint="80"/>
-                <w:sz w:val="18"/>
-                <w:szCs w:val="18"/>
-              </w:rPr>
-              <w:t xml:space="preserve">, </w:t>
-            </w:r>
-            <w:proofErr w:type="gramStart"/>
-            <w:r>
-              <w:rPr>
-                <w:color w:val="7F7F7F" w:themeColor="text1" w:themeTint="80"/>
+              <w:t>12th Std, CBSE,</w:t>
+            </w:r>
+            <w:r>
+              <w:rPr>
+                <w:color w:val="000000" w:themeColor="text1"/>
+                <w:sz w:val="18"/>
+                <w:szCs w:val="18"/>
+              </w:rPr>
+              <w:t xml:space="preserve"> </w:t>
+            </w:r>
+            <w:r>
+              <w:rPr>
+                <w:color w:val="000000" w:themeColor="text1"/>
                 <w:sz w:val="13"/>
                 <w:szCs w:val="13"/>
               </w:rPr>
-              <w:t>Rohtak,,</w:t>
-            </w:r>
-            <w:proofErr w:type="gramEnd"/>
-            <w:r>
-              <w:rPr>
-                <w:color w:val="7F7F7F" w:themeColor="text1" w:themeTint="80"/>
-                <w:sz w:val="13"/>
-                <w:szCs w:val="13"/>
-              </w:rPr>
-              <w:t xml:space="preserve"> IN (2007 - 77%)</w:t>
+              <w:t>Delhi, IN (2002 - 80%)</w:t>
             </w:r>
           </w:p>
           <w:p>
             <w:pPr>
               <w:jc w:val="right"/>
               <w:rPr>
-                <w:color w:val="7F7F7F" w:themeColor="text1" w:themeTint="80"/>
-                <w:sz w:val="6"/>
-                <w:szCs w:val="6"/>
-              </w:rPr>
-            </w:pPr>
-            <w:r>
-              <w:rPr>
-                <w:color w:val="7F7F7F" w:themeColor="text1" w:themeTint="80"/>
-                <w:sz w:val="17"/>
-                <w:szCs w:val="17"/>
-              </w:rPr>
-              <w:t>HND Computing</w:t>
-            </w:r>
-            <w:r>
-              <w:rPr>
-                <w:color w:val="7F7F7F" w:themeColor="text1" w:themeTint="80"/>
-                <w:sz w:val="18"/>
-                <w:szCs w:val="18"/>
-              </w:rPr>
-              <w:t xml:space="preserve">, </w:t>
-            </w:r>
-            <w:r>
-              <w:rPr>
-                <w:color w:val="7F7F7F" w:themeColor="text1" w:themeTint="80"/>
-                <w:sz w:val="13"/>
-                <w:szCs w:val="13"/>
-              </w:rPr>
-              <w:t>Pearson Edexcel, UK (2004)</w:t>
-            </w:r>
-          </w:p>
-          <w:p>
-            <w:pPr>
-              <w:jc w:val="right"/>
-              <w:rPr>
-                <w:color w:val="7F7F7F" w:themeColor="text1" w:themeTint="80"/>
-                <w:sz w:val="6"/>
-                <w:szCs w:val="6"/>
-              </w:rPr>
-            </w:pPr>
-            <w:r>
-              <w:rPr>
-                <w:color w:val="7F7F7F" w:themeColor="text1" w:themeTint="80"/>
-                <w:sz w:val="17"/>
-                <w:szCs w:val="17"/>
-              </w:rPr>
-              <w:t>12th Std, CBSE,</w:t>
-            </w:r>
-            <w:r>
-              <w:rPr>
-                <w:color w:val="7F7F7F" w:themeColor="text1" w:themeTint="80"/>
-                <w:sz w:val="18"/>
-                <w:szCs w:val="18"/>
-              </w:rPr>
-              <w:t xml:space="preserve"> </w:t>
-            </w:r>
-            <w:r>
-              <w:rPr>
-                <w:color w:val="7F7F7F" w:themeColor="text1" w:themeTint="80"/>
-                <w:sz w:val="13"/>
-                <w:szCs w:val="13"/>
-              </w:rPr>
-              <w:t>Delhi, IN (2002 - 80%)</w:t>
-            </w:r>
-          </w:p>
-          <w:p>
-            <w:pPr>
-              <w:jc w:val="right"/>
-              <w:rPr>
-                <w:b/>
-                <w:bCs/>
-                <w:color w:val="262626" w:themeColor="text1" w:themeTint="D9"/>
+                <w:b/>
+                <w:bCs/>
+                <w:color w:val="000000" w:themeColor="text1"/>
                 <w:sz w:val="4"/>
                 <w:szCs w:val="4"/>
                 <w:u w:val="single"/>
@@ -2585,7 +3608,7 @@
             </w:pPr>
             <w:r>
               <w:rPr>
-                <w:color w:val="7F7F7F" w:themeColor="text1" w:themeTint="80"/>
+                <w:color w:val="000000" w:themeColor="text1"/>
                 <w:sz w:val="17"/>
                 <w:szCs w:val="17"/>
               </w:rPr>
@@ -2593,15 +3616,15 @@
             </w:r>
             <w:r>
               <w:rPr>
-                <w:color w:val="7F7F7F" w:themeColor="text1" w:themeTint="80"/>
-                <w:sz w:val="18"/>
-                <w:szCs w:val="18"/>
-              </w:rPr>
-              <w:t xml:space="preserve"> </w:t>
-            </w:r>
-            <w:r>
-              <w:rPr>
-                <w:color w:val="7F7F7F" w:themeColor="text1" w:themeTint="80"/>
+                <w:color w:val="000000" w:themeColor="text1"/>
+                <w:sz w:val="18"/>
+                <w:szCs w:val="18"/>
+              </w:rPr>
+              <w:t xml:space="preserve"> </w:t>
+            </w:r>
+            <w:r>
+              <w:rPr>
+                <w:color w:val="000000" w:themeColor="text1"/>
                 <w:sz w:val="13"/>
                 <w:szCs w:val="13"/>
               </w:rPr>
@@ -2609,7 +3632,7 @@
             </w:r>
             <w:r>
               <w:rPr>
-                <w:color w:val="7F7F7F" w:themeColor="text1" w:themeTint="80"/>
+                <w:color w:val="000000" w:themeColor="text1"/>
                 <w:sz w:val="13"/>
                 <w:szCs w:val="13"/>
               </w:rPr>
@@ -2619,7 +3642,7 @@
               <w:rPr>
                 <w:b/>
                 <w:bCs/>
-                <w:color w:val="262626" w:themeColor="text1" w:themeTint="D9"/>
+                <w:color w:val="000000" w:themeColor="text1"/>
                 <w:sz w:val="19"/>
                 <w:szCs w:val="19"/>
                 <w:u w:val="single"/>
@@ -2631,7 +3654,7 @@
             <w:pPr>
               <w:jc w:val="right"/>
               <w:rPr>
-                <w:color w:val="7F7F7F" w:themeColor="text1" w:themeTint="80"/>
+                <w:color w:val="000000" w:themeColor="text1"/>
                 <w:sz w:val="16"/>
                 <w:szCs w:val="16"/>
               </w:rPr>
@@ -2641,7 +3664,7 @@
               <w:rPr>
                 <w:b/>
                 <w:bCs/>
-                <w:color w:val="7F7F7F" w:themeColor="text1" w:themeTint="80"/>
+                <w:color w:val="000000" w:themeColor="text1"/>
                 <w:sz w:val="16"/>
                 <w:szCs w:val="16"/>
               </w:rPr>
@@ -2650,7 +3673,7 @@
             <w:proofErr w:type="spellEnd"/>
             <w:r>
               <w:rPr>
-                <w:color w:val="7F7F7F" w:themeColor="text1" w:themeTint="80"/>
+                <w:color w:val="000000" w:themeColor="text1"/>
                 <w:sz w:val="16"/>
                 <w:szCs w:val="16"/>
               </w:rPr>
@@ -2659,7 +3682,7 @@
             <w:proofErr w:type="spellStart"/>
             <w:r>
               <w:rPr>
-                <w:color w:val="7F7F7F" w:themeColor="text1" w:themeTint="80"/>
+                <w:color w:val="000000" w:themeColor="text1"/>
                 <w:sz w:val="16"/>
                 <w:szCs w:val="16"/>
               </w:rPr>
@@ -2668,7 +3691,7 @@
             <w:proofErr w:type="spellEnd"/>
             <w:r>
               <w:rPr>
-                <w:color w:val="7F7F7F" w:themeColor="text1" w:themeTint="80"/>
+                <w:color w:val="000000" w:themeColor="text1"/>
                 <w:sz w:val="16"/>
                 <w:szCs w:val="16"/>
               </w:rPr>
@@ -2677,7 +3700,7 @@
             <w:proofErr w:type="spellStart"/>
             <w:r>
               <w:rPr>
-                <w:color w:val="7F7F7F" w:themeColor="text1" w:themeTint="80"/>
+                <w:color w:val="000000" w:themeColor="text1"/>
                 <w:sz w:val="16"/>
                 <w:szCs w:val="16"/>
               </w:rPr>
@@ -2686,7 +3709,7 @@
             <w:proofErr w:type="spellEnd"/>
             <w:r>
               <w:rPr>
-                <w:color w:val="7F7F7F" w:themeColor="text1" w:themeTint="80"/>
+                <w:color w:val="000000" w:themeColor="text1"/>
                 <w:sz w:val="16"/>
                 <w:szCs w:val="16"/>
               </w:rPr>
@@ -2695,7 +3718,7 @@
             <w:proofErr w:type="spellStart"/>
             <w:r>
               <w:rPr>
-                <w:color w:val="7F7F7F" w:themeColor="text1" w:themeTint="80"/>
+                <w:color w:val="000000" w:themeColor="text1"/>
                 <w:sz w:val="16"/>
                 <w:szCs w:val="16"/>
               </w:rPr>
@@ -2707,7 +3730,7 @@
             <w:pPr>
               <w:jc w:val="right"/>
               <w:rPr>
-                <w:color w:val="7F7F7F" w:themeColor="text1" w:themeTint="80"/>
+                <w:color w:val="000000" w:themeColor="text1"/>
                 <w:sz w:val="4"/>
                 <w:szCs w:val="4"/>
               </w:rPr>
@@ -2719,7 +3742,7 @@
               <w:rPr>
                 <w:b/>
                 <w:bCs/>
-                <w:color w:val="404040" w:themeColor="text1" w:themeTint="BF"/>
+                <w:color w:val="000000" w:themeColor="text1"/>
                 <w:sz w:val="20"/>
                 <w:szCs w:val="20"/>
                 <w:u w:val="single"/>
@@ -2729,7 +3752,7 @@
               <w:rPr>
                 <w:b/>
                 <w:bCs/>
-                <w:color w:val="262626" w:themeColor="text1" w:themeTint="D9"/>
+                <w:color w:val="000000" w:themeColor="text1"/>
                 <w:sz w:val="19"/>
                 <w:szCs w:val="19"/>
                 <w:u w:val="single"/>
@@ -2741,14 +3764,14 @@
             <w:pPr>
               <w:jc w:val="right"/>
               <w:rPr>
-                <w:color w:val="7F7F7F" w:themeColor="text1" w:themeTint="80"/>
+                <w:color w:val="000000" w:themeColor="text1"/>
                 <w:sz w:val="16"/>
                 <w:szCs w:val="16"/>
               </w:rPr>
             </w:pPr>
             <w:r>
               <w:rPr>
-                <w:color w:val="7F7F7F" w:themeColor="text1" w:themeTint="80"/>
+                <w:color w:val="000000" w:themeColor="text1"/>
                 <w:sz w:val="16"/>
                 <w:szCs w:val="16"/>
               </w:rPr>
@@ -2759,14 +3782,14 @@
             <w:pPr>
               <w:jc w:val="right"/>
               <w:rPr>
-                <w:color w:val="7F7F7F" w:themeColor="text1" w:themeTint="80"/>
+                <w:color w:val="000000" w:themeColor="text1"/>
                 <w:sz w:val="16"/>
                 <w:szCs w:val="16"/>
               </w:rPr>
             </w:pPr>
             <w:r>
               <w:rPr>
-                <w:color w:val="7F7F7F" w:themeColor="text1" w:themeTint="80"/>
+                <w:color w:val="000000" w:themeColor="text1"/>
                 <w:sz w:val="16"/>
                 <w:szCs w:val="16"/>
               </w:rPr>
@@ -2782,670 +3805,6 @@
         <w:tc>
           <w:tcPr>
             <w:tcW w:w="11100" w:type="dxa"/>
-            <w:gridSpan w:val="3"/>
-            <w:tcBorders>
-              <w:top w:val="single" w:sz="4" w:space="0" w:color="F0EFEF"/>
-              <w:left w:val="single" w:sz="4" w:space="0" w:color="F0EFEF"/>
-              <w:bottom w:val="single" w:sz="4" w:space="0" w:color="F0EFEF"/>
-              <w:right w:val="single" w:sz="4" w:space="0" w:color="F0EFEF"/>
-            </w:tcBorders>
-          </w:tcPr>
-          <w:p>
-            <w:pPr>
-              <w:rPr>
-                <w:b/>
-                <w:bCs/>
-                <w:color w:val="434343"/>
-                <w:sz w:val="2"/>
-                <w:szCs w:val="2"/>
-                <w:shd w:val="clear" w:color="auto" w:fill="EFEFEF"/>
-              </w:rPr>
-            </w:pPr>
-          </w:p>
-          <w:p>
-            <w:pPr>
-              <w:tabs>
-                <w:tab w:val="left" w:pos="215"/>
-                <w:tab w:val="left" w:pos="315"/>
-              </w:tabs>
-              <w:rPr>
-                <w:b/>
-                <w:bCs/>
-                <w:color w:val="262626" w:themeColor="text1" w:themeTint="D9"/>
-                <w:sz w:val="4"/>
-                <w:szCs w:val="4"/>
-              </w:rPr>
-            </w:pPr>
-          </w:p>
-          <w:p>
-            <w:pPr>
-              <w:tabs>
-                <w:tab w:val="left" w:pos="215"/>
-                <w:tab w:val="left" w:pos="315"/>
-              </w:tabs>
-              <w:rPr>
-                <w:color w:val="7F7F7F" w:themeColor="text1" w:themeTint="80"/>
-                <w:sz w:val="18"/>
-                <w:szCs w:val="18"/>
-              </w:rPr>
-            </w:pPr>
-            <w:r>
-              <w:rPr>
-                <w:b/>
-                <w:bCs/>
-                <w:color w:val="262626" w:themeColor="text1" w:themeTint="D9"/>
-              </w:rPr>
-              <w:t xml:space="preserve">As Senior Staff Frontend @ Blackhawk Network (BHN), </w:t>
-            </w:r>
-            <w:r>
-              <w:rPr>
-                <w:b/>
-                <w:bCs/>
-                <w:color w:val="7F7F7F" w:themeColor="text1" w:themeTint="80"/>
-              </w:rPr>
-              <w:t>Oct2022 – present</w:t>
-            </w:r>
-          </w:p>
-          <w:p>
-            <w:pPr>
-              <w:tabs>
-                <w:tab w:val="left" w:pos="215"/>
-                <w:tab w:val="left" w:pos="315"/>
-              </w:tabs>
-              <w:ind w:left="82"/>
-              <w:rPr>
-                <w:color w:val="7F7F7F" w:themeColor="text1" w:themeTint="80"/>
-                <w:sz w:val="18"/>
-                <w:szCs w:val="18"/>
-              </w:rPr>
-            </w:pPr>
-            <w:r>
-              <w:rPr>
-                <w:color w:val="7F7F7F" w:themeColor="text1" w:themeTint="80"/>
-                <w:sz w:val="18"/>
-                <w:szCs w:val="18"/>
-              </w:rPr>
-              <w:t xml:space="preserve">I am building multi-tenant and multi-language sites on </w:t>
-            </w:r>
-            <w:r>
-              <w:rPr>
-                <w:color w:val="7F7F7F" w:themeColor="text1" w:themeTint="80"/>
-                <w:sz w:val="18"/>
-                <w:szCs w:val="18"/>
-              </w:rPr>
-              <w:t xml:space="preserve">Adobe Experience Manager (AEM) as backbone </w:t>
-            </w:r>
-            <w:r>
-              <w:rPr>
-                <w:color w:val="7F7F7F" w:themeColor="text1" w:themeTint="80"/>
-                <w:sz w:val="18"/>
-                <w:szCs w:val="18"/>
-              </w:rPr>
-              <w:t>and frontend stack react and vanilla JavaScript</w:t>
-            </w:r>
-            <w:r>
-              <w:rPr>
-                <w:color w:val="7F7F7F" w:themeColor="text1" w:themeTint="80"/>
-                <w:sz w:val="18"/>
-                <w:szCs w:val="18"/>
-              </w:rPr>
-              <w:t xml:space="preserve">, this project transforms legacy webapp into more controllable and better UI/UX. The legacy site is on WordPress and has scalability/multi tenancy concerns. </w:t>
-            </w:r>
-            <w:r>
-              <w:rPr>
-                <w:color w:val="7F7F7F" w:themeColor="text1" w:themeTint="80"/>
-                <w:sz w:val="18"/>
-                <w:szCs w:val="18"/>
-              </w:rPr>
-              <w:t xml:space="preserve">AEM gives OOTB capability to connect to Adobe Commerce for Cart and Catalog management and customer flavors of react frontend components gives modern capabilities to write better UI. This project is hosted as mono-repo, multi-tiered architecture. </w:t>
-            </w:r>
-            <w:r>
-              <w:rPr>
-                <w:color w:val="7F7F7F" w:themeColor="text1" w:themeTint="80"/>
-                <w:sz w:val="18"/>
-                <w:szCs w:val="18"/>
-              </w:rPr>
-              <w:t>We host multiple widgets from core services team to deal with ecommerce lifecycles for order management, cart management, payments, card holder services, payment tokenization and customer services tasks.</w:t>
-            </w:r>
-            <w:r>
-              <w:rPr>
-                <w:color w:val="7F7F7F" w:themeColor="text1" w:themeTint="80"/>
-                <w:sz w:val="18"/>
-                <w:szCs w:val="18"/>
-              </w:rPr>
-              <w:t xml:space="preserve"> We have implemented best observability also using </w:t>
-            </w:r>
-            <w:proofErr w:type="spellStart"/>
-            <w:r>
-              <w:rPr>
-                <w:color w:val="7F7F7F" w:themeColor="text1" w:themeTint="80"/>
-                <w:sz w:val="18"/>
-                <w:szCs w:val="18"/>
-              </w:rPr>
-              <w:t>kibana</w:t>
-            </w:r>
-            <w:proofErr w:type="spellEnd"/>
-            <w:r>
-              <w:rPr>
-                <w:color w:val="7F7F7F" w:themeColor="text1" w:themeTint="80"/>
-                <w:sz w:val="18"/>
-                <w:szCs w:val="18"/>
-              </w:rPr>
-              <w:t xml:space="preserve">, </w:t>
-            </w:r>
-            <w:proofErr w:type="spellStart"/>
-            <w:r>
-              <w:rPr>
-                <w:color w:val="7F7F7F" w:themeColor="text1" w:themeTint="80"/>
-                <w:sz w:val="18"/>
-                <w:szCs w:val="18"/>
-              </w:rPr>
-              <w:t>splunk</w:t>
-            </w:r>
-            <w:proofErr w:type="spellEnd"/>
-            <w:r>
-              <w:rPr>
-                <w:color w:val="7F7F7F" w:themeColor="text1" w:themeTint="80"/>
-                <w:sz w:val="18"/>
-                <w:szCs w:val="18"/>
-              </w:rPr>
-              <w:t>, new-relic and teams webhook.</w:t>
-            </w:r>
-          </w:p>
-          <w:p>
-            <w:pPr>
-              <w:tabs>
-                <w:tab w:val="left" w:pos="215"/>
-                <w:tab w:val="left" w:pos="315"/>
-              </w:tabs>
-              <w:ind w:left="82"/>
-              <w:rPr>
-                <w:color w:val="7F7F7F" w:themeColor="text1" w:themeTint="80"/>
-                <w:sz w:val="4"/>
-                <w:szCs w:val="4"/>
-              </w:rPr>
-            </w:pPr>
-          </w:p>
-          <w:p>
-            <w:pPr>
-              <w:rPr>
-                <w:color w:val="262626" w:themeColor="text1" w:themeTint="D9"/>
-                <w:sz w:val="18"/>
-                <w:szCs w:val="18"/>
-              </w:rPr>
-            </w:pPr>
-            <w:r>
-              <w:rPr>
-                <w:b/>
-                <w:bCs/>
-                <w:color w:val="262626" w:themeColor="text1" w:themeTint="D9"/>
-              </w:rPr>
-              <w:t xml:space="preserve">As Lead UI Developer @ Thoughtworks via </w:t>
-            </w:r>
-            <w:proofErr w:type="spellStart"/>
-            <w:r>
-              <w:rPr>
-                <w:b/>
-                <w:bCs/>
-                <w:color w:val="262626" w:themeColor="text1" w:themeTint="D9"/>
-              </w:rPr>
-              <w:t>Geektrust</w:t>
-            </w:r>
-            <w:proofErr w:type="spellEnd"/>
-            <w:r>
-              <w:rPr>
-                <w:b/>
-                <w:bCs/>
-                <w:color w:val="262626" w:themeColor="text1" w:themeTint="D9"/>
-              </w:rPr>
-              <w:t xml:space="preserve">, </w:t>
-            </w:r>
-            <w:r>
-              <w:rPr>
-                <w:b/>
-                <w:bCs/>
-                <w:color w:val="7F7F7F" w:themeColor="text1" w:themeTint="80"/>
-              </w:rPr>
-              <w:t>Sep2021 - Aug2022</w:t>
-            </w:r>
-            <w:r>
-              <w:rPr>
-                <w:b/>
-                <w:bCs/>
-                <w:color w:val="7F7F7F" w:themeColor="text1" w:themeTint="80"/>
-              </w:rPr>
-              <w:t xml:space="preserve"> (~1year)</w:t>
-            </w:r>
-          </w:p>
-          <w:p>
-            <w:pPr>
-              <w:ind w:left="82"/>
-              <w:rPr>
-                <w:color w:val="7F7F7F" w:themeColor="text1" w:themeTint="80"/>
-                <w:sz w:val="18"/>
-                <w:szCs w:val="18"/>
-              </w:rPr>
-            </w:pPr>
-            <w:r>
-              <w:rPr>
-                <w:color w:val="7F7F7F" w:themeColor="text1" w:themeTint="80"/>
-                <w:sz w:val="18"/>
-                <w:szCs w:val="18"/>
-              </w:rPr>
-              <w:t>Kroger Customers Tech - Checkout – Flash Sales and Analytics, Jan2022</w:t>
-            </w:r>
-          </w:p>
-          <w:p>
-            <w:pPr>
-              <w:ind w:left="82"/>
-              <w:rPr>
-                <w:color w:val="7F7F7F" w:themeColor="text1" w:themeTint="80"/>
-                <w:sz w:val="18"/>
-                <w:szCs w:val="18"/>
-              </w:rPr>
-            </w:pPr>
-            <w:r>
-              <w:rPr>
-                <w:color w:val="7F7F7F" w:themeColor="text1" w:themeTint="80"/>
-                <w:sz w:val="18"/>
-                <w:szCs w:val="18"/>
-              </w:rPr>
-              <w:t>FAB (First Abu Dhabi Bank, Colleague Experience Portal), Oct2021 – Jan2022</w:t>
-            </w:r>
-          </w:p>
-          <w:p>
-            <w:pPr>
-              <w:ind w:left="82"/>
-              <w:rPr>
-                <w:color w:val="7F7F7F" w:themeColor="text1" w:themeTint="80"/>
-                <w:sz w:val="4"/>
-                <w:szCs w:val="4"/>
-              </w:rPr>
-            </w:pPr>
-          </w:p>
-          <w:p>
-            <w:pPr>
-              <w:rPr>
-                <w:color w:val="7F7F7F" w:themeColor="text1" w:themeTint="80"/>
-                <w:sz w:val="18"/>
-                <w:szCs w:val="18"/>
-              </w:rPr>
-            </w:pPr>
-            <w:r>
-              <w:rPr>
-                <w:b/>
-                <w:bCs/>
-                <w:color w:val="262626" w:themeColor="text1" w:themeTint="D9"/>
-              </w:rPr>
-              <w:t xml:space="preserve">As Tech Lead Developer @ </w:t>
-            </w:r>
-            <w:proofErr w:type="spellStart"/>
-            <w:r>
-              <w:rPr>
-                <w:b/>
-                <w:bCs/>
-                <w:color w:val="262626" w:themeColor="text1" w:themeTint="D9"/>
-              </w:rPr>
-              <w:t>Natwest</w:t>
-            </w:r>
-            <w:proofErr w:type="spellEnd"/>
-            <w:r>
-              <w:rPr>
-                <w:b/>
-                <w:bCs/>
-                <w:color w:val="262626" w:themeColor="text1" w:themeTint="D9"/>
-              </w:rPr>
-              <w:t xml:space="preserve"> / RBS group, </w:t>
-            </w:r>
-            <w:r>
-              <w:rPr>
-                <w:b/>
-                <w:bCs/>
-                <w:color w:val="7F7F7F" w:themeColor="text1" w:themeTint="80"/>
-              </w:rPr>
-              <w:t>Oct2011 – Sep2021 (10y</w:t>
-            </w:r>
-            <w:r>
-              <w:rPr>
-                <w:b/>
-                <w:bCs/>
-                <w:color w:val="7F7F7F" w:themeColor="text1" w:themeTint="80"/>
-              </w:rPr>
-              <w:t>ears</w:t>
-            </w:r>
-            <w:r>
-              <w:rPr>
-                <w:b/>
-                <w:bCs/>
-                <w:color w:val="7F7F7F" w:themeColor="text1" w:themeTint="80"/>
-              </w:rPr>
-              <w:t>)</w:t>
-            </w:r>
-          </w:p>
-          <w:p>
-            <w:pPr>
-              <w:ind w:left="82"/>
-              <w:rPr>
-                <w:color w:val="7F7F7F" w:themeColor="text1" w:themeTint="80"/>
-                <w:sz w:val="18"/>
-                <w:szCs w:val="18"/>
-              </w:rPr>
-            </w:pPr>
-            <w:proofErr w:type="spellStart"/>
-            <w:r>
-              <w:rPr>
-                <w:color w:val="7F7F7F" w:themeColor="text1" w:themeTint="80"/>
-                <w:sz w:val="18"/>
-                <w:szCs w:val="18"/>
-              </w:rPr>
-              <w:t>CeX</w:t>
-            </w:r>
-            <w:proofErr w:type="spellEnd"/>
-            <w:r>
-              <w:rPr>
-                <w:color w:val="7F7F7F" w:themeColor="text1" w:themeTint="80"/>
-                <w:sz w:val="18"/>
-                <w:szCs w:val="18"/>
-              </w:rPr>
-              <w:t xml:space="preserve"> – Colleague Experience Group Economics Team - Mar2021 - Sep2021</w:t>
-            </w:r>
-          </w:p>
-          <w:p>
-            <w:pPr>
-              <w:ind w:left="82"/>
-              <w:rPr>
-                <w:color w:val="7F7F7F" w:themeColor="text1" w:themeTint="80"/>
-                <w:sz w:val="18"/>
-                <w:szCs w:val="18"/>
-              </w:rPr>
-            </w:pPr>
-            <w:r>
-              <w:rPr>
-                <w:color w:val="7F7F7F" w:themeColor="text1" w:themeTint="80"/>
-                <w:sz w:val="18"/>
-                <w:szCs w:val="18"/>
-              </w:rPr>
-              <w:t>Smart Disability Initiatives - Aug2020 - Jan2021</w:t>
-            </w:r>
-          </w:p>
-          <w:p>
-            <w:pPr>
-              <w:ind w:left="82"/>
-              <w:rPr>
-                <w:color w:val="7F7F7F" w:themeColor="text1" w:themeTint="80"/>
-                <w:sz w:val="18"/>
-                <w:szCs w:val="18"/>
-              </w:rPr>
-            </w:pPr>
-            <w:r>
-              <w:rPr>
-                <w:color w:val="7F7F7F" w:themeColor="text1" w:themeTint="80"/>
-                <w:sz w:val="18"/>
-                <w:szCs w:val="18"/>
-              </w:rPr>
-              <w:t>Arria NLG Budgets and Forecasts Narratives - Jul2019 - Nov2020</w:t>
-            </w:r>
-          </w:p>
-          <w:p>
-            <w:pPr>
-              <w:ind w:left="82"/>
-              <w:rPr>
-                <w:color w:val="7F7F7F" w:themeColor="text1" w:themeTint="80"/>
-                <w:sz w:val="18"/>
-                <w:szCs w:val="18"/>
-              </w:rPr>
-            </w:pPr>
-            <w:r>
-              <w:rPr>
-                <w:color w:val="7F7F7F" w:themeColor="text1" w:themeTint="80"/>
-                <w:sz w:val="18"/>
-                <w:szCs w:val="18"/>
-              </w:rPr>
-              <w:t>Finance Portal - Apr2016 - Jul2018</w:t>
-            </w:r>
-          </w:p>
-          <w:p>
-            <w:pPr>
-              <w:ind w:left="82"/>
-              <w:rPr>
-                <w:color w:val="7F7F7F" w:themeColor="text1" w:themeTint="80"/>
-                <w:sz w:val="18"/>
-                <w:szCs w:val="18"/>
-              </w:rPr>
-            </w:pPr>
-            <w:r>
-              <w:rPr>
-                <w:color w:val="7F7F7F" w:themeColor="text1" w:themeTint="80"/>
-                <w:sz w:val="18"/>
-                <w:szCs w:val="18"/>
-              </w:rPr>
-              <w:t>CNMS - Cash Nostro Management System from Oct2011 - Jan2015</w:t>
-            </w:r>
-          </w:p>
-          <w:p>
-            <w:pPr>
-              <w:ind w:left="82"/>
-              <w:rPr>
-                <w:b/>
-                <w:bCs/>
-                <w:color w:val="7F7F7F" w:themeColor="text1" w:themeTint="80"/>
-                <w:sz w:val="4"/>
-                <w:szCs w:val="4"/>
-              </w:rPr>
-            </w:pPr>
-          </w:p>
-          <w:p>
-            <w:pPr>
-              <w:jc w:val="left"/>
-              <w:rPr>
-                <w:b/>
-                <w:bCs/>
-                <w:color w:val="262626" w:themeColor="text1" w:themeTint="D9"/>
-                <w:sz w:val="18"/>
-                <w:szCs w:val="18"/>
-                <w:u w:val="single"/>
-              </w:rPr>
-            </w:pPr>
-            <w:r>
-              <w:rPr>
-                <w:b/>
-                <w:bCs/>
-                <w:color w:val="262626" w:themeColor="text1" w:themeTint="D9"/>
-                <w:sz w:val="18"/>
-                <w:szCs w:val="18"/>
-                <w:u w:val="single"/>
-              </w:rPr>
-              <w:t>Experiences Before 2011</w:t>
-            </w:r>
-          </w:p>
-          <w:p>
-            <w:pPr>
-              <w:ind w:left="82"/>
-              <w:jc w:val="left"/>
-              <w:rPr>
-                <w:color w:val="7F7F7F" w:themeColor="text1" w:themeTint="80"/>
-                <w:sz w:val="18"/>
-                <w:szCs w:val="18"/>
-              </w:rPr>
-            </w:pPr>
-            <w:r>
-              <w:rPr>
-                <w:color w:val="7F7F7F" w:themeColor="text1" w:themeTint="80"/>
-                <w:sz w:val="18"/>
-                <w:szCs w:val="18"/>
-              </w:rPr>
-              <w:t>As Software Engineer @Syntel (</w:t>
-            </w:r>
-            <w:r>
-              <w:rPr>
-                <w:b/>
-                <w:bCs/>
-                <w:color w:val="7F7F7F" w:themeColor="text1" w:themeTint="80"/>
-                <w:sz w:val="18"/>
-                <w:szCs w:val="18"/>
-              </w:rPr>
-              <w:t>Mar`11 to Sep`11</w:t>
-            </w:r>
-            <w:r>
-              <w:rPr>
-                <w:color w:val="7F7F7F" w:themeColor="text1" w:themeTint="80"/>
-                <w:sz w:val="18"/>
-                <w:szCs w:val="18"/>
-              </w:rPr>
-              <w:t>) 0.6 yrs</w:t>
-            </w:r>
-          </w:p>
-          <w:p>
-            <w:pPr>
-              <w:ind w:left="82"/>
-              <w:jc w:val="left"/>
-              <w:rPr>
-                <w:color w:val="7F7F7F" w:themeColor="text1" w:themeTint="80"/>
-                <w:sz w:val="18"/>
-                <w:szCs w:val="18"/>
-              </w:rPr>
-            </w:pPr>
-            <w:r>
-              <w:rPr>
-                <w:color w:val="7F7F7F" w:themeColor="text1" w:themeTint="80"/>
-                <w:sz w:val="18"/>
-                <w:szCs w:val="18"/>
-              </w:rPr>
-              <w:t>As Software Engineer @9 Dimensions (</w:t>
-            </w:r>
-            <w:r>
-              <w:rPr>
-                <w:b/>
-                <w:bCs/>
-                <w:color w:val="7F7F7F" w:themeColor="text1" w:themeTint="80"/>
-                <w:sz w:val="18"/>
-                <w:szCs w:val="18"/>
-              </w:rPr>
-              <w:t>Sep`09 to Mar`11</w:t>
-            </w:r>
-            <w:r>
-              <w:rPr>
-                <w:color w:val="7F7F7F" w:themeColor="text1" w:themeTint="80"/>
-                <w:sz w:val="18"/>
-                <w:szCs w:val="18"/>
-              </w:rPr>
-              <w:t>) 1.6 yrs</w:t>
-            </w:r>
-          </w:p>
-          <w:p>
-            <w:pPr>
-              <w:ind w:left="82"/>
-              <w:jc w:val="left"/>
-              <w:rPr>
-                <w:color w:val="7F7F7F" w:themeColor="text1" w:themeTint="80"/>
-                <w:sz w:val="18"/>
-                <w:szCs w:val="18"/>
-              </w:rPr>
-            </w:pPr>
-            <w:r>
-              <w:rPr>
-                <w:color w:val="7F7F7F" w:themeColor="text1" w:themeTint="80"/>
-                <w:sz w:val="18"/>
-                <w:szCs w:val="18"/>
-              </w:rPr>
-              <w:t xml:space="preserve">@freelancer Software Developer (recession, </w:t>
-            </w:r>
-            <w:r>
-              <w:rPr>
-                <w:b/>
-                <w:bCs/>
-                <w:color w:val="7F7F7F" w:themeColor="text1" w:themeTint="80"/>
-                <w:sz w:val="18"/>
-                <w:szCs w:val="18"/>
-              </w:rPr>
-              <w:t>Sep`08 – Aug`09</w:t>
-            </w:r>
-            <w:r>
-              <w:rPr>
-                <w:color w:val="7F7F7F" w:themeColor="text1" w:themeTint="80"/>
-                <w:sz w:val="18"/>
-                <w:szCs w:val="18"/>
-              </w:rPr>
-              <w:t>) 1 yr</w:t>
-            </w:r>
-          </w:p>
-          <w:p>
-            <w:pPr>
-              <w:ind w:left="82"/>
-              <w:jc w:val="left"/>
-              <w:rPr>
-                <w:color w:val="434343"/>
-                <w:sz w:val="18"/>
-                <w:szCs w:val="18"/>
-              </w:rPr>
-            </w:pPr>
-            <w:r>
-              <w:rPr>
-                <w:color w:val="7F7F7F" w:themeColor="text1" w:themeTint="80"/>
-                <w:sz w:val="18"/>
-                <w:szCs w:val="18"/>
-              </w:rPr>
-              <w:t>As Software Developer @DAVIM (</w:t>
-            </w:r>
-            <w:r>
-              <w:rPr>
-                <w:b/>
-                <w:bCs/>
-                <w:color w:val="7F7F7F" w:themeColor="text1" w:themeTint="80"/>
-                <w:sz w:val="18"/>
-                <w:szCs w:val="18"/>
-              </w:rPr>
-              <w:t>Aug’07 to Aug`08</w:t>
-            </w:r>
-            <w:r>
-              <w:rPr>
-                <w:color w:val="7F7F7F" w:themeColor="text1" w:themeTint="80"/>
-                <w:sz w:val="18"/>
-                <w:szCs w:val="18"/>
-              </w:rPr>
-              <w:t>) 1 yr</w:t>
-            </w:r>
-          </w:p>
-          <w:p>
-            <w:pPr>
-              <w:jc w:val="left"/>
-              <w:rPr>
-                <w:color w:val="434343"/>
-                <w:sz w:val="6"/>
-                <w:szCs w:val="6"/>
-              </w:rPr>
-            </w:pPr>
-          </w:p>
-        </w:tc>
-      </w:tr>
-      <w:tr>
-        <w:trPr>
-          <w:trHeight w:val="449"/>
-        </w:trPr>
-        <w:tc>
-          <w:tcPr>
-            <w:tcW w:w="4231" w:type="dxa"/>
-            <w:tcBorders>
-              <w:top w:val="single" w:sz="4" w:space="0" w:color="F0EFEF"/>
-              <w:left w:val="single" w:sz="4" w:space="0" w:color="F0EFEF"/>
-              <w:bottom w:val="single" w:sz="4" w:space="0" w:color="F0EFEF"/>
-              <w:right w:val="single" w:sz="4" w:space="0" w:color="F0EFEF"/>
-            </w:tcBorders>
-          </w:tcPr>
-          <w:p>
-            <w:pPr>
-              <w:jc w:val="left"/>
-              <w:rPr>
-                <w:color w:val="434343"/>
-                <w:sz w:val="14"/>
-                <w:szCs w:val="14"/>
-              </w:rPr>
-            </w:pPr>
-          </w:p>
-        </w:tc>
-        <w:tc>
-          <w:tcPr>
-            <w:tcW w:w="6869" w:type="dxa"/>
             <w:gridSpan w:val="2"/>
             <w:tcBorders>
               <w:top w:val="single" w:sz="4" w:space="0" w:color="F0EFEF"/>
@@ -3456,11 +3815,575 @@
           </w:tcPr>
           <w:p>
             <w:pPr>
+              <w:rPr>
+                <w:b/>
+                <w:bCs/>
+                <w:color w:val="000000" w:themeColor="text1"/>
+                <w:sz w:val="2"/>
+                <w:szCs w:val="2"/>
+                <w:shd w:val="clear" w:color="auto" w:fill="EFEFEF"/>
+              </w:rPr>
+            </w:pPr>
+          </w:p>
+          <w:p>
+            <w:pPr>
+              <w:tabs>
+                <w:tab w:val="left" w:pos="215"/>
+                <w:tab w:val="left" w:pos="315"/>
+              </w:tabs>
+              <w:rPr>
+                <w:b/>
+                <w:bCs/>
+                <w:color w:val="000000" w:themeColor="text1"/>
+                <w:sz w:val="4"/>
+                <w:szCs w:val="4"/>
+              </w:rPr>
+            </w:pPr>
+          </w:p>
+          <w:p>
+            <w:pPr>
+              <w:tabs>
+                <w:tab w:val="left" w:pos="215"/>
+                <w:tab w:val="left" w:pos="315"/>
+              </w:tabs>
+              <w:rPr>
+                <w:color w:val="000000" w:themeColor="text1"/>
+                <w:sz w:val="18"/>
+                <w:szCs w:val="18"/>
+              </w:rPr>
+            </w:pPr>
+            <w:r>
+              <w:rPr>
+                <w:b/>
+                <w:bCs/>
+                <w:color w:val="000000" w:themeColor="text1"/>
+              </w:rPr>
+              <w:t>As Senior Staff Frontend @ Blackhawk Network (BHN), Oct2022 – present</w:t>
+            </w:r>
+          </w:p>
+          <w:p>
+            <w:pPr>
+              <w:tabs>
+                <w:tab w:val="left" w:pos="215"/>
+                <w:tab w:val="left" w:pos="315"/>
+              </w:tabs>
+              <w:ind w:left="82"/>
+              <w:rPr>
+                <w:color w:val="000000" w:themeColor="text1"/>
+                <w:sz w:val="18"/>
+                <w:szCs w:val="18"/>
+              </w:rPr>
+            </w:pPr>
+            <w:r>
+              <w:rPr>
+                <w:color w:val="000000" w:themeColor="text1"/>
+                <w:sz w:val="18"/>
+                <w:szCs w:val="18"/>
+              </w:rPr>
+              <w:t xml:space="preserve">I am building multi-tenant and multi-language sites on Adobe Experience Manager (AEM) as backbone and frontend stack react and vanilla JavaScript, this project transforms legacy webapp into more controllable and better UI/UX. The legacy site is on WordPress and has scalability/multi tenancy concerns. AEM gives OOTB capability to connect to Adobe Commerce for Cart and Catalog management and customer flavors of react frontend components gives modern capabilities to write better UI. This project is hosted as mono-repo, multi-tiered architecture. </w:t>
+            </w:r>
+            <w:r>
+              <w:rPr>
+                <w:color w:val="000000" w:themeColor="text1"/>
+                <w:sz w:val="18"/>
+                <w:szCs w:val="18"/>
+              </w:rPr>
+              <w:t>We host multiple widgets from core services team to deal with ecommerce lifecycles for order management, cart management, payments, card holder services, payment tokenization and customer services tasks.</w:t>
+            </w:r>
+            <w:r>
+              <w:rPr>
+                <w:color w:val="000000" w:themeColor="text1"/>
+                <w:sz w:val="18"/>
+                <w:szCs w:val="18"/>
+              </w:rPr>
+              <w:t xml:space="preserve"> We have implemented best observability also using </w:t>
+            </w:r>
+            <w:proofErr w:type="spellStart"/>
+            <w:r>
+              <w:rPr>
+                <w:b/>
+                <w:bCs/>
+                <w:color w:val="000000" w:themeColor="text1"/>
+                <w:sz w:val="18"/>
+                <w:szCs w:val="18"/>
+              </w:rPr>
+              <w:t>kibana</w:t>
+            </w:r>
+            <w:proofErr w:type="spellEnd"/>
+            <w:r>
+              <w:rPr>
+                <w:color w:val="000000" w:themeColor="text1"/>
+                <w:sz w:val="18"/>
+                <w:szCs w:val="18"/>
+              </w:rPr>
+              <w:t xml:space="preserve">, </w:t>
+            </w:r>
+            <w:proofErr w:type="spellStart"/>
+            <w:r>
+              <w:rPr>
+                <w:b/>
+                <w:bCs/>
+                <w:color w:val="000000" w:themeColor="text1"/>
+                <w:sz w:val="18"/>
+                <w:szCs w:val="18"/>
+              </w:rPr>
+              <w:t>splunk</w:t>
+            </w:r>
+            <w:proofErr w:type="spellEnd"/>
+            <w:r>
+              <w:rPr>
+                <w:color w:val="000000" w:themeColor="text1"/>
+                <w:sz w:val="18"/>
+                <w:szCs w:val="18"/>
+              </w:rPr>
+              <w:t>, new-relic and teams webhook.</w:t>
+            </w:r>
+          </w:p>
+          <w:p>
+            <w:pPr>
+              <w:tabs>
+                <w:tab w:val="left" w:pos="215"/>
+                <w:tab w:val="left" w:pos="315"/>
+              </w:tabs>
+              <w:ind w:left="82"/>
+              <w:rPr>
+                <w:color w:val="000000" w:themeColor="text1"/>
+                <w:sz w:val="4"/>
+                <w:szCs w:val="4"/>
+              </w:rPr>
+            </w:pPr>
+          </w:p>
+          <w:p>
+            <w:pPr>
+              <w:rPr>
+                <w:color w:val="000000" w:themeColor="text1"/>
+                <w:sz w:val="18"/>
+                <w:szCs w:val="18"/>
+              </w:rPr>
+            </w:pPr>
+            <w:r>
+              <w:rPr>
+                <w:b/>
+                <w:bCs/>
+                <w:color w:val="000000" w:themeColor="text1"/>
+              </w:rPr>
+              <w:t xml:space="preserve">As Lead UI Developer @ Thoughtworks via </w:t>
+            </w:r>
+            <w:proofErr w:type="spellStart"/>
+            <w:r>
+              <w:rPr>
+                <w:b/>
+                <w:bCs/>
+                <w:color w:val="000000" w:themeColor="text1"/>
+              </w:rPr>
+              <w:t>Geektrust</w:t>
+            </w:r>
+            <w:proofErr w:type="spellEnd"/>
+            <w:r>
+              <w:rPr>
+                <w:b/>
+                <w:bCs/>
+                <w:color w:val="000000" w:themeColor="text1"/>
+              </w:rPr>
+              <w:t>, Sep2021 - Aug2022</w:t>
+            </w:r>
+            <w:r>
+              <w:rPr>
+                <w:b/>
+                <w:bCs/>
+                <w:color w:val="000000" w:themeColor="text1"/>
+              </w:rPr>
+              <w:t xml:space="preserve"> (~1year)</w:t>
+            </w:r>
+          </w:p>
+          <w:p>
+            <w:pPr>
+              <w:ind w:left="82"/>
+              <w:rPr>
+                <w:color w:val="000000" w:themeColor="text1"/>
+                <w:sz w:val="18"/>
+                <w:szCs w:val="18"/>
+              </w:rPr>
+            </w:pPr>
+            <w:r>
+              <w:rPr>
+                <w:color w:val="000000" w:themeColor="text1"/>
+                <w:sz w:val="18"/>
+                <w:szCs w:val="18"/>
+              </w:rPr>
+              <w:t>Kroger Customers Tech - Checkout – Flash Sales and Analytics, Jan2022</w:t>
+            </w:r>
+          </w:p>
+          <w:p>
+            <w:pPr>
+              <w:ind w:left="82"/>
+              <w:rPr>
+                <w:color w:val="000000" w:themeColor="text1"/>
+                <w:sz w:val="18"/>
+                <w:szCs w:val="18"/>
+              </w:rPr>
+            </w:pPr>
+            <w:r>
+              <w:rPr>
+                <w:color w:val="000000" w:themeColor="text1"/>
+                <w:sz w:val="18"/>
+                <w:szCs w:val="18"/>
+              </w:rPr>
+              <w:t>FAB (First Abu Dhabi Bank, Colleague Experience Portal), Oct2021 – Jan2022</w:t>
+            </w:r>
+          </w:p>
+          <w:p>
+            <w:pPr>
+              <w:ind w:left="82"/>
+              <w:rPr>
+                <w:color w:val="000000" w:themeColor="text1"/>
+                <w:sz w:val="4"/>
+                <w:szCs w:val="4"/>
+              </w:rPr>
+            </w:pPr>
+          </w:p>
+          <w:p>
+            <w:pPr>
+              <w:rPr>
+                <w:color w:val="000000" w:themeColor="text1"/>
+                <w:sz w:val="18"/>
+                <w:szCs w:val="18"/>
+              </w:rPr>
+            </w:pPr>
+            <w:r>
+              <w:rPr>
+                <w:b/>
+                <w:bCs/>
+                <w:color w:val="000000" w:themeColor="text1"/>
+              </w:rPr>
+              <w:t xml:space="preserve">As Tech Lead Developer @ </w:t>
+            </w:r>
+            <w:proofErr w:type="spellStart"/>
+            <w:r>
+              <w:rPr>
+                <w:b/>
+                <w:bCs/>
+                <w:color w:val="000000" w:themeColor="text1"/>
+              </w:rPr>
+              <w:t>Natwest</w:t>
+            </w:r>
+            <w:proofErr w:type="spellEnd"/>
+            <w:r>
+              <w:rPr>
+                <w:b/>
+                <w:bCs/>
+                <w:color w:val="000000" w:themeColor="text1"/>
+              </w:rPr>
+              <w:t xml:space="preserve"> / RBS group, Oct2011 – Sep2021 (10y</w:t>
+            </w:r>
+            <w:r>
+              <w:rPr>
+                <w:b/>
+                <w:bCs/>
+                <w:color w:val="000000" w:themeColor="text1"/>
+              </w:rPr>
+              <w:t>ears</w:t>
+            </w:r>
+            <w:r>
+              <w:rPr>
+                <w:b/>
+                <w:bCs/>
+                <w:color w:val="000000" w:themeColor="text1"/>
+              </w:rPr>
+              <w:t>)</w:t>
+            </w:r>
+          </w:p>
+          <w:p>
+            <w:pPr>
+              <w:ind w:left="82"/>
+              <w:rPr>
+                <w:color w:val="000000" w:themeColor="text1"/>
+                <w:sz w:val="18"/>
+                <w:szCs w:val="18"/>
+              </w:rPr>
+            </w:pPr>
+            <w:proofErr w:type="spellStart"/>
+            <w:r>
+              <w:rPr>
+                <w:color w:val="000000" w:themeColor="text1"/>
+                <w:sz w:val="18"/>
+                <w:szCs w:val="18"/>
+              </w:rPr>
+              <w:t>CeX</w:t>
+            </w:r>
+            <w:proofErr w:type="spellEnd"/>
+            <w:r>
+              <w:rPr>
+                <w:color w:val="000000" w:themeColor="text1"/>
+                <w:sz w:val="18"/>
+                <w:szCs w:val="18"/>
+              </w:rPr>
+              <w:t xml:space="preserve"> – Colleague Experience Group Economics Team - Mar2021 - Sep2021</w:t>
+            </w:r>
+          </w:p>
+          <w:p>
+            <w:pPr>
+              <w:ind w:left="82"/>
+              <w:rPr>
+                <w:color w:val="000000" w:themeColor="text1"/>
+                <w:sz w:val="18"/>
+                <w:szCs w:val="18"/>
+              </w:rPr>
+            </w:pPr>
+            <w:r>
+              <w:rPr>
+                <w:color w:val="000000" w:themeColor="text1"/>
+                <w:sz w:val="18"/>
+                <w:szCs w:val="18"/>
+              </w:rPr>
+              <w:t>Smart Disability Initiatives - Aug2020 - Jan2021</w:t>
+            </w:r>
+          </w:p>
+          <w:p>
+            <w:pPr>
+              <w:ind w:left="82"/>
+              <w:rPr>
+                <w:color w:val="000000" w:themeColor="text1"/>
+                <w:sz w:val="18"/>
+                <w:szCs w:val="18"/>
+              </w:rPr>
+            </w:pPr>
+            <w:r>
+              <w:rPr>
+                <w:color w:val="000000" w:themeColor="text1"/>
+                <w:sz w:val="18"/>
+                <w:szCs w:val="18"/>
+              </w:rPr>
+              <w:t>Arria NLG Budgets and Forecasts Narratives - Jul2019 - Nov2020</w:t>
+            </w:r>
+          </w:p>
+          <w:p>
+            <w:pPr>
+              <w:ind w:left="82"/>
+              <w:rPr>
+                <w:color w:val="000000" w:themeColor="text1"/>
+                <w:sz w:val="18"/>
+                <w:szCs w:val="18"/>
+              </w:rPr>
+            </w:pPr>
+            <w:r>
+              <w:rPr>
+                <w:color w:val="000000" w:themeColor="text1"/>
+                <w:sz w:val="18"/>
+                <w:szCs w:val="18"/>
+              </w:rPr>
+              <w:t>Finance Portal - Apr2016 - Jul2018</w:t>
+            </w:r>
+          </w:p>
+          <w:p>
+            <w:pPr>
+              <w:ind w:left="82"/>
+              <w:rPr>
+                <w:color w:val="000000" w:themeColor="text1"/>
+                <w:sz w:val="18"/>
+                <w:szCs w:val="18"/>
+              </w:rPr>
+            </w:pPr>
+            <w:r>
+              <w:rPr>
+                <w:color w:val="000000" w:themeColor="text1"/>
+                <w:sz w:val="18"/>
+                <w:szCs w:val="18"/>
+              </w:rPr>
+              <w:t>CNMS - Cash Nostro Management System from Oct2011 - Jan2015</w:t>
+            </w:r>
+          </w:p>
+          <w:p>
+            <w:pPr>
+              <w:ind w:left="82"/>
+              <w:rPr>
+                <w:b/>
+                <w:bCs/>
+                <w:color w:val="000000" w:themeColor="text1"/>
+                <w:sz w:val="4"/>
+                <w:szCs w:val="4"/>
+              </w:rPr>
+            </w:pPr>
+          </w:p>
+          <w:p>
+            <w:pPr>
               <w:jc w:val="left"/>
               <w:rPr>
-                <w:color w:val="434343"/>
-                <w:sz w:val="14"/>
-                <w:szCs w:val="14"/>
+                <w:b/>
+                <w:bCs/>
+                <w:color w:val="000000" w:themeColor="text1"/>
+                <w:sz w:val="18"/>
+                <w:szCs w:val="18"/>
+                <w:u w:val="single"/>
+              </w:rPr>
+            </w:pPr>
+            <w:r>
+              <w:rPr>
+                <w:b/>
+                <w:bCs/>
+                <w:color w:val="000000" w:themeColor="text1"/>
+                <w:sz w:val="18"/>
+                <w:szCs w:val="18"/>
+                <w:u w:val="single"/>
+              </w:rPr>
+              <w:t>Experiences Before 2011</w:t>
+            </w:r>
+          </w:p>
+          <w:p>
+            <w:pPr>
+              <w:ind w:left="82"/>
+              <w:jc w:val="left"/>
+              <w:rPr>
+                <w:color w:val="000000" w:themeColor="text1"/>
+                <w:sz w:val="18"/>
+                <w:szCs w:val="18"/>
+              </w:rPr>
+            </w:pPr>
+            <w:r>
+              <w:rPr>
+                <w:color w:val="000000" w:themeColor="text1"/>
+                <w:sz w:val="18"/>
+                <w:szCs w:val="18"/>
+              </w:rPr>
+              <w:t>As Software Engineer @Syntel (</w:t>
+            </w:r>
+            <w:r>
+              <w:rPr>
+                <w:b/>
+                <w:bCs/>
+                <w:color w:val="000000" w:themeColor="text1"/>
+                <w:sz w:val="18"/>
+                <w:szCs w:val="18"/>
+              </w:rPr>
+              <w:t>Mar`11 to Sep`11</w:t>
+            </w:r>
+            <w:r>
+              <w:rPr>
+                <w:color w:val="000000" w:themeColor="text1"/>
+                <w:sz w:val="18"/>
+                <w:szCs w:val="18"/>
+              </w:rPr>
+              <w:t>) 0.6 yrs</w:t>
+            </w:r>
+          </w:p>
+          <w:p>
+            <w:pPr>
+              <w:ind w:left="82"/>
+              <w:jc w:val="left"/>
+              <w:rPr>
+                <w:color w:val="000000" w:themeColor="text1"/>
+                <w:sz w:val="18"/>
+                <w:szCs w:val="18"/>
+              </w:rPr>
+            </w:pPr>
+            <w:r>
+              <w:rPr>
+                <w:color w:val="000000" w:themeColor="text1"/>
+                <w:sz w:val="18"/>
+                <w:szCs w:val="18"/>
+              </w:rPr>
+              <w:t>As Software Engineer @9 Dimensions (</w:t>
+            </w:r>
+            <w:r>
+              <w:rPr>
+                <w:b/>
+                <w:bCs/>
+                <w:color w:val="000000" w:themeColor="text1"/>
+                <w:sz w:val="18"/>
+                <w:szCs w:val="18"/>
+              </w:rPr>
+              <w:t>Sep`09 to Mar`11</w:t>
+            </w:r>
+            <w:r>
+              <w:rPr>
+                <w:color w:val="000000" w:themeColor="text1"/>
+                <w:sz w:val="18"/>
+                <w:szCs w:val="18"/>
+              </w:rPr>
+              <w:t>) 1.6 yrs</w:t>
+            </w:r>
+          </w:p>
+          <w:p>
+            <w:pPr>
+              <w:ind w:left="82"/>
+              <w:jc w:val="left"/>
+              <w:rPr>
+                <w:color w:val="000000" w:themeColor="text1"/>
+                <w:sz w:val="18"/>
+                <w:szCs w:val="18"/>
+              </w:rPr>
+            </w:pPr>
+            <w:r>
+              <w:rPr>
+                <w:color w:val="000000" w:themeColor="text1"/>
+                <w:sz w:val="18"/>
+                <w:szCs w:val="18"/>
+              </w:rPr>
+              <w:t xml:space="preserve">@freelancer Software Developer (recession, </w:t>
+            </w:r>
+            <w:r>
+              <w:rPr>
+                <w:b/>
+                <w:bCs/>
+                <w:color w:val="000000" w:themeColor="text1"/>
+                <w:sz w:val="18"/>
+                <w:szCs w:val="18"/>
+              </w:rPr>
+              <w:t>Sep`08 – Aug`09</w:t>
+            </w:r>
+            <w:r>
+              <w:rPr>
+                <w:color w:val="000000" w:themeColor="text1"/>
+                <w:sz w:val="18"/>
+                <w:szCs w:val="18"/>
+              </w:rPr>
+              <w:t>) 1 yr</w:t>
+            </w:r>
+          </w:p>
+          <w:p>
+            <w:pPr>
+              <w:ind w:left="82"/>
+              <w:jc w:val="left"/>
+              <w:rPr>
+                <w:color w:val="000000" w:themeColor="text1"/>
+                <w:sz w:val="18"/>
+                <w:szCs w:val="18"/>
+              </w:rPr>
+            </w:pPr>
+            <w:r>
+              <w:rPr>
+                <w:color w:val="000000" w:themeColor="text1"/>
+                <w:sz w:val="18"/>
+                <w:szCs w:val="18"/>
+              </w:rPr>
+              <w:t>As Software Developer @DAVIM (</w:t>
+            </w:r>
+            <w:r>
+              <w:rPr>
+                <w:b/>
+                <w:bCs/>
+                <w:color w:val="000000" w:themeColor="text1"/>
+                <w:sz w:val="18"/>
+                <w:szCs w:val="18"/>
+              </w:rPr>
+              <w:t>Aug’07 to Aug`08</w:t>
+            </w:r>
+            <w:r>
+              <w:rPr>
+                <w:color w:val="000000" w:themeColor="text1"/>
+                <w:sz w:val="18"/>
+                <w:szCs w:val="18"/>
+              </w:rPr>
+              <w:t>) 1 yr</w:t>
+            </w:r>
+          </w:p>
+          <w:p>
+            <w:pPr>
+              <w:jc w:val="left"/>
+              <w:rPr>
+                <w:color w:val="000000" w:themeColor="text1"/>
+                <w:sz w:val="6"/>
+                <w:szCs w:val="6"/>
               </w:rPr>
             </w:pPr>
           </w:p>
@@ -3473,7 +4396,7 @@
         <w:tc>
           <w:tcPr>
             <w:tcW w:w="11100" w:type="dxa"/>
-            <w:gridSpan w:val="3"/>
+            <w:gridSpan w:val="2"/>
             <w:tcBorders>
               <w:top w:val="single" w:sz="4" w:space="0" w:color="F0EFEF"/>
               <w:left w:val="single" w:sz="4" w:space="0" w:color="F0EFEF"/>
@@ -3487,7 +4410,7 @@
               <w:rPr>
                 <w:b/>
                 <w:bCs/>
-                <w:color w:val="434343"/>
+                <w:color w:val="000000" w:themeColor="text1"/>
                 <w:sz w:val="19"/>
                 <w:szCs w:val="19"/>
               </w:rPr>
@@ -3496,6 +4419,7 @@
               <w:rPr>
                 <w:b/>
                 <w:bCs/>
+                <w:color w:val="000000" w:themeColor="text1"/>
                 <w:sz w:val="12"/>
                 <w:szCs w:val="12"/>
               </w:rPr>
@@ -3503,7 +4427,7 @@
             </w:r>
             <w:r>
               <w:rPr>
-                <w:color w:val="434343"/>
+                <w:color w:val="000000" w:themeColor="text1"/>
                 <w:sz w:val="12"/>
                 <w:szCs w:val="12"/>
               </w:rPr>
@@ -3512,7 +4436,7 @@
             <w:proofErr w:type="spellStart"/>
             <w:r>
               <w:rPr>
-                <w:color w:val="434343"/>
+                <w:color w:val="000000" w:themeColor="text1"/>
                 <w:sz w:val="12"/>
                 <w:szCs w:val="12"/>
               </w:rPr>
@@ -3521,7 +4445,7 @@
             <w:proofErr w:type="spellEnd"/>
             <w:r>
               <w:rPr>
-                <w:color w:val="434343"/>
+                <w:color w:val="000000" w:themeColor="text1"/>
                 <w:sz w:val="12"/>
                 <w:szCs w:val="12"/>
               </w:rPr>
@@ -3530,7 +4454,7 @@
             <w:proofErr w:type="spellStart"/>
             <w:r>
               <w:rPr>
-                <w:color w:val="434343"/>
+                <w:color w:val="000000" w:themeColor="text1"/>
                 <w:sz w:val="12"/>
                 <w:szCs w:val="12"/>
               </w:rPr>
@@ -3539,7 +4463,7 @@
             <w:proofErr w:type="spellEnd"/>
             <w:r>
               <w:rPr>
-                <w:color w:val="434343"/>
+                <w:color w:val="000000" w:themeColor="text1"/>
                 <w:sz w:val="12"/>
                 <w:szCs w:val="12"/>
               </w:rPr>
@@ -3548,7 +4472,7 @@
             <w:proofErr w:type="spellStart"/>
             <w:r>
               <w:rPr>
-                <w:color w:val="434343"/>
+                <w:color w:val="000000" w:themeColor="text1"/>
                 <w:sz w:val="12"/>
                 <w:szCs w:val="12"/>
               </w:rPr>
@@ -3557,7 +4481,7 @@
             <w:proofErr w:type="spellEnd"/>
             <w:r>
               <w:rPr>
-                <w:color w:val="434343"/>
+                <w:color w:val="000000" w:themeColor="text1"/>
                 <w:sz w:val="12"/>
                 <w:szCs w:val="12"/>
               </w:rPr>
@@ -3567,7 +4491,7 @@
               <w:rPr>
                 <w:b/>
                 <w:bCs/>
-                <w:color w:val="434343"/>
+                <w:color w:val="000000" w:themeColor="text1"/>
                 <w:sz w:val="12"/>
                 <w:szCs w:val="12"/>
               </w:rPr>
@@ -3575,7 +4499,7 @@
             </w:r>
             <w:r>
               <w:rPr>
-                <w:color w:val="434343"/>
+                <w:color w:val="000000" w:themeColor="text1"/>
                 <w:sz w:val="12"/>
                 <w:szCs w:val="12"/>
               </w:rPr>
@@ -3584,7 +4508,7 @@
             <w:proofErr w:type="spellStart"/>
             <w:r>
               <w:rPr>
-                <w:color w:val="434343"/>
+                <w:color w:val="000000" w:themeColor="text1"/>
                 <w:sz w:val="12"/>
                 <w:szCs w:val="12"/>
               </w:rPr>
@@ -3593,7 +4517,7 @@
             <w:proofErr w:type="spellEnd"/>
             <w:r>
               <w:rPr>
-                <w:color w:val="434343"/>
+                <w:color w:val="000000" w:themeColor="text1"/>
                 <w:sz w:val="12"/>
                 <w:szCs w:val="12"/>
               </w:rPr>
@@ -3606,7 +4530,7 @@
     <w:p>
       <w:pPr>
         <w:rPr>
-          <w:color w:val="434343"/>
+          <w:color w:val="000000" w:themeColor="text1"/>
         </w:rPr>
       </w:pPr>
     </w:p>

--- a/docs/dpresume.docx
+++ b/docs/dpresume.docx
@@ -370,7 +370,23 @@
                   <w:szCs w:val="16"/>
                   <w:u w:val="single"/>
                 </w:rPr>
-                <w:t xml:space="preserve"> au</w:t>
+                <w:t xml:space="preserve"> </w:t>
+              </w:r>
+              <w:r>
+                <w:rPr>
+                  <w:sz w:val="16"/>
+                  <w:szCs w:val="16"/>
+                  <w:u w:val="single"/>
+                </w:rPr>
+                <w:t>a</w:t>
+              </w:r>
+              <w:r>
+                <w:rPr>
+                  <w:sz w:val="16"/>
+                  <w:szCs w:val="16"/>
+                  <w:u w:val="single"/>
+                </w:rPr>
+                <w:t>u</w:t>
               </w:r>
             </w:hyperlink>
           </w:p>
@@ -548,75 +564,138 @@
               <w:rPr>
                 <w:b/>
                 <w:bCs/>
-                <w:sz w:val="18"/>
-                <w:szCs w:val="18"/>
+                <w:sz w:val="16"/>
+                <w:szCs w:val="16"/>
                 <w:u w:val="single"/>
               </w:rPr>
             </w:pPr>
             <w:r>
               <w:rPr>
-                <w:sz w:val="18"/>
-                <w:szCs w:val="18"/>
-              </w:rPr>
-              <w:t xml:space="preserve">By Profession, Senior Staff Frontend Engineer with around </w:t>
-            </w:r>
-            <w:r>
-              <w:rPr>
-                <w:sz w:val="18"/>
-                <w:szCs w:val="18"/>
-              </w:rPr>
-              <w:t>19</w:t>
-            </w:r>
-            <w:r>
-              <w:rPr>
-                <w:sz w:val="18"/>
-                <w:szCs w:val="18"/>
-              </w:rPr>
-              <w:t xml:space="preserve"> years of experience and around </w:t>
-            </w:r>
-            <w:r>
-              <w:rPr>
-                <w:sz w:val="18"/>
-                <w:szCs w:val="18"/>
-              </w:rPr>
-              <w:t>1</w:t>
-            </w:r>
-            <w:r>
-              <w:rPr>
-                <w:sz w:val="18"/>
-                <w:szCs w:val="18"/>
-              </w:rPr>
-              <w:t xml:space="preserve"> years leading frontend initiatives, specializing in ReactJS, </w:t>
+                <w:sz w:val="16"/>
+                <w:szCs w:val="16"/>
+              </w:rPr>
+              <w:t>By Profession, Senior Staff Frontend Engineer with around 19 years of experience</w:t>
+            </w:r>
+            <w:r>
+              <w:rPr>
+                <w:sz w:val="16"/>
+                <w:szCs w:val="16"/>
+              </w:rPr>
+              <w:t>, I</w:t>
+            </w:r>
+            <w:r>
+              <w:rPr>
+                <w:sz w:val="16"/>
+                <w:szCs w:val="16"/>
+              </w:rPr>
+              <w:t xml:space="preserve"> </w:t>
+            </w:r>
+            <w:r>
+              <w:rPr>
+                <w:sz w:val="16"/>
+                <w:szCs w:val="16"/>
+              </w:rPr>
+              <w:t xml:space="preserve">am </w:t>
+            </w:r>
+            <w:r>
+              <w:rPr>
+                <w:sz w:val="16"/>
+                <w:szCs w:val="16"/>
+              </w:rPr>
+              <w:t>lead</w:t>
+            </w:r>
+            <w:r>
+              <w:rPr>
+                <w:sz w:val="16"/>
+                <w:szCs w:val="16"/>
+              </w:rPr>
+              <w:t xml:space="preserve">ing </w:t>
+            </w:r>
+            <w:r>
+              <w:rPr>
+                <w:sz w:val="16"/>
+                <w:szCs w:val="16"/>
+              </w:rPr>
+              <w:t>frontend initiatives</w:t>
+            </w:r>
+            <w:r>
+              <w:rPr>
+                <w:sz w:val="16"/>
+                <w:szCs w:val="16"/>
+              </w:rPr>
+              <w:t xml:space="preserve"> and supporting our main application from development to post deployment</w:t>
+            </w:r>
+            <w:r>
+              <w:rPr>
+                <w:sz w:val="16"/>
+                <w:szCs w:val="16"/>
+              </w:rPr>
+              <w:t>. I s</w:t>
+            </w:r>
+            <w:r>
+              <w:rPr>
+                <w:sz w:val="16"/>
+                <w:szCs w:val="16"/>
+              </w:rPr>
+              <w:t>peciali</w:t>
+            </w:r>
+            <w:r>
+              <w:rPr>
+                <w:sz w:val="16"/>
+                <w:szCs w:val="16"/>
+              </w:rPr>
+              <w:t>ze</w:t>
+            </w:r>
+            <w:r>
+              <w:rPr>
+                <w:sz w:val="16"/>
+                <w:szCs w:val="16"/>
+              </w:rPr>
+              <w:t xml:space="preserve"> in ReactJS, </w:t>
             </w:r>
             <w:proofErr w:type="spellStart"/>
             <w:r>
               <w:rPr>
-                <w:sz w:val="18"/>
-                <w:szCs w:val="18"/>
+                <w:sz w:val="16"/>
+                <w:szCs w:val="16"/>
               </w:rPr>
               <w:t>NextJS</w:t>
             </w:r>
             <w:proofErr w:type="spellEnd"/>
             <w:r>
               <w:rPr>
-                <w:sz w:val="18"/>
-                <w:szCs w:val="18"/>
-              </w:rPr>
-              <w:t xml:space="preserve"> and micro-frontend architectures. Led the global ecommerce platform giftcards.com, implementing TDD-based development, CI/CD pipelines and responsive UI components. </w:t>
-            </w:r>
-            <w:r>
-              <w:rPr>
-                <w:sz w:val="18"/>
-                <w:szCs w:val="18"/>
-              </w:rPr>
-              <w:t xml:space="preserve">I </w:t>
-            </w:r>
-            <w:r>
-              <w:rPr>
-                <w:sz w:val="18"/>
-                <w:szCs w:val="18"/>
-              </w:rPr>
-              <w:t>Mentor junior developers and champions code quality to deliver scalable web applications.</w:t>
+                <w:sz w:val="16"/>
+                <w:szCs w:val="16"/>
+              </w:rPr>
+              <w:t xml:space="preserve"> and micro-frontend architectures. </w:t>
+            </w:r>
+            <w:r>
+              <w:rPr>
+                <w:sz w:val="16"/>
+                <w:szCs w:val="16"/>
+              </w:rPr>
+              <w:t xml:space="preserve">I support the </w:t>
+            </w:r>
+            <w:r>
+              <w:rPr>
+                <w:sz w:val="16"/>
+                <w:szCs w:val="16"/>
+              </w:rPr>
+              <w:t xml:space="preserve">global ecommerce platform </w:t>
+            </w:r>
+            <w:r>
+              <w:rPr>
+                <w:sz w:val="16"/>
+                <w:szCs w:val="16"/>
+              </w:rPr>
+              <w:t xml:space="preserve">at BHN </w:t>
+            </w:r>
+            <w:r>
+              <w:rPr>
+                <w:sz w:val="16"/>
+                <w:szCs w:val="16"/>
+              </w:rPr>
+              <w:t>giftcards.com, implementing TDD-based development, CI/CD pipelines and responsive UI components. I Mentor junior developers and champion code quality to deliver scalable web applications.</w:t>
             </w:r>
           </w:p>
         </w:tc>
@@ -710,7 +789,22 @@
                 <w:sz w:val="18"/>
                 <w:szCs w:val="18"/>
               </w:rPr>
-              <w:t xml:space="preserve"> / </w:t>
+              <w:t xml:space="preserve"> </w:t>
+            </w:r>
+            <w:r>
+              <w:rPr>
+                <w:color w:val="BFBFBF" w:themeColor="background1" w:themeShade="BF"/>
+                <w:sz w:val="18"/>
+                <w:szCs w:val="18"/>
+              </w:rPr>
+              <w:t>=&gt;</w:t>
+            </w:r>
+            <w:r>
+              <w:rPr>
+                <w:sz w:val="18"/>
+                <w:szCs w:val="18"/>
+              </w:rPr>
+              <w:t xml:space="preserve"> </w:t>
             </w:r>
             <w:r>
               <w:rPr>
@@ -743,21 +837,23 @@
               <w:jc w:val="left"/>
               <w:rPr>
                 <w:rFonts w:eastAsia="Calibri"/>
-                <w:sz w:val="18"/>
-                <w:szCs w:val="18"/>
-              </w:rPr>
-            </w:pPr>
-            <w:r>
-              <w:t xml:space="preserve">I am a </w:t>
-            </w:r>
-            <w:r>
-              <w:t>co-pilot</w:t>
-            </w:r>
-            <w:r>
-              <w:t xml:space="preserve"> AI </w:t>
+                <w:sz w:val="16"/>
+                <w:szCs w:val="16"/>
+              </w:rPr>
+            </w:pPr>
+            <w:r>
+              <w:rPr>
+                <w:sz w:val="16"/>
+                <w:szCs w:val="16"/>
+              </w:rPr>
+              <w:t xml:space="preserve">I am a co-pilot AI </w:t>
             </w:r>
             <w:proofErr w:type="spellStart"/>
             <w:r>
+              <w:rPr>
+                <w:sz w:val="16"/>
+                <w:szCs w:val="16"/>
+              </w:rPr>
               <w:t>practioner</w:t>
             </w:r>
             <w:proofErr w:type="spellEnd"/>
@@ -783,21 +879,31 @@
               <w:jc w:val="left"/>
               <w:rPr>
                 <w:rFonts w:eastAsia="Calibri"/>
-                <w:sz w:val="18"/>
-                <w:szCs w:val="18"/>
-              </w:rPr>
-            </w:pPr>
-            <w:r>
+                <w:sz w:val="16"/>
+                <w:szCs w:val="16"/>
+              </w:rPr>
+            </w:pPr>
+            <w:r>
+              <w:rPr>
+                <w:sz w:val="16"/>
+                <w:szCs w:val="16"/>
+              </w:rPr>
               <w:t xml:space="preserve">I am leading </w:t>
             </w:r>
             <w:r>
               <w:rPr>
                 <w:b/>
                 <w:bCs/>
+                <w:sz w:val="16"/>
+                <w:szCs w:val="16"/>
               </w:rPr>
               <w:t>multi-tenant</w:t>
             </w:r>
             <w:r>
+              <w:rPr>
+                <w:sz w:val="16"/>
+                <w:szCs w:val="16"/>
+              </w:rPr>
               <w:t xml:space="preserve"> global ecommerce platform i.e. giftcards.com</w:t>
             </w:r>
           </w:p>
@@ -822,14 +928,14 @@
               <w:jc w:val="left"/>
               <w:rPr>
                 <w:rFonts w:eastAsia="Calibri"/>
-                <w:sz w:val="18"/>
-                <w:szCs w:val="18"/>
-              </w:rPr>
-            </w:pPr>
-            <w:r>
-              <w:rPr>
-                <w:sz w:val="18"/>
-                <w:szCs w:val="18"/>
+                <w:sz w:val="16"/>
+                <w:szCs w:val="16"/>
+              </w:rPr>
+            </w:pPr>
+            <w:r>
+              <w:rPr>
+                <w:sz w:val="16"/>
+                <w:szCs w:val="16"/>
               </w:rPr>
               <w:t>I have successfully dealt with many enterprise apps while working in small/big organizations</w:t>
             </w:r>
@@ -855,53 +961,46 @@
               <w:jc w:val="left"/>
               <w:rPr>
                 <w:rFonts w:eastAsia="Calibri"/>
-                <w:sz w:val="18"/>
-                <w:szCs w:val="18"/>
-              </w:rPr>
-            </w:pPr>
-            <w:r>
-              <w:rPr>
-                <w:sz w:val="18"/>
-                <w:szCs w:val="18"/>
-              </w:rPr>
-              <w:t xml:space="preserve">I practice TDD based frontend development mainly </w:t>
-            </w:r>
-            <w:r>
-              <w:rPr>
-                <w:sz w:val="18"/>
-                <w:szCs w:val="18"/>
-              </w:rPr>
-              <w:t xml:space="preserve">ReactJS, </w:t>
+                <w:sz w:val="16"/>
+                <w:szCs w:val="16"/>
+              </w:rPr>
+            </w:pPr>
+            <w:r>
+              <w:rPr>
+                <w:sz w:val="16"/>
+                <w:szCs w:val="16"/>
+              </w:rPr>
+              <w:t xml:space="preserve">I practice TDD based frontend development mainly ReactJS, </w:t>
             </w:r>
             <w:proofErr w:type="spellStart"/>
             <w:r>
               <w:rPr>
-                <w:sz w:val="18"/>
-                <w:szCs w:val="18"/>
+                <w:sz w:val="16"/>
+                <w:szCs w:val="16"/>
               </w:rPr>
               <w:t>NextJS</w:t>
             </w:r>
             <w:proofErr w:type="spellEnd"/>
             <w:r>
               <w:rPr>
-                <w:sz w:val="18"/>
-                <w:szCs w:val="18"/>
+                <w:sz w:val="16"/>
+                <w:szCs w:val="16"/>
               </w:rPr>
               <w:t xml:space="preserve">, HTML, CSS, </w:t>
             </w:r>
             <w:proofErr w:type="spellStart"/>
             <w:r>
               <w:rPr>
-                <w:sz w:val="18"/>
-                <w:szCs w:val="18"/>
+                <w:sz w:val="16"/>
+                <w:szCs w:val="16"/>
               </w:rPr>
               <w:t>Javascript</w:t>
             </w:r>
             <w:proofErr w:type="spellEnd"/>
             <w:r>
               <w:rPr>
-                <w:sz w:val="18"/>
-                <w:szCs w:val="18"/>
+                <w:sz w:val="16"/>
+                <w:szCs w:val="16"/>
               </w:rPr>
               <w:t>, JWT</w:t>
             </w:r>
@@ -920,14 +1019,14 @@
               <w:jc w:val="left"/>
               <w:rPr>
                 <w:rFonts w:eastAsia="Calibri"/>
-                <w:sz w:val="18"/>
-                <w:szCs w:val="18"/>
-              </w:rPr>
-            </w:pPr>
-            <w:r>
-              <w:rPr>
-                <w:sz w:val="18"/>
-                <w:szCs w:val="18"/>
+                <w:sz w:val="16"/>
+                <w:szCs w:val="16"/>
+              </w:rPr>
+            </w:pPr>
+            <w:r>
+              <w:rPr>
+                <w:sz w:val="16"/>
+                <w:szCs w:val="16"/>
               </w:rPr>
               <w:t xml:space="preserve">I practice </w:t>
             </w:r>
@@ -935,8 +1034,8 @@
               <w:rPr>
                 <w:b/>
                 <w:bCs/>
-                <w:sz w:val="18"/>
-                <w:szCs w:val="18"/>
+                <w:sz w:val="16"/>
+                <w:szCs w:val="16"/>
               </w:rPr>
               <w:t>Payload-</w:t>
             </w:r>
@@ -945,16 +1044,16 @@
               <w:rPr>
                 <w:b/>
                 <w:bCs/>
-                <w:sz w:val="18"/>
-                <w:szCs w:val="18"/>
+                <w:sz w:val="16"/>
+                <w:szCs w:val="16"/>
               </w:rPr>
               <w:t>cms</w:t>
             </w:r>
             <w:proofErr w:type="spellEnd"/>
             <w:r>
               <w:rPr>
-                <w:sz w:val="18"/>
-                <w:szCs w:val="18"/>
+                <w:sz w:val="16"/>
+                <w:szCs w:val="16"/>
               </w:rPr>
               <w:t>, Adobe Experience Manager (</w:t>
             </w:r>
@@ -963,16 +1062,16 @@
               <w:rPr>
                 <w:b/>
                 <w:bCs/>
-                <w:sz w:val="18"/>
-                <w:szCs w:val="18"/>
+                <w:sz w:val="16"/>
+                <w:szCs w:val="16"/>
               </w:rPr>
               <w:t>AEM+React</w:t>
             </w:r>
             <w:proofErr w:type="spellEnd"/>
             <w:r>
               <w:rPr>
-                <w:sz w:val="18"/>
-                <w:szCs w:val="18"/>
+                <w:sz w:val="16"/>
+                <w:szCs w:val="16"/>
               </w:rPr>
               <w:t>)</w:t>
             </w:r>
@@ -998,14 +1097,14 @@
               <w:jc w:val="left"/>
               <w:rPr>
                 <w:rFonts w:eastAsia="Calibri"/>
-                <w:sz w:val="18"/>
-                <w:szCs w:val="18"/>
-              </w:rPr>
-            </w:pPr>
-            <w:r>
-              <w:rPr>
-                <w:sz w:val="18"/>
-                <w:szCs w:val="18"/>
+                <w:sz w:val="16"/>
+                <w:szCs w:val="16"/>
+              </w:rPr>
+            </w:pPr>
+            <w:r>
+              <w:rPr>
+                <w:sz w:val="16"/>
+                <w:szCs w:val="16"/>
               </w:rPr>
               <w:t xml:space="preserve">I practice </w:t>
             </w:r>
@@ -1013,15 +1112,15 @@
               <w:rPr>
                 <w:b/>
                 <w:bCs/>
-                <w:sz w:val="18"/>
-                <w:szCs w:val="18"/>
+                <w:sz w:val="16"/>
+                <w:szCs w:val="16"/>
               </w:rPr>
               <w:t>CI/CD</w:t>
             </w:r>
             <w:r>
               <w:rPr>
-                <w:sz w:val="18"/>
-                <w:szCs w:val="18"/>
+                <w:sz w:val="16"/>
+                <w:szCs w:val="16"/>
               </w:rPr>
               <w:t xml:space="preserve"> and </w:t>
             </w:r>
@@ -1030,16 +1129,16 @@
               <w:rPr>
                 <w:b/>
                 <w:bCs/>
-                <w:sz w:val="18"/>
-                <w:szCs w:val="18"/>
+                <w:sz w:val="16"/>
+                <w:szCs w:val="16"/>
               </w:rPr>
               <w:t>github</w:t>
             </w:r>
             <w:proofErr w:type="spellEnd"/>
             <w:r>
               <w:rPr>
-                <w:sz w:val="18"/>
-                <w:szCs w:val="18"/>
+                <w:sz w:val="16"/>
+                <w:szCs w:val="16"/>
               </w:rPr>
               <w:t xml:space="preserve"> action workflows to code scans and deployments</w:t>
             </w:r>
@@ -1065,14 +1164,14 @@
               <w:jc w:val="left"/>
               <w:rPr>
                 <w:rFonts w:eastAsia="Calibri"/>
-                <w:sz w:val="18"/>
-                <w:szCs w:val="18"/>
-              </w:rPr>
-            </w:pPr>
-            <w:r>
-              <w:rPr>
-                <w:sz w:val="18"/>
-                <w:szCs w:val="18"/>
+                <w:sz w:val="16"/>
+                <w:szCs w:val="16"/>
+              </w:rPr>
+            </w:pPr>
+            <w:r>
+              <w:rPr>
+                <w:sz w:val="16"/>
+                <w:szCs w:val="16"/>
               </w:rPr>
               <w:t xml:space="preserve">I know </w:t>
             </w:r>
@@ -1080,15 +1179,15 @@
               <w:rPr>
                 <w:b/>
                 <w:bCs/>
-                <w:sz w:val="18"/>
-                <w:szCs w:val="18"/>
+                <w:sz w:val="16"/>
+                <w:szCs w:val="16"/>
               </w:rPr>
               <w:t>client-server</w:t>
             </w:r>
             <w:r>
               <w:rPr>
-                <w:sz w:val="18"/>
-                <w:szCs w:val="18"/>
+                <w:sz w:val="16"/>
+                <w:szCs w:val="16"/>
               </w:rPr>
               <w:t xml:space="preserve"> + </w:t>
             </w:r>
@@ -1097,16 +1196,16 @@
               <w:rPr>
                 <w:b/>
                 <w:bCs/>
-                <w:sz w:val="18"/>
-                <w:szCs w:val="18"/>
+                <w:sz w:val="16"/>
+                <w:szCs w:val="16"/>
               </w:rPr>
               <w:t>MonoRepo</w:t>
             </w:r>
             <w:proofErr w:type="spellEnd"/>
             <w:r>
               <w:rPr>
-                <w:sz w:val="18"/>
-                <w:szCs w:val="18"/>
+                <w:sz w:val="16"/>
+                <w:szCs w:val="16"/>
               </w:rPr>
               <w:t xml:space="preserve"> + </w:t>
             </w:r>
@@ -1114,15 +1213,15 @@
               <w:rPr>
                 <w:b/>
                 <w:bCs/>
-                <w:sz w:val="18"/>
-                <w:szCs w:val="18"/>
+                <w:sz w:val="16"/>
+                <w:szCs w:val="16"/>
               </w:rPr>
               <w:t>REST</w:t>
             </w:r>
             <w:r>
               <w:rPr>
-                <w:sz w:val="18"/>
-                <w:szCs w:val="18"/>
+                <w:sz w:val="16"/>
+                <w:szCs w:val="16"/>
               </w:rPr>
               <w:t xml:space="preserve"> + </w:t>
             </w:r>
@@ -1130,15 +1229,15 @@
               <w:rPr>
                 <w:b/>
                 <w:bCs/>
-                <w:sz w:val="18"/>
-                <w:szCs w:val="18"/>
+                <w:sz w:val="16"/>
+                <w:szCs w:val="16"/>
               </w:rPr>
               <w:t>Monolithic</w:t>
             </w:r>
             <w:r>
               <w:rPr>
-                <w:sz w:val="18"/>
-                <w:szCs w:val="18"/>
+                <w:sz w:val="16"/>
+                <w:szCs w:val="16"/>
               </w:rPr>
               <w:t xml:space="preserve"> + </w:t>
             </w:r>
@@ -1146,15 +1245,15 @@
               <w:rPr>
                 <w:b/>
                 <w:bCs/>
-                <w:sz w:val="18"/>
-                <w:szCs w:val="18"/>
+                <w:sz w:val="16"/>
+                <w:szCs w:val="16"/>
               </w:rPr>
               <w:t>Microservice</w:t>
             </w:r>
             <w:r>
               <w:rPr>
-                <w:sz w:val="18"/>
-                <w:szCs w:val="18"/>
+                <w:sz w:val="16"/>
+                <w:szCs w:val="16"/>
               </w:rPr>
               <w:t xml:space="preserve"> + </w:t>
             </w:r>
@@ -1162,8 +1261,8 @@
               <w:rPr>
                 <w:b/>
                 <w:bCs/>
-                <w:sz w:val="18"/>
-                <w:szCs w:val="18"/>
+                <w:sz w:val="16"/>
+                <w:szCs w:val="16"/>
               </w:rPr>
               <w:t>Micro frontend architectures</w:t>
             </w:r>
@@ -1189,14 +1288,14 @@
               <w:jc w:val="left"/>
               <w:rPr>
                 <w:rFonts w:eastAsia="Calibri"/>
-                <w:sz w:val="18"/>
-                <w:szCs w:val="18"/>
-              </w:rPr>
-            </w:pPr>
-            <w:r>
-              <w:rPr>
-                <w:sz w:val="18"/>
-                <w:szCs w:val="18"/>
+                <w:sz w:val="16"/>
+                <w:szCs w:val="16"/>
+              </w:rPr>
+            </w:pPr>
+            <w:r>
+              <w:rPr>
+                <w:sz w:val="16"/>
+                <w:szCs w:val="16"/>
               </w:rPr>
               <w:t>I contribute to engineering metrics, working groups, architecture design and leadership discussions</w:t>
             </w:r>
@@ -1222,46 +1321,46 @@
               <w:jc w:val="left"/>
               <w:rPr>
                 <w:rFonts w:eastAsia="Calibri"/>
-                <w:sz w:val="18"/>
-                <w:szCs w:val="18"/>
-              </w:rPr>
-            </w:pPr>
-            <w:r>
-              <w:rPr>
-                <w:sz w:val="18"/>
-                <w:szCs w:val="18"/>
+                <w:sz w:val="16"/>
+                <w:szCs w:val="16"/>
+              </w:rPr>
+            </w:pPr>
+            <w:r>
+              <w:rPr>
+                <w:sz w:val="16"/>
+                <w:szCs w:val="16"/>
               </w:rPr>
               <w:t xml:space="preserve">I maintain code quality using </w:t>
             </w:r>
             <w:proofErr w:type="spellStart"/>
             <w:r>
               <w:rPr>
-                <w:sz w:val="18"/>
-                <w:szCs w:val="18"/>
+                <w:sz w:val="16"/>
+                <w:szCs w:val="16"/>
               </w:rPr>
               <w:t>sonarqube</w:t>
             </w:r>
             <w:proofErr w:type="spellEnd"/>
             <w:r>
               <w:rPr>
-                <w:sz w:val="18"/>
-                <w:szCs w:val="18"/>
+                <w:sz w:val="16"/>
+                <w:szCs w:val="16"/>
               </w:rPr>
               <w:t xml:space="preserve">, git hooks, </w:t>
             </w:r>
             <w:proofErr w:type="spellStart"/>
             <w:r>
               <w:rPr>
-                <w:sz w:val="18"/>
-                <w:szCs w:val="18"/>
+                <w:sz w:val="16"/>
+                <w:szCs w:val="16"/>
               </w:rPr>
               <w:t>Snyk</w:t>
             </w:r>
             <w:proofErr w:type="spellEnd"/>
             <w:r>
               <w:rPr>
-                <w:sz w:val="18"/>
-                <w:szCs w:val="18"/>
+                <w:sz w:val="16"/>
+                <w:szCs w:val="16"/>
               </w:rPr>
               <w:t xml:space="preserve"> scans and constant review cycle</w:t>
             </w:r>
@@ -1287,14 +1386,14 @@
               <w:jc w:val="left"/>
               <w:rPr>
                 <w:rFonts w:eastAsia="Calibri"/>
-                <w:sz w:val="18"/>
-                <w:szCs w:val="18"/>
-              </w:rPr>
-            </w:pPr>
-            <w:r>
-              <w:rPr>
-                <w:sz w:val="18"/>
-                <w:szCs w:val="18"/>
+                <w:sz w:val="16"/>
+                <w:szCs w:val="16"/>
+              </w:rPr>
+            </w:pPr>
+            <w:r>
+              <w:rPr>
+                <w:sz w:val="16"/>
+                <w:szCs w:val="16"/>
               </w:rPr>
               <w:t xml:space="preserve">I know </w:t>
             </w:r>
@@ -1302,15 +1401,15 @@
               <w:rPr>
                 <w:b/>
                 <w:bCs/>
-                <w:sz w:val="18"/>
-                <w:szCs w:val="18"/>
+                <w:sz w:val="16"/>
+                <w:szCs w:val="16"/>
               </w:rPr>
               <w:t>JWT</w:t>
             </w:r>
             <w:r>
               <w:rPr>
-                <w:sz w:val="18"/>
-                <w:szCs w:val="18"/>
+                <w:sz w:val="16"/>
+                <w:szCs w:val="16"/>
               </w:rPr>
               <w:t xml:space="preserve"> auth tokens (refresh + access), </w:t>
             </w:r>
@@ -1318,15 +1417,15 @@
               <w:rPr>
                 <w:b/>
                 <w:bCs/>
-                <w:sz w:val="18"/>
-                <w:szCs w:val="18"/>
+                <w:sz w:val="16"/>
+                <w:szCs w:val="16"/>
               </w:rPr>
               <w:t>XSS</w:t>
             </w:r>
             <w:r>
               <w:rPr>
-                <w:sz w:val="18"/>
-                <w:szCs w:val="18"/>
+                <w:sz w:val="16"/>
+                <w:szCs w:val="16"/>
               </w:rPr>
               <w:t xml:space="preserve">, </w:t>
             </w:r>
@@ -1334,15 +1433,15 @@
               <w:rPr>
                 <w:b/>
                 <w:bCs/>
-                <w:sz w:val="18"/>
-                <w:szCs w:val="18"/>
+                <w:sz w:val="16"/>
+                <w:szCs w:val="16"/>
               </w:rPr>
               <w:t>CSRF</w:t>
             </w:r>
             <w:r>
               <w:rPr>
-                <w:sz w:val="18"/>
-                <w:szCs w:val="18"/>
+                <w:sz w:val="16"/>
+                <w:szCs w:val="16"/>
               </w:rPr>
               <w:t xml:space="preserve">, </w:t>
             </w:r>
@@ -1350,15 +1449,15 @@
               <w:rPr>
                 <w:b/>
                 <w:bCs/>
-                <w:sz w:val="18"/>
-                <w:szCs w:val="18"/>
+                <w:sz w:val="16"/>
+                <w:szCs w:val="16"/>
               </w:rPr>
               <w:t>cookies</w:t>
             </w:r>
             <w:r>
               <w:rPr>
-                <w:sz w:val="18"/>
-                <w:szCs w:val="18"/>
+                <w:sz w:val="16"/>
+                <w:szCs w:val="16"/>
               </w:rPr>
               <w:t xml:space="preserve">, </w:t>
             </w:r>
@@ -1366,8 +1465,8 @@
               <w:rPr>
                 <w:b/>
                 <w:bCs/>
-                <w:sz w:val="18"/>
-                <w:szCs w:val="18"/>
+                <w:sz w:val="16"/>
+                <w:szCs w:val="16"/>
               </w:rPr>
               <w:t>CORS</w:t>
             </w:r>
@@ -1393,14 +1492,14 @@
               <w:jc w:val="left"/>
               <w:rPr>
                 <w:rFonts w:eastAsia="Calibri"/>
-                <w:sz w:val="18"/>
-                <w:szCs w:val="18"/>
-              </w:rPr>
-            </w:pPr>
-            <w:r>
-              <w:rPr>
-                <w:sz w:val="18"/>
-                <w:szCs w:val="18"/>
+                <w:sz w:val="16"/>
+                <w:szCs w:val="16"/>
+              </w:rPr>
+            </w:pPr>
+            <w:r>
+              <w:rPr>
+                <w:sz w:val="16"/>
+                <w:szCs w:val="16"/>
               </w:rPr>
               <w:t>I act as a bridge between junior and senior members in the team</w:t>
             </w:r>
@@ -1426,46 +1525,46 @@
               <w:jc w:val="left"/>
               <w:rPr>
                 <w:rFonts w:eastAsia="Calibri"/>
-                <w:sz w:val="18"/>
-                <w:szCs w:val="18"/>
-              </w:rPr>
-            </w:pPr>
-            <w:r>
-              <w:rPr>
-                <w:sz w:val="18"/>
-                <w:szCs w:val="18"/>
+                <w:sz w:val="16"/>
+                <w:szCs w:val="16"/>
+              </w:rPr>
+            </w:pPr>
+            <w:r>
+              <w:rPr>
+                <w:sz w:val="16"/>
+                <w:szCs w:val="16"/>
               </w:rPr>
               <w:t xml:space="preserve">I use </w:t>
             </w:r>
             <w:proofErr w:type="spellStart"/>
             <w:r>
               <w:rPr>
-                <w:sz w:val="18"/>
-                <w:szCs w:val="18"/>
+                <w:sz w:val="16"/>
+                <w:szCs w:val="16"/>
               </w:rPr>
               <w:t>jfrog</w:t>
             </w:r>
             <w:proofErr w:type="spellEnd"/>
             <w:r>
               <w:rPr>
-                <w:sz w:val="18"/>
-                <w:szCs w:val="18"/>
+                <w:sz w:val="16"/>
+                <w:szCs w:val="16"/>
               </w:rPr>
               <w:t xml:space="preserve">/nexus repo / </w:t>
             </w:r>
             <w:proofErr w:type="spellStart"/>
             <w:r>
               <w:rPr>
-                <w:sz w:val="18"/>
-                <w:szCs w:val="18"/>
+                <w:sz w:val="16"/>
+                <w:szCs w:val="16"/>
               </w:rPr>
               <w:t>artifactory</w:t>
             </w:r>
             <w:proofErr w:type="spellEnd"/>
             <w:r>
               <w:rPr>
-                <w:sz w:val="18"/>
-                <w:szCs w:val="18"/>
+                <w:sz w:val="16"/>
+                <w:szCs w:val="16"/>
               </w:rPr>
               <w:t xml:space="preserve"> to manage code artifacts</w:t>
             </w:r>
@@ -1491,14 +1590,14 @@
               <w:jc w:val="left"/>
               <w:rPr>
                 <w:rFonts w:eastAsia="Calibri"/>
-                <w:sz w:val="18"/>
-                <w:szCs w:val="18"/>
-              </w:rPr>
-            </w:pPr>
-            <w:r>
-              <w:rPr>
-                <w:sz w:val="18"/>
-                <w:szCs w:val="18"/>
+                <w:sz w:val="16"/>
+                <w:szCs w:val="16"/>
+              </w:rPr>
+            </w:pPr>
+            <w:r>
+              <w:rPr>
+                <w:sz w:val="16"/>
+                <w:szCs w:val="16"/>
               </w:rPr>
               <w:t xml:space="preserve">I </w:t>
             </w:r>
@@ -1506,15 +1605,15 @@
               <w:rPr>
                 <w:b/>
                 <w:bCs/>
-                <w:sz w:val="18"/>
-                <w:szCs w:val="18"/>
+                <w:sz w:val="16"/>
+                <w:szCs w:val="16"/>
               </w:rPr>
               <w:t>Code</w:t>
             </w:r>
             <w:r>
               <w:rPr>
-                <w:sz w:val="18"/>
-                <w:szCs w:val="18"/>
+                <w:sz w:val="16"/>
+                <w:szCs w:val="16"/>
               </w:rPr>
               <w:t xml:space="preserve">. </w:t>
             </w:r>
@@ -1522,15 +1621,15 @@
               <w:rPr>
                 <w:b/>
                 <w:bCs/>
-                <w:sz w:val="18"/>
-                <w:szCs w:val="18"/>
+                <w:sz w:val="16"/>
+                <w:szCs w:val="16"/>
               </w:rPr>
               <w:t>Collaborate</w:t>
             </w:r>
             <w:r>
               <w:rPr>
-                <w:sz w:val="18"/>
-                <w:szCs w:val="18"/>
+                <w:sz w:val="16"/>
+                <w:szCs w:val="16"/>
               </w:rPr>
               <w:t xml:space="preserve">. </w:t>
             </w:r>
@@ -1538,15 +1637,15 @@
               <w:rPr>
                 <w:b/>
                 <w:bCs/>
-                <w:sz w:val="18"/>
-                <w:szCs w:val="18"/>
+                <w:sz w:val="16"/>
+                <w:szCs w:val="16"/>
               </w:rPr>
               <w:t>Build</w:t>
             </w:r>
             <w:r>
               <w:rPr>
-                <w:sz w:val="18"/>
-                <w:szCs w:val="18"/>
+                <w:sz w:val="16"/>
+                <w:szCs w:val="16"/>
               </w:rPr>
               <w:t xml:space="preserve">. </w:t>
             </w:r>
@@ -1554,15 +1653,15 @@
               <w:rPr>
                 <w:b/>
                 <w:bCs/>
-                <w:sz w:val="18"/>
-                <w:szCs w:val="18"/>
+                <w:sz w:val="16"/>
+                <w:szCs w:val="16"/>
               </w:rPr>
               <w:t>Change</w:t>
             </w:r>
             <w:r>
               <w:rPr>
-                <w:sz w:val="18"/>
-                <w:szCs w:val="18"/>
+                <w:sz w:val="16"/>
+                <w:szCs w:val="16"/>
               </w:rPr>
               <w:t xml:space="preserve">. </w:t>
             </w:r>
@@ -1570,15 +1669,15 @@
               <w:rPr>
                 <w:b/>
                 <w:bCs/>
-                <w:sz w:val="18"/>
-                <w:szCs w:val="18"/>
+                <w:sz w:val="16"/>
+                <w:szCs w:val="16"/>
               </w:rPr>
               <w:t>Incident</w:t>
             </w:r>
             <w:r>
               <w:rPr>
-                <w:sz w:val="18"/>
-                <w:szCs w:val="18"/>
+                <w:sz w:val="16"/>
+                <w:szCs w:val="16"/>
               </w:rPr>
               <w:t xml:space="preserve">. </w:t>
             </w:r>
@@ -1586,15 +1685,15 @@
               <w:rPr>
                 <w:b/>
                 <w:bCs/>
-                <w:sz w:val="18"/>
-                <w:szCs w:val="18"/>
+                <w:sz w:val="16"/>
+                <w:szCs w:val="16"/>
               </w:rPr>
               <w:t>Release</w:t>
             </w:r>
             <w:r>
               <w:rPr>
-                <w:sz w:val="18"/>
-                <w:szCs w:val="18"/>
+                <w:sz w:val="16"/>
+                <w:szCs w:val="16"/>
               </w:rPr>
               <w:t xml:space="preserve">. </w:t>
             </w:r>
@@ -1602,8 +1701,8 @@
               <w:rPr>
                 <w:b/>
                 <w:bCs/>
-                <w:sz w:val="18"/>
-                <w:szCs w:val="18"/>
+                <w:sz w:val="16"/>
+                <w:szCs w:val="16"/>
               </w:rPr>
               <w:t>Triage</w:t>
             </w:r>
@@ -1629,14 +1728,14 @@
               <w:jc w:val="left"/>
               <w:rPr>
                 <w:rFonts w:eastAsia="Calibri"/>
-                <w:sz w:val="18"/>
-                <w:szCs w:val="18"/>
-              </w:rPr>
-            </w:pPr>
-            <w:r>
-              <w:rPr>
-                <w:sz w:val="18"/>
-                <w:szCs w:val="18"/>
+                <w:sz w:val="16"/>
+                <w:szCs w:val="16"/>
+              </w:rPr>
+            </w:pPr>
+            <w:r>
+              <w:rPr>
+                <w:sz w:val="16"/>
+                <w:szCs w:val="16"/>
               </w:rPr>
               <w:t xml:space="preserve">I help in </w:t>
             </w:r>
@@ -1644,15 +1743,15 @@
               <w:rPr>
                 <w:b/>
                 <w:bCs/>
-                <w:sz w:val="18"/>
-                <w:szCs w:val="18"/>
+                <w:sz w:val="16"/>
+                <w:szCs w:val="16"/>
               </w:rPr>
               <w:t>recruiting</w:t>
             </w:r>
             <w:r>
               <w:rPr>
-                <w:sz w:val="18"/>
-                <w:szCs w:val="18"/>
+                <w:sz w:val="16"/>
+                <w:szCs w:val="16"/>
               </w:rPr>
               <w:t>, growing and enabling a team</w:t>
             </w:r>
@@ -1678,14 +1777,14 @@
               <w:jc w:val="left"/>
               <w:rPr>
                 <w:rFonts w:eastAsia="Calibri"/>
-                <w:sz w:val="18"/>
-                <w:szCs w:val="18"/>
-              </w:rPr>
-            </w:pPr>
-            <w:r>
-              <w:rPr>
-                <w:sz w:val="18"/>
-                <w:szCs w:val="18"/>
+                <w:sz w:val="16"/>
+                <w:szCs w:val="16"/>
+              </w:rPr>
+            </w:pPr>
+            <w:r>
+              <w:rPr>
+                <w:sz w:val="16"/>
+                <w:szCs w:val="16"/>
               </w:rPr>
               <w:t xml:space="preserve">I am a </w:t>
             </w:r>
@@ -1693,15 +1792,15 @@
               <w:rPr>
                 <w:b/>
                 <w:bCs/>
-                <w:sz w:val="18"/>
-                <w:szCs w:val="18"/>
+                <w:sz w:val="16"/>
+                <w:szCs w:val="16"/>
               </w:rPr>
               <w:t>code reviewer</w:t>
             </w:r>
             <w:r>
               <w:rPr>
-                <w:sz w:val="18"/>
-                <w:szCs w:val="18"/>
+                <w:sz w:val="16"/>
+                <w:szCs w:val="16"/>
               </w:rPr>
               <w:t xml:space="preserve">, </w:t>
             </w:r>
@@ -1709,15 +1808,15 @@
               <w:rPr>
                 <w:b/>
                 <w:bCs/>
-                <w:sz w:val="18"/>
-                <w:szCs w:val="18"/>
+                <w:sz w:val="16"/>
+                <w:szCs w:val="16"/>
               </w:rPr>
               <w:t>mentor</w:t>
             </w:r>
             <w:r>
               <w:rPr>
-                <w:sz w:val="18"/>
-                <w:szCs w:val="18"/>
+                <w:sz w:val="16"/>
+                <w:szCs w:val="16"/>
               </w:rPr>
               <w:t>, and face to dev team</w:t>
             </w:r>
@@ -1751,8 +1850,8 @@
             <w:bookmarkEnd w:id="0"/>
             <w:r>
               <w:rPr>
-                <w:sz w:val="18"/>
-                <w:szCs w:val="18"/>
+                <w:sz w:val="16"/>
+                <w:szCs w:val="16"/>
               </w:rPr>
               <w:t xml:space="preserve">I use </w:t>
             </w:r>
@@ -1760,15 +1859,15 @@
               <w:rPr>
                 <w:b/>
                 <w:bCs/>
-                <w:sz w:val="18"/>
-                <w:szCs w:val="18"/>
+                <w:sz w:val="16"/>
+                <w:szCs w:val="16"/>
               </w:rPr>
               <w:t>JIRA</w:t>
             </w:r>
             <w:r>
               <w:rPr>
-                <w:sz w:val="18"/>
-                <w:szCs w:val="18"/>
+                <w:sz w:val="16"/>
+                <w:szCs w:val="16"/>
               </w:rPr>
               <w:t xml:space="preserve"> | </w:t>
             </w:r>
@@ -1776,15 +1875,15 @@
               <w:rPr>
                 <w:b/>
                 <w:bCs/>
-                <w:sz w:val="18"/>
-                <w:szCs w:val="18"/>
+                <w:sz w:val="16"/>
+                <w:szCs w:val="16"/>
               </w:rPr>
               <w:t>Rally</w:t>
             </w:r>
             <w:r>
               <w:rPr>
-                <w:sz w:val="18"/>
-                <w:szCs w:val="18"/>
+                <w:sz w:val="16"/>
+                <w:szCs w:val="16"/>
               </w:rPr>
               <w:t xml:space="preserve"> | </w:t>
             </w:r>
@@ -1793,16 +1892,16 @@
               <w:rPr>
                 <w:b/>
                 <w:bCs/>
-                <w:sz w:val="18"/>
-                <w:szCs w:val="18"/>
+                <w:sz w:val="16"/>
+                <w:szCs w:val="16"/>
               </w:rPr>
               <w:t>Leankit</w:t>
             </w:r>
             <w:proofErr w:type="spellEnd"/>
             <w:r>
               <w:rPr>
-                <w:sz w:val="18"/>
-                <w:szCs w:val="18"/>
+                <w:sz w:val="16"/>
+                <w:szCs w:val="16"/>
               </w:rPr>
               <w:t xml:space="preserve"> | </w:t>
             </w:r>
@@ -1810,15 +1909,15 @@
               <w:rPr>
                 <w:b/>
                 <w:bCs/>
-                <w:sz w:val="18"/>
-                <w:szCs w:val="18"/>
+                <w:sz w:val="16"/>
+                <w:szCs w:val="16"/>
               </w:rPr>
               <w:t>Trello</w:t>
             </w:r>
             <w:r>
               <w:rPr>
-                <w:sz w:val="18"/>
-                <w:szCs w:val="18"/>
+                <w:sz w:val="16"/>
+                <w:szCs w:val="16"/>
               </w:rPr>
               <w:t xml:space="preserve"> for agility, bug tracking and backlog grooming</w:t>
             </w:r>
@@ -1840,6 +1939,35 @@
               <w:rPr>
                 <w:b/>
                 <w:bCs/>
+                <w:sz w:val="18"/>
+                <w:szCs w:val="18"/>
+                <w:u w:val="single"/>
+              </w:rPr>
+            </w:pPr>
+            <w:r>
+              <w:rPr>
+                <w:b/>
+                <w:bCs/>
+                <w:sz w:val="18"/>
+                <w:szCs w:val="18"/>
+                <w:u w:val="single"/>
+              </w:rPr>
+              <w:t>VISA</w:t>
+            </w:r>
+          </w:p>
+          <w:p>
+            <w:pPr>
+              <w:pStyle w:val="ListParagraph"/>
+              <w:numPr>
+                <w:ilvl w:val="0"/>
+                <w:numId w:val="3"/>
+              </w:numPr>
+              <w:ind w:left="84" w:hanging="84"/>
+              <w:jc w:val="left"/>
+              <w:rPr>
+                <w:b/>
+                <w:bCs/>
+                <w:color w:val="595959" w:themeColor="text1" w:themeTint="A6"/>
                 <w:sz w:val="19"/>
                 <w:szCs w:val="19"/>
                 <w:u w:val="single"/>
@@ -1847,30 +1975,7 @@
             </w:pPr>
             <w:r>
               <w:rPr>
-                <w:b/>
-                <w:bCs/>
-                <w:sz w:val="19"/>
-                <w:szCs w:val="19"/>
-                <w:u w:val="single"/>
-              </w:rPr>
-              <w:t>VISA</w:t>
-            </w:r>
-          </w:p>
-          <w:p>
-            <w:pPr>
-              <w:ind w:left="84"/>
-              <w:jc w:val="left"/>
-              <w:rPr>
-                <w:b/>
-                <w:bCs/>
-                <w:sz w:val="19"/>
-                <w:szCs w:val="19"/>
-                <w:u w:val="single"/>
-              </w:rPr>
-            </w:pPr>
-            <w:r>
-              <w:rPr>
-                <w:color w:val="434343"/>
+                <w:color w:val="595959" w:themeColor="text1" w:themeTint="A6"/>
                 <w:sz w:val="14"/>
                 <w:szCs w:val="14"/>
               </w:rPr>
@@ -1883,367 +1988,351 @@
               <w:rPr>
                 <w:b/>
                 <w:bCs/>
-                <w:sz w:val="19"/>
-                <w:szCs w:val="19"/>
-                <w:u w:val="single"/>
-              </w:rPr>
-            </w:pPr>
-            <w:r>
-              <w:rPr>
-                <w:b/>
-                <w:bCs/>
-                <w:sz w:val="19"/>
-                <w:szCs w:val="19"/>
-                <w:u w:val="single"/>
-              </w:rPr>
-              <w:t>Education</w:t>
-            </w:r>
-          </w:p>
-          <w:p>
-            <w:pPr>
-              <w:ind w:left="84"/>
-              <w:jc w:val="left"/>
-              <w:rPr>
-                <w:sz w:val="6"/>
-                <w:szCs w:val="6"/>
-              </w:rPr>
-            </w:pPr>
-            <w:r>
-              <w:rPr>
-                <w:b/>
-                <w:bCs/>
-                <w:sz w:val="17"/>
-                <w:szCs w:val="17"/>
-              </w:rPr>
-              <w:t>PGDITM</w:t>
-            </w:r>
-            <w:r>
-              <w:rPr>
-                <w:sz w:val="17"/>
-                <w:szCs w:val="17"/>
-              </w:rPr>
-              <w:t>, Symbiosis</w:t>
-            </w:r>
-            <w:r>
-              <w:rPr>
                 <w:sz w:val="18"/>
                 <w:szCs w:val="18"/>
-              </w:rPr>
-              <w:t xml:space="preserve">, </w:t>
-            </w:r>
-            <w:r>
-              <w:rPr>
-                <w:sz w:val="13"/>
-                <w:szCs w:val="13"/>
-              </w:rPr>
-              <w:t>Pune, IN (2017 - 63%)</w:t>
-            </w:r>
-          </w:p>
-          <w:p>
-            <w:pPr>
-              <w:ind w:left="84"/>
-              <w:jc w:val="left"/>
-              <w:rPr>
-                <w:sz w:val="6"/>
-                <w:szCs w:val="6"/>
-              </w:rPr>
-            </w:pPr>
-            <w:proofErr w:type="spellStart"/>
-            <w:r>
-              <w:rPr>
-                <w:b/>
-                <w:bCs/>
-                <w:sz w:val="17"/>
-                <w:szCs w:val="17"/>
-              </w:rPr>
-              <w:t>BTechIT</w:t>
-            </w:r>
-            <w:proofErr w:type="spellEnd"/>
-            <w:r>
-              <w:rPr>
-                <w:sz w:val="17"/>
-                <w:szCs w:val="17"/>
-              </w:rPr>
-              <w:t>, MDU</w:t>
-            </w:r>
-            <w:r>
-              <w:rPr>
+                <w:u w:val="single"/>
+              </w:rPr>
+            </w:pPr>
+            <w:r>
+              <w:rPr>
+                <w:b/>
+                <w:bCs/>
                 <w:sz w:val="18"/>
                 <w:szCs w:val="18"/>
-              </w:rPr>
-              <w:t xml:space="preserve">, </w:t>
+                <w:u w:val="single"/>
+              </w:rPr>
+              <w:t>Education</w:t>
+            </w:r>
+          </w:p>
+          <w:p>
+            <w:pPr>
+              <w:pStyle w:val="ListParagraph"/>
+              <w:numPr>
+                <w:ilvl w:val="0"/>
+                <w:numId w:val="3"/>
+              </w:numPr>
+              <w:ind w:left="84" w:hanging="84"/>
+              <w:jc w:val="left"/>
+              <w:rPr>
+                <w:sz w:val="14"/>
+                <w:szCs w:val="14"/>
+              </w:rPr>
+            </w:pPr>
+            <w:r>
+              <w:rPr>
+                <w:b/>
+                <w:bCs/>
+                <w:sz w:val="14"/>
+                <w:szCs w:val="14"/>
+              </w:rPr>
+              <w:t>PGDITM</w:t>
+            </w:r>
+            <w:r>
+              <w:rPr>
+                <w:sz w:val="14"/>
+                <w:szCs w:val="14"/>
+              </w:rPr>
+              <w:t>, Symbiosis, Pune, IN (2017 - 63%)</w:t>
+            </w:r>
+          </w:p>
+          <w:p>
+            <w:pPr>
+              <w:pStyle w:val="ListParagraph"/>
+              <w:numPr>
+                <w:ilvl w:val="0"/>
+                <w:numId w:val="3"/>
+              </w:numPr>
+              <w:ind w:left="84" w:hanging="84"/>
+              <w:jc w:val="left"/>
+              <w:rPr>
+                <w:sz w:val="14"/>
+                <w:szCs w:val="14"/>
+              </w:rPr>
+            </w:pPr>
+            <w:proofErr w:type="spellStart"/>
+            <w:r>
+              <w:rPr>
+                <w:b/>
+                <w:bCs/>
+                <w:sz w:val="14"/>
+                <w:szCs w:val="14"/>
+              </w:rPr>
+              <w:t>BTechIT</w:t>
+            </w:r>
+            <w:proofErr w:type="spellEnd"/>
+            <w:r>
+              <w:rPr>
+                <w:sz w:val="14"/>
+                <w:szCs w:val="14"/>
+              </w:rPr>
+              <w:t xml:space="preserve">, MDU, </w:t>
             </w:r>
             <w:proofErr w:type="gramStart"/>
             <w:r>
               <w:rPr>
-                <w:sz w:val="13"/>
-                <w:szCs w:val="13"/>
+                <w:sz w:val="14"/>
+                <w:szCs w:val="14"/>
               </w:rPr>
               <w:t>Rohtak,,</w:t>
             </w:r>
             <w:proofErr w:type="gramEnd"/>
             <w:r>
               <w:rPr>
-                <w:sz w:val="13"/>
-                <w:szCs w:val="13"/>
+                <w:sz w:val="14"/>
+                <w:szCs w:val="14"/>
               </w:rPr>
               <w:t xml:space="preserve"> IN (2007 - 77%)</w:t>
             </w:r>
           </w:p>
           <w:p>
             <w:pPr>
-              <w:ind w:left="84"/>
-              <w:jc w:val="left"/>
-              <w:rPr>
-                <w:sz w:val="6"/>
-                <w:szCs w:val="6"/>
-              </w:rPr>
-            </w:pPr>
-            <w:r>
-              <w:rPr>
-                <w:b/>
-                <w:bCs/>
-                <w:sz w:val="17"/>
-                <w:szCs w:val="17"/>
+              <w:pStyle w:val="ListParagraph"/>
+              <w:numPr>
+                <w:ilvl w:val="0"/>
+                <w:numId w:val="3"/>
+              </w:numPr>
+              <w:ind w:left="84" w:hanging="84"/>
+              <w:jc w:val="left"/>
+              <w:rPr>
+                <w:sz w:val="14"/>
+                <w:szCs w:val="14"/>
+              </w:rPr>
+            </w:pPr>
+            <w:r>
+              <w:rPr>
+                <w:b/>
+                <w:bCs/>
+                <w:sz w:val="14"/>
+                <w:szCs w:val="14"/>
               </w:rPr>
               <w:t>HND Computing</w:t>
             </w:r>
             <w:r>
               <w:rPr>
+                <w:sz w:val="14"/>
+                <w:szCs w:val="14"/>
+              </w:rPr>
+              <w:t>, Pearson Edexcel, UK (2004)</w:t>
+            </w:r>
+          </w:p>
+          <w:p>
+            <w:pPr>
+              <w:pStyle w:val="ListParagraph"/>
+              <w:numPr>
+                <w:ilvl w:val="0"/>
+                <w:numId w:val="3"/>
+              </w:numPr>
+              <w:ind w:left="84" w:hanging="84"/>
+              <w:jc w:val="left"/>
+              <w:rPr>
+                <w:sz w:val="14"/>
+                <w:szCs w:val="14"/>
+              </w:rPr>
+            </w:pPr>
+            <w:r>
+              <w:rPr>
+                <w:b/>
+                <w:bCs/>
+                <w:sz w:val="14"/>
+                <w:szCs w:val="14"/>
+              </w:rPr>
+              <w:t>12th Std</w:t>
+            </w:r>
+            <w:r>
+              <w:rPr>
+                <w:sz w:val="14"/>
+                <w:szCs w:val="14"/>
+              </w:rPr>
+              <w:t>, CBSE, Delhi, IN (2002 - 80%)</w:t>
+            </w:r>
+          </w:p>
+          <w:p>
+            <w:pPr>
+              <w:pStyle w:val="ListParagraph"/>
+              <w:numPr>
+                <w:ilvl w:val="0"/>
+                <w:numId w:val="3"/>
+              </w:numPr>
+              <w:ind w:left="84" w:hanging="84"/>
+              <w:jc w:val="left"/>
+              <w:rPr>
+                <w:sz w:val="14"/>
+                <w:szCs w:val="14"/>
+              </w:rPr>
+            </w:pPr>
+            <w:r>
+              <w:rPr>
+                <w:b/>
+                <w:bCs/>
+                <w:sz w:val="14"/>
+                <w:szCs w:val="14"/>
+              </w:rPr>
+              <w:t>10th Std</w:t>
+            </w:r>
+            <w:r>
+              <w:rPr>
+                <w:sz w:val="14"/>
+                <w:szCs w:val="14"/>
+              </w:rPr>
+              <w:t>, CBSE, Delhi, IN (2000 - 77%)</w:t>
+            </w:r>
+          </w:p>
+          <w:p>
+            <w:pPr>
+              <w:ind w:left="-6"/>
+              <w:jc w:val="left"/>
+              <w:rPr>
+                <w:b/>
+                <w:bCs/>
                 <w:sz w:val="18"/>
                 <w:szCs w:val="18"/>
-              </w:rPr>
-              <w:t xml:space="preserve">, </w:t>
-            </w:r>
-            <w:r>
-              <w:rPr>
-                <w:sz w:val="13"/>
-                <w:szCs w:val="13"/>
-              </w:rPr>
-              <w:t>Pearson Edexcel, UK (2004)</w:t>
-            </w:r>
-          </w:p>
-          <w:p>
-            <w:pPr>
-              <w:ind w:left="84"/>
-              <w:jc w:val="left"/>
-              <w:rPr>
-                <w:sz w:val="6"/>
-                <w:szCs w:val="6"/>
-              </w:rPr>
-            </w:pPr>
-            <w:r>
-              <w:rPr>
-                <w:b/>
-                <w:bCs/>
-                <w:sz w:val="17"/>
-                <w:szCs w:val="17"/>
-              </w:rPr>
-              <w:t>12th Std</w:t>
-            </w:r>
-            <w:r>
-              <w:rPr>
-                <w:sz w:val="17"/>
-                <w:szCs w:val="17"/>
-              </w:rPr>
-              <w:t>, CBSE,</w:t>
-            </w:r>
-            <w:r>
-              <w:rPr>
+                <w:u w:val="single"/>
+              </w:rPr>
+            </w:pPr>
+            <w:r>
+              <w:rPr>
+                <w:b/>
+                <w:bCs/>
                 <w:sz w:val="18"/>
                 <w:szCs w:val="18"/>
-              </w:rPr>
-              <w:t xml:space="preserve"> </w:t>
-            </w:r>
-            <w:r>
-              <w:rPr>
-                <w:sz w:val="13"/>
-                <w:szCs w:val="13"/>
-              </w:rPr>
-              <w:t>Delhi, IN (2002 - 80%)</w:t>
-            </w:r>
-          </w:p>
-          <w:p>
-            <w:pPr>
-              <w:ind w:left="84"/>
-              <w:jc w:val="left"/>
-              <w:rPr>
-                <w:sz w:val="13"/>
-                <w:szCs w:val="13"/>
-              </w:rPr>
-            </w:pPr>
-            <w:r>
-              <w:rPr>
-                <w:b/>
-                <w:bCs/>
-                <w:sz w:val="17"/>
-                <w:szCs w:val="17"/>
-              </w:rPr>
-              <w:t>10th Std</w:t>
-            </w:r>
-            <w:r>
-              <w:rPr>
-                <w:sz w:val="17"/>
-                <w:szCs w:val="17"/>
-              </w:rPr>
-              <w:t>, CBSE,</w:t>
-            </w:r>
-            <w:r>
-              <w:rPr>
+                <w:u w:val="single"/>
+              </w:rPr>
+              <w:t>Certs / Awards / Tests</w:t>
+            </w:r>
+          </w:p>
+          <w:p>
+            <w:pPr>
+              <w:pStyle w:val="ListParagraph"/>
+              <w:numPr>
+                <w:ilvl w:val="0"/>
+                <w:numId w:val="3"/>
+              </w:numPr>
+              <w:ind w:left="84" w:hanging="84"/>
+              <w:jc w:val="left"/>
+              <w:rPr>
+                <w:sz w:val="14"/>
+                <w:szCs w:val="14"/>
+              </w:rPr>
+            </w:pPr>
+            <w:r>
+              <w:rPr>
+                <w:sz w:val="14"/>
+                <w:szCs w:val="14"/>
+              </w:rPr>
+              <w:t>WES Ref: 5099000IMM, Aug’21</w:t>
+            </w:r>
+          </w:p>
+          <w:p>
+            <w:pPr>
+              <w:pStyle w:val="ListParagraph"/>
+              <w:numPr>
+                <w:ilvl w:val="0"/>
+                <w:numId w:val="3"/>
+              </w:numPr>
+              <w:ind w:left="84" w:hanging="84"/>
+              <w:jc w:val="left"/>
+              <w:rPr>
+                <w:sz w:val="14"/>
+                <w:szCs w:val="14"/>
+              </w:rPr>
+            </w:pPr>
+            <w:r>
+              <w:rPr>
+                <w:sz w:val="14"/>
+                <w:szCs w:val="14"/>
+              </w:rPr>
+              <w:t>IELTS General: 010708, Aug’21</w:t>
+            </w:r>
+          </w:p>
+          <w:p>
+            <w:pPr>
+              <w:jc w:val="left"/>
+              <w:rPr>
+                <w:b/>
+                <w:bCs/>
                 <w:sz w:val="18"/>
                 <w:szCs w:val="18"/>
+                <w:u w:val="single"/>
+              </w:rPr>
+            </w:pPr>
+            <w:r>
+              <w:rPr>
+                <w:b/>
+                <w:bCs/>
+                <w:sz w:val="18"/>
+                <w:szCs w:val="18"/>
+                <w:u w:val="single"/>
+              </w:rPr>
+              <w:t>Community</w:t>
+            </w:r>
+          </w:p>
+          <w:p>
+            <w:pPr>
+              <w:pStyle w:val="ListParagraph"/>
+              <w:numPr>
+                <w:ilvl w:val="0"/>
+                <w:numId w:val="3"/>
+              </w:numPr>
+              <w:ind w:left="84" w:hanging="84"/>
+              <w:jc w:val="left"/>
+              <w:rPr>
+                <w:sz w:val="14"/>
+                <w:szCs w:val="14"/>
+              </w:rPr>
+            </w:pPr>
+            <w:proofErr w:type="spellStart"/>
+            <w:r>
+              <w:rPr>
+                <w:sz w:val="14"/>
+                <w:szCs w:val="14"/>
+              </w:rPr>
+              <w:t>oneliners</w:t>
+            </w:r>
+            <w:proofErr w:type="spellEnd"/>
+            <w:r>
+              <w:rPr>
+                <w:sz w:val="14"/>
+                <w:szCs w:val="14"/>
+              </w:rPr>
+              <w:t xml:space="preserve">: </w:t>
+            </w:r>
+            <w:proofErr w:type="spellStart"/>
+            <w:r>
+              <w:rPr>
+                <w:sz w:val="14"/>
+                <w:szCs w:val="14"/>
+              </w:rPr>
+              <w:t>npm</w:t>
+            </w:r>
+            <w:proofErr w:type="spellEnd"/>
+            <w:r>
+              <w:rPr>
+                <w:sz w:val="14"/>
+                <w:szCs w:val="14"/>
               </w:rPr>
               <w:t xml:space="preserve"> </w:t>
             </w:r>
-            <w:r>
-              <w:rPr>
-                <w:sz w:val="13"/>
-                <w:szCs w:val="13"/>
-              </w:rPr>
-              <w:t>Delhi, IN (2000 - 77%)</w:t>
-            </w:r>
-          </w:p>
-          <w:p>
-            <w:pPr>
-              <w:ind w:left="-6"/>
-              <w:jc w:val="left"/>
-              <w:rPr>
-                <w:b/>
-                <w:bCs/>
-                <w:sz w:val="20"/>
-                <w:szCs w:val="20"/>
-                <w:u w:val="single"/>
-              </w:rPr>
-            </w:pPr>
-            <w:r>
-              <w:rPr>
-                <w:b/>
-                <w:bCs/>
-                <w:sz w:val="19"/>
-                <w:szCs w:val="19"/>
-                <w:u w:val="single"/>
-              </w:rPr>
-              <w:t>Certs / Awards / Tests</w:t>
-            </w:r>
-          </w:p>
-          <w:p>
-            <w:pPr>
-              <w:ind w:left="84"/>
-              <w:jc w:val="left"/>
-              <w:rPr>
-                <w:sz w:val="16"/>
-                <w:szCs w:val="16"/>
-              </w:rPr>
-            </w:pPr>
-            <w:r>
-              <w:rPr>
-                <w:sz w:val="16"/>
-                <w:szCs w:val="16"/>
-              </w:rPr>
-              <w:t>WES Ref: 5099000IMM, Aug’21</w:t>
-            </w:r>
-          </w:p>
-          <w:p>
-            <w:pPr>
-              <w:ind w:left="84"/>
-              <w:jc w:val="left"/>
-              <w:rPr>
-                <w:sz w:val="16"/>
-                <w:szCs w:val="16"/>
-              </w:rPr>
-            </w:pPr>
-            <w:r>
-              <w:rPr>
-                <w:sz w:val="16"/>
-                <w:szCs w:val="16"/>
-              </w:rPr>
-              <w:t>IELTS General: 010708, Aug’21</w:t>
-            </w:r>
-          </w:p>
-          <w:p>
-            <w:pPr>
-              <w:jc w:val="left"/>
-              <w:rPr>
-                <w:b/>
-                <w:bCs/>
-                <w:sz w:val="20"/>
-                <w:szCs w:val="20"/>
-                <w:u w:val="single"/>
-              </w:rPr>
-            </w:pPr>
-            <w:r>
-              <w:rPr>
-                <w:b/>
-                <w:bCs/>
-                <w:sz w:val="19"/>
-                <w:szCs w:val="19"/>
-                <w:u w:val="single"/>
-              </w:rPr>
-              <w:t>Community</w:t>
-            </w:r>
-          </w:p>
-          <w:p>
-            <w:pPr>
-              <w:ind w:left="84"/>
-              <w:jc w:val="left"/>
-              <w:rPr>
-                <w:sz w:val="16"/>
-                <w:szCs w:val="16"/>
-              </w:rPr>
-            </w:pPr>
             <w:proofErr w:type="spellStart"/>
             <w:r>
               <w:rPr>
-                <w:sz w:val="16"/>
-                <w:szCs w:val="16"/>
-              </w:rPr>
-              <w:t>oneliners</w:t>
+                <w:sz w:val="14"/>
+                <w:szCs w:val="14"/>
+              </w:rPr>
+              <w:t>i</w:t>
             </w:r>
             <w:proofErr w:type="spellEnd"/>
             <w:r>
               <w:rPr>
-                <w:sz w:val="16"/>
-                <w:szCs w:val="16"/>
-              </w:rPr>
-              <w:t xml:space="preserve">: </w:t>
+                <w:sz w:val="14"/>
+                <w:szCs w:val="14"/>
+              </w:rPr>
+              <w:t xml:space="preserve"> </w:t>
             </w:r>
             <w:proofErr w:type="spellStart"/>
             <w:r>
               <w:rPr>
-                <w:sz w:val="16"/>
-                <w:szCs w:val="16"/>
-              </w:rPr>
-              <w:t>npm</w:t>
-            </w:r>
-            <w:proofErr w:type="spellEnd"/>
-            <w:r>
-              <w:rPr>
-                <w:sz w:val="16"/>
-                <w:szCs w:val="16"/>
-              </w:rPr>
-              <w:t xml:space="preserve"> </w:t>
-            </w:r>
-            <w:proofErr w:type="spellStart"/>
-            <w:r>
-              <w:rPr>
-                <w:sz w:val="16"/>
-                <w:szCs w:val="16"/>
-              </w:rPr>
-              <w:t>i</w:t>
-            </w:r>
-            <w:proofErr w:type="spellEnd"/>
-            <w:r>
-              <w:rPr>
-                <w:sz w:val="16"/>
-                <w:szCs w:val="16"/>
-              </w:rPr>
-              <w:t xml:space="preserve"> </w:t>
-            </w:r>
-            <w:proofErr w:type="spellStart"/>
-            <w:r>
-              <w:rPr>
-                <w:sz w:val="16"/>
-                <w:szCs w:val="16"/>
+                <w:sz w:val="14"/>
+                <w:szCs w:val="14"/>
               </w:rPr>
               <w:t>oneliners</w:t>
             </w:r>
@@ -2379,21 +2468,21 @@
               </w:tabs>
               <w:jc w:val="left"/>
               <w:rPr>
-                <w:sz w:val="18"/>
-                <w:szCs w:val="18"/>
-              </w:rPr>
-            </w:pPr>
-            <w:r>
-              <w:rPr>
-                <w:sz w:val="18"/>
-                <w:szCs w:val="18"/>
+                <w:sz w:val="16"/>
+                <w:szCs w:val="16"/>
+              </w:rPr>
+            </w:pPr>
+            <w:r>
+              <w:rPr>
+                <w:sz w:val="16"/>
+                <w:szCs w:val="16"/>
               </w:rPr>
               <w:t>This project transforms legacy webapp into more controllable and better UI/UX. This platform will host many sites based on adobe commerce storefront configs. The legacy site was on WordPress and has scalability/multi tenancy concerns. The site framework itself gives multi-tenant and multi-lingual support for site management.</w:t>
             </w:r>
             <w:r>
               <w:rPr>
-                <w:sz w:val="18"/>
-                <w:szCs w:val="18"/>
+                <w:sz w:val="16"/>
+                <w:szCs w:val="16"/>
               </w:rPr>
               <w:br/>
             </w:r>
@@ -2401,32 +2490,32 @@
               <w:rPr>
                 <w:b/>
                 <w:bCs/>
-                <w:sz w:val="18"/>
-                <w:szCs w:val="18"/>
+                <w:sz w:val="16"/>
+                <w:szCs w:val="16"/>
                 <w:u w:val="single"/>
               </w:rPr>
               <w:t>Tech Stack</w:t>
             </w:r>
             <w:r>
               <w:rPr>
-                <w:sz w:val="18"/>
-                <w:szCs w:val="18"/>
+                <w:sz w:val="16"/>
+                <w:szCs w:val="16"/>
               </w:rPr>
               <w:t xml:space="preserve">: React18, AEM, Payload CMS, Magento Adobe Commerce, </w:t>
             </w:r>
             <w:proofErr w:type="spellStart"/>
             <w:r>
               <w:rPr>
-                <w:sz w:val="18"/>
-                <w:szCs w:val="18"/>
+                <w:sz w:val="16"/>
+                <w:szCs w:val="16"/>
               </w:rPr>
               <w:t>nodeJS</w:t>
             </w:r>
             <w:proofErr w:type="spellEnd"/>
             <w:r>
               <w:rPr>
-                <w:sz w:val="18"/>
-                <w:szCs w:val="18"/>
+                <w:sz w:val="16"/>
+                <w:szCs w:val="16"/>
               </w:rPr>
               <w:t>, Adobe Cloud, AWS</w:t>
             </w:r>
@@ -2543,14 +2632,14 @@
               <w:ind w:left="173" w:hanging="142"/>
               <w:jc w:val="left"/>
               <w:rPr>
-                <w:sz w:val="18"/>
-                <w:szCs w:val="18"/>
-              </w:rPr>
-            </w:pPr>
-            <w:r>
-              <w:rPr>
-                <w:sz w:val="18"/>
-                <w:szCs w:val="18"/>
+                <w:sz w:val="16"/>
+                <w:szCs w:val="16"/>
+              </w:rPr>
+            </w:pPr>
+            <w:r>
+              <w:rPr>
+                <w:sz w:val="16"/>
+                <w:szCs w:val="16"/>
               </w:rPr>
               <w:t>Kroger Customers Tech - Checkout – Flash Sales and Analytics, Jan2022</w:t>
             </w:r>
@@ -2575,14 +2664,14 @@
               <w:ind w:left="173" w:hanging="142"/>
               <w:jc w:val="left"/>
               <w:rPr>
-                <w:sz w:val="18"/>
-                <w:szCs w:val="18"/>
-              </w:rPr>
-            </w:pPr>
-            <w:r>
-              <w:rPr>
-                <w:sz w:val="18"/>
-                <w:szCs w:val="18"/>
+                <w:sz w:val="16"/>
+                <w:szCs w:val="16"/>
+              </w:rPr>
+            </w:pPr>
+            <w:r>
+              <w:rPr>
+                <w:sz w:val="16"/>
+                <w:szCs w:val="16"/>
               </w:rPr>
               <w:t>FAB (First Abu Dhabi Bank, Colleague Experience Portal), Oct2021 – Jan2022</w:t>
             </w:r>
@@ -2718,23 +2807,23 @@
               <w:ind w:left="173" w:hanging="142"/>
               <w:jc w:val="left"/>
               <w:rPr>
-                <w:sz w:val="18"/>
-                <w:szCs w:val="18"/>
+                <w:sz w:val="16"/>
+                <w:szCs w:val="16"/>
               </w:rPr>
             </w:pPr>
             <w:proofErr w:type="spellStart"/>
             <w:r>
               <w:rPr>
-                <w:sz w:val="18"/>
-                <w:szCs w:val="18"/>
+                <w:sz w:val="16"/>
+                <w:szCs w:val="16"/>
               </w:rPr>
               <w:t>CeX</w:t>
             </w:r>
             <w:proofErr w:type="spellEnd"/>
             <w:r>
               <w:rPr>
-                <w:sz w:val="18"/>
-                <w:szCs w:val="18"/>
+                <w:sz w:val="16"/>
+                <w:szCs w:val="16"/>
               </w:rPr>
               <w:t xml:space="preserve"> – Colleague Experience Group Economics Team - Mar2021 - Sep2021</w:t>
             </w:r>
@@ -2759,14 +2848,14 @@
               <w:ind w:left="173" w:hanging="142"/>
               <w:jc w:val="left"/>
               <w:rPr>
-                <w:sz w:val="18"/>
-                <w:szCs w:val="18"/>
-              </w:rPr>
-            </w:pPr>
-            <w:r>
-              <w:rPr>
-                <w:sz w:val="18"/>
-                <w:szCs w:val="18"/>
+                <w:sz w:val="16"/>
+                <w:szCs w:val="16"/>
+              </w:rPr>
+            </w:pPr>
+            <w:r>
+              <w:rPr>
+                <w:sz w:val="16"/>
+                <w:szCs w:val="16"/>
               </w:rPr>
               <w:t>Smart Disability Initiatives - Aug2020 - Jan2021</w:t>
             </w:r>
@@ -2791,14 +2880,14 @@
               <w:ind w:left="173" w:hanging="142"/>
               <w:jc w:val="left"/>
               <w:rPr>
-                <w:sz w:val="18"/>
-                <w:szCs w:val="18"/>
-              </w:rPr>
-            </w:pPr>
-            <w:r>
-              <w:rPr>
-                <w:sz w:val="18"/>
-                <w:szCs w:val="18"/>
+                <w:sz w:val="16"/>
+                <w:szCs w:val="16"/>
+              </w:rPr>
+            </w:pPr>
+            <w:r>
+              <w:rPr>
+                <w:sz w:val="16"/>
+                <w:szCs w:val="16"/>
               </w:rPr>
               <w:t>Arria NLG Budgets and Forecasts Narratives - Jul2019 - Nov2020</w:t>
             </w:r>
@@ -2823,14 +2912,14 @@
               <w:ind w:left="173" w:hanging="142"/>
               <w:jc w:val="left"/>
               <w:rPr>
-                <w:sz w:val="18"/>
-                <w:szCs w:val="18"/>
-              </w:rPr>
-            </w:pPr>
-            <w:r>
-              <w:rPr>
-                <w:sz w:val="18"/>
-                <w:szCs w:val="18"/>
+                <w:sz w:val="16"/>
+                <w:szCs w:val="16"/>
+              </w:rPr>
+            </w:pPr>
+            <w:r>
+              <w:rPr>
+                <w:sz w:val="16"/>
+                <w:szCs w:val="16"/>
               </w:rPr>
               <w:t>Finance Portal - Apr2016 - Jul2018</w:t>
             </w:r>
@@ -2855,14 +2944,14 @@
               <w:ind w:left="173" w:hanging="142"/>
               <w:jc w:val="left"/>
               <w:rPr>
-                <w:sz w:val="18"/>
-                <w:szCs w:val="18"/>
-              </w:rPr>
-            </w:pPr>
-            <w:r>
-              <w:rPr>
-                <w:sz w:val="18"/>
-                <w:szCs w:val="18"/>
+                <w:sz w:val="16"/>
+                <w:szCs w:val="16"/>
+              </w:rPr>
+            </w:pPr>
+            <w:r>
+              <w:rPr>
+                <w:sz w:val="16"/>
+                <w:szCs w:val="16"/>
               </w:rPr>
               <w:t>CNMS - Cash Nostro Management System from Oct2011 - Jan2015</w:t>
             </w:r>
@@ -2874,40 +2963,40 @@
                 <w:tab w:val="left" w:pos="315"/>
               </w:tabs>
               <w:rPr>
-                <w:sz w:val="18"/>
-                <w:szCs w:val="18"/>
-              </w:rPr>
-            </w:pPr>
-            <w:r>
-              <w:rPr>
-                <w:b/>
-                <w:bCs/>
-                <w:sz w:val="18"/>
-                <w:szCs w:val="18"/>
+                <w:sz w:val="16"/>
+                <w:szCs w:val="16"/>
+              </w:rPr>
+            </w:pPr>
+            <w:r>
+              <w:rPr>
+                <w:b/>
+                <w:bCs/>
+                <w:sz w:val="16"/>
+                <w:szCs w:val="16"/>
                 <w:u w:val="single"/>
               </w:rPr>
               <w:t>Tech Stack overall</w:t>
             </w:r>
             <w:r>
               <w:rPr>
-                <w:sz w:val="18"/>
-                <w:szCs w:val="18"/>
+                <w:sz w:val="16"/>
+                <w:szCs w:val="16"/>
               </w:rPr>
               <w:t xml:space="preserve">: VB6.0, React, </w:t>
             </w:r>
             <w:proofErr w:type="spellStart"/>
             <w:r>
               <w:rPr>
-                <w:sz w:val="18"/>
-                <w:szCs w:val="18"/>
+                <w:sz w:val="16"/>
+                <w:szCs w:val="16"/>
               </w:rPr>
               <w:t>html+JS</w:t>
             </w:r>
             <w:proofErr w:type="spellEnd"/>
             <w:r>
               <w:rPr>
-                <w:sz w:val="18"/>
-                <w:szCs w:val="18"/>
+                <w:sz w:val="16"/>
+                <w:szCs w:val="16"/>
               </w:rPr>
               <w:t>, MS-SQL, informatica, MS-Excel</w:t>
             </w:r>
@@ -2962,22 +3051,22 @@
               <w:ind w:left="173" w:hanging="142"/>
               <w:jc w:val="left"/>
               <w:rPr>
-                <w:sz w:val="18"/>
-                <w:szCs w:val="18"/>
-              </w:rPr>
-            </w:pPr>
-            <w:r>
-              <w:rPr>
-                <w:sz w:val="18"/>
-                <w:szCs w:val="18"/>
+                <w:sz w:val="16"/>
+                <w:szCs w:val="16"/>
+              </w:rPr>
+            </w:pPr>
+            <w:r>
+              <w:rPr>
+                <w:sz w:val="16"/>
+                <w:szCs w:val="16"/>
               </w:rPr>
               <w:t xml:space="preserve">As Software Engineer @Syntel (Mar`11 to Sep`11) 0.6 yrs - Tech Stack: VBA, </w:t>
             </w:r>
             <w:proofErr w:type="spellStart"/>
             <w:r>
               <w:rPr>
-                <w:sz w:val="18"/>
-                <w:szCs w:val="18"/>
+                <w:sz w:val="16"/>
+                <w:szCs w:val="16"/>
               </w:rPr>
               <w:t>MSExcel</w:t>
             </w:r>
@@ -3003,22 +3092,22 @@
               <w:ind w:left="173" w:hanging="142"/>
               <w:jc w:val="left"/>
               <w:rPr>
-                <w:sz w:val="18"/>
-                <w:szCs w:val="18"/>
-              </w:rPr>
-            </w:pPr>
-            <w:r>
-              <w:rPr>
-                <w:sz w:val="18"/>
-                <w:szCs w:val="18"/>
+                <w:sz w:val="16"/>
+                <w:szCs w:val="16"/>
+              </w:rPr>
+            </w:pPr>
+            <w:r>
+              <w:rPr>
+                <w:sz w:val="16"/>
+                <w:szCs w:val="16"/>
               </w:rPr>
               <w:t xml:space="preserve">As Software Engineer @9 Dimensions (Sep`09 to Mar`11) 1.6 yrs - Tech Stack: VBA, </w:t>
             </w:r>
             <w:proofErr w:type="spellStart"/>
             <w:r>
               <w:rPr>
-                <w:sz w:val="18"/>
-                <w:szCs w:val="18"/>
+                <w:sz w:val="16"/>
+                <w:szCs w:val="16"/>
               </w:rPr>
               <w:t>MSExcel</w:t>
             </w:r>
@@ -3044,22 +3133,22 @@
               <w:ind w:left="173" w:hanging="142"/>
               <w:jc w:val="left"/>
               <w:rPr>
-                <w:sz w:val="18"/>
-                <w:szCs w:val="18"/>
-              </w:rPr>
-            </w:pPr>
-            <w:r>
-              <w:rPr>
-                <w:sz w:val="18"/>
-                <w:szCs w:val="18"/>
+                <w:sz w:val="16"/>
+                <w:szCs w:val="16"/>
+              </w:rPr>
+            </w:pPr>
+            <w:r>
+              <w:rPr>
+                <w:sz w:val="16"/>
+                <w:szCs w:val="16"/>
               </w:rPr>
               <w:t xml:space="preserve">@freelancer Software Developer (recession, Sep`08 – Aug`09) 1 yr - Tech Stack: VB6.0, VBA, </w:t>
             </w:r>
             <w:proofErr w:type="spellStart"/>
             <w:r>
               <w:rPr>
-                <w:sz w:val="18"/>
-                <w:szCs w:val="18"/>
+                <w:sz w:val="16"/>
+                <w:szCs w:val="16"/>
               </w:rPr>
               <w:t>MSExcel</w:t>
             </w:r>
@@ -3085,22 +3174,22 @@
               <w:ind w:left="173" w:hanging="142"/>
               <w:jc w:val="left"/>
               <w:rPr>
-                <w:sz w:val="18"/>
-                <w:szCs w:val="18"/>
-              </w:rPr>
-            </w:pPr>
-            <w:r>
-              <w:rPr>
-                <w:sz w:val="18"/>
-                <w:szCs w:val="18"/>
+                <w:sz w:val="16"/>
+                <w:szCs w:val="16"/>
+              </w:rPr>
+            </w:pPr>
+            <w:r>
+              <w:rPr>
+                <w:sz w:val="16"/>
+                <w:szCs w:val="16"/>
               </w:rPr>
               <w:t xml:space="preserve">As Software Developer @DAVIM (Aug’07 to Aug`08) 1 yr - Tech Stack: VB6.0, VBA, </w:t>
             </w:r>
             <w:proofErr w:type="spellStart"/>
             <w:r>
               <w:rPr>
-                <w:sz w:val="18"/>
-                <w:szCs w:val="18"/>
+                <w:sz w:val="16"/>
+                <w:szCs w:val="16"/>
               </w:rPr>
               <w:t>MSExcel</w:t>
             </w:r>
@@ -3137,6 +3226,8 @@
               <w:rPr>
                 <w:b/>
                 <w:bCs/>
+                <w:sz w:val="18"/>
+                <w:szCs w:val="18"/>
                 <w:u w:val="single"/>
               </w:rPr>
             </w:pPr>
@@ -3144,6 +3235,8 @@
               <w:rPr>
                 <w:b/>
                 <w:bCs/>
+                <w:sz w:val="18"/>
+                <w:szCs w:val="18"/>
                 <w:u w:val="single"/>
               </w:rPr>
               <w:t>Personal Projects</w:t>
@@ -4087,11 +4180,129 @@
       </w:rPr>
     </w:lvl>
   </w:abstractNum>
+  <w:abstractNum w:abstractNumId="2" w15:restartNumberingAfterBreak="0">
+    <w:nsid w:val="7A4045CB"/>
+    <w:multiLevelType w:val="hybridMultilevel"/>
+    <w:tmpl w:val="AEAA3C3C"/>
+    <w:lvl w:ilvl="0" w:tplc="1F8A6872">
+      <w:start w:val="1"/>
+      <w:numFmt w:val="bullet"/>
+      <w:lvlText w:val="o"/>
+      <w:lvlJc w:val="left"/>
+      <w:pPr>
+        <w:ind w:left="720" w:hanging="360"/>
+      </w:pPr>
+      <w:rPr>
+        <w:rFonts w:ascii="Courier New" w:hAnsi="Courier New" w:cs="Courier New" w:hint="default"/>
+        <w:sz w:val="12"/>
+        <w:szCs w:val="12"/>
+      </w:rPr>
+    </w:lvl>
+    <w:lvl w:ilvl="1" w:tplc="04090003" w:tentative="1">
+      <w:start w:val="1"/>
+      <w:numFmt w:val="bullet"/>
+      <w:lvlText w:val="o"/>
+      <w:lvlJc w:val="left"/>
+      <w:pPr>
+        <w:ind w:left="1440" w:hanging="360"/>
+      </w:pPr>
+      <w:rPr>
+        <w:rFonts w:ascii="Courier New" w:hAnsi="Courier New" w:cs="Courier New" w:hint="default"/>
+      </w:rPr>
+    </w:lvl>
+    <w:lvl w:ilvl="2" w:tplc="04090005" w:tentative="1">
+      <w:start w:val="1"/>
+      <w:numFmt w:val="bullet"/>
+      <w:lvlText w:val=""/>
+      <w:lvlJc w:val="left"/>
+      <w:pPr>
+        <w:ind w:left="2160" w:hanging="360"/>
+      </w:pPr>
+      <w:rPr>
+        <w:rFonts w:ascii="Wingdings" w:hAnsi="Wingdings" w:hint="default"/>
+      </w:rPr>
+    </w:lvl>
+    <w:lvl w:ilvl="3" w:tplc="04090001" w:tentative="1">
+      <w:start w:val="1"/>
+      <w:numFmt w:val="bullet"/>
+      <w:lvlText w:val=""/>
+      <w:lvlJc w:val="left"/>
+      <w:pPr>
+        <w:ind w:left="2880" w:hanging="360"/>
+      </w:pPr>
+      <w:rPr>
+        <w:rFonts w:ascii="Symbol" w:hAnsi="Symbol" w:hint="default"/>
+      </w:rPr>
+    </w:lvl>
+    <w:lvl w:ilvl="4" w:tplc="04090003" w:tentative="1">
+      <w:start w:val="1"/>
+      <w:numFmt w:val="bullet"/>
+      <w:lvlText w:val="o"/>
+      <w:lvlJc w:val="left"/>
+      <w:pPr>
+        <w:ind w:left="3600" w:hanging="360"/>
+      </w:pPr>
+      <w:rPr>
+        <w:rFonts w:ascii="Courier New" w:hAnsi="Courier New" w:cs="Courier New" w:hint="default"/>
+      </w:rPr>
+    </w:lvl>
+    <w:lvl w:ilvl="5" w:tplc="04090005" w:tentative="1">
+      <w:start w:val="1"/>
+      <w:numFmt w:val="bullet"/>
+      <w:lvlText w:val=""/>
+      <w:lvlJc w:val="left"/>
+      <w:pPr>
+        <w:ind w:left="4320" w:hanging="360"/>
+      </w:pPr>
+      <w:rPr>
+        <w:rFonts w:ascii="Wingdings" w:hAnsi="Wingdings" w:hint="default"/>
+      </w:rPr>
+    </w:lvl>
+    <w:lvl w:ilvl="6" w:tplc="04090001" w:tentative="1">
+      <w:start w:val="1"/>
+      <w:numFmt w:val="bullet"/>
+      <w:lvlText w:val=""/>
+      <w:lvlJc w:val="left"/>
+      <w:pPr>
+        <w:ind w:left="5040" w:hanging="360"/>
+      </w:pPr>
+      <w:rPr>
+        <w:rFonts w:ascii="Symbol" w:hAnsi="Symbol" w:hint="default"/>
+      </w:rPr>
+    </w:lvl>
+    <w:lvl w:ilvl="7" w:tplc="04090003" w:tentative="1">
+      <w:start w:val="1"/>
+      <w:numFmt w:val="bullet"/>
+      <w:lvlText w:val="o"/>
+      <w:lvlJc w:val="left"/>
+      <w:pPr>
+        <w:ind w:left="5760" w:hanging="360"/>
+      </w:pPr>
+      <w:rPr>
+        <w:rFonts w:ascii="Courier New" w:hAnsi="Courier New" w:cs="Courier New" w:hint="default"/>
+      </w:rPr>
+    </w:lvl>
+    <w:lvl w:ilvl="8" w:tplc="04090005" w:tentative="1">
+      <w:start w:val="1"/>
+      <w:numFmt w:val="bullet"/>
+      <w:lvlText w:val=""/>
+      <w:lvlJc w:val="left"/>
+      <w:pPr>
+        <w:ind w:left="6480" w:hanging="360"/>
+      </w:pPr>
+      <w:rPr>
+        <w:rFonts w:ascii="Wingdings" w:hAnsi="Wingdings" w:hint="default"/>
+      </w:rPr>
+    </w:lvl>
+  </w:abstractNum>
   <w:num w:numId="1" w16cid:durableId="1192722042">
     <w:abstractNumId w:val="1"/>
   </w:num>
   <w:num w:numId="2" w16cid:durableId="2029674127">
     <w:abstractNumId w:val="0"/>
+  </w:num>
+  <w:num w:numId="3" w16cid:durableId="2009626324">
+    <w:abstractNumId w:val="2"/>
   </w:num>
 </w:numbering>
 </file>

--- a/docs/dpresume.docx
+++ b/docs/dpresume.docx
@@ -1,6 +1,6 @@
 
 <file path=word/document.xml><?xml version="1.0" encoding="utf-8"?>
-<w:document xmlns:wpc="http://schemas.microsoft.com/office/word/2010/wordprocessingCanvas" xmlns:cx="http://schemas.microsoft.com/office/drawing/2014/chartex" xmlns:cx1="http://schemas.microsoft.com/office/drawing/2015/9/8/chartex" xmlns:cx2="http://schemas.microsoft.com/office/drawing/2015/10/21/chartex" xmlns:cx3="http://schemas.microsoft.com/office/drawing/2016/5/9/chartex" xmlns:cx4="http://schemas.microsoft.com/office/drawing/2016/5/10/chartex" xmlns:cx5="http://schemas.microsoft.com/office/drawing/2016/5/11/chartex" xmlns:cx6="http://schemas.microsoft.com/office/drawing/2016/5/12/chartex" xmlns:cx7="http://schemas.microsoft.com/office/drawing/2016/5/13/chartex" xmlns:cx8="http://schemas.microsoft.com/office/drawing/2016/5/14/chartex" xmlns:mc="http://schemas.openxmlformats.org/markup-compatibility/2006" xmlns:m="http://schemas.openxmlformats.org/officeDocument/2006/math" xmlns:aink="http://schemas.microsoft.com/office/drawing/2016/ink" xmlns:am3d="http://schemas.microsoft.com/office/drawing/2017/model3d" xmlns:oel="http://schemas.microsoft.com/office/2019/extlst" xmlns:r="http://schemas.openxmlformats.org/officeDocument/2006/relationships" xmlns:wp14="http://schemas.microsoft.com/office/word/2010/wordprocessingDrawing" xmlns:wp="http://schemas.openxmlformats.org/drawingml/2006/wordprocessingDrawing" xmlns:wpg="http://schemas.microsoft.com/office/word/2010/wordprocessingGroup" xmlns:wpi="http://schemas.microsoft.com/office/word/2010/wordprocessingInk" xmlns:wps="http://schemas.microsoft.com/office/word/2010/wordprocessingShape" xmlns:o="urn:schemas-microsoft-com:office:office" xmlns:v="urn:schemas-microsoft-com:vml" xmlns:w10="urn:schemas-microsoft-com:office:word" xmlns:w="http://schemas.openxmlformats.org/wordprocessingml/2006/main" xmlns:w14="http://schemas.microsoft.com/office/word/2010/wordml" xmlns:w15="http://schemas.microsoft.com/office/word/2012/wordml" xmlns:w16cex="http://schemas.microsoft.com/office/word/2018/wordml/cex" xmlns:w16cid="http://schemas.microsoft.com/office/word/2016/wordml/cid" xmlns:w16="http://schemas.microsoft.com/office/word/2018/wordml" xmlns:w16sdtdh="http://schemas.microsoft.com/office/word/2020/wordml/sdtdatahash" xmlns:w16sdtfl="http://schemas.microsoft.com/office/word/2024/wordml/sdtformatlock" xmlns:w16se="http://schemas.microsoft.com/office/word/2015/wordml/symex" xmlns:w16du="http://schemas.microsoft.com/office/word/2023/wordml/word16du" xmlns:wne="http://schemas.microsoft.com/office/word/2006/wordml" mc:Ignorable="w14 w15 w16se w16cid w16 w16cex w16sdtdh w16sdtfl w16du wp14">
+<w:document xmlns:wpc="http://schemas.microsoft.com/office/word/2010/wordprocessingCanvas" xmlns:cx="http://schemas.microsoft.com/office/drawing/2014/chartex" xmlns:cx1="http://schemas.microsoft.com/office/drawing/2015/9/8/chartex" xmlns:cx2="http://schemas.microsoft.com/office/drawing/2015/10/21/chartex" xmlns:cx3="http://schemas.microsoft.com/office/drawing/2016/5/9/chartex" xmlns:cx4="http://schemas.microsoft.com/office/drawing/2016/5/10/chartex" xmlns:cx5="http://schemas.microsoft.com/office/drawing/2016/5/11/chartex" xmlns:cx6="http://schemas.microsoft.com/office/drawing/2016/5/12/chartex" xmlns:cx7="http://schemas.microsoft.com/office/drawing/2016/5/13/chartex" xmlns:cx8="http://schemas.microsoft.com/office/drawing/2016/5/14/chartex" xmlns:mc="http://schemas.openxmlformats.org/markup-compatibility/2006" xmlns:m="http://schemas.openxmlformats.org/officeDocument/2006/math" xmlns:aink="http://schemas.microsoft.com/office/drawing/2016/ink" xmlns:am3d="http://schemas.microsoft.com/office/drawing/2017/model3d" xmlns:oel="http://schemas.microsoft.com/office/2019/extlst" xmlns:r="http://schemas.openxmlformats.org/officeDocument/2006/relationships" xmlns:wp14="http://schemas.microsoft.com/office/word/2010/wordprocessingDrawing" xmlns:wp="http://schemas.openxmlformats.org/drawingml/2006/wordprocessingDrawing" xmlns:wpg="http://schemas.microsoft.com/office/word/2010/wordprocessingGroup" xmlns:wpi="http://schemas.microsoft.com/office/word/2010/wordprocessingInk" xmlns:wps="http://schemas.microsoft.com/office/word/2010/wordprocessingShape" xmlns:o="urn:schemas-microsoft-com:office:office" xmlns:v="urn:schemas-microsoft-com:vml" xmlns:w10="urn:schemas-microsoft-com:office:word" xmlns:w="http://schemas.openxmlformats.org/wordprocessingml/2006/main" xmlns:w14="http://schemas.microsoft.com/office/word/2010/wordml" xmlns:w15="http://schemas.microsoft.com/office/word/2012/wordml" xmlns:w16cei="http://schemas.microsoft.com/office/word/2026/wordml/cei" xmlns:w16cex="http://schemas.microsoft.com/office/word/2018/wordml/cex" xmlns:w16cid="http://schemas.microsoft.com/office/word/2016/wordml/cid" xmlns:w16="http://schemas.microsoft.com/office/word/2018/wordml" xmlns:w16sdtdh="http://schemas.microsoft.com/office/word/2020/wordml/sdtdatahash" xmlns:w16sdtfl="http://schemas.microsoft.com/office/word/2024/wordml/sdtformatlock" xmlns:w16se="http://schemas.microsoft.com/office/word/2015/wordml/symex" xmlns:w16du="http://schemas.microsoft.com/office/word/2023/wordml/word16du" xmlns:wne="http://schemas.microsoft.com/office/word/2006/wordml" mc:Ignorable="w14 w15 w16se w16cid w16 w16cex w16sdtdh w16sdtfl w16du wp14">
   <w:body>
     <w:p>
       <w:pPr>
@@ -37,16 +37,16 @@
       </w:tblPr>
       <w:tblGrid>
         <w:gridCol w:w="5475"/>
-        <w:gridCol w:w="2535"/>
-        <w:gridCol w:w="3150"/>
+        <w:gridCol w:w="2008"/>
+        <w:gridCol w:w="3677"/>
       </w:tblGrid>
       <w:tr>
         <w:trPr>
-          <w:trHeight w:val="1151"/>
+          <w:trHeight w:val="881"/>
         </w:trPr>
         <w:tc>
           <w:tcPr>
-            <w:tcW w:w="8010" w:type="dxa"/>
+            <w:tcW w:w="7483" w:type="dxa"/>
             <w:gridSpan w:val="2"/>
             <w:tcBorders>
               <w:top w:val="single" w:sz="4" w:space="0" w:color="F0EFEF"/>
@@ -247,153 +247,10 @@
               <w:t xml:space="preserve"> Html5/CSS/Tailwind</w:t>
             </w:r>
           </w:p>
-          <w:p>
-            <w:pPr>
-              <w:jc w:val="left"/>
-              <w:rPr>
-                <w:sz w:val="8"/>
-                <w:szCs w:val="8"/>
-              </w:rPr>
-            </w:pPr>
-          </w:p>
-          <w:p>
-            <w:pPr>
-              <w:jc w:val="left"/>
-              <w:rPr>
-                <w:sz w:val="16"/>
-                <w:szCs w:val="16"/>
-              </w:rPr>
-            </w:pPr>
-            <w:r>
-              <w:rPr>
-                <w:sz w:val="16"/>
-                <w:szCs w:val="16"/>
-              </w:rPr>
-              <w:t xml:space="preserve">Co-writer &amp; Tech Lead of </w:t>
-            </w:r>
-            <w:hyperlink r:id="rId8">
-              <w:r>
-                <w:rPr>
-                  <w:sz w:val="16"/>
-                  <w:szCs w:val="16"/>
-                  <w:u w:val="single"/>
-                </w:rPr>
-                <w:t>giftcards.com</w:t>
-              </w:r>
-            </w:hyperlink>
-            <w:r>
-              <w:rPr>
-                <w:sz w:val="16"/>
-                <w:szCs w:val="16"/>
-                <w:u w:val="single"/>
-              </w:rPr>
-              <w:t xml:space="preserve">, </w:t>
-            </w:r>
-            <w:hyperlink r:id="rId9">
-              <w:r>
-                <w:rPr>
-                  <w:sz w:val="16"/>
-                  <w:szCs w:val="16"/>
-                  <w:u w:val="single"/>
-                </w:rPr>
-                <w:t>giftcards.ca</w:t>
-              </w:r>
-            </w:hyperlink>
-            <w:r>
-              <w:rPr>
-                <w:sz w:val="16"/>
-                <w:szCs w:val="16"/>
-                <w:u w:val="single"/>
-              </w:rPr>
-              <w:t xml:space="preserve">, </w:t>
-            </w:r>
-            <w:hyperlink r:id="rId10">
-              <w:r>
-                <w:rPr>
-                  <w:sz w:val="16"/>
-                  <w:szCs w:val="16"/>
-                  <w:u w:val="single"/>
-                </w:rPr>
-                <w:t>chase palm</w:t>
-              </w:r>
-            </w:hyperlink>
-            <w:r>
-              <w:rPr>
-                <w:sz w:val="16"/>
-                <w:szCs w:val="16"/>
-                <w:u w:val="single"/>
-              </w:rPr>
-              <w:t xml:space="preserve">, </w:t>
-            </w:r>
-            <w:hyperlink r:id="rId11">
-              <w:proofErr w:type="spellStart"/>
-              <w:r>
-                <w:rPr>
-                  <w:sz w:val="16"/>
-                  <w:szCs w:val="16"/>
-                  <w:u w:val="single"/>
-                </w:rPr>
-                <w:t>giftcards</w:t>
-              </w:r>
-              <w:proofErr w:type="spellEnd"/>
-              <w:r>
-                <w:rPr>
-                  <w:sz w:val="16"/>
-                  <w:szCs w:val="16"/>
-                  <w:u w:val="single"/>
-                </w:rPr>
-                <w:t xml:space="preserve"> UK</w:t>
-              </w:r>
-            </w:hyperlink>
-            <w:r>
-              <w:rPr>
-                <w:sz w:val="16"/>
-                <w:szCs w:val="16"/>
-                <w:u w:val="single"/>
-              </w:rPr>
-              <w:t xml:space="preserve">, </w:t>
-            </w:r>
-            <w:hyperlink r:id="rId12">
-              <w:proofErr w:type="spellStart"/>
-              <w:r>
-                <w:rPr>
-                  <w:sz w:val="16"/>
-                  <w:szCs w:val="16"/>
-                  <w:u w:val="single"/>
-                </w:rPr>
-                <w:t>giftcards</w:t>
-              </w:r>
-              <w:proofErr w:type="spellEnd"/>
-              <w:r>
-                <w:rPr>
-                  <w:sz w:val="16"/>
-                  <w:szCs w:val="16"/>
-                  <w:u w:val="single"/>
-                </w:rPr>
-                <w:t xml:space="preserve"> </w:t>
-              </w:r>
-              <w:r>
-                <w:rPr>
-                  <w:sz w:val="16"/>
-                  <w:szCs w:val="16"/>
-                  <w:u w:val="single"/>
-                </w:rPr>
-                <w:t>a</w:t>
-              </w:r>
-              <w:r>
-                <w:rPr>
-                  <w:sz w:val="16"/>
-                  <w:szCs w:val="16"/>
-                  <w:u w:val="single"/>
-                </w:rPr>
-                <w:t>u</w:t>
-              </w:r>
-            </w:hyperlink>
-          </w:p>
         </w:tc>
         <w:tc>
           <w:tcPr>
-            <w:tcW w:w="3150" w:type="dxa"/>
+            <w:tcW w:w="3677" w:type="dxa"/>
             <w:tcBorders>
               <w:top w:val="single" w:sz="4" w:space="0" w:color="F0EFEF"/>
               <w:left w:val="single" w:sz="4" w:space="0" w:color="F0EFEF"/>
@@ -706,7 +563,7 @@
         </w:trPr>
         <w:tc>
           <w:tcPr>
-            <w:tcW w:w="8010" w:type="dxa"/>
+            <w:tcW w:w="7483" w:type="dxa"/>
             <w:gridSpan w:val="2"/>
             <w:tcBorders>
               <w:top w:val="single" w:sz="4" w:space="0" w:color="F0EFEF"/>
@@ -782,7 +639,25 @@
                 <w:sz w:val="18"/>
                 <w:szCs w:val="18"/>
               </w:rPr>
-              <w:t>Senior Staff Frontend</w:t>
+              <w:t xml:space="preserve">Senior Staff </w:t>
+            </w:r>
+            <w:r>
+              <w:rPr>
+                <w:b/>
+                <w:bCs/>
+                <w:sz w:val="18"/>
+                <w:szCs w:val="18"/>
+              </w:rPr>
+              <w:t xml:space="preserve">Engineer, </w:t>
+            </w:r>
+            <w:r>
+              <w:rPr>
+                <w:b/>
+                <w:bCs/>
+                <w:sz w:val="18"/>
+                <w:szCs w:val="18"/>
+              </w:rPr>
+              <w:t>Frontend</w:t>
             </w:r>
             <w:r>
               <w:rPr>
@@ -813,7 +688,16 @@
                 <w:szCs w:val="18"/>
                 <w:u w:val="single"/>
               </w:rPr>
-              <w:t>Principal Frontend Developer</w:t>
+              <w:t>Principal</w:t>
+            </w:r>
+            <w:r>
+              <w:rPr>
+                <w:color w:val="999999"/>
+                <w:sz w:val="18"/>
+                <w:szCs w:val="18"/>
+                <w:u w:val="single"/>
+              </w:rPr>
+              <w:t xml:space="preserve"> Engineer / Architect, Frontend</w:t>
             </w:r>
           </w:p>
           <w:p>
@@ -846,7 +730,7 @@
                 <w:sz w:val="16"/>
                 <w:szCs w:val="16"/>
               </w:rPr>
-              <w:t xml:space="preserve">I am a co-pilot AI </w:t>
+              <w:t xml:space="preserve">I am a </w:t>
             </w:r>
             <w:proofErr w:type="spellStart"/>
             <w:r>
@@ -854,9 +738,39 @@
                 <w:sz w:val="16"/>
                 <w:szCs w:val="16"/>
               </w:rPr>
+              <w:t>github</w:t>
+            </w:r>
+            <w:proofErr w:type="spellEnd"/>
+            <w:r>
+              <w:rPr>
+                <w:sz w:val="16"/>
+                <w:szCs w:val="16"/>
+              </w:rPr>
+              <w:t xml:space="preserve"> </w:t>
+            </w:r>
+            <w:r>
+              <w:rPr>
+                <w:sz w:val="16"/>
+                <w:szCs w:val="16"/>
+              </w:rPr>
+              <w:t xml:space="preserve">co-pilot AI </w:t>
+            </w:r>
+            <w:proofErr w:type="spellStart"/>
+            <w:r>
+              <w:rPr>
+                <w:sz w:val="16"/>
+                <w:szCs w:val="16"/>
+              </w:rPr>
               <w:t>practioner</w:t>
             </w:r>
             <w:proofErr w:type="spellEnd"/>
+            <w:r>
+              <w:rPr>
+                <w:sz w:val="16"/>
+                <w:szCs w:val="16"/>
+              </w:rPr>
+              <w:t xml:space="preserve"> and spec driven development</w:t>
+            </w:r>
           </w:p>
           <w:p>
             <w:pPr>
@@ -878,33 +792,37 @@
               <w:ind w:left="173" w:hanging="142"/>
               <w:jc w:val="left"/>
               <w:rPr>
-                <w:rFonts w:eastAsia="Calibri"/>
-                <w:sz w:val="16"/>
-                <w:szCs w:val="16"/>
-              </w:rPr>
-            </w:pPr>
-            <w:r>
-              <w:rPr>
-                <w:sz w:val="16"/>
-                <w:szCs w:val="16"/>
-              </w:rPr>
-              <w:t xml:space="preserve">I am leading </w:t>
-            </w:r>
-            <w:r>
-              <w:rPr>
-                <w:b/>
-                <w:bCs/>
-                <w:sz w:val="16"/>
-                <w:szCs w:val="16"/>
-              </w:rPr>
-              <w:t>multi-tenant</w:t>
-            </w:r>
-            <w:r>
-              <w:rPr>
-                <w:sz w:val="16"/>
-                <w:szCs w:val="16"/>
-              </w:rPr>
-              <w:t xml:space="preserve"> global ecommerce platform i.e. giftcards.com</w:t>
+                <w:sz w:val="16"/>
+                <w:szCs w:val="16"/>
+              </w:rPr>
+            </w:pPr>
+            <w:r>
+              <w:rPr>
+                <w:sz w:val="16"/>
+                <w:szCs w:val="16"/>
+              </w:rPr>
+              <w:t>I am the a</w:t>
+            </w:r>
+            <w:r>
+              <w:rPr>
+                <w:sz w:val="16"/>
+                <w:szCs w:val="16"/>
+              </w:rPr>
+              <w:t>rchitect and lead the global multi-tenant frontend architecture for high-traffic e-commerce platform (giftcards.com), driving system availability</w:t>
+            </w:r>
+            <w:r>
+              <w:rPr>
+                <w:sz w:val="16"/>
+                <w:szCs w:val="16"/>
+              </w:rPr>
+              <w:t xml:space="preserve"> using AEM Cloud</w:t>
+            </w:r>
+            <w:r>
+              <w:rPr>
+                <w:sz w:val="16"/>
+                <w:szCs w:val="16"/>
+              </w:rPr>
+              <w:t>, scale, and performance</w:t>
             </w:r>
           </w:p>
           <w:p>
@@ -937,7 +855,53 @@
                 <w:sz w:val="16"/>
                 <w:szCs w:val="16"/>
               </w:rPr>
-              <w:t>I have successfully dealt with many enterprise apps while working in small/big organizations</w:t>
+              <w:t xml:space="preserve">I drive the platform migration efforts which saves lot of cost to department </w:t>
+            </w:r>
+            <w:proofErr w:type="spellStart"/>
+            <w:r>
+              <w:rPr>
+                <w:sz w:val="16"/>
+                <w:szCs w:val="16"/>
+              </w:rPr>
+              <w:t>eg.</w:t>
+            </w:r>
+            <w:proofErr w:type="spellEnd"/>
+            <w:r>
+              <w:rPr>
+                <w:sz w:val="16"/>
+                <w:szCs w:val="16"/>
+              </w:rPr>
+              <w:t xml:space="preserve">  Get rid of AEM licensing by moving into </w:t>
+            </w:r>
+            <w:proofErr w:type="spellStart"/>
+            <w:r>
+              <w:rPr>
+                <w:sz w:val="16"/>
+                <w:szCs w:val="16"/>
+              </w:rPr>
+              <w:t>NextJS</w:t>
+            </w:r>
+            <w:proofErr w:type="spellEnd"/>
+            <w:r>
+              <w:rPr>
+                <w:sz w:val="16"/>
+                <w:szCs w:val="16"/>
+              </w:rPr>
+              <w:t xml:space="preserve"> platform which would save </w:t>
+            </w:r>
+            <w:r>
+              <w:rPr>
+                <w:sz w:val="16"/>
+                <w:szCs w:val="16"/>
+              </w:rPr>
+              <w:t>$</w:t>
+            </w:r>
+            <w:r>
+              <w:rPr>
+                <w:sz w:val="16"/>
+                <w:szCs w:val="16"/>
+              </w:rPr>
+              <w:t>0.6 million per year</w:t>
             </w:r>
           </w:p>
           <w:p>
@@ -960,17 +924,30 @@
               <w:ind w:left="173" w:hanging="142"/>
               <w:jc w:val="left"/>
               <w:rPr>
-                <w:rFonts w:eastAsia="Calibri"/>
-                <w:sz w:val="16"/>
-                <w:szCs w:val="16"/>
-              </w:rPr>
-            </w:pPr>
-            <w:r>
-              <w:rPr>
-                <w:sz w:val="16"/>
-                <w:szCs w:val="16"/>
-              </w:rPr>
-              <w:t xml:space="preserve">I practice TDD based frontend development mainly ReactJS, </w:t>
+                <w:sz w:val="16"/>
+                <w:szCs w:val="16"/>
+              </w:rPr>
+            </w:pPr>
+            <w:r>
+              <w:rPr>
+                <w:sz w:val="16"/>
+                <w:szCs w:val="16"/>
+              </w:rPr>
+              <w:t>I en</w:t>
+            </w:r>
+            <w:r>
+              <w:rPr>
+                <w:sz w:val="16"/>
+                <w:szCs w:val="16"/>
+              </w:rPr>
+              <w:t>gineered micro-frontend architecture for giftcards.com, cutting deployment times by</w:t>
+            </w:r>
+            <w:r>
+              <w:rPr>
+                <w:sz w:val="16"/>
+                <w:szCs w:val="16"/>
+              </w:rPr>
+              <w:t xml:space="preserve"> </w:t>
             </w:r>
             <w:proofErr w:type="spellStart"/>
             <w:r>
@@ -978,7 +955,7 @@
                 <w:sz w:val="16"/>
                 <w:szCs w:val="16"/>
               </w:rPr>
-              <w:t>NextJS</w:t>
+              <w:t>approx</w:t>
             </w:r>
             <w:proofErr w:type="spellEnd"/>
             <w:r>
@@ -986,94 +963,7 @@
                 <w:sz w:val="16"/>
                 <w:szCs w:val="16"/>
               </w:rPr>
-              <w:t xml:space="preserve">, HTML, CSS, </w:t>
-            </w:r>
-            <w:proofErr w:type="spellStart"/>
-            <w:r>
-              <w:rPr>
-                <w:sz w:val="16"/>
-                <w:szCs w:val="16"/>
-              </w:rPr>
-              <w:t>Javascript</w:t>
-            </w:r>
-            <w:proofErr w:type="spellEnd"/>
-            <w:r>
-              <w:rPr>
-                <w:sz w:val="16"/>
-                <w:szCs w:val="16"/>
-              </w:rPr>
-              <w:t>, JWT</w:t>
-            </w:r>
-          </w:p>
-          <w:p>
-            <w:pPr>
-              <w:numPr>
-                <w:ilvl w:val="0"/>
-                <w:numId w:val="2"/>
-              </w:numPr>
-              <w:tabs>
-                <w:tab w:val="left" w:pos="215"/>
-                <w:tab w:val="left" w:pos="315"/>
-              </w:tabs>
-              <w:ind w:left="173" w:hanging="142"/>
-              <w:jc w:val="left"/>
-              <w:rPr>
-                <w:rFonts w:eastAsia="Calibri"/>
-                <w:sz w:val="16"/>
-                <w:szCs w:val="16"/>
-              </w:rPr>
-            </w:pPr>
-            <w:r>
-              <w:rPr>
-                <w:sz w:val="16"/>
-                <w:szCs w:val="16"/>
-              </w:rPr>
-              <w:t xml:space="preserve">I practice </w:t>
-            </w:r>
-            <w:r>
-              <w:rPr>
-                <w:b/>
-                <w:bCs/>
-                <w:sz w:val="16"/>
-                <w:szCs w:val="16"/>
-              </w:rPr>
-              <w:t>Payload-</w:t>
-            </w:r>
-            <w:proofErr w:type="spellStart"/>
-            <w:r>
-              <w:rPr>
-                <w:b/>
-                <w:bCs/>
-                <w:sz w:val="16"/>
-                <w:szCs w:val="16"/>
-              </w:rPr>
-              <w:t>cms</w:t>
-            </w:r>
-            <w:proofErr w:type="spellEnd"/>
-            <w:r>
-              <w:rPr>
-                <w:sz w:val="16"/>
-                <w:szCs w:val="16"/>
-              </w:rPr>
-              <w:t>, Adobe Experience Manager (</w:t>
-            </w:r>
-            <w:proofErr w:type="spellStart"/>
-            <w:r>
-              <w:rPr>
-                <w:b/>
-                <w:bCs/>
-                <w:sz w:val="16"/>
-                <w:szCs w:val="16"/>
-              </w:rPr>
-              <w:t>AEM+React</w:t>
-            </w:r>
-            <w:proofErr w:type="spellEnd"/>
-            <w:r>
-              <w:rPr>
-                <w:sz w:val="16"/>
-                <w:szCs w:val="16"/>
-              </w:rPr>
-              <w:t>)</w:t>
+              <w:t xml:space="preserve"> 40%</w:t>
             </w:r>
           </w:p>
           <w:p>
@@ -1096,51 +986,51 @@
               <w:ind w:left="173" w:hanging="142"/>
               <w:jc w:val="left"/>
               <w:rPr>
-                <w:rFonts w:eastAsia="Calibri"/>
-                <w:sz w:val="16"/>
-                <w:szCs w:val="16"/>
-              </w:rPr>
-            </w:pPr>
-            <w:r>
-              <w:rPr>
-                <w:sz w:val="16"/>
-                <w:szCs w:val="16"/>
-              </w:rPr>
-              <w:t xml:space="preserve">I practice </w:t>
-            </w:r>
-            <w:r>
-              <w:rPr>
-                <w:b/>
-                <w:bCs/>
-                <w:sz w:val="16"/>
-                <w:szCs w:val="16"/>
-              </w:rPr>
-              <w:t>CI/CD</w:t>
-            </w:r>
-            <w:r>
-              <w:rPr>
-                <w:sz w:val="16"/>
-                <w:szCs w:val="16"/>
-              </w:rPr>
-              <w:t xml:space="preserve"> and </w:t>
-            </w:r>
-            <w:proofErr w:type="spellStart"/>
-            <w:r>
-              <w:rPr>
-                <w:b/>
-                <w:bCs/>
-                <w:sz w:val="16"/>
-                <w:szCs w:val="16"/>
-              </w:rPr>
-              <w:t>github</w:t>
-            </w:r>
-            <w:proofErr w:type="spellEnd"/>
-            <w:r>
-              <w:rPr>
-                <w:sz w:val="16"/>
-                <w:szCs w:val="16"/>
-              </w:rPr>
-              <w:t xml:space="preserve"> action workflows to code scans and deployments</w:t>
+                <w:sz w:val="16"/>
+                <w:szCs w:val="16"/>
+              </w:rPr>
+            </w:pPr>
+            <w:r>
+              <w:rPr>
+                <w:sz w:val="16"/>
+                <w:szCs w:val="16"/>
+              </w:rPr>
+              <w:t xml:space="preserve">I redesigned PDP for giftcards.com by view fee transparency which </w:t>
+            </w:r>
+            <w:r>
+              <w:rPr>
+                <w:sz w:val="16"/>
+                <w:szCs w:val="16"/>
+              </w:rPr>
+              <w:t>improbed</w:t>
+            </w:r>
+            <w:r>
+              <w:rPr>
+                <w:sz w:val="16"/>
+                <w:szCs w:val="16"/>
+              </w:rPr>
+              <w:t xml:space="preserve"> CWV</w:t>
+            </w:r>
+            <w:r>
+              <w:rPr>
+                <w:sz w:val="16"/>
+                <w:szCs w:val="16"/>
+              </w:rPr>
+              <w:t xml:space="preserve"> to green zone, increased </w:t>
+            </w:r>
+            <w:r>
+              <w:rPr>
+                <w:sz w:val="16"/>
+                <w:szCs w:val="16"/>
+              </w:rPr>
+              <w:t xml:space="preserve">conversion by 18% and </w:t>
+            </w:r>
+            <w:r>
+              <w:rPr>
+                <w:sz w:val="16"/>
+                <w:szCs w:val="16"/>
+              </w:rPr>
+              <w:t>reduced customer queries by 20% saving lot of time to support desk</w:t>
             </w:r>
           </w:p>
           <w:p>
@@ -1173,98 +1063,7 @@
                 <w:sz w:val="16"/>
                 <w:szCs w:val="16"/>
               </w:rPr>
-              <w:t xml:space="preserve">I know </w:t>
-            </w:r>
-            <w:r>
-              <w:rPr>
-                <w:b/>
-                <w:bCs/>
-                <w:sz w:val="16"/>
-                <w:szCs w:val="16"/>
-              </w:rPr>
-              <w:t>client-server</w:t>
-            </w:r>
-            <w:r>
-              <w:rPr>
-                <w:sz w:val="16"/>
-                <w:szCs w:val="16"/>
-              </w:rPr>
-              <w:t xml:space="preserve"> + </w:t>
-            </w:r>
-            <w:proofErr w:type="spellStart"/>
-            <w:r>
-              <w:rPr>
-                <w:b/>
-                <w:bCs/>
-                <w:sz w:val="16"/>
-                <w:szCs w:val="16"/>
-              </w:rPr>
-              <w:t>MonoRepo</w:t>
-            </w:r>
-            <w:proofErr w:type="spellEnd"/>
-            <w:r>
-              <w:rPr>
-                <w:sz w:val="16"/>
-                <w:szCs w:val="16"/>
-              </w:rPr>
-              <w:t xml:space="preserve"> + </w:t>
-            </w:r>
-            <w:r>
-              <w:rPr>
-                <w:b/>
-                <w:bCs/>
-                <w:sz w:val="16"/>
-                <w:szCs w:val="16"/>
-              </w:rPr>
-              <w:t>REST</w:t>
-            </w:r>
-            <w:r>
-              <w:rPr>
-                <w:sz w:val="16"/>
-                <w:szCs w:val="16"/>
-              </w:rPr>
-              <w:t xml:space="preserve"> + </w:t>
-            </w:r>
-            <w:r>
-              <w:rPr>
-                <w:b/>
-                <w:bCs/>
-                <w:sz w:val="16"/>
-                <w:szCs w:val="16"/>
-              </w:rPr>
-              <w:t>Monolithic</w:t>
-            </w:r>
-            <w:r>
-              <w:rPr>
-                <w:sz w:val="16"/>
-                <w:szCs w:val="16"/>
-              </w:rPr>
-              <w:t xml:space="preserve"> + </w:t>
-            </w:r>
-            <w:r>
-              <w:rPr>
-                <w:b/>
-                <w:bCs/>
-                <w:sz w:val="16"/>
-                <w:szCs w:val="16"/>
-              </w:rPr>
-              <w:t>Microservice</w:t>
-            </w:r>
-            <w:r>
-              <w:rPr>
-                <w:sz w:val="16"/>
-                <w:szCs w:val="16"/>
-              </w:rPr>
-              <w:t xml:space="preserve"> + </w:t>
-            </w:r>
-            <w:r>
-              <w:rPr>
-                <w:b/>
-                <w:bCs/>
-                <w:sz w:val="16"/>
-                <w:szCs w:val="16"/>
-              </w:rPr>
-              <w:t>Micro frontend architectures</w:t>
+              <w:t>I improve checkout process which would increase conversion metric and transparency to customers</w:t>
             </w:r>
           </w:p>
           <w:p>
@@ -1287,17 +1086,46 @@
               <w:ind w:left="173" w:hanging="142"/>
               <w:jc w:val="left"/>
               <w:rPr>
-                <w:rFonts w:eastAsia="Calibri"/>
-                <w:sz w:val="16"/>
-                <w:szCs w:val="16"/>
-              </w:rPr>
-            </w:pPr>
-            <w:r>
-              <w:rPr>
-                <w:sz w:val="16"/>
-                <w:szCs w:val="16"/>
-              </w:rPr>
-              <w:t>I contribute to engineering metrics, working groups, architecture design and leadership discussions</w:t>
+                <w:sz w:val="16"/>
+                <w:szCs w:val="16"/>
+              </w:rPr>
+            </w:pPr>
+            <w:r>
+              <w:rPr>
+                <w:sz w:val="16"/>
+                <w:szCs w:val="16"/>
+              </w:rPr>
+              <w:t xml:space="preserve">I help </w:t>
+            </w:r>
+            <w:r>
+              <w:rPr>
+                <w:sz w:val="16"/>
+                <w:szCs w:val="16"/>
+              </w:rPr>
+              <w:t xml:space="preserve">set engineering standards, technical </w:t>
+            </w:r>
+            <w:proofErr w:type="spellStart"/>
+            <w:r>
+              <w:rPr>
+                <w:sz w:val="16"/>
+                <w:szCs w:val="16"/>
+              </w:rPr>
+              <w:t>roadmapping</w:t>
+            </w:r>
+            <w:proofErr w:type="spellEnd"/>
+            <w:r>
+              <w:rPr>
+                <w:sz w:val="16"/>
+                <w:szCs w:val="16"/>
+              </w:rPr>
+              <w:t xml:space="preserve"> for D2C</w:t>
+            </w:r>
+            <w:r>
+              <w:rPr>
+                <w:sz w:val="16"/>
+                <w:szCs w:val="16"/>
+              </w:rPr>
+              <w:t>, and mentoring Senior/Staff engineers</w:t>
             </w:r>
           </w:p>
           <w:p>
@@ -1330,39 +1158,7 @@
                 <w:sz w:val="16"/>
                 <w:szCs w:val="16"/>
               </w:rPr>
-              <w:t xml:space="preserve">I maintain code quality using </w:t>
-            </w:r>
-            <w:proofErr w:type="spellStart"/>
-            <w:r>
-              <w:rPr>
-                <w:sz w:val="16"/>
-                <w:szCs w:val="16"/>
-              </w:rPr>
-              <w:t>sonarqube</w:t>
-            </w:r>
-            <w:proofErr w:type="spellEnd"/>
-            <w:r>
-              <w:rPr>
-                <w:sz w:val="16"/>
-                <w:szCs w:val="16"/>
-              </w:rPr>
-              <w:t xml:space="preserve">, git hooks, </w:t>
-            </w:r>
-            <w:proofErr w:type="spellStart"/>
-            <w:r>
-              <w:rPr>
-                <w:sz w:val="16"/>
-                <w:szCs w:val="16"/>
-              </w:rPr>
-              <w:t>Snyk</w:t>
-            </w:r>
-            <w:proofErr w:type="spellEnd"/>
-            <w:r>
-              <w:rPr>
-                <w:sz w:val="16"/>
-                <w:szCs w:val="16"/>
-              </w:rPr>
-              <w:t xml:space="preserve"> scans and constant review cycle</w:t>
+              <w:t>I have successfully dealt with many enterprise apps while working in small/big organizations</w:t>
             </w:r>
           </w:p>
           <w:p>
@@ -1395,81 +1191,61 @@
                 <w:sz w:val="16"/>
                 <w:szCs w:val="16"/>
               </w:rPr>
-              <w:t xml:space="preserve">I know </w:t>
-            </w:r>
-            <w:r>
-              <w:rPr>
-                <w:b/>
-                <w:bCs/>
-                <w:sz w:val="16"/>
-                <w:szCs w:val="16"/>
-              </w:rPr>
-              <w:t>JWT</w:t>
-            </w:r>
-            <w:r>
-              <w:rPr>
-                <w:sz w:val="16"/>
-                <w:szCs w:val="16"/>
-              </w:rPr>
-              <w:t xml:space="preserve"> auth tokens (refresh + access), </w:t>
-            </w:r>
-            <w:r>
-              <w:rPr>
-                <w:b/>
-                <w:bCs/>
-                <w:sz w:val="16"/>
-                <w:szCs w:val="16"/>
-              </w:rPr>
-              <w:t>XSS</w:t>
-            </w:r>
-            <w:r>
-              <w:rPr>
-                <w:sz w:val="16"/>
-                <w:szCs w:val="16"/>
-              </w:rPr>
-              <w:t xml:space="preserve">, </w:t>
-            </w:r>
-            <w:r>
-              <w:rPr>
-                <w:b/>
-                <w:bCs/>
-                <w:sz w:val="16"/>
-                <w:szCs w:val="16"/>
-              </w:rPr>
-              <w:t>CSRF</w:t>
-            </w:r>
-            <w:r>
-              <w:rPr>
-                <w:sz w:val="16"/>
-                <w:szCs w:val="16"/>
-              </w:rPr>
-              <w:t xml:space="preserve">, </w:t>
-            </w:r>
-            <w:r>
-              <w:rPr>
-                <w:b/>
-                <w:bCs/>
-                <w:sz w:val="16"/>
-                <w:szCs w:val="16"/>
-              </w:rPr>
-              <w:t>cookies</w:t>
-            </w:r>
-            <w:r>
-              <w:rPr>
-                <w:sz w:val="16"/>
-                <w:szCs w:val="16"/>
-              </w:rPr>
-              <w:t xml:space="preserve">, </w:t>
-            </w:r>
-            <w:r>
-              <w:rPr>
-                <w:b/>
-                <w:bCs/>
-                <w:sz w:val="16"/>
-                <w:szCs w:val="16"/>
-              </w:rPr>
-              <w:t>CORS</w:t>
-            </w:r>
+              <w:t xml:space="preserve">I </w:t>
+            </w:r>
+            <w:r>
+              <w:rPr>
+                <w:sz w:val="16"/>
+                <w:szCs w:val="16"/>
+              </w:rPr>
+              <w:t>standardize</w:t>
+            </w:r>
+            <w:r>
+              <w:rPr>
+                <w:sz w:val="16"/>
+                <w:szCs w:val="16"/>
+              </w:rPr>
+              <w:t xml:space="preserve"> TDD</w:t>
+            </w:r>
+            <w:r>
+              <w:rPr>
+                <w:sz w:val="16"/>
+                <w:szCs w:val="16"/>
+              </w:rPr>
+              <w:t xml:space="preserve"> &amp; spec driven </w:t>
+            </w:r>
+            <w:r>
+              <w:rPr>
+                <w:sz w:val="16"/>
+                <w:szCs w:val="16"/>
+              </w:rPr>
+              <w:t xml:space="preserve">frontend development mainly ReactJS, </w:t>
+            </w:r>
+            <w:proofErr w:type="spellStart"/>
+            <w:r>
+              <w:rPr>
+                <w:sz w:val="16"/>
+                <w:szCs w:val="16"/>
+              </w:rPr>
+              <w:t>NextJS</w:t>
+            </w:r>
+            <w:proofErr w:type="spellEnd"/>
+            <w:r>
+              <w:rPr>
+                <w:sz w:val="16"/>
+                <w:szCs w:val="16"/>
+              </w:rPr>
+              <w:t xml:space="preserve">, HTML, CSS, </w:t>
+            </w:r>
+            <w:proofErr w:type="spellStart"/>
+            <w:r>
+              <w:rPr>
+                <w:sz w:val="16"/>
+                <w:szCs w:val="16"/>
+              </w:rPr>
+              <w:t>Javascript</w:t>
+            </w:r>
+            <w:proofErr w:type="spellEnd"/>
           </w:p>
           <w:p>
             <w:pPr>
@@ -1491,17 +1267,67 @@
               <w:ind w:left="173" w:hanging="142"/>
               <w:jc w:val="left"/>
               <w:rPr>
-                <w:rFonts w:eastAsia="Calibri"/>
-                <w:sz w:val="16"/>
-                <w:szCs w:val="16"/>
-              </w:rPr>
-            </w:pPr>
-            <w:r>
-              <w:rPr>
-                <w:sz w:val="16"/>
-                <w:szCs w:val="16"/>
-              </w:rPr>
-              <w:t>I act as a bridge between junior and senior members in the team</w:t>
+                <w:sz w:val="16"/>
+                <w:szCs w:val="16"/>
+              </w:rPr>
+            </w:pPr>
+            <w:r>
+              <w:rPr>
+                <w:sz w:val="16"/>
+                <w:szCs w:val="16"/>
+              </w:rPr>
+              <w:t>I d</w:t>
+            </w:r>
+            <w:r>
+              <w:rPr>
+                <w:sz w:val="16"/>
+                <w:szCs w:val="16"/>
+              </w:rPr>
+              <w:t xml:space="preserve">esign and implement enterprise-scale web architectures using React, Next.js, Micro-frontends, and </w:t>
+            </w:r>
+            <w:proofErr w:type="spellStart"/>
+            <w:r>
+              <w:rPr>
+                <w:sz w:val="16"/>
+                <w:szCs w:val="16"/>
+              </w:rPr>
+              <w:t>Monorepos</w:t>
+            </w:r>
+            <w:proofErr w:type="spellEnd"/>
+            <w:r>
+              <w:rPr>
+                <w:sz w:val="16"/>
+                <w:szCs w:val="16"/>
+              </w:rPr>
+              <w:t xml:space="preserve">, seamlessly integrating CMS solutions like </w:t>
+            </w:r>
+            <w:r>
+              <w:rPr>
+                <w:sz w:val="16"/>
+                <w:szCs w:val="16"/>
+              </w:rPr>
+              <w:t>and Payload CMS</w:t>
+            </w:r>
+            <w:r>
+              <w:rPr>
+                <w:sz w:val="16"/>
+                <w:szCs w:val="16"/>
+              </w:rPr>
+              <w:t xml:space="preserve"> and </w:t>
+            </w:r>
+            <w:r>
+              <w:rPr>
+                <w:sz w:val="16"/>
+                <w:szCs w:val="16"/>
+              </w:rPr>
+              <w:t>Adobe Experience Manager (AEM</w:t>
+            </w:r>
+            <w:r>
+              <w:rPr>
+                <w:sz w:val="16"/>
+                <w:szCs w:val="16"/>
+              </w:rPr>
+              <w:t>)</w:t>
             </w:r>
           </w:p>
           <w:p>
@@ -1524,17 +1350,23 @@
               <w:ind w:left="173" w:hanging="142"/>
               <w:jc w:val="left"/>
               <w:rPr>
-                <w:rFonts w:eastAsia="Calibri"/>
-                <w:sz w:val="16"/>
-                <w:szCs w:val="16"/>
-              </w:rPr>
-            </w:pPr>
-            <w:r>
-              <w:rPr>
-                <w:sz w:val="16"/>
-                <w:szCs w:val="16"/>
-              </w:rPr>
-              <w:t xml:space="preserve">I use </w:t>
+                <w:sz w:val="16"/>
+                <w:szCs w:val="16"/>
+              </w:rPr>
+            </w:pPr>
+            <w:r>
+              <w:rPr>
+                <w:sz w:val="16"/>
+                <w:szCs w:val="16"/>
+              </w:rPr>
+              <w:t>I e</w:t>
+            </w:r>
+            <w:r>
+              <w:rPr>
+                <w:sz w:val="16"/>
+                <w:szCs w:val="16"/>
+              </w:rPr>
+              <w:t xml:space="preserve">stablish automated CI/CD pipelines (GitHub Actions, SonarQube, </w:t>
             </w:r>
             <w:proofErr w:type="spellStart"/>
             <w:r>
@@ -1542,7 +1374,7 @@
                 <w:sz w:val="16"/>
                 <w:szCs w:val="16"/>
               </w:rPr>
-              <w:t>jfrog</w:t>
+              <w:t>Snyk</w:t>
             </w:r>
             <w:proofErr w:type="spellEnd"/>
             <w:r>
@@ -1550,23 +1382,21 @@
                 <w:sz w:val="16"/>
                 <w:szCs w:val="16"/>
               </w:rPr>
-              <w:t xml:space="preserve">/nexus repo / </w:t>
-            </w:r>
-            <w:proofErr w:type="spellStart"/>
-            <w:r>
-              <w:rPr>
-                <w:sz w:val="16"/>
-                <w:szCs w:val="16"/>
-              </w:rPr>
-              <w:t>artifactory</w:t>
-            </w:r>
-            <w:proofErr w:type="spellEnd"/>
-            <w:r>
-              <w:rPr>
-                <w:sz w:val="16"/>
-                <w:szCs w:val="16"/>
-              </w:rPr>
-              <w:t xml:space="preserve"> to manage code artifacts</w:t>
+              <w:t>) to enforce security scanning, automated testing</w:t>
+            </w:r>
+            <w:r>
+              <w:rPr>
+                <w:sz w:val="16"/>
+                <w:szCs w:val="16"/>
+              </w:rPr>
+              <w:t xml:space="preserve"> attachments in pipeline</w:t>
+            </w:r>
+            <w:r>
+              <w:rPr>
+                <w:sz w:val="16"/>
+                <w:szCs w:val="16"/>
+              </w:rPr>
+              <w:t>, and zero-downtime releases</w:t>
             </w:r>
           </w:p>
           <w:p>
@@ -1603,20 +1433,35 @@
             </w:r>
             <w:r>
               <w:rPr>
+                <w:sz w:val="16"/>
+                <w:szCs w:val="16"/>
+              </w:rPr>
+              <w:t>practice</w:t>
+            </w:r>
+            <w:r>
+              <w:rPr>
+                <w:sz w:val="16"/>
+                <w:szCs w:val="16"/>
+              </w:rPr>
+              <w:t xml:space="preserve"> </w:t>
+            </w:r>
+            <w:r>
+              <w:rPr>
                 <w:b/>
                 <w:bCs/>
                 <w:sz w:val="16"/>
                 <w:szCs w:val="16"/>
               </w:rPr>
-              <w:t>Code</w:t>
-            </w:r>
-            <w:r>
-              <w:rPr>
-                <w:sz w:val="16"/>
-                <w:szCs w:val="16"/>
-              </w:rPr>
-              <w:t xml:space="preserve">. </w:t>
-            </w:r>
+              <w:t>client-server</w:t>
+            </w:r>
+            <w:r>
+              <w:rPr>
+                <w:sz w:val="16"/>
+                <w:szCs w:val="16"/>
+              </w:rPr>
+              <w:t xml:space="preserve"> + </w:t>
+            </w:r>
+            <w:proofErr w:type="spellStart"/>
             <w:r>
               <w:rPr>
                 <w:b/>
@@ -1624,14 +1469,15 @@
                 <w:sz w:val="16"/>
                 <w:szCs w:val="16"/>
               </w:rPr>
-              <w:t>Collaborate</w:t>
-            </w:r>
-            <w:r>
-              <w:rPr>
-                <w:sz w:val="16"/>
-                <w:szCs w:val="16"/>
-              </w:rPr>
-              <w:t xml:space="preserve">. </w:t>
+              <w:t>MonoRepo</w:t>
+            </w:r>
+            <w:proofErr w:type="spellEnd"/>
+            <w:r>
+              <w:rPr>
+                <w:sz w:val="16"/>
+                <w:szCs w:val="16"/>
+              </w:rPr>
+              <w:t xml:space="preserve"> + </w:t>
             </w:r>
             <w:r>
               <w:rPr>
@@ -1640,14 +1486,14 @@
                 <w:sz w:val="16"/>
                 <w:szCs w:val="16"/>
               </w:rPr>
-              <w:t>Build</w:t>
-            </w:r>
-            <w:r>
-              <w:rPr>
-                <w:sz w:val="16"/>
-                <w:szCs w:val="16"/>
-              </w:rPr>
-              <w:t xml:space="preserve">. </w:t>
+              <w:t>REST</w:t>
+            </w:r>
+            <w:r>
+              <w:rPr>
+                <w:sz w:val="16"/>
+                <w:szCs w:val="16"/>
+              </w:rPr>
+              <w:t xml:space="preserve"> + </w:t>
             </w:r>
             <w:r>
               <w:rPr>
@@ -1656,14 +1502,14 @@
                 <w:sz w:val="16"/>
                 <w:szCs w:val="16"/>
               </w:rPr>
-              <w:t>Change</w:t>
-            </w:r>
-            <w:r>
-              <w:rPr>
-                <w:sz w:val="16"/>
-                <w:szCs w:val="16"/>
-              </w:rPr>
-              <w:t xml:space="preserve">. </w:t>
+              <w:t>Monolithic</w:t>
+            </w:r>
+            <w:r>
+              <w:rPr>
+                <w:sz w:val="16"/>
+                <w:szCs w:val="16"/>
+              </w:rPr>
+              <w:t xml:space="preserve"> + </w:t>
             </w:r>
             <w:r>
               <w:rPr>
@@ -1672,14 +1518,14 @@
                 <w:sz w:val="16"/>
                 <w:szCs w:val="16"/>
               </w:rPr>
-              <w:t>Incident</w:t>
-            </w:r>
-            <w:r>
-              <w:rPr>
-                <w:sz w:val="16"/>
-                <w:szCs w:val="16"/>
-              </w:rPr>
-              <w:t xml:space="preserve">. </w:t>
+              <w:t>Microservice</w:t>
+            </w:r>
+            <w:r>
+              <w:rPr>
+                <w:sz w:val="16"/>
+                <w:szCs w:val="16"/>
+              </w:rPr>
+              <w:t xml:space="preserve"> + </w:t>
             </w:r>
             <w:r>
               <w:rPr>
@@ -1688,23 +1534,7 @@
                 <w:sz w:val="16"/>
                 <w:szCs w:val="16"/>
               </w:rPr>
-              <w:t>Release</w:t>
-            </w:r>
-            <w:r>
-              <w:rPr>
-                <w:sz w:val="16"/>
-                <w:szCs w:val="16"/>
-              </w:rPr>
-              <w:t xml:space="preserve">. </w:t>
-            </w:r>
-            <w:r>
-              <w:rPr>
-                <w:b/>
-                <w:bCs/>
-                <w:sz w:val="16"/>
-                <w:szCs w:val="16"/>
-              </w:rPr>
-              <w:t>Triage</w:t>
+              <w:t>Micro frontend architectures</w:t>
             </w:r>
           </w:p>
           <w:p>
@@ -1737,23 +1567,30 @@
                 <w:sz w:val="16"/>
                 <w:szCs w:val="16"/>
               </w:rPr>
-              <w:t xml:space="preserve">I help in </w:t>
-            </w:r>
-            <w:r>
-              <w:rPr>
-                <w:b/>
-                <w:bCs/>
-                <w:sz w:val="16"/>
-                <w:szCs w:val="16"/>
-              </w:rPr>
-              <w:t>recruiting</w:t>
-            </w:r>
-            <w:r>
-              <w:rPr>
-                <w:sz w:val="16"/>
-                <w:szCs w:val="16"/>
-              </w:rPr>
-              <w:t>, growing and enabling a team</w:t>
+              <w:t xml:space="preserve">I reduced AEM based frontend build time from 5mins to 2min by using </w:t>
+            </w:r>
+            <w:proofErr w:type="spellStart"/>
+            <w:r>
+              <w:rPr>
+                <w:sz w:val="16"/>
+                <w:szCs w:val="16"/>
+              </w:rPr>
+              <w:t>eslint</w:t>
+            </w:r>
+            <w:proofErr w:type="spellEnd"/>
+            <w:r>
+              <w:rPr>
+                <w:sz w:val="16"/>
+                <w:szCs w:val="16"/>
+              </w:rPr>
+              <w:t xml:space="preserve"> &amp; snapshot</w:t>
+            </w:r>
+            <w:r>
+              <w:rPr>
+                <w:sz w:val="16"/>
+                <w:szCs w:val="16"/>
+              </w:rPr>
+              <w:t xml:space="preserve"> caching</w:t>
             </w:r>
           </w:p>
           <w:p>
@@ -1786,39 +1623,7 @@
                 <w:sz w:val="16"/>
                 <w:szCs w:val="16"/>
               </w:rPr>
-              <w:t xml:space="preserve">I am a </w:t>
-            </w:r>
-            <w:r>
-              <w:rPr>
-                <w:b/>
-                <w:bCs/>
-                <w:sz w:val="16"/>
-                <w:szCs w:val="16"/>
-              </w:rPr>
-              <w:t>code reviewer</w:t>
-            </w:r>
-            <w:r>
-              <w:rPr>
-                <w:sz w:val="16"/>
-                <w:szCs w:val="16"/>
-              </w:rPr>
-              <w:t xml:space="preserve">, </w:t>
-            </w:r>
-            <w:r>
-              <w:rPr>
-                <w:b/>
-                <w:bCs/>
-                <w:sz w:val="16"/>
-                <w:szCs w:val="16"/>
-              </w:rPr>
-              <w:t>mentor</w:t>
-            </w:r>
-            <w:r>
-              <w:rPr>
-                <w:sz w:val="16"/>
-                <w:szCs w:val="16"/>
-              </w:rPr>
-              <w:t>, and face to dev team</w:t>
+              <w:t>I contribute to engineering metrics, working groups, architecture design and leadership discussions</w:t>
             </w:r>
           </w:p>
           <w:p>
@@ -1842,6 +1647,534 @@
               <w:jc w:val="left"/>
               <w:rPr>
                 <w:rFonts w:eastAsia="Calibri"/>
+                <w:sz w:val="16"/>
+                <w:szCs w:val="16"/>
+              </w:rPr>
+            </w:pPr>
+            <w:r>
+              <w:rPr>
+                <w:sz w:val="16"/>
+                <w:szCs w:val="16"/>
+              </w:rPr>
+              <w:t xml:space="preserve">I </w:t>
+            </w:r>
+            <w:r>
+              <w:rPr>
+                <w:sz w:val="16"/>
+                <w:szCs w:val="16"/>
+              </w:rPr>
+              <w:t>govern</w:t>
+            </w:r>
+            <w:r>
+              <w:rPr>
+                <w:sz w:val="16"/>
+                <w:szCs w:val="16"/>
+              </w:rPr>
+              <w:t xml:space="preserve"> code quality using </w:t>
+            </w:r>
+            <w:proofErr w:type="spellStart"/>
+            <w:r>
+              <w:rPr>
+                <w:sz w:val="16"/>
+                <w:szCs w:val="16"/>
+              </w:rPr>
+              <w:t>sonarqube</w:t>
+            </w:r>
+            <w:proofErr w:type="spellEnd"/>
+            <w:r>
+              <w:rPr>
+                <w:sz w:val="16"/>
+                <w:szCs w:val="16"/>
+              </w:rPr>
+              <w:t xml:space="preserve">, git hooks, </w:t>
+            </w:r>
+            <w:proofErr w:type="spellStart"/>
+            <w:r>
+              <w:rPr>
+                <w:sz w:val="16"/>
+                <w:szCs w:val="16"/>
+              </w:rPr>
+              <w:t>sn</w:t>
+            </w:r>
+            <w:r>
+              <w:rPr>
+                <w:sz w:val="16"/>
+                <w:szCs w:val="16"/>
+              </w:rPr>
+              <w:t>yk</w:t>
+            </w:r>
+            <w:proofErr w:type="spellEnd"/>
+            <w:r>
+              <w:rPr>
+                <w:sz w:val="16"/>
+                <w:szCs w:val="16"/>
+              </w:rPr>
+              <w:t xml:space="preserve"> scans and constant review cycle</w:t>
+            </w:r>
+          </w:p>
+          <w:p>
+            <w:pPr>
+              <w:numPr>
+                <w:ilvl w:val="0"/>
+                <w:numId w:val="2"/>
+              </w:numPr>
+              <w:pBdr>
+                <w:top w:val="nil"/>
+                <w:left w:val="nil"/>
+                <w:bottom w:val="nil"/>
+                <w:right w:val="nil"/>
+                <w:between w:val="nil"/>
+              </w:pBdr>
+              <w:tabs>
+                <w:tab w:val="left" w:pos="215"/>
+                <w:tab w:val="left" w:pos="315"/>
+              </w:tabs>
+              <w:ind w:left="173" w:hanging="142"/>
+              <w:jc w:val="left"/>
+              <w:rPr>
+                <w:rFonts w:eastAsia="Calibri"/>
+                <w:sz w:val="16"/>
+                <w:szCs w:val="16"/>
+              </w:rPr>
+            </w:pPr>
+            <w:r>
+              <w:rPr>
+                <w:sz w:val="16"/>
+                <w:szCs w:val="16"/>
+              </w:rPr>
+              <w:t xml:space="preserve">My apps follow patterns </w:t>
+            </w:r>
+            <w:proofErr w:type="spellStart"/>
+            <w:r>
+              <w:rPr>
+                <w:sz w:val="16"/>
+                <w:szCs w:val="16"/>
+              </w:rPr>
+              <w:t>e.g</w:t>
+            </w:r>
+            <w:proofErr w:type="spellEnd"/>
+            <w:r>
+              <w:rPr>
+                <w:sz w:val="16"/>
+                <w:szCs w:val="16"/>
+              </w:rPr>
+              <w:t xml:space="preserve"> OAuth2.0 &amp;</w:t>
+            </w:r>
+            <w:r>
+              <w:rPr>
+                <w:sz w:val="16"/>
+                <w:szCs w:val="16"/>
+              </w:rPr>
+              <w:t xml:space="preserve"> </w:t>
+            </w:r>
+            <w:r>
+              <w:rPr>
+                <w:b/>
+                <w:bCs/>
+                <w:sz w:val="16"/>
+                <w:szCs w:val="16"/>
+              </w:rPr>
+              <w:t>JWT</w:t>
+            </w:r>
+            <w:r>
+              <w:rPr>
+                <w:sz w:val="16"/>
+                <w:szCs w:val="16"/>
+              </w:rPr>
+              <w:t xml:space="preserve"> </w:t>
+            </w:r>
+            <w:r>
+              <w:rPr>
+                <w:sz w:val="16"/>
+                <w:szCs w:val="16"/>
+              </w:rPr>
+              <w:t>tokens</w:t>
+            </w:r>
+          </w:p>
+          <w:p>
+            <w:pPr>
+              <w:numPr>
+                <w:ilvl w:val="0"/>
+                <w:numId w:val="2"/>
+              </w:numPr>
+              <w:pBdr>
+                <w:top w:val="nil"/>
+                <w:left w:val="nil"/>
+                <w:bottom w:val="nil"/>
+                <w:right w:val="nil"/>
+                <w:between w:val="nil"/>
+              </w:pBdr>
+              <w:tabs>
+                <w:tab w:val="left" w:pos="215"/>
+                <w:tab w:val="left" w:pos="315"/>
+              </w:tabs>
+              <w:ind w:left="173" w:hanging="142"/>
+              <w:jc w:val="left"/>
+              <w:rPr>
+                <w:rFonts w:eastAsia="Calibri"/>
+                <w:sz w:val="16"/>
+                <w:szCs w:val="16"/>
+              </w:rPr>
+            </w:pPr>
+            <w:r>
+              <w:rPr>
+                <w:sz w:val="16"/>
+                <w:szCs w:val="16"/>
+              </w:rPr>
+              <w:t xml:space="preserve">I make applications safe from </w:t>
+            </w:r>
+            <w:r>
+              <w:rPr>
+                <w:b/>
+                <w:bCs/>
+                <w:sz w:val="16"/>
+                <w:szCs w:val="16"/>
+              </w:rPr>
+              <w:t>XSS</w:t>
+            </w:r>
+            <w:r>
+              <w:rPr>
+                <w:sz w:val="16"/>
+                <w:szCs w:val="16"/>
+              </w:rPr>
+              <w:t xml:space="preserve">, </w:t>
+            </w:r>
+            <w:r>
+              <w:rPr>
+                <w:b/>
+                <w:bCs/>
+                <w:sz w:val="16"/>
+                <w:szCs w:val="16"/>
+              </w:rPr>
+              <w:t>CSRF</w:t>
+            </w:r>
+            <w:r>
+              <w:rPr>
+                <w:sz w:val="16"/>
+                <w:szCs w:val="16"/>
+              </w:rPr>
+              <w:t xml:space="preserve">, </w:t>
+            </w:r>
+            <w:r>
+              <w:rPr>
+                <w:sz w:val="16"/>
+                <w:szCs w:val="16"/>
+              </w:rPr>
+              <w:t>and vulnerabilities and error free</w:t>
+            </w:r>
+            <w:r>
+              <w:rPr>
+                <w:sz w:val="16"/>
+                <w:szCs w:val="16"/>
+              </w:rPr>
+              <w:t xml:space="preserve"> by constant review and iteration</w:t>
+            </w:r>
+          </w:p>
+          <w:p>
+            <w:pPr>
+              <w:numPr>
+                <w:ilvl w:val="0"/>
+                <w:numId w:val="2"/>
+              </w:numPr>
+              <w:pBdr>
+                <w:top w:val="nil"/>
+                <w:left w:val="nil"/>
+                <w:bottom w:val="nil"/>
+                <w:right w:val="nil"/>
+                <w:between w:val="nil"/>
+              </w:pBdr>
+              <w:tabs>
+                <w:tab w:val="left" w:pos="215"/>
+                <w:tab w:val="left" w:pos="315"/>
+              </w:tabs>
+              <w:ind w:left="173" w:hanging="142"/>
+              <w:jc w:val="left"/>
+              <w:rPr>
+                <w:rFonts w:eastAsia="Calibri"/>
+                <w:sz w:val="16"/>
+                <w:szCs w:val="16"/>
+              </w:rPr>
+            </w:pPr>
+            <w:r>
+              <w:rPr>
+                <w:sz w:val="16"/>
+                <w:szCs w:val="16"/>
+              </w:rPr>
+              <w:t xml:space="preserve">I </w:t>
+            </w:r>
+            <w:r>
+              <w:rPr>
+                <w:b/>
+                <w:bCs/>
+                <w:sz w:val="16"/>
+                <w:szCs w:val="16"/>
+              </w:rPr>
+              <w:t>Code</w:t>
+            </w:r>
+            <w:r>
+              <w:rPr>
+                <w:sz w:val="16"/>
+                <w:szCs w:val="16"/>
+              </w:rPr>
+              <w:t xml:space="preserve">. </w:t>
+            </w:r>
+            <w:r>
+              <w:rPr>
+                <w:b/>
+                <w:bCs/>
+                <w:sz w:val="16"/>
+                <w:szCs w:val="16"/>
+              </w:rPr>
+              <w:t>Collaborate</w:t>
+            </w:r>
+            <w:r>
+              <w:rPr>
+                <w:sz w:val="16"/>
+                <w:szCs w:val="16"/>
+              </w:rPr>
+              <w:t xml:space="preserve">. </w:t>
+            </w:r>
+            <w:r>
+              <w:rPr>
+                <w:b/>
+                <w:bCs/>
+                <w:sz w:val="16"/>
+                <w:szCs w:val="16"/>
+              </w:rPr>
+              <w:t>Build</w:t>
+            </w:r>
+            <w:r>
+              <w:rPr>
+                <w:sz w:val="16"/>
+                <w:szCs w:val="16"/>
+              </w:rPr>
+              <w:t xml:space="preserve">. </w:t>
+            </w:r>
+            <w:r>
+              <w:rPr>
+                <w:b/>
+                <w:bCs/>
+                <w:sz w:val="16"/>
+                <w:szCs w:val="16"/>
+              </w:rPr>
+              <w:t>Change</w:t>
+            </w:r>
+            <w:r>
+              <w:rPr>
+                <w:sz w:val="16"/>
+                <w:szCs w:val="16"/>
+              </w:rPr>
+              <w:t xml:space="preserve">. </w:t>
+            </w:r>
+            <w:r>
+              <w:rPr>
+                <w:b/>
+                <w:bCs/>
+                <w:sz w:val="16"/>
+                <w:szCs w:val="16"/>
+              </w:rPr>
+              <w:t>Incident</w:t>
+            </w:r>
+            <w:r>
+              <w:rPr>
+                <w:sz w:val="16"/>
+                <w:szCs w:val="16"/>
+              </w:rPr>
+              <w:t xml:space="preserve">. </w:t>
+            </w:r>
+            <w:r>
+              <w:rPr>
+                <w:b/>
+                <w:bCs/>
+                <w:sz w:val="16"/>
+                <w:szCs w:val="16"/>
+              </w:rPr>
+              <w:t>Release</w:t>
+            </w:r>
+            <w:r>
+              <w:rPr>
+                <w:sz w:val="16"/>
+                <w:szCs w:val="16"/>
+              </w:rPr>
+              <w:t xml:space="preserve">. </w:t>
+            </w:r>
+            <w:r>
+              <w:rPr>
+                <w:b/>
+                <w:bCs/>
+                <w:sz w:val="16"/>
+                <w:szCs w:val="16"/>
+              </w:rPr>
+              <w:t>Triage</w:t>
+            </w:r>
+          </w:p>
+          <w:p>
+            <w:pPr>
+              <w:numPr>
+                <w:ilvl w:val="0"/>
+                <w:numId w:val="2"/>
+              </w:numPr>
+              <w:pBdr>
+                <w:top w:val="nil"/>
+                <w:left w:val="nil"/>
+                <w:bottom w:val="nil"/>
+                <w:right w:val="nil"/>
+                <w:between w:val="nil"/>
+              </w:pBdr>
+              <w:tabs>
+                <w:tab w:val="left" w:pos="215"/>
+                <w:tab w:val="left" w:pos="315"/>
+              </w:tabs>
+              <w:ind w:left="173" w:hanging="142"/>
+              <w:jc w:val="left"/>
+              <w:rPr>
+                <w:rFonts w:eastAsia="Calibri"/>
+                <w:sz w:val="16"/>
+                <w:szCs w:val="16"/>
+              </w:rPr>
+            </w:pPr>
+            <w:r>
+              <w:rPr>
+                <w:sz w:val="16"/>
+                <w:szCs w:val="16"/>
+              </w:rPr>
+              <w:t xml:space="preserve">I help in </w:t>
+            </w:r>
+            <w:r>
+              <w:rPr>
+                <w:b/>
+                <w:bCs/>
+                <w:sz w:val="16"/>
+                <w:szCs w:val="16"/>
+              </w:rPr>
+              <w:t>recruiting</w:t>
+            </w:r>
+            <w:r>
+              <w:rPr>
+                <w:sz w:val="16"/>
+                <w:szCs w:val="16"/>
+              </w:rPr>
+              <w:t>, growing and enabling a team</w:t>
+            </w:r>
+          </w:p>
+          <w:p>
+            <w:pPr>
+              <w:numPr>
+                <w:ilvl w:val="0"/>
+                <w:numId w:val="2"/>
+              </w:numPr>
+              <w:pBdr>
+                <w:top w:val="nil"/>
+                <w:left w:val="nil"/>
+                <w:bottom w:val="nil"/>
+                <w:right w:val="nil"/>
+                <w:between w:val="nil"/>
+              </w:pBdr>
+              <w:tabs>
+                <w:tab w:val="left" w:pos="215"/>
+                <w:tab w:val="left" w:pos="315"/>
+              </w:tabs>
+              <w:ind w:left="173" w:hanging="142"/>
+              <w:jc w:val="left"/>
+              <w:rPr>
+                <w:rFonts w:eastAsia="Calibri"/>
+                <w:sz w:val="16"/>
+                <w:szCs w:val="16"/>
+              </w:rPr>
+            </w:pPr>
+            <w:r>
+              <w:rPr>
+                <w:sz w:val="16"/>
+                <w:szCs w:val="16"/>
+              </w:rPr>
+              <w:t xml:space="preserve">I am a </w:t>
+            </w:r>
+            <w:r>
+              <w:rPr>
+                <w:b/>
+                <w:bCs/>
+                <w:sz w:val="16"/>
+                <w:szCs w:val="16"/>
+              </w:rPr>
+              <w:t>code reviewer</w:t>
+            </w:r>
+            <w:r>
+              <w:rPr>
+                <w:sz w:val="16"/>
+                <w:szCs w:val="16"/>
+              </w:rPr>
+              <w:t xml:space="preserve">, </w:t>
+            </w:r>
+            <w:r>
+              <w:rPr>
+                <w:b/>
+                <w:bCs/>
+                <w:sz w:val="16"/>
+                <w:szCs w:val="16"/>
+              </w:rPr>
+              <w:t>mentor</w:t>
+            </w:r>
+            <w:r>
+              <w:rPr>
+                <w:sz w:val="16"/>
+                <w:szCs w:val="16"/>
+              </w:rPr>
+              <w:t>, and face to dev team</w:t>
+            </w:r>
+          </w:p>
+          <w:p>
+            <w:pPr>
+              <w:numPr>
+                <w:ilvl w:val="0"/>
+                <w:numId w:val="2"/>
+              </w:numPr>
+              <w:pBdr>
+                <w:top w:val="nil"/>
+                <w:left w:val="nil"/>
+                <w:bottom w:val="nil"/>
+                <w:right w:val="nil"/>
+                <w:between w:val="nil"/>
+              </w:pBdr>
+              <w:tabs>
+                <w:tab w:val="left" w:pos="215"/>
+                <w:tab w:val="left" w:pos="315"/>
+              </w:tabs>
+              <w:ind w:left="173" w:hanging="142"/>
+              <w:jc w:val="left"/>
+              <w:rPr>
+                <w:sz w:val="16"/>
+                <w:szCs w:val="16"/>
+              </w:rPr>
+            </w:pPr>
+            <w:r>
+              <w:rPr>
+                <w:sz w:val="16"/>
+                <w:szCs w:val="16"/>
+              </w:rPr>
+              <w:t>Lead end-to-end operational lifecycle management—driving architecture design, release strategies, incidents, triage, and SLA metrics across teams</w:t>
+            </w:r>
+          </w:p>
+          <w:p>
+            <w:pPr>
+              <w:numPr>
+                <w:ilvl w:val="0"/>
+                <w:numId w:val="2"/>
+              </w:numPr>
+              <w:pBdr>
+                <w:top w:val="nil"/>
+                <w:left w:val="nil"/>
+                <w:bottom w:val="nil"/>
+                <w:right w:val="nil"/>
+                <w:between w:val="nil"/>
+              </w:pBdr>
+              <w:tabs>
+                <w:tab w:val="left" w:pos="215"/>
+                <w:tab w:val="left" w:pos="315"/>
+              </w:tabs>
+              <w:ind w:left="173" w:hanging="142"/>
+              <w:jc w:val="left"/>
+              <w:rPr>
+                <w:rFonts w:eastAsia="Calibri"/>
                 <w:sz w:val="18"/>
                 <w:szCs w:val="18"/>
               </w:rPr>
@@ -1925,7 +2258,7 @@
         </w:tc>
         <w:tc>
           <w:tcPr>
-            <w:tcW w:w="3150" w:type="dxa"/>
+            <w:tcW w:w="3677" w:type="dxa"/>
             <w:tcBorders>
               <w:top w:val="single" w:sz="4" w:space="0" w:color="F0EFEF"/>
               <w:left w:val="single" w:sz="4" w:space="0" w:color="F0EFEF"/>
@@ -2065,23 +2398,7 @@
                 <w:sz w:val="14"/>
                 <w:szCs w:val="14"/>
               </w:rPr>
-              <w:t xml:space="preserve">, MDU, </w:t>
-            </w:r>
-            <w:proofErr w:type="gramStart"/>
-            <w:r>
-              <w:rPr>
-                <w:sz w:val="14"/>
-                <w:szCs w:val="14"/>
-              </w:rPr>
-              <w:t>Rohtak,,</w:t>
-            </w:r>
-            <w:proofErr w:type="gramEnd"/>
-            <w:r>
-              <w:rPr>
-                <w:sz w:val="14"/>
-                <w:szCs w:val="14"/>
-              </w:rPr>
-              <w:t xml:space="preserve"> IN (2007 - 77%)</w:t>
+              <w:t>, MDU, Rohtak, IN (2007 - 77%)</w:t>
             </w:r>
           </w:p>
           <w:p>
@@ -2286,57 +2603,257 @@
                 <w:sz w:val="14"/>
                 <w:szCs w:val="14"/>
               </w:rPr>
+              <w:t>npm</w:t>
+            </w:r>
+            <w:proofErr w:type="spellEnd"/>
+            <w:r>
+              <w:rPr>
+                <w:sz w:val="14"/>
+                <w:szCs w:val="14"/>
+              </w:rPr>
+              <w:t xml:space="preserve"> </w:t>
+            </w:r>
+            <w:proofErr w:type="spellStart"/>
+            <w:r>
+              <w:rPr>
+                <w:sz w:val="14"/>
+                <w:szCs w:val="14"/>
+              </w:rPr>
+              <w:t>i</w:t>
+            </w:r>
+            <w:proofErr w:type="spellEnd"/>
+            <w:r>
+              <w:rPr>
+                <w:sz w:val="14"/>
+                <w:szCs w:val="14"/>
+              </w:rPr>
+              <w:t xml:space="preserve"> </w:t>
+            </w:r>
+            <w:proofErr w:type="spellStart"/>
+            <w:r>
+              <w:rPr>
+                <w:sz w:val="14"/>
+                <w:szCs w:val="14"/>
+              </w:rPr>
               <w:t>oneliners</w:t>
             </w:r>
             <w:proofErr w:type="spellEnd"/>
-            <w:r>
-              <w:rPr>
-                <w:sz w:val="14"/>
-                <w:szCs w:val="14"/>
-              </w:rPr>
-              <w:t xml:space="preserve">: </w:t>
-            </w:r>
-            <w:proofErr w:type="spellStart"/>
-            <w:r>
-              <w:rPr>
-                <w:sz w:val="14"/>
-                <w:szCs w:val="14"/>
-              </w:rPr>
-              <w:t>npm</w:t>
-            </w:r>
-            <w:proofErr w:type="spellEnd"/>
-            <w:r>
-              <w:rPr>
-                <w:sz w:val="14"/>
-                <w:szCs w:val="14"/>
-              </w:rPr>
-              <w:t xml:space="preserve"> </w:t>
-            </w:r>
-            <w:proofErr w:type="spellStart"/>
-            <w:r>
-              <w:rPr>
-                <w:sz w:val="14"/>
-                <w:szCs w:val="14"/>
-              </w:rPr>
-              <w:t>i</w:t>
-            </w:r>
-            <w:proofErr w:type="spellEnd"/>
-            <w:r>
-              <w:rPr>
-                <w:sz w:val="14"/>
-                <w:szCs w:val="14"/>
-              </w:rPr>
-              <w:t xml:space="preserve"> </w:t>
-            </w:r>
-            <w:proofErr w:type="spellStart"/>
-            <w:r>
-              <w:rPr>
-                <w:sz w:val="14"/>
-                <w:szCs w:val="14"/>
-              </w:rPr>
-              <w:t>oneliners</w:t>
-            </w:r>
-            <w:proofErr w:type="spellEnd"/>
+          </w:p>
+          <w:p>
+            <w:pPr>
+              <w:jc w:val="left"/>
+              <w:rPr>
+                <w:b/>
+                <w:bCs/>
+                <w:sz w:val="18"/>
+                <w:szCs w:val="18"/>
+                <w:u w:val="single"/>
+              </w:rPr>
+            </w:pPr>
+            <w:r>
+              <w:rPr>
+                <w:b/>
+                <w:bCs/>
+                <w:sz w:val="18"/>
+                <w:szCs w:val="18"/>
+                <w:u w:val="single"/>
+              </w:rPr>
+              <w:t>Explore &amp; Embeds</w:t>
+            </w:r>
+          </w:p>
+          <w:p>
+            <w:pPr>
+              <w:jc w:val="left"/>
+              <w:rPr>
+                <w:sz w:val="14"/>
+                <w:szCs w:val="14"/>
+              </w:rPr>
+            </w:pPr>
+            <w:r>
+              <w:rPr>
+                <w:sz w:val="14"/>
+                <w:szCs w:val="14"/>
+              </w:rPr>
+              <w:t>AEM</w:t>
+            </w:r>
+            <w:r>
+              <w:rPr>
+                <w:sz w:val="14"/>
+                <w:szCs w:val="14"/>
+              </w:rPr>
+              <w:t xml:space="preserve">, </w:t>
+            </w:r>
+            <w:r>
+              <w:rPr>
+                <w:sz w:val="14"/>
+                <w:szCs w:val="14"/>
+              </w:rPr>
+              <w:t>arria.com</w:t>
+            </w:r>
+            <w:r>
+              <w:rPr>
+                <w:sz w:val="14"/>
+                <w:szCs w:val="14"/>
+              </w:rPr>
+              <w:t xml:space="preserve">, </w:t>
+            </w:r>
+            <w:proofErr w:type="gramStart"/>
+            <w:r>
+              <w:rPr>
+                <w:sz w:val="14"/>
+                <w:szCs w:val="14"/>
+              </w:rPr>
+              <w:t>nodeconnects.com</w:t>
+            </w:r>
+            <w:r>
+              <w:rPr>
+                <w:sz w:val="14"/>
+                <w:szCs w:val="14"/>
+              </w:rPr>
+              <w:t>,wcm.com</w:t>
+            </w:r>
+            <w:proofErr w:type="gramEnd"/>
+          </w:p>
+          <w:p>
+            <w:pPr>
+              <w:jc w:val="left"/>
+              <w:rPr>
+                <w:b/>
+                <w:bCs/>
+                <w:sz w:val="18"/>
+                <w:szCs w:val="18"/>
+                <w:u w:val="single"/>
+              </w:rPr>
+            </w:pPr>
+            <w:r>
+              <w:rPr>
+                <w:b/>
+                <w:bCs/>
+                <w:sz w:val="18"/>
+                <w:szCs w:val="18"/>
+                <w:u w:val="single"/>
+              </w:rPr>
+              <w:t>P</w:t>
+            </w:r>
+            <w:r>
+              <w:rPr>
+                <w:b/>
+                <w:bCs/>
+                <w:sz w:val="18"/>
+                <w:szCs w:val="18"/>
+                <w:u w:val="single"/>
+              </w:rPr>
+              <w:t>ublic domain</w:t>
+            </w:r>
+          </w:p>
+          <w:p>
+            <w:pPr>
+              <w:pStyle w:val="ListParagraph"/>
+              <w:numPr>
+                <w:ilvl w:val="0"/>
+                <w:numId w:val="3"/>
+              </w:numPr>
+              <w:ind w:left="84" w:hanging="84"/>
+              <w:jc w:val="left"/>
+              <w:rPr>
+                <w:sz w:val="14"/>
+                <w:szCs w:val="14"/>
+              </w:rPr>
+            </w:pPr>
+            <w:hyperlink r:id="rId8" w:history="1">
+              <w:r>
+                <w:rPr>
+                  <w:rStyle w:val="Hyperlink"/>
+                  <w:sz w:val="14"/>
+                  <w:szCs w:val="14"/>
+                </w:rPr>
+                <w:t>https://www.giftcards.com</w:t>
+              </w:r>
+            </w:hyperlink>
+            <w:r>
+              <w:rPr>
+                <w:sz w:val="14"/>
+                <w:szCs w:val="14"/>
+              </w:rPr>
+              <w:t>, all its tenants under flag</w:t>
+            </w:r>
+          </w:p>
+          <w:p>
+            <w:pPr>
+              <w:pStyle w:val="ListParagraph"/>
+              <w:numPr>
+                <w:ilvl w:val="0"/>
+                <w:numId w:val="3"/>
+              </w:numPr>
+              <w:ind w:left="84" w:hanging="84"/>
+              <w:jc w:val="left"/>
+              <w:rPr>
+                <w:sz w:val="14"/>
+                <w:szCs w:val="14"/>
+              </w:rPr>
+            </w:pPr>
+            <w:r>
+              <w:rPr>
+                <w:sz w:val="14"/>
+                <w:szCs w:val="14"/>
+              </w:rPr>
+              <w:t>https://</w:t>
+            </w:r>
+            <w:r>
+              <w:rPr>
+                <w:sz w:val="14"/>
+                <w:szCs w:val="14"/>
+              </w:rPr>
+              <w:t>Wellsfargorewards.giftcards.com</w:t>
+            </w:r>
+            <w:r>
+              <w:rPr>
+                <w:sz w:val="14"/>
+                <w:szCs w:val="14"/>
+              </w:rPr>
+              <w:t>, accessed via WF</w:t>
+            </w:r>
+          </w:p>
+          <w:p>
+            <w:pPr>
+              <w:pStyle w:val="ListParagraph"/>
+              <w:numPr>
+                <w:ilvl w:val="0"/>
+                <w:numId w:val="3"/>
+              </w:numPr>
+              <w:ind w:left="84" w:hanging="84"/>
+              <w:jc w:val="left"/>
+              <w:rPr>
+                <w:sz w:val="14"/>
+                <w:szCs w:val="14"/>
+              </w:rPr>
+            </w:pPr>
+            <w:hyperlink r:id="rId9" w:history="1">
+              <w:r>
+                <w:rPr>
+                  <w:rStyle w:val="Hyperlink"/>
+                  <w:sz w:val="14"/>
+                  <w:szCs w:val="14"/>
+                </w:rPr>
+                <w:t>https://reservebusiness.giftcards.com</w:t>
+              </w:r>
+            </w:hyperlink>
+            <w:r>
+              <w:rPr>
+                <w:sz w:val="14"/>
+                <w:szCs w:val="14"/>
+              </w:rPr>
+              <w:t>, chase</w:t>
+            </w:r>
+          </w:p>
+          <w:p>
+            <w:pPr>
+              <w:jc w:val="left"/>
+              <w:rPr>
+                <w:sz w:val="14"/>
+                <w:szCs w:val="14"/>
+              </w:rPr>
+            </w:pPr>
           </w:p>
           <w:p>
             <w:pPr>
@@ -2351,7 +2868,7 @@
       </w:tr>
       <w:tr>
         <w:trPr>
-          <w:trHeight w:val="4188"/>
+          <w:trHeight w:val="3437"/>
         </w:trPr>
         <w:tc>
           <w:tcPr>
@@ -2477,7 +2994,93 @@
                 <w:sz w:val="16"/>
                 <w:szCs w:val="16"/>
               </w:rPr>
-              <w:t>This project transforms legacy webapp into more controllable and better UI/UX. This platform will host many sites based on adobe commerce storefront configs. The legacy site was on WordPress and has scalability/multi tenancy concerns. The site framework itself gives multi-tenant and multi-lingual support for site management.</w:t>
+              <w:t>giftcards.com</w:t>
+            </w:r>
+            <w:r>
+              <w:rPr>
+                <w:sz w:val="16"/>
+                <w:szCs w:val="16"/>
+              </w:rPr>
+              <w:t xml:space="preserve"> </w:t>
+            </w:r>
+            <w:r>
+              <w:rPr>
+                <w:sz w:val="16"/>
+                <w:szCs w:val="16"/>
+              </w:rPr>
+              <w:t>is fintech ecommerce</w:t>
+            </w:r>
+            <w:r>
+              <w:rPr>
+                <w:sz w:val="16"/>
+                <w:szCs w:val="16"/>
+              </w:rPr>
+              <w:t xml:space="preserve"> multi-tenant platform</w:t>
+            </w:r>
+            <w:r>
+              <w:rPr>
+                <w:sz w:val="16"/>
+                <w:szCs w:val="16"/>
+              </w:rPr>
+              <w:t xml:space="preserve"> for prepaid </w:t>
+            </w:r>
+            <w:proofErr w:type="spellStart"/>
+            <w:r>
+              <w:rPr>
+                <w:sz w:val="16"/>
+                <w:szCs w:val="16"/>
+              </w:rPr>
+              <w:t>giftcards</w:t>
+            </w:r>
+            <w:proofErr w:type="spellEnd"/>
+            <w:r>
+              <w:rPr>
+                <w:sz w:val="16"/>
+                <w:szCs w:val="16"/>
+              </w:rPr>
+              <w:t xml:space="preserve"> across North America and Europe, managing dynamic storefronts for 450+ enterprise merchant brands and handling high-volume e-commerce transactions ($2B+ processed volume)</w:t>
+            </w:r>
+            <w:r>
+              <w:rPr>
+                <w:sz w:val="16"/>
+                <w:szCs w:val="16"/>
+              </w:rPr>
+              <w:t>.</w:t>
+            </w:r>
+            <w:r>
+              <w:rPr>
+                <w:sz w:val="16"/>
+                <w:szCs w:val="16"/>
+              </w:rPr>
+              <w:t xml:space="preserve"> I </w:t>
+            </w:r>
+            <w:r>
+              <w:rPr>
+                <w:sz w:val="16"/>
+                <w:szCs w:val="16"/>
+              </w:rPr>
+              <w:t>Spearheaded the integration of AEM</w:t>
+            </w:r>
+            <w:r>
+              <w:rPr>
+                <w:sz w:val="16"/>
+                <w:szCs w:val="16"/>
+              </w:rPr>
+              <w:t xml:space="preserve"> and payload CMS</w:t>
+            </w:r>
+            <w:r>
+              <w:rPr>
+                <w:sz w:val="16"/>
+                <w:szCs w:val="16"/>
+              </w:rPr>
+              <w:t xml:space="preserve"> with Next.js/React micro-frontends, establishing standard component libraries that reduced time-to-market for regional promo campaigns by 40% while preserving sub-second page loads</w:t>
+            </w:r>
+            <w:r>
+              <w:rPr>
+                <w:sz w:val="16"/>
+                <w:szCs w:val="16"/>
+              </w:rPr>
+              <w:t>.</w:t>
             </w:r>
             <w:r>
               <w:rPr>
@@ -2787,12 +3390,235 @@
               </w:tbl>
             </w:sdtContent>
           </w:sdt>
-          <w:p>
-            <w:pPr>
-              <w:numPr>
-                <w:ilvl w:val="0"/>
-                <w:numId w:val="2"/>
-              </w:numPr>
+          <w:tbl>
+            <w:tblPr>
+              <w:tblStyle w:val="TableGrid"/>
+              <w:tblW w:w="10934" w:type="dxa"/>
+              <w:tblBorders>
+                <w:top w:val="none" w:sz="0" w:space="0" w:color="auto"/>
+                <w:left w:val="none" w:sz="0" w:space="0" w:color="auto"/>
+                <w:bottom w:val="none" w:sz="0" w:space="0" w:color="auto"/>
+                <w:right w:val="none" w:sz="0" w:space="0" w:color="auto"/>
+                <w:insideH w:val="none" w:sz="0" w:space="0" w:color="auto"/>
+                <w:insideV w:val="none" w:sz="0" w:space="0" w:color="auto"/>
+              </w:tblBorders>
+              <w:tblLook w:val="04A0" w:firstRow="1" w:lastRow="0" w:firstColumn="1" w:lastColumn="0" w:noHBand="0" w:noVBand="1"/>
+            </w:tblPr>
+            <w:tblGrid>
+              <w:gridCol w:w="5467"/>
+              <w:gridCol w:w="5467"/>
+            </w:tblGrid>
+            <w:tr>
+              <w:trPr>
+                <w:trHeight w:val="512"/>
+              </w:trPr>
+              <w:tc>
+                <w:tcPr>
+                  <w:tcW w:w="5467" w:type="dxa"/>
+                </w:tcPr>
+                <w:p>
+                  <w:pPr>
+                    <w:numPr>
+                      <w:ilvl w:val="0"/>
+                      <w:numId w:val="2"/>
+                    </w:numPr>
+                    <w:pBdr>
+                      <w:top w:val="nil"/>
+                      <w:left w:val="nil"/>
+                      <w:bottom w:val="nil"/>
+                      <w:right w:val="nil"/>
+                      <w:between w:val="nil"/>
+                    </w:pBdr>
+                    <w:tabs>
+                      <w:tab w:val="left" w:pos="215"/>
+                      <w:tab w:val="left" w:pos="315"/>
+                    </w:tabs>
+                    <w:ind w:left="173" w:hanging="142"/>
+                    <w:jc w:val="left"/>
+                    <w:rPr>
+                      <w:sz w:val="16"/>
+                      <w:szCs w:val="16"/>
+                    </w:rPr>
+                  </w:pPr>
+                  <w:proofErr w:type="spellStart"/>
+                  <w:r>
+                    <w:rPr>
+                      <w:sz w:val="16"/>
+                      <w:szCs w:val="16"/>
+                    </w:rPr>
+                    <w:t>CeX</w:t>
+                  </w:r>
+                  <w:proofErr w:type="spellEnd"/>
+                  <w:r>
+                    <w:rPr>
+                      <w:sz w:val="16"/>
+                      <w:szCs w:val="16"/>
+                    </w:rPr>
+                    <w:t xml:space="preserve"> – Colleague Experience Group Economics Team - Mar2021 - Sep2021</w:t>
+                  </w:r>
+                </w:p>
+                <w:p>
+                  <w:pPr>
+                    <w:numPr>
+                      <w:ilvl w:val="0"/>
+                      <w:numId w:val="2"/>
+                    </w:numPr>
+                    <w:pBdr>
+                      <w:top w:val="nil"/>
+                      <w:left w:val="nil"/>
+                      <w:bottom w:val="nil"/>
+                      <w:right w:val="nil"/>
+                      <w:between w:val="nil"/>
+                    </w:pBdr>
+                    <w:tabs>
+                      <w:tab w:val="left" w:pos="215"/>
+                      <w:tab w:val="left" w:pos="315"/>
+                    </w:tabs>
+                    <w:ind w:left="173" w:hanging="142"/>
+                    <w:jc w:val="left"/>
+                    <w:rPr>
+                      <w:sz w:val="16"/>
+                      <w:szCs w:val="16"/>
+                    </w:rPr>
+                  </w:pPr>
+                  <w:r>
+                    <w:rPr>
+                      <w:sz w:val="16"/>
+                      <w:szCs w:val="16"/>
+                    </w:rPr>
+                    <w:t>Smart Disability Initiatives - Aug2020 - Jan2021</w:t>
+                  </w:r>
+                </w:p>
+                <w:p>
+                  <w:pPr>
+                    <w:numPr>
+                      <w:ilvl w:val="0"/>
+                      <w:numId w:val="2"/>
+                    </w:numPr>
+                    <w:pBdr>
+                      <w:top w:val="nil"/>
+                      <w:left w:val="nil"/>
+                      <w:bottom w:val="nil"/>
+                      <w:right w:val="nil"/>
+                      <w:between w:val="nil"/>
+                    </w:pBdr>
+                    <w:tabs>
+                      <w:tab w:val="left" w:pos="215"/>
+                      <w:tab w:val="left" w:pos="315"/>
+                    </w:tabs>
+                    <w:ind w:left="173" w:hanging="142"/>
+                    <w:jc w:val="left"/>
+                    <w:rPr>
+                      <w:sz w:val="16"/>
+                      <w:szCs w:val="16"/>
+                    </w:rPr>
+                  </w:pPr>
+                  <w:r>
+                    <w:rPr>
+                      <w:sz w:val="16"/>
+                      <w:szCs w:val="16"/>
+                    </w:rPr>
+                    <w:t>Arria NLG Budgets and Forecasts Narratives - Jul2019 - Nov2020</w:t>
+                  </w:r>
+                </w:p>
+              </w:tc>
+              <w:tc>
+                <w:tcPr>
+                  <w:tcW w:w="5467" w:type="dxa"/>
+                </w:tcPr>
+                <w:p>
+                  <w:pPr>
+                    <w:numPr>
+                      <w:ilvl w:val="0"/>
+                      <w:numId w:val="2"/>
+                    </w:numPr>
+                    <w:pBdr>
+                      <w:top w:val="nil"/>
+                      <w:left w:val="nil"/>
+                      <w:bottom w:val="nil"/>
+                      <w:right w:val="nil"/>
+                      <w:between w:val="nil"/>
+                    </w:pBdr>
+                    <w:tabs>
+                      <w:tab w:val="left" w:pos="215"/>
+                      <w:tab w:val="left" w:pos="315"/>
+                    </w:tabs>
+                    <w:ind w:left="173" w:hanging="142"/>
+                    <w:jc w:val="left"/>
+                    <w:rPr>
+                      <w:sz w:val="16"/>
+                      <w:szCs w:val="16"/>
+                    </w:rPr>
+                  </w:pPr>
+                  <w:r>
+                    <w:rPr>
+                      <w:sz w:val="16"/>
+                      <w:szCs w:val="16"/>
+                    </w:rPr>
+                    <w:t>Finance Portal - Apr2016 - Jul2018</w:t>
+                  </w:r>
+                </w:p>
+                <w:p>
+                  <w:pPr>
+                    <w:numPr>
+                      <w:ilvl w:val="0"/>
+                      <w:numId w:val="2"/>
+                    </w:numPr>
+                    <w:pBdr>
+                      <w:top w:val="nil"/>
+                      <w:left w:val="nil"/>
+                      <w:bottom w:val="nil"/>
+                      <w:right w:val="nil"/>
+                      <w:between w:val="nil"/>
+                    </w:pBdr>
+                    <w:tabs>
+                      <w:tab w:val="left" w:pos="215"/>
+                      <w:tab w:val="left" w:pos="315"/>
+                    </w:tabs>
+                    <w:ind w:left="173" w:hanging="142"/>
+                    <w:jc w:val="left"/>
+                    <w:rPr>
+                      <w:sz w:val="16"/>
+                      <w:szCs w:val="16"/>
+                    </w:rPr>
+                  </w:pPr>
+                  <w:r>
+                    <w:rPr>
+                      <w:sz w:val="16"/>
+                      <w:szCs w:val="16"/>
+                    </w:rPr>
+                    <w:t>CNMS - Cash Nostro Management System from Oct2011 - Jan2015</w:t>
+                  </w:r>
+                  <w:r>
+                    <w:rPr>
+                      <w:sz w:val="16"/>
+                      <w:szCs w:val="16"/>
+                    </w:rPr>
+                    <w:br/>
+                  </w:r>
+                  <w:r>
+                    <w:rPr>
+                      <w:b/>
+                      <w:bCs/>
+                      <w:sz w:val="14"/>
+                      <w:szCs w:val="14"/>
+                      <w:u w:val="single"/>
+                    </w:rPr>
+                    <w:t>Tech Stack overall</w:t>
+                  </w:r>
+                  <w:r>
+                    <w:rPr>
+                      <w:sz w:val="14"/>
+                      <w:szCs w:val="14"/>
+                    </w:rPr>
+                    <w:t>: VB6.0, React, html5+JS, MS-SQL, informatica</w:t>
+                  </w:r>
+                </w:p>
+              </w:tc>
+            </w:tr>
+          </w:tbl>
+          <w:p>
+            <w:pPr>
               <w:pBdr>
                 <w:top w:val="nil"/>
                 <w:left w:val="nil"/>
@@ -2804,214 +3630,13 @@
                 <w:tab w:val="left" w:pos="215"/>
                 <w:tab w:val="left" w:pos="315"/>
               </w:tabs>
-              <w:ind w:left="173" w:hanging="142"/>
-              <w:jc w:val="left"/>
-              <w:rPr>
-                <w:sz w:val="16"/>
-                <w:szCs w:val="16"/>
-              </w:rPr>
-            </w:pPr>
-            <w:proofErr w:type="spellStart"/>
-            <w:r>
-              <w:rPr>
-                <w:sz w:val="16"/>
-                <w:szCs w:val="16"/>
-              </w:rPr>
-              <w:t>CeX</w:t>
-            </w:r>
-            <w:proofErr w:type="spellEnd"/>
-            <w:r>
-              <w:rPr>
-                <w:sz w:val="16"/>
-                <w:szCs w:val="16"/>
-              </w:rPr>
-              <w:t xml:space="preserve"> – Colleague Experience Group Economics Team - Mar2021 - Sep2021</w:t>
-            </w:r>
-          </w:p>
-          <w:p>
-            <w:pPr>
-              <w:numPr>
-                <w:ilvl w:val="0"/>
-                <w:numId w:val="2"/>
-              </w:numPr>
-              <w:pBdr>
-                <w:top w:val="nil"/>
-                <w:left w:val="nil"/>
-                <w:bottom w:val="nil"/>
-                <w:right w:val="nil"/>
-                <w:between w:val="nil"/>
-              </w:pBdr>
-              <w:tabs>
-                <w:tab w:val="left" w:pos="215"/>
-                <w:tab w:val="left" w:pos="315"/>
-              </w:tabs>
-              <w:ind w:left="173" w:hanging="142"/>
-              <w:jc w:val="left"/>
-              <w:rPr>
-                <w:sz w:val="16"/>
-                <w:szCs w:val="16"/>
-              </w:rPr>
-            </w:pPr>
-            <w:r>
-              <w:rPr>
-                <w:sz w:val="16"/>
-                <w:szCs w:val="16"/>
-              </w:rPr>
-              <w:t>Smart Disability Initiatives - Aug2020 - Jan2021</w:t>
-            </w:r>
-          </w:p>
-          <w:p>
-            <w:pPr>
-              <w:numPr>
-                <w:ilvl w:val="0"/>
-                <w:numId w:val="2"/>
-              </w:numPr>
-              <w:pBdr>
-                <w:top w:val="nil"/>
-                <w:left w:val="nil"/>
-                <w:bottom w:val="nil"/>
-                <w:right w:val="nil"/>
-                <w:between w:val="nil"/>
-              </w:pBdr>
-              <w:tabs>
-                <w:tab w:val="left" w:pos="215"/>
-                <w:tab w:val="left" w:pos="315"/>
-              </w:tabs>
-              <w:ind w:left="173" w:hanging="142"/>
-              <w:jc w:val="left"/>
-              <w:rPr>
-                <w:sz w:val="16"/>
-                <w:szCs w:val="16"/>
-              </w:rPr>
-            </w:pPr>
-            <w:r>
-              <w:rPr>
-                <w:sz w:val="16"/>
-                <w:szCs w:val="16"/>
-              </w:rPr>
-              <w:t>Arria NLG Budgets and Forecasts Narratives - Jul2019 - Nov2020</w:t>
-            </w:r>
-          </w:p>
-          <w:p>
-            <w:pPr>
-              <w:numPr>
-                <w:ilvl w:val="0"/>
-                <w:numId w:val="2"/>
-              </w:numPr>
-              <w:pBdr>
-                <w:top w:val="nil"/>
-                <w:left w:val="nil"/>
-                <w:bottom w:val="nil"/>
-                <w:right w:val="nil"/>
-                <w:between w:val="nil"/>
-              </w:pBdr>
-              <w:tabs>
-                <w:tab w:val="left" w:pos="215"/>
-                <w:tab w:val="left" w:pos="315"/>
-              </w:tabs>
-              <w:ind w:left="173" w:hanging="142"/>
-              <w:jc w:val="left"/>
-              <w:rPr>
-                <w:sz w:val="16"/>
-                <w:szCs w:val="16"/>
-              </w:rPr>
-            </w:pPr>
-            <w:r>
-              <w:rPr>
-                <w:sz w:val="16"/>
-                <w:szCs w:val="16"/>
-              </w:rPr>
-              <w:t>Finance Portal - Apr2016 - Jul2018</w:t>
-            </w:r>
-          </w:p>
-          <w:p>
-            <w:pPr>
-              <w:numPr>
-                <w:ilvl w:val="0"/>
-                <w:numId w:val="2"/>
-              </w:numPr>
-              <w:pBdr>
-                <w:top w:val="nil"/>
-                <w:left w:val="nil"/>
-                <w:bottom w:val="nil"/>
-                <w:right w:val="nil"/>
-                <w:between w:val="nil"/>
-              </w:pBdr>
-              <w:tabs>
-                <w:tab w:val="left" w:pos="215"/>
-                <w:tab w:val="left" w:pos="315"/>
-              </w:tabs>
-              <w:ind w:left="173" w:hanging="142"/>
-              <w:jc w:val="left"/>
-              <w:rPr>
-                <w:sz w:val="16"/>
-                <w:szCs w:val="16"/>
-              </w:rPr>
-            </w:pPr>
-            <w:r>
-              <w:rPr>
-                <w:sz w:val="16"/>
-                <w:szCs w:val="16"/>
-              </w:rPr>
-              <w:t>CNMS - Cash Nostro Management System from Oct2011 - Jan2015</w:t>
-            </w:r>
-          </w:p>
-          <w:p>
-            <w:pPr>
-              <w:tabs>
-                <w:tab w:val="left" w:pos="215"/>
-                <w:tab w:val="left" w:pos="315"/>
-              </w:tabs>
-              <w:rPr>
-                <w:sz w:val="16"/>
-                <w:szCs w:val="16"/>
-              </w:rPr>
-            </w:pPr>
-            <w:r>
-              <w:rPr>
-                <w:b/>
-                <w:bCs/>
-                <w:sz w:val="16"/>
-                <w:szCs w:val="16"/>
-                <w:u w:val="single"/>
-              </w:rPr>
-              <w:t>Tech Stack overall</w:t>
-            </w:r>
-            <w:r>
-              <w:rPr>
-                <w:sz w:val="16"/>
-                <w:szCs w:val="16"/>
-              </w:rPr>
-              <w:t xml:space="preserve">: VB6.0, React, </w:t>
-            </w:r>
-            <w:proofErr w:type="spellStart"/>
-            <w:r>
-              <w:rPr>
-                <w:sz w:val="16"/>
-                <w:szCs w:val="16"/>
-              </w:rPr>
-              <w:t>html+JS</w:t>
-            </w:r>
-            <w:proofErr w:type="spellEnd"/>
-            <w:r>
-              <w:rPr>
-                <w:sz w:val="16"/>
-                <w:szCs w:val="16"/>
-              </w:rPr>
-              <w:t>, MS-SQL, informatica, MS-Excel</w:t>
-            </w:r>
-          </w:p>
-          <w:p>
-            <w:pPr>
-              <w:rPr>
-                <w:sz w:val="8"/>
-                <w:szCs w:val="8"/>
-              </w:rPr>
-            </w:pPr>
-          </w:p>
-          <w:p>
-            <w:pPr>
-              <w:jc w:val="left"/>
+              <w:jc w:val="left"/>
+              <w:rPr>
+                <w:sz w:val="16"/>
+                <w:szCs w:val="16"/>
+              </w:rPr>
+            </w:pPr>
+            <w:r>
               <w:rPr>
                 <w:b/>
                 <w:bCs/>
@@ -3019,7 +3644,8 @@
                 <w:szCs w:val="18"/>
                 <w:u w:val="single"/>
               </w:rPr>
-            </w:pPr>
+              <w:t>Experiences Before 2011</w:t>
+            </w:r>
             <w:r>
               <w:rPr>
                 <w:b/>
@@ -3028,173 +3654,231 @@
                 <w:szCs w:val="18"/>
                 <w:u w:val="single"/>
               </w:rPr>
-              <w:t>Experiences Before 2011</w:t>
-            </w:r>
-          </w:p>
-          <w:p>
-            <w:pPr>
-              <w:numPr>
-                <w:ilvl w:val="0"/>
-                <w:numId w:val="2"/>
-              </w:numPr>
-              <w:pBdr>
-                <w:top w:val="nil"/>
-                <w:left w:val="nil"/>
-                <w:bottom w:val="nil"/>
-                <w:right w:val="nil"/>
-                <w:between w:val="nil"/>
-              </w:pBdr>
-              <w:tabs>
-                <w:tab w:val="left" w:pos="215"/>
-                <w:tab w:val="left" w:pos="315"/>
-              </w:tabs>
-              <w:ind w:left="173" w:hanging="142"/>
-              <w:jc w:val="left"/>
-              <w:rPr>
-                <w:sz w:val="16"/>
-                <w:szCs w:val="16"/>
-              </w:rPr>
-            </w:pPr>
-            <w:r>
-              <w:rPr>
-                <w:sz w:val="16"/>
-                <w:szCs w:val="16"/>
-              </w:rPr>
-              <w:t xml:space="preserve">As Software Engineer @Syntel (Mar`11 to Sep`11) 0.6 yrs - Tech Stack: VBA, </w:t>
-            </w:r>
-            <w:proofErr w:type="spellStart"/>
-            <w:r>
-              <w:rPr>
-                <w:sz w:val="16"/>
-                <w:szCs w:val="16"/>
-              </w:rPr>
-              <w:t>MSExcel</w:t>
-            </w:r>
-            <w:proofErr w:type="spellEnd"/>
-          </w:p>
-          <w:p>
-            <w:pPr>
-              <w:numPr>
-                <w:ilvl w:val="0"/>
-                <w:numId w:val="2"/>
-              </w:numPr>
-              <w:pBdr>
-                <w:top w:val="nil"/>
-                <w:left w:val="nil"/>
-                <w:bottom w:val="nil"/>
-                <w:right w:val="nil"/>
-                <w:between w:val="nil"/>
-              </w:pBdr>
-              <w:tabs>
-                <w:tab w:val="left" w:pos="215"/>
-                <w:tab w:val="left" w:pos="315"/>
-              </w:tabs>
-              <w:ind w:left="173" w:hanging="142"/>
-              <w:jc w:val="left"/>
-              <w:rPr>
-                <w:sz w:val="16"/>
-                <w:szCs w:val="16"/>
-              </w:rPr>
-            </w:pPr>
-            <w:r>
-              <w:rPr>
-                <w:sz w:val="16"/>
-                <w:szCs w:val="16"/>
-              </w:rPr>
-              <w:t xml:space="preserve">As Software Engineer @9 Dimensions (Sep`09 to Mar`11) 1.6 yrs - Tech Stack: VBA, </w:t>
-            </w:r>
-            <w:proofErr w:type="spellStart"/>
-            <w:r>
-              <w:rPr>
-                <w:sz w:val="16"/>
-                <w:szCs w:val="16"/>
-              </w:rPr>
-              <w:t>MSExcel</w:t>
-            </w:r>
-            <w:proofErr w:type="spellEnd"/>
-          </w:p>
-          <w:p>
-            <w:pPr>
-              <w:numPr>
-                <w:ilvl w:val="0"/>
-                <w:numId w:val="2"/>
-              </w:numPr>
-              <w:pBdr>
-                <w:top w:val="nil"/>
-                <w:left w:val="nil"/>
-                <w:bottom w:val="nil"/>
-                <w:right w:val="nil"/>
-                <w:between w:val="nil"/>
-              </w:pBdr>
-              <w:tabs>
-                <w:tab w:val="left" w:pos="215"/>
-                <w:tab w:val="left" w:pos="315"/>
-              </w:tabs>
-              <w:ind w:left="173" w:hanging="142"/>
-              <w:jc w:val="left"/>
-              <w:rPr>
-                <w:sz w:val="16"/>
-                <w:szCs w:val="16"/>
-              </w:rPr>
-            </w:pPr>
-            <w:r>
-              <w:rPr>
-                <w:sz w:val="16"/>
-                <w:szCs w:val="16"/>
-              </w:rPr>
-              <w:t xml:space="preserve">@freelancer Software Developer (recession, Sep`08 – Aug`09) 1 yr - Tech Stack: VB6.0, VBA, </w:t>
-            </w:r>
-            <w:proofErr w:type="spellStart"/>
-            <w:r>
-              <w:rPr>
-                <w:sz w:val="16"/>
-                <w:szCs w:val="16"/>
-              </w:rPr>
-              <w:t>MSExcel</w:t>
-            </w:r>
-            <w:proofErr w:type="spellEnd"/>
-          </w:p>
-          <w:p>
-            <w:pPr>
-              <w:numPr>
-                <w:ilvl w:val="0"/>
-                <w:numId w:val="2"/>
-              </w:numPr>
-              <w:pBdr>
-                <w:top w:val="nil"/>
-                <w:left w:val="nil"/>
-                <w:bottom w:val="nil"/>
-                <w:right w:val="nil"/>
-                <w:between w:val="nil"/>
-              </w:pBdr>
-              <w:tabs>
-                <w:tab w:val="left" w:pos="215"/>
-                <w:tab w:val="left" w:pos="315"/>
-              </w:tabs>
-              <w:ind w:left="173" w:hanging="142"/>
-              <w:jc w:val="left"/>
-              <w:rPr>
-                <w:sz w:val="16"/>
-                <w:szCs w:val="16"/>
-              </w:rPr>
-            </w:pPr>
-            <w:r>
-              <w:rPr>
-                <w:sz w:val="16"/>
-                <w:szCs w:val="16"/>
-              </w:rPr>
-              <w:t xml:space="preserve">As Software Developer @DAVIM (Aug’07 to Aug`08) 1 yr - Tech Stack: VB6.0, VBA, </w:t>
-            </w:r>
-            <w:proofErr w:type="spellStart"/>
-            <w:r>
-              <w:rPr>
-                <w:sz w:val="16"/>
-                <w:szCs w:val="16"/>
-              </w:rPr>
-              <w:t>MSExcel</w:t>
-            </w:r>
-            <w:proofErr w:type="spellEnd"/>
-          </w:p>
+              <w:t xml:space="preserve"> (</w:t>
+            </w:r>
+            <w:r>
+              <w:rPr>
+                <w:sz w:val="16"/>
+                <w:szCs w:val="16"/>
+                <w:u w:val="single"/>
+              </w:rPr>
+              <w:t>VBA, VB6.0</w:t>
+            </w:r>
+            <w:r>
+              <w:rPr>
+                <w:b/>
+                <w:bCs/>
+                <w:sz w:val="18"/>
+                <w:szCs w:val="18"/>
+                <w:u w:val="single"/>
+              </w:rPr>
+              <w:t>)</w:t>
+            </w:r>
+          </w:p>
+          <w:tbl>
+            <w:tblPr>
+              <w:tblStyle w:val="TableGrid"/>
+              <w:tblW w:w="10934" w:type="dxa"/>
+              <w:tblBorders>
+                <w:top w:val="none" w:sz="0" w:space="0" w:color="auto"/>
+                <w:left w:val="none" w:sz="0" w:space="0" w:color="auto"/>
+                <w:bottom w:val="none" w:sz="0" w:space="0" w:color="auto"/>
+                <w:right w:val="none" w:sz="0" w:space="0" w:color="auto"/>
+                <w:insideH w:val="none" w:sz="0" w:space="0" w:color="auto"/>
+                <w:insideV w:val="none" w:sz="0" w:space="0" w:color="auto"/>
+              </w:tblBorders>
+              <w:tblLook w:val="04A0" w:firstRow="1" w:lastRow="0" w:firstColumn="1" w:lastColumn="0" w:noHBand="0" w:noVBand="1"/>
+            </w:tblPr>
+            <w:tblGrid>
+              <w:gridCol w:w="5467"/>
+              <w:gridCol w:w="5467"/>
+            </w:tblGrid>
+            <w:tr>
+              <w:trPr>
+                <w:trHeight w:val="324"/>
+              </w:trPr>
+              <w:tc>
+                <w:tcPr>
+                  <w:tcW w:w="5467" w:type="dxa"/>
+                </w:tcPr>
+                <w:p>
+                  <w:pPr>
+                    <w:numPr>
+                      <w:ilvl w:val="0"/>
+                      <w:numId w:val="2"/>
+                    </w:numPr>
+                    <w:pBdr>
+                      <w:top w:val="nil"/>
+                      <w:left w:val="nil"/>
+                      <w:bottom w:val="nil"/>
+                      <w:right w:val="nil"/>
+                      <w:between w:val="nil"/>
+                    </w:pBdr>
+                    <w:tabs>
+                      <w:tab w:val="left" w:pos="215"/>
+                      <w:tab w:val="left" w:pos="315"/>
+                    </w:tabs>
+                    <w:ind w:left="173" w:hanging="142"/>
+                    <w:jc w:val="left"/>
+                    <w:rPr>
+                      <w:sz w:val="16"/>
+                      <w:szCs w:val="16"/>
+                    </w:rPr>
+                  </w:pPr>
+                  <w:r>
+                    <w:rPr>
+                      <w:sz w:val="16"/>
+                      <w:szCs w:val="16"/>
+                    </w:rPr>
+                    <w:t>As Software Engineer @Syntel (Mar`11 to Sep`11) 0.6</w:t>
+                  </w:r>
+                  <w:r>
+                    <w:rPr>
+                      <w:sz w:val="16"/>
+                      <w:szCs w:val="16"/>
+                    </w:rPr>
+                    <w:t xml:space="preserve"> years</w:t>
+                  </w:r>
+                </w:p>
+                <w:p>
+                  <w:pPr>
+                    <w:numPr>
+                      <w:ilvl w:val="0"/>
+                      <w:numId w:val="2"/>
+                    </w:numPr>
+                    <w:pBdr>
+                      <w:top w:val="nil"/>
+                      <w:left w:val="nil"/>
+                      <w:bottom w:val="nil"/>
+                      <w:right w:val="nil"/>
+                      <w:between w:val="nil"/>
+                    </w:pBdr>
+                    <w:tabs>
+                      <w:tab w:val="left" w:pos="215"/>
+                      <w:tab w:val="left" w:pos="315"/>
+                    </w:tabs>
+                    <w:ind w:left="173" w:hanging="142"/>
+                    <w:jc w:val="left"/>
+                    <w:rPr>
+                      <w:sz w:val="16"/>
+                      <w:szCs w:val="16"/>
+                    </w:rPr>
+                  </w:pPr>
+                  <w:r>
+                    <w:rPr>
+                      <w:sz w:val="16"/>
+                      <w:szCs w:val="16"/>
+                    </w:rPr>
+                    <w:t>As Software Engineer @9 Dimensions (Sep`09 to Mar`11) 1.6 y</w:t>
+                  </w:r>
+                  <w:r>
+                    <w:rPr>
+                      <w:sz w:val="16"/>
+                      <w:szCs w:val="16"/>
+                    </w:rPr>
+                    <w:t>ears</w:t>
+                  </w:r>
+                </w:p>
+              </w:tc>
+              <w:tc>
+                <w:tcPr>
+                  <w:tcW w:w="5467" w:type="dxa"/>
+                </w:tcPr>
+                <w:p>
+                  <w:pPr>
+                    <w:numPr>
+                      <w:ilvl w:val="0"/>
+                      <w:numId w:val="2"/>
+                    </w:numPr>
+                    <w:pBdr>
+                      <w:top w:val="nil"/>
+                      <w:left w:val="nil"/>
+                      <w:bottom w:val="nil"/>
+                      <w:right w:val="nil"/>
+                      <w:between w:val="nil"/>
+                    </w:pBdr>
+                    <w:tabs>
+                      <w:tab w:val="left" w:pos="215"/>
+                      <w:tab w:val="left" w:pos="315"/>
+                    </w:tabs>
+                    <w:ind w:left="173" w:hanging="142"/>
+                    <w:jc w:val="left"/>
+                    <w:rPr>
+                      <w:sz w:val="16"/>
+                      <w:szCs w:val="16"/>
+                    </w:rPr>
+                  </w:pPr>
+                  <w:r>
+                    <w:rPr>
+                      <w:sz w:val="16"/>
+                      <w:szCs w:val="16"/>
+                    </w:rPr>
+                    <w:t>@freelancer Software Developer (recession, Sep`08 – Aug`09) 1</w:t>
+                  </w:r>
+                  <w:r>
+                    <w:rPr>
+                      <w:sz w:val="16"/>
+                      <w:szCs w:val="16"/>
+                    </w:rPr>
+                    <w:t xml:space="preserve"> </w:t>
+                  </w:r>
+                  <w:r>
+                    <w:rPr>
+                      <w:sz w:val="16"/>
+                      <w:szCs w:val="16"/>
+                    </w:rPr>
+                    <w:t>y</w:t>
+                  </w:r>
+                  <w:r>
+                    <w:rPr>
+                      <w:sz w:val="16"/>
+                      <w:szCs w:val="16"/>
+                    </w:rPr>
+                    <w:t>ear</w:t>
+                  </w:r>
+                </w:p>
+                <w:p>
+                  <w:pPr>
+                    <w:numPr>
+                      <w:ilvl w:val="0"/>
+                      <w:numId w:val="2"/>
+                    </w:numPr>
+                    <w:pBdr>
+                      <w:top w:val="nil"/>
+                      <w:left w:val="nil"/>
+                      <w:bottom w:val="nil"/>
+                      <w:right w:val="nil"/>
+                      <w:between w:val="nil"/>
+                    </w:pBdr>
+                    <w:tabs>
+                      <w:tab w:val="left" w:pos="215"/>
+                      <w:tab w:val="left" w:pos="315"/>
+                    </w:tabs>
+                    <w:ind w:left="173" w:hanging="142"/>
+                    <w:jc w:val="left"/>
+                    <w:rPr>
+                      <w:sz w:val="16"/>
+                      <w:szCs w:val="16"/>
+                    </w:rPr>
+                  </w:pPr>
+                  <w:r>
+                    <w:rPr>
+                      <w:sz w:val="16"/>
+                      <w:szCs w:val="16"/>
+                    </w:rPr>
+                    <w:t>As Software Developer @DAVIM (Aug’07 to Aug`08) 1 y</w:t>
+                  </w:r>
+                  <w:r>
+                    <w:rPr>
+                      <w:sz w:val="16"/>
+                      <w:szCs w:val="16"/>
+                    </w:rPr>
+                    <w:t>ear</w:t>
+                  </w:r>
+                </w:p>
+              </w:tc>
+            </w:tr>
+          </w:tbl>
           <w:p>
             <w:pPr>
               <w:jc w:val="left"/>
@@ -3208,7 +3892,7 @@
       </w:tr>
       <w:tr>
         <w:trPr>
-          <w:trHeight w:val="1831"/>
+          <w:trHeight w:val="836"/>
         </w:trPr>
         <w:tc>
           <w:tcPr>
@@ -3224,33 +3908,11 @@
             <w:pPr>
               <w:jc w:val="left"/>
               <w:rPr>
-                <w:b/>
-                <w:bCs/>
-                <w:sz w:val="18"/>
-                <w:szCs w:val="18"/>
-                <w:u w:val="single"/>
-              </w:rPr>
-            </w:pPr>
-            <w:r>
-              <w:rPr>
-                <w:b/>
-                <w:bCs/>
-                <w:sz w:val="18"/>
-                <w:szCs w:val="18"/>
-                <w:u w:val="single"/>
-              </w:rPr>
-              <w:t>Personal Projects</w:t>
-            </w:r>
-          </w:p>
-          <w:p>
-            <w:pPr>
-              <w:jc w:val="left"/>
-              <w:rPr>
-                <w:sz w:val="14"/>
-                <w:szCs w:val="14"/>
-              </w:rPr>
-            </w:pPr>
-            <w:hyperlink r:id="rId13">
+                <w:sz w:val="14"/>
+                <w:szCs w:val="14"/>
+              </w:rPr>
+            </w:pPr>
+            <w:hyperlink r:id="rId10">
               <w:r>
                 <w:rPr>
                   <w:color w:val="1155CC"/>
@@ -3270,7 +3932,7 @@
                 <w:szCs w:val="14"/>
               </w:rPr>
             </w:pPr>
-            <w:hyperlink r:id="rId14">
+            <w:hyperlink r:id="rId11">
               <w:r>
                 <w:rPr>
                   <w:color w:val="1155CC"/>
@@ -3290,7 +3952,7 @@
                 <w:szCs w:val="14"/>
               </w:rPr>
             </w:pPr>
-            <w:hyperlink r:id="rId15">
+            <w:hyperlink r:id="rId12">
               <w:r>
                 <w:rPr>
                   <w:color w:val="1155CC"/>
@@ -3310,47 +3972,7 @@
                 <w:szCs w:val="14"/>
               </w:rPr>
             </w:pPr>
-            <w:hyperlink r:id="rId16">
-              <w:r>
-                <w:rPr>
-                  <w:color w:val="1155CC"/>
-                  <w:sz w:val="14"/>
-                  <w:szCs w:val="14"/>
-                  <w:u w:val="single"/>
-                </w:rPr>
-                <w:t>https://github.com/devendraprasad1984/dpresume-vite/tree/main/next-test</w:t>
-              </w:r>
-            </w:hyperlink>
-          </w:p>
-          <w:p>
-            <w:pPr>
-              <w:jc w:val="left"/>
-              <w:rPr>
-                <w:sz w:val="14"/>
-                <w:szCs w:val="14"/>
-              </w:rPr>
-            </w:pPr>
-            <w:hyperlink r:id="rId17">
-              <w:r>
-                <w:rPr>
-                  <w:color w:val="1155CC"/>
-                  <w:sz w:val="14"/>
-                  <w:szCs w:val="14"/>
-                  <w:u w:val="single"/>
-                </w:rPr>
-                <w:t>https://github.com/devendraprasad1984/dpresume-vite/tree/main/php-server</w:t>
-              </w:r>
-            </w:hyperlink>
-          </w:p>
-          <w:p>
-            <w:pPr>
-              <w:jc w:val="left"/>
-              <w:rPr>
-                <w:sz w:val="14"/>
-                <w:szCs w:val="14"/>
-              </w:rPr>
-            </w:pPr>
-            <w:hyperlink r:id="rId18">
+            <w:hyperlink r:id="rId13">
               <w:r>
                 <w:rPr>
                   <w:color w:val="1155CC"/>
@@ -3370,47 +3992,7 @@
                 <w:szCs w:val="14"/>
               </w:rPr>
             </w:pPr>
-            <w:hyperlink r:id="rId19">
-              <w:r>
-                <w:rPr>
-                  <w:color w:val="1155CC"/>
-                  <w:sz w:val="14"/>
-                  <w:szCs w:val="14"/>
-                  <w:u w:val="single"/>
-                </w:rPr>
-                <w:t>https://github.com/devendraprasad1984/nodejs</w:t>
-              </w:r>
-            </w:hyperlink>
-          </w:p>
-          <w:p>
-            <w:pPr>
-              <w:jc w:val="left"/>
-              <w:rPr>
-                <w:sz w:val="14"/>
-                <w:szCs w:val="14"/>
-              </w:rPr>
-            </w:pPr>
-            <w:hyperlink r:id="rId20">
-              <w:r>
-                <w:rPr>
-                  <w:color w:val="1155CC"/>
-                  <w:sz w:val="14"/>
-                  <w:szCs w:val="14"/>
-                  <w:u w:val="single"/>
-                </w:rPr>
-                <w:t>https://github.com/devendraprasad1984/react-js-python-lib-based</w:t>
-              </w:r>
-            </w:hyperlink>
-          </w:p>
-          <w:p>
-            <w:pPr>
-              <w:jc w:val="left"/>
-              <w:rPr>
-                <w:sz w:val="14"/>
-                <w:szCs w:val="14"/>
-              </w:rPr>
-            </w:pPr>
-            <w:hyperlink r:id="rId21">
+            <w:hyperlink r:id="rId14">
               <w:r>
                 <w:rPr>
                   <w:color w:val="1155CC"/>
@@ -3442,7 +4024,7 @@
                 <w:szCs w:val="14"/>
               </w:rPr>
             </w:pPr>
-            <w:hyperlink r:id="rId22">
+            <w:hyperlink r:id="rId15">
               <w:r>
                 <w:rPr>
                   <w:color w:val="1155CC"/>
@@ -3450,19 +4032,8 @@
                   <w:szCs w:val="14"/>
                   <w:u w:val="single"/>
                 </w:rPr>
-                <w:t>https://github.com/devendraprasad1984/siera_ai_fe_tech_challenge</w:t>
+                <w:t>https://github</w:t>
               </w:r>
-            </w:hyperlink>
-          </w:p>
-          <w:p>
-            <w:pPr>
-              <w:jc w:val="left"/>
-              <w:rPr>
-                <w:sz w:val="14"/>
-                <w:szCs w:val="14"/>
-              </w:rPr>
-            </w:pPr>
-            <w:hyperlink r:id="rId23">
               <w:r>
                 <w:rPr>
                   <w:color w:val="1155CC"/>
@@ -3470,7 +4041,16 @@
                   <w:szCs w:val="14"/>
                   <w:u w:val="single"/>
                 </w:rPr>
-                <w:t>https://github.com/devendraprasad1984/geektrust_challenges</w:t>
+                <w:t>.</w:t>
+              </w:r>
+              <w:r>
+                <w:rPr>
+                  <w:color w:val="1155CC"/>
+                  <w:sz w:val="14"/>
+                  <w:szCs w:val="14"/>
+                  <w:u w:val="single"/>
+                </w:rPr>
+                <w:t>com/devendraprasad1984/geektrust_challenges</w:t>
               </w:r>
             </w:hyperlink>
           </w:p>
@@ -3482,7 +4062,7 @@
                 <w:szCs w:val="14"/>
               </w:rPr>
             </w:pPr>
-            <w:hyperlink r:id="rId24">
+            <w:hyperlink r:id="rId16">
               <w:r>
                 <w:rPr>
                   <w:color w:val="1155CC"/>
@@ -3502,47 +4082,7 @@
                 <w:szCs w:val="14"/>
               </w:rPr>
             </w:pPr>
-            <w:hyperlink r:id="rId25">
-              <w:r>
-                <w:rPr>
-                  <w:color w:val="1155CC"/>
-                  <w:sz w:val="14"/>
-                  <w:szCs w:val="14"/>
-                  <w:u w:val="single"/>
-                </w:rPr>
-                <w:t>https://github.com/devendraprasad1984/loan_payment_app</w:t>
-              </w:r>
-            </w:hyperlink>
-          </w:p>
-          <w:p>
-            <w:pPr>
-              <w:jc w:val="left"/>
-              <w:rPr>
-                <w:sz w:val="14"/>
-                <w:szCs w:val="14"/>
-              </w:rPr>
-            </w:pPr>
-            <w:hyperlink r:id="rId26">
-              <w:r>
-                <w:rPr>
-                  <w:color w:val="1155CC"/>
-                  <w:sz w:val="14"/>
-                  <w:szCs w:val="14"/>
-                  <w:u w:val="single"/>
-                </w:rPr>
-                <w:t>https://github.com/devendraprasad1984/luxpm-test</w:t>
-              </w:r>
-            </w:hyperlink>
-          </w:p>
-          <w:p>
-            <w:pPr>
-              <w:jc w:val="left"/>
-              <w:rPr>
-                <w:sz w:val="14"/>
-                <w:szCs w:val="14"/>
-              </w:rPr>
-            </w:pPr>
-            <w:hyperlink r:id="rId27">
+            <w:hyperlink r:id="rId17">
               <w:r>
                 <w:rPr>
                   <w:color w:val="1155CC"/>
@@ -3562,7 +4102,7 @@
                 <w:szCs w:val="14"/>
               </w:rPr>
             </w:pPr>
-            <w:hyperlink r:id="rId28">
+            <w:hyperlink r:id="rId18">
               <w:r>
                 <w:rPr>
                   <w:color w:val="1155CC"/>
@@ -3582,7 +4122,7 @@
                 <w:szCs w:val="14"/>
               </w:rPr>
             </w:pPr>
-            <w:hyperlink r:id="rId29">
+            <w:hyperlink r:id="rId19">
               <w:r>
                 <w:rPr>
                   <w:color w:val="1155CC"/>
@@ -3591,46 +4131,6 @@
                   <w:u w:val="single"/>
                 </w:rPr>
                 <w:t>https://github.com/devendraprasad1984/vanila-js-routing-similar-to-react-hash-routing</w:t>
-              </w:r>
-            </w:hyperlink>
-          </w:p>
-          <w:p>
-            <w:pPr>
-              <w:jc w:val="left"/>
-              <w:rPr>
-                <w:sz w:val="14"/>
-                <w:szCs w:val="14"/>
-              </w:rPr>
-            </w:pPr>
-            <w:hyperlink r:id="rId30">
-              <w:r>
-                <w:rPr>
-                  <w:color w:val="1155CC"/>
-                  <w:sz w:val="14"/>
-                  <w:szCs w:val="14"/>
-                  <w:u w:val="single"/>
-                </w:rPr>
-                <w:t>https://github.com/devendraprasad1984/dpvoicebanking</w:t>
-              </w:r>
-            </w:hyperlink>
-          </w:p>
-          <w:p>
-            <w:pPr>
-              <w:jc w:val="left"/>
-              <w:rPr>
-                <w:sz w:val="14"/>
-                <w:szCs w:val="14"/>
-              </w:rPr>
-            </w:pPr>
-            <w:hyperlink r:id="rId31">
-              <w:r>
-                <w:rPr>
-                  <w:color w:val="1155CC"/>
-                  <w:sz w:val="14"/>
-                  <w:szCs w:val="14"/>
-                  <w:u w:val="single"/>
-                </w:rPr>
-                <w:t>https://github.com/devendraprasad1984/handlebar-learning</w:t>
               </w:r>
             </w:hyperlink>
           </w:p>
@@ -3761,12 +4261,12 @@
     </w:tbl>
     <w:p/>
     <w:sectPr>
-      <w:headerReference w:type="even" r:id="rId32"/>
-      <w:headerReference w:type="default" r:id="rId33"/>
-      <w:footerReference w:type="even" r:id="rId34"/>
-      <w:footerReference w:type="default" r:id="rId35"/>
-      <w:headerReference w:type="first" r:id="rId36"/>
-      <w:footerReference w:type="first" r:id="rId37"/>
+      <w:headerReference w:type="even" r:id="rId20"/>
+      <w:headerReference w:type="default" r:id="rId21"/>
+      <w:footerReference w:type="even" r:id="rId22"/>
+      <w:footerReference w:type="default" r:id="rId23"/>
+      <w:headerReference w:type="first" r:id="rId24"/>
+      <w:footerReference w:type="first" r:id="rId25"/>
       <w:pgSz w:w="11906" w:h="16838"/>
       <w:pgMar w:top="0" w:right="260" w:bottom="180" w:left="589" w:header="708" w:footer="708" w:gutter="0"/>
       <w:pgNumType w:start="1"/>
@@ -3777,7 +4277,7 @@
 </file>
 
 <file path=word/endnotes.xml><?xml version="1.0" encoding="utf-8"?>
-<w:endnotes xmlns:wpc="http://schemas.microsoft.com/office/word/2010/wordprocessingCanvas" xmlns:cx="http://schemas.microsoft.com/office/drawing/2014/chartex" xmlns:cx1="http://schemas.microsoft.com/office/drawing/2015/9/8/chartex" xmlns:cx2="http://schemas.microsoft.com/office/drawing/2015/10/21/chartex" xmlns:cx3="http://schemas.microsoft.com/office/drawing/2016/5/9/chartex" xmlns:cx4="http://schemas.microsoft.com/office/drawing/2016/5/10/chartex" xmlns:cx5="http://schemas.microsoft.com/office/drawing/2016/5/11/chartex" xmlns:cx6="http://schemas.microsoft.com/office/drawing/2016/5/12/chartex" xmlns:cx7="http://schemas.microsoft.com/office/drawing/2016/5/13/chartex" xmlns:cx8="http://schemas.microsoft.com/office/drawing/2016/5/14/chartex" xmlns:mc="http://schemas.openxmlformats.org/markup-compatibility/2006" xmlns:m="http://schemas.openxmlformats.org/officeDocument/2006/math" xmlns:aink="http://schemas.microsoft.com/office/drawing/2016/ink" xmlns:am3d="http://schemas.microsoft.com/office/drawing/2017/model3d" xmlns:oel="http://schemas.microsoft.com/office/2019/extlst" xmlns:r="http://schemas.openxmlformats.org/officeDocument/2006/relationships" xmlns:wp14="http://schemas.microsoft.com/office/word/2010/wordprocessingDrawing" xmlns:wp="http://schemas.openxmlformats.org/drawingml/2006/wordprocessingDrawing" xmlns:wpg="http://schemas.microsoft.com/office/word/2010/wordprocessingGroup" xmlns:wpi="http://schemas.microsoft.com/office/word/2010/wordprocessingInk" xmlns:wps="http://schemas.microsoft.com/office/word/2010/wordprocessingShape" xmlns:o="urn:schemas-microsoft-com:office:office" xmlns:v="urn:schemas-microsoft-com:vml" xmlns:w10="urn:schemas-microsoft-com:office:word" xmlns:w="http://schemas.openxmlformats.org/wordprocessingml/2006/main" xmlns:w14="http://schemas.microsoft.com/office/word/2010/wordml" xmlns:w15="http://schemas.microsoft.com/office/word/2012/wordml" xmlns:w16cex="http://schemas.microsoft.com/office/word/2018/wordml/cex" xmlns:w16cid="http://schemas.microsoft.com/office/word/2016/wordml/cid" xmlns:w16="http://schemas.microsoft.com/office/word/2018/wordml" xmlns:w16sdtdh="http://schemas.microsoft.com/office/word/2020/wordml/sdtdatahash" xmlns:w16sdtfl="http://schemas.microsoft.com/office/word/2024/wordml/sdtformatlock" xmlns:w16se="http://schemas.microsoft.com/office/word/2015/wordml/symex" xmlns:w16du="http://schemas.microsoft.com/office/word/2023/wordml/word16du" xmlns:wne="http://schemas.microsoft.com/office/word/2006/wordml" mc:Ignorable="w14 w15 w16se w16cid w16 w16cex w16sdtdh w16sdtfl w16du wp14">
+<w:endnotes xmlns:wpc="http://schemas.microsoft.com/office/word/2010/wordprocessingCanvas" xmlns:cx="http://schemas.microsoft.com/office/drawing/2014/chartex" xmlns:cx1="http://schemas.microsoft.com/office/drawing/2015/9/8/chartex" xmlns:cx2="http://schemas.microsoft.com/office/drawing/2015/10/21/chartex" xmlns:cx3="http://schemas.microsoft.com/office/drawing/2016/5/9/chartex" xmlns:cx4="http://schemas.microsoft.com/office/drawing/2016/5/10/chartex" xmlns:cx5="http://schemas.microsoft.com/office/drawing/2016/5/11/chartex" xmlns:cx6="http://schemas.microsoft.com/office/drawing/2016/5/12/chartex" xmlns:cx7="http://schemas.microsoft.com/office/drawing/2016/5/13/chartex" xmlns:cx8="http://schemas.microsoft.com/office/drawing/2016/5/14/chartex" xmlns:mc="http://schemas.openxmlformats.org/markup-compatibility/2006" xmlns:m="http://schemas.openxmlformats.org/officeDocument/2006/math" xmlns:aink="http://schemas.microsoft.com/office/drawing/2016/ink" xmlns:am3d="http://schemas.microsoft.com/office/drawing/2017/model3d" xmlns:oel="http://schemas.microsoft.com/office/2019/extlst" xmlns:r="http://schemas.openxmlformats.org/officeDocument/2006/relationships" xmlns:wp14="http://schemas.microsoft.com/office/word/2010/wordprocessingDrawing" xmlns:wp="http://schemas.openxmlformats.org/drawingml/2006/wordprocessingDrawing" xmlns:wpg="http://schemas.microsoft.com/office/word/2010/wordprocessingGroup" xmlns:wpi="http://schemas.microsoft.com/office/word/2010/wordprocessingInk" xmlns:wps="http://schemas.microsoft.com/office/word/2010/wordprocessingShape" xmlns:o="urn:schemas-microsoft-com:office:office" xmlns:v="urn:schemas-microsoft-com:vml" xmlns:w10="urn:schemas-microsoft-com:office:word" xmlns:w="http://schemas.openxmlformats.org/wordprocessingml/2006/main" xmlns:w14="http://schemas.microsoft.com/office/word/2010/wordml" xmlns:w15="http://schemas.microsoft.com/office/word/2012/wordml" xmlns:w16cei="http://schemas.microsoft.com/office/word/2026/wordml/cei" xmlns:w16cex="http://schemas.microsoft.com/office/word/2018/wordml/cex" xmlns:w16cid="http://schemas.microsoft.com/office/word/2016/wordml/cid" xmlns:w16="http://schemas.microsoft.com/office/word/2018/wordml" xmlns:w16sdtdh="http://schemas.microsoft.com/office/word/2020/wordml/sdtdatahash" xmlns:w16sdtfl="http://schemas.microsoft.com/office/word/2024/wordml/sdtformatlock" xmlns:w16se="http://schemas.microsoft.com/office/word/2015/wordml/symex" xmlns:w16du="http://schemas.microsoft.com/office/word/2023/wordml/word16du" xmlns:wne="http://schemas.microsoft.com/office/word/2006/wordml" mc:Ignorable="w14 w15 w16se w16cid w16 w16cex w16sdtdh w16sdtfl w16du wp14">
   <w:endnote w:type="separator" w:id="-1">
     <w:p>
       <w:r>
@@ -3796,7 +4296,7 @@
 </file>
 
 <file path=word/footer1.xml><?xml version="1.0" encoding="utf-8"?>
-<w:ftr xmlns:wpc="http://schemas.microsoft.com/office/word/2010/wordprocessingCanvas" xmlns:cx="http://schemas.microsoft.com/office/drawing/2014/chartex" xmlns:cx1="http://schemas.microsoft.com/office/drawing/2015/9/8/chartex" xmlns:cx2="http://schemas.microsoft.com/office/drawing/2015/10/21/chartex" xmlns:cx3="http://schemas.microsoft.com/office/drawing/2016/5/9/chartex" xmlns:cx4="http://schemas.microsoft.com/office/drawing/2016/5/10/chartex" xmlns:cx5="http://schemas.microsoft.com/office/drawing/2016/5/11/chartex" xmlns:cx6="http://schemas.microsoft.com/office/drawing/2016/5/12/chartex" xmlns:cx7="http://schemas.microsoft.com/office/drawing/2016/5/13/chartex" xmlns:cx8="http://schemas.microsoft.com/office/drawing/2016/5/14/chartex" xmlns:mc="http://schemas.openxmlformats.org/markup-compatibility/2006" xmlns:m="http://schemas.openxmlformats.org/officeDocument/2006/math" xmlns:aink="http://schemas.microsoft.com/office/drawing/2016/ink" xmlns:am3d="http://schemas.microsoft.com/office/drawing/2017/model3d" xmlns:oel="http://schemas.microsoft.com/office/2019/extlst" xmlns:r="http://schemas.openxmlformats.org/officeDocument/2006/relationships" xmlns:wp14="http://schemas.microsoft.com/office/word/2010/wordprocessingDrawing" xmlns:wp="http://schemas.openxmlformats.org/drawingml/2006/wordprocessingDrawing" xmlns:wpg="http://schemas.microsoft.com/office/word/2010/wordprocessingGroup" xmlns:wpi="http://schemas.microsoft.com/office/word/2010/wordprocessingInk" xmlns:wps="http://schemas.microsoft.com/office/word/2010/wordprocessingShape" xmlns:o="urn:schemas-microsoft-com:office:office" xmlns:v="urn:schemas-microsoft-com:vml" xmlns:w10="urn:schemas-microsoft-com:office:word" xmlns:w="http://schemas.openxmlformats.org/wordprocessingml/2006/main" xmlns:w14="http://schemas.microsoft.com/office/word/2010/wordml" xmlns:w15="http://schemas.microsoft.com/office/word/2012/wordml" xmlns:w16cex="http://schemas.microsoft.com/office/word/2018/wordml/cex" xmlns:w16cid="http://schemas.microsoft.com/office/word/2016/wordml/cid" xmlns:w16="http://schemas.microsoft.com/office/word/2018/wordml" xmlns:w16sdtdh="http://schemas.microsoft.com/office/word/2020/wordml/sdtdatahash" xmlns:w16sdtfl="http://schemas.microsoft.com/office/word/2024/wordml/sdtformatlock" xmlns:w16se="http://schemas.microsoft.com/office/word/2015/wordml/symex" xmlns:w16du="http://schemas.microsoft.com/office/word/2023/wordml/word16du" xmlns:wne="http://schemas.microsoft.com/office/word/2006/wordml" mc:Ignorable="w14 w15 w16se w16cid w16 w16cex w16sdtdh w16sdtfl w16du wp14">
+<w:ftr xmlns:wpc="http://schemas.microsoft.com/office/word/2010/wordprocessingCanvas" xmlns:cx="http://schemas.microsoft.com/office/drawing/2014/chartex" xmlns:cx1="http://schemas.microsoft.com/office/drawing/2015/9/8/chartex" xmlns:cx2="http://schemas.microsoft.com/office/drawing/2015/10/21/chartex" xmlns:cx3="http://schemas.microsoft.com/office/drawing/2016/5/9/chartex" xmlns:cx4="http://schemas.microsoft.com/office/drawing/2016/5/10/chartex" xmlns:cx5="http://schemas.microsoft.com/office/drawing/2016/5/11/chartex" xmlns:cx6="http://schemas.microsoft.com/office/drawing/2016/5/12/chartex" xmlns:cx7="http://schemas.microsoft.com/office/drawing/2016/5/13/chartex" xmlns:cx8="http://schemas.microsoft.com/office/drawing/2016/5/14/chartex" xmlns:mc="http://schemas.openxmlformats.org/markup-compatibility/2006" xmlns:m="http://schemas.openxmlformats.org/officeDocument/2006/math" xmlns:aink="http://schemas.microsoft.com/office/drawing/2016/ink" xmlns:am3d="http://schemas.microsoft.com/office/drawing/2017/model3d" xmlns:oel="http://schemas.microsoft.com/office/2019/extlst" xmlns:r="http://schemas.openxmlformats.org/officeDocument/2006/relationships" xmlns:wp14="http://schemas.microsoft.com/office/word/2010/wordprocessingDrawing" xmlns:wp="http://schemas.openxmlformats.org/drawingml/2006/wordprocessingDrawing" xmlns:wpg="http://schemas.microsoft.com/office/word/2010/wordprocessingGroup" xmlns:wpi="http://schemas.microsoft.com/office/word/2010/wordprocessingInk" xmlns:wps="http://schemas.microsoft.com/office/word/2010/wordprocessingShape" xmlns:o="urn:schemas-microsoft-com:office:office" xmlns:v="urn:schemas-microsoft-com:vml" xmlns:w10="urn:schemas-microsoft-com:office:word" xmlns:w="http://schemas.openxmlformats.org/wordprocessingml/2006/main" xmlns:w14="http://schemas.microsoft.com/office/word/2010/wordml" xmlns:w15="http://schemas.microsoft.com/office/word/2012/wordml" xmlns:w16cei="http://schemas.microsoft.com/office/word/2026/wordml/cei" xmlns:w16cex="http://schemas.microsoft.com/office/word/2018/wordml/cex" xmlns:w16cid="http://schemas.microsoft.com/office/word/2016/wordml/cid" xmlns:w16="http://schemas.microsoft.com/office/word/2018/wordml" xmlns:w16sdtdh="http://schemas.microsoft.com/office/word/2020/wordml/sdtdatahash" xmlns:w16sdtfl="http://schemas.microsoft.com/office/word/2024/wordml/sdtformatlock" xmlns:w16se="http://schemas.microsoft.com/office/word/2015/wordml/symex" xmlns:w16du="http://schemas.microsoft.com/office/word/2023/wordml/word16du" xmlns:wne="http://schemas.microsoft.com/office/word/2006/wordml" mc:Ignorable="w14 w15 w16se w16cid w16 w16cex w16sdtdh w16sdtfl w16du wp14">
   <w:p>
     <w:pPr>
       <w:pBdr>
@@ -3819,7 +4319,7 @@
 </file>
 
 <file path=word/footer2.xml><?xml version="1.0" encoding="utf-8"?>
-<w:ftr xmlns:wpc="http://schemas.microsoft.com/office/word/2010/wordprocessingCanvas" xmlns:cx="http://schemas.microsoft.com/office/drawing/2014/chartex" xmlns:cx1="http://schemas.microsoft.com/office/drawing/2015/9/8/chartex" xmlns:cx2="http://schemas.microsoft.com/office/drawing/2015/10/21/chartex" xmlns:cx3="http://schemas.microsoft.com/office/drawing/2016/5/9/chartex" xmlns:cx4="http://schemas.microsoft.com/office/drawing/2016/5/10/chartex" xmlns:cx5="http://schemas.microsoft.com/office/drawing/2016/5/11/chartex" xmlns:cx6="http://schemas.microsoft.com/office/drawing/2016/5/12/chartex" xmlns:cx7="http://schemas.microsoft.com/office/drawing/2016/5/13/chartex" xmlns:cx8="http://schemas.microsoft.com/office/drawing/2016/5/14/chartex" xmlns:mc="http://schemas.openxmlformats.org/markup-compatibility/2006" xmlns:m="http://schemas.openxmlformats.org/officeDocument/2006/math" xmlns:aink="http://schemas.microsoft.com/office/drawing/2016/ink" xmlns:am3d="http://schemas.microsoft.com/office/drawing/2017/model3d" xmlns:oel="http://schemas.microsoft.com/office/2019/extlst" xmlns:r="http://schemas.openxmlformats.org/officeDocument/2006/relationships" xmlns:wp14="http://schemas.microsoft.com/office/word/2010/wordprocessingDrawing" xmlns:wp="http://schemas.openxmlformats.org/drawingml/2006/wordprocessingDrawing" xmlns:wpg="http://schemas.microsoft.com/office/word/2010/wordprocessingGroup" xmlns:wpi="http://schemas.microsoft.com/office/word/2010/wordprocessingInk" xmlns:wps="http://schemas.microsoft.com/office/word/2010/wordprocessingShape" xmlns:o="urn:schemas-microsoft-com:office:office" xmlns:v="urn:schemas-microsoft-com:vml" xmlns:w10="urn:schemas-microsoft-com:office:word" xmlns:w="http://schemas.openxmlformats.org/wordprocessingml/2006/main" xmlns:w14="http://schemas.microsoft.com/office/word/2010/wordml" xmlns:w15="http://schemas.microsoft.com/office/word/2012/wordml" xmlns:w16cex="http://schemas.microsoft.com/office/word/2018/wordml/cex" xmlns:w16cid="http://schemas.microsoft.com/office/word/2016/wordml/cid" xmlns:w16="http://schemas.microsoft.com/office/word/2018/wordml" xmlns:w16sdtdh="http://schemas.microsoft.com/office/word/2020/wordml/sdtdatahash" xmlns:w16sdtfl="http://schemas.microsoft.com/office/word/2024/wordml/sdtformatlock" xmlns:w16se="http://schemas.microsoft.com/office/word/2015/wordml/symex" xmlns:w16du="http://schemas.microsoft.com/office/word/2023/wordml/word16du" xmlns:wne="http://schemas.microsoft.com/office/word/2006/wordml" mc:Ignorable="w14 w15 w16se w16cid w16 w16cex w16sdtdh w16sdtfl w16du wp14">
+<w:ftr xmlns:wpc="http://schemas.microsoft.com/office/word/2010/wordprocessingCanvas" xmlns:cx="http://schemas.microsoft.com/office/drawing/2014/chartex" xmlns:cx1="http://schemas.microsoft.com/office/drawing/2015/9/8/chartex" xmlns:cx2="http://schemas.microsoft.com/office/drawing/2015/10/21/chartex" xmlns:cx3="http://schemas.microsoft.com/office/drawing/2016/5/9/chartex" xmlns:cx4="http://schemas.microsoft.com/office/drawing/2016/5/10/chartex" xmlns:cx5="http://schemas.microsoft.com/office/drawing/2016/5/11/chartex" xmlns:cx6="http://schemas.microsoft.com/office/drawing/2016/5/12/chartex" xmlns:cx7="http://schemas.microsoft.com/office/drawing/2016/5/13/chartex" xmlns:cx8="http://schemas.microsoft.com/office/drawing/2016/5/14/chartex" xmlns:mc="http://schemas.openxmlformats.org/markup-compatibility/2006" xmlns:m="http://schemas.openxmlformats.org/officeDocument/2006/math" xmlns:aink="http://schemas.microsoft.com/office/drawing/2016/ink" xmlns:am3d="http://schemas.microsoft.com/office/drawing/2017/model3d" xmlns:oel="http://schemas.microsoft.com/office/2019/extlst" xmlns:r="http://schemas.openxmlformats.org/officeDocument/2006/relationships" xmlns:wp14="http://schemas.microsoft.com/office/word/2010/wordprocessingDrawing" xmlns:wp="http://schemas.openxmlformats.org/drawingml/2006/wordprocessingDrawing" xmlns:wpg="http://schemas.microsoft.com/office/word/2010/wordprocessingGroup" xmlns:wpi="http://schemas.microsoft.com/office/word/2010/wordprocessingInk" xmlns:wps="http://schemas.microsoft.com/office/word/2010/wordprocessingShape" xmlns:o="urn:schemas-microsoft-com:office:office" xmlns:v="urn:schemas-microsoft-com:vml" xmlns:w10="urn:schemas-microsoft-com:office:word" xmlns:w="http://schemas.openxmlformats.org/wordprocessingml/2006/main" xmlns:w14="http://schemas.microsoft.com/office/word/2010/wordml" xmlns:w15="http://schemas.microsoft.com/office/word/2012/wordml" xmlns:w16cei="http://schemas.microsoft.com/office/word/2026/wordml/cei" xmlns:w16cex="http://schemas.microsoft.com/office/word/2018/wordml/cex" xmlns:w16cid="http://schemas.microsoft.com/office/word/2016/wordml/cid" xmlns:w16="http://schemas.microsoft.com/office/word/2018/wordml" xmlns:w16sdtdh="http://schemas.microsoft.com/office/word/2020/wordml/sdtdatahash" xmlns:w16sdtfl="http://schemas.microsoft.com/office/word/2024/wordml/sdtformatlock" xmlns:w16se="http://schemas.microsoft.com/office/word/2015/wordml/symex" xmlns:w16du="http://schemas.microsoft.com/office/word/2023/wordml/word16du" xmlns:wne="http://schemas.microsoft.com/office/word/2006/wordml" mc:Ignorable="w14 w15 w16se w16cid w16 w16cex w16sdtdh w16sdtfl w16du wp14">
   <w:p>
     <w:pPr>
       <w:pBdr>
@@ -3842,7 +4342,7 @@
 </file>
 
 <file path=word/footer3.xml><?xml version="1.0" encoding="utf-8"?>
-<w:ftr xmlns:wpc="http://schemas.microsoft.com/office/word/2010/wordprocessingCanvas" xmlns:cx="http://schemas.microsoft.com/office/drawing/2014/chartex" xmlns:cx1="http://schemas.microsoft.com/office/drawing/2015/9/8/chartex" xmlns:cx2="http://schemas.microsoft.com/office/drawing/2015/10/21/chartex" xmlns:cx3="http://schemas.microsoft.com/office/drawing/2016/5/9/chartex" xmlns:cx4="http://schemas.microsoft.com/office/drawing/2016/5/10/chartex" xmlns:cx5="http://schemas.microsoft.com/office/drawing/2016/5/11/chartex" xmlns:cx6="http://schemas.microsoft.com/office/drawing/2016/5/12/chartex" xmlns:cx7="http://schemas.microsoft.com/office/drawing/2016/5/13/chartex" xmlns:cx8="http://schemas.microsoft.com/office/drawing/2016/5/14/chartex" xmlns:mc="http://schemas.openxmlformats.org/markup-compatibility/2006" xmlns:m="http://schemas.openxmlformats.org/officeDocument/2006/math" xmlns:aink="http://schemas.microsoft.com/office/drawing/2016/ink" xmlns:am3d="http://schemas.microsoft.com/office/drawing/2017/model3d" xmlns:oel="http://schemas.microsoft.com/office/2019/extlst" xmlns:r="http://schemas.openxmlformats.org/officeDocument/2006/relationships" xmlns:wp14="http://schemas.microsoft.com/office/word/2010/wordprocessingDrawing" xmlns:wp="http://schemas.openxmlformats.org/drawingml/2006/wordprocessingDrawing" xmlns:wpg="http://schemas.microsoft.com/office/word/2010/wordprocessingGroup" xmlns:wpi="http://schemas.microsoft.com/office/word/2010/wordprocessingInk" xmlns:wps="http://schemas.microsoft.com/office/word/2010/wordprocessingShape" xmlns:o="urn:schemas-microsoft-com:office:office" xmlns:v="urn:schemas-microsoft-com:vml" xmlns:w10="urn:schemas-microsoft-com:office:word" xmlns:w="http://schemas.openxmlformats.org/wordprocessingml/2006/main" xmlns:w14="http://schemas.microsoft.com/office/word/2010/wordml" xmlns:w15="http://schemas.microsoft.com/office/word/2012/wordml" xmlns:w16cex="http://schemas.microsoft.com/office/word/2018/wordml/cex" xmlns:w16cid="http://schemas.microsoft.com/office/word/2016/wordml/cid" xmlns:w16="http://schemas.microsoft.com/office/word/2018/wordml" xmlns:w16sdtdh="http://schemas.microsoft.com/office/word/2020/wordml/sdtdatahash" xmlns:w16sdtfl="http://schemas.microsoft.com/office/word/2024/wordml/sdtformatlock" xmlns:w16se="http://schemas.microsoft.com/office/word/2015/wordml/symex" xmlns:w16du="http://schemas.microsoft.com/office/word/2023/wordml/word16du" xmlns:wne="http://schemas.microsoft.com/office/word/2006/wordml" mc:Ignorable="w14 w15 w16se w16cid w16 w16cex w16sdtdh w16sdtfl w16du wp14">
+<w:ftr xmlns:wpc="http://schemas.microsoft.com/office/word/2010/wordprocessingCanvas" xmlns:cx="http://schemas.microsoft.com/office/drawing/2014/chartex" xmlns:cx1="http://schemas.microsoft.com/office/drawing/2015/9/8/chartex" xmlns:cx2="http://schemas.microsoft.com/office/drawing/2015/10/21/chartex" xmlns:cx3="http://schemas.microsoft.com/office/drawing/2016/5/9/chartex" xmlns:cx4="http://schemas.microsoft.com/office/drawing/2016/5/10/chartex" xmlns:cx5="http://schemas.microsoft.com/office/drawing/2016/5/11/chartex" xmlns:cx6="http://schemas.microsoft.com/office/drawing/2016/5/12/chartex" xmlns:cx7="http://schemas.microsoft.com/office/drawing/2016/5/13/chartex" xmlns:cx8="http://schemas.microsoft.com/office/drawing/2016/5/14/chartex" xmlns:mc="http://schemas.openxmlformats.org/markup-compatibility/2006" xmlns:m="http://schemas.openxmlformats.org/officeDocument/2006/math" xmlns:aink="http://schemas.microsoft.com/office/drawing/2016/ink" xmlns:am3d="http://schemas.microsoft.com/office/drawing/2017/model3d" xmlns:oel="http://schemas.microsoft.com/office/2019/extlst" xmlns:r="http://schemas.openxmlformats.org/officeDocument/2006/relationships" xmlns:wp14="http://schemas.microsoft.com/office/word/2010/wordprocessingDrawing" xmlns:wp="http://schemas.openxmlformats.org/drawingml/2006/wordprocessingDrawing" xmlns:wpg="http://schemas.microsoft.com/office/word/2010/wordprocessingGroup" xmlns:wpi="http://schemas.microsoft.com/office/word/2010/wordprocessingInk" xmlns:wps="http://schemas.microsoft.com/office/word/2010/wordprocessingShape" xmlns:o="urn:schemas-microsoft-com:office:office" xmlns:v="urn:schemas-microsoft-com:vml" xmlns:w10="urn:schemas-microsoft-com:office:word" xmlns:w="http://schemas.openxmlformats.org/wordprocessingml/2006/main" xmlns:w14="http://schemas.microsoft.com/office/word/2010/wordml" xmlns:w15="http://schemas.microsoft.com/office/word/2012/wordml" xmlns:w16cei="http://schemas.microsoft.com/office/word/2026/wordml/cei" xmlns:w16cex="http://schemas.microsoft.com/office/word/2018/wordml/cex" xmlns:w16cid="http://schemas.microsoft.com/office/word/2016/wordml/cid" xmlns:w16="http://schemas.microsoft.com/office/word/2018/wordml" xmlns:w16sdtdh="http://schemas.microsoft.com/office/word/2020/wordml/sdtdatahash" xmlns:w16sdtfl="http://schemas.microsoft.com/office/word/2024/wordml/sdtformatlock" xmlns:w16se="http://schemas.microsoft.com/office/word/2015/wordml/symex" xmlns:w16du="http://schemas.microsoft.com/office/word/2023/wordml/word16du" xmlns:wne="http://schemas.microsoft.com/office/word/2006/wordml" mc:Ignorable="w14 w15 w16se w16cid w16 w16cex w16sdtdh w16sdtfl w16du wp14">
   <w:p>
     <w:pPr>
       <w:pBdr>
@@ -3865,7 +4365,7 @@
 </file>
 
 <file path=word/footnotes.xml><?xml version="1.0" encoding="utf-8"?>
-<w:footnotes xmlns:wpc="http://schemas.microsoft.com/office/word/2010/wordprocessingCanvas" xmlns:cx="http://schemas.microsoft.com/office/drawing/2014/chartex" xmlns:cx1="http://schemas.microsoft.com/office/drawing/2015/9/8/chartex" xmlns:cx2="http://schemas.microsoft.com/office/drawing/2015/10/21/chartex" xmlns:cx3="http://schemas.microsoft.com/office/drawing/2016/5/9/chartex" xmlns:cx4="http://schemas.microsoft.com/office/drawing/2016/5/10/chartex" xmlns:cx5="http://schemas.microsoft.com/office/drawing/2016/5/11/chartex" xmlns:cx6="http://schemas.microsoft.com/office/drawing/2016/5/12/chartex" xmlns:cx7="http://schemas.microsoft.com/office/drawing/2016/5/13/chartex" xmlns:cx8="http://schemas.microsoft.com/office/drawing/2016/5/14/chartex" xmlns:mc="http://schemas.openxmlformats.org/markup-compatibility/2006" xmlns:m="http://schemas.openxmlformats.org/officeDocument/2006/math" xmlns:aink="http://schemas.microsoft.com/office/drawing/2016/ink" xmlns:am3d="http://schemas.microsoft.com/office/drawing/2017/model3d" xmlns:oel="http://schemas.microsoft.com/office/2019/extlst" xmlns:r="http://schemas.openxmlformats.org/officeDocument/2006/relationships" xmlns:wp14="http://schemas.microsoft.com/office/word/2010/wordprocessingDrawing" xmlns:wp="http://schemas.openxmlformats.org/drawingml/2006/wordprocessingDrawing" xmlns:wpg="http://schemas.microsoft.com/office/word/2010/wordprocessingGroup" xmlns:wpi="http://schemas.microsoft.com/office/word/2010/wordprocessingInk" xmlns:wps="http://schemas.microsoft.com/office/word/2010/wordprocessingShape" xmlns:o="urn:schemas-microsoft-com:office:office" xmlns:v="urn:schemas-microsoft-com:vml" xmlns:w10="urn:schemas-microsoft-com:office:word" xmlns:w="http://schemas.openxmlformats.org/wordprocessingml/2006/main" xmlns:w14="http://schemas.microsoft.com/office/word/2010/wordml" xmlns:w15="http://schemas.microsoft.com/office/word/2012/wordml" xmlns:w16cex="http://schemas.microsoft.com/office/word/2018/wordml/cex" xmlns:w16cid="http://schemas.microsoft.com/office/word/2016/wordml/cid" xmlns:w16="http://schemas.microsoft.com/office/word/2018/wordml" xmlns:w16sdtdh="http://schemas.microsoft.com/office/word/2020/wordml/sdtdatahash" xmlns:w16sdtfl="http://schemas.microsoft.com/office/word/2024/wordml/sdtformatlock" xmlns:w16se="http://schemas.microsoft.com/office/word/2015/wordml/symex" xmlns:w16du="http://schemas.microsoft.com/office/word/2023/wordml/word16du" xmlns:wne="http://schemas.microsoft.com/office/word/2006/wordml" mc:Ignorable="w14 w15 w16se w16cid w16 w16cex w16sdtdh w16sdtfl w16du wp14">
+<w:footnotes xmlns:wpc="http://schemas.microsoft.com/office/word/2010/wordprocessingCanvas" xmlns:cx="http://schemas.microsoft.com/office/drawing/2014/chartex" xmlns:cx1="http://schemas.microsoft.com/office/drawing/2015/9/8/chartex" xmlns:cx2="http://schemas.microsoft.com/office/drawing/2015/10/21/chartex" xmlns:cx3="http://schemas.microsoft.com/office/drawing/2016/5/9/chartex" xmlns:cx4="http://schemas.microsoft.com/office/drawing/2016/5/10/chartex" xmlns:cx5="http://schemas.microsoft.com/office/drawing/2016/5/11/chartex" xmlns:cx6="http://schemas.microsoft.com/office/drawing/2016/5/12/chartex" xmlns:cx7="http://schemas.microsoft.com/office/drawing/2016/5/13/chartex" xmlns:cx8="http://schemas.microsoft.com/office/drawing/2016/5/14/chartex" xmlns:mc="http://schemas.openxmlformats.org/markup-compatibility/2006" xmlns:m="http://schemas.openxmlformats.org/officeDocument/2006/math" xmlns:aink="http://schemas.microsoft.com/office/drawing/2016/ink" xmlns:am3d="http://schemas.microsoft.com/office/drawing/2017/model3d" xmlns:oel="http://schemas.microsoft.com/office/2019/extlst" xmlns:r="http://schemas.openxmlformats.org/officeDocument/2006/relationships" xmlns:wp14="http://schemas.microsoft.com/office/word/2010/wordprocessingDrawing" xmlns:wp="http://schemas.openxmlformats.org/drawingml/2006/wordprocessingDrawing" xmlns:wpg="http://schemas.microsoft.com/office/word/2010/wordprocessingGroup" xmlns:wpi="http://schemas.microsoft.com/office/word/2010/wordprocessingInk" xmlns:wps="http://schemas.microsoft.com/office/word/2010/wordprocessingShape" xmlns:o="urn:schemas-microsoft-com:office:office" xmlns:v="urn:schemas-microsoft-com:vml" xmlns:w10="urn:schemas-microsoft-com:office:word" xmlns:w="http://schemas.openxmlformats.org/wordprocessingml/2006/main" xmlns:w14="http://schemas.microsoft.com/office/word/2010/wordml" xmlns:w15="http://schemas.microsoft.com/office/word/2012/wordml" xmlns:w16cei="http://schemas.microsoft.com/office/word/2026/wordml/cei" xmlns:w16cex="http://schemas.microsoft.com/office/word/2018/wordml/cex" xmlns:w16cid="http://schemas.microsoft.com/office/word/2016/wordml/cid" xmlns:w16="http://schemas.microsoft.com/office/word/2018/wordml" xmlns:w16sdtdh="http://schemas.microsoft.com/office/word/2020/wordml/sdtdatahash" xmlns:w16sdtfl="http://schemas.microsoft.com/office/word/2024/wordml/sdtformatlock" xmlns:w16se="http://schemas.microsoft.com/office/word/2015/wordml/symex" xmlns:w16du="http://schemas.microsoft.com/office/word/2023/wordml/word16du" xmlns:wne="http://schemas.microsoft.com/office/word/2006/wordml" mc:Ignorable="w14 w15 w16se w16cid w16 w16cex w16sdtdh w16sdtfl w16du wp14">
   <w:footnote w:type="separator" w:id="-1">
     <w:p>
       <w:r>
@@ -3884,7 +4384,7 @@
 </file>
 
 <file path=word/header1.xml><?xml version="1.0" encoding="utf-8"?>
-<w:hdr xmlns:wpc="http://schemas.microsoft.com/office/word/2010/wordprocessingCanvas" xmlns:cx="http://schemas.microsoft.com/office/drawing/2014/chartex" xmlns:cx1="http://schemas.microsoft.com/office/drawing/2015/9/8/chartex" xmlns:cx2="http://schemas.microsoft.com/office/drawing/2015/10/21/chartex" xmlns:cx3="http://schemas.microsoft.com/office/drawing/2016/5/9/chartex" xmlns:cx4="http://schemas.microsoft.com/office/drawing/2016/5/10/chartex" xmlns:cx5="http://schemas.microsoft.com/office/drawing/2016/5/11/chartex" xmlns:cx6="http://schemas.microsoft.com/office/drawing/2016/5/12/chartex" xmlns:cx7="http://schemas.microsoft.com/office/drawing/2016/5/13/chartex" xmlns:cx8="http://schemas.microsoft.com/office/drawing/2016/5/14/chartex" xmlns:mc="http://schemas.openxmlformats.org/markup-compatibility/2006" xmlns:m="http://schemas.openxmlformats.org/officeDocument/2006/math" xmlns:aink="http://schemas.microsoft.com/office/drawing/2016/ink" xmlns:am3d="http://schemas.microsoft.com/office/drawing/2017/model3d" xmlns:oel="http://schemas.microsoft.com/office/2019/extlst" xmlns:r="http://schemas.openxmlformats.org/officeDocument/2006/relationships" xmlns:wp14="http://schemas.microsoft.com/office/word/2010/wordprocessingDrawing" xmlns:wp="http://schemas.openxmlformats.org/drawingml/2006/wordprocessingDrawing" xmlns:wpg="http://schemas.microsoft.com/office/word/2010/wordprocessingGroup" xmlns:wpi="http://schemas.microsoft.com/office/word/2010/wordprocessingInk" xmlns:wps="http://schemas.microsoft.com/office/word/2010/wordprocessingShape" xmlns:o="urn:schemas-microsoft-com:office:office" xmlns:v="urn:schemas-microsoft-com:vml" xmlns:w10="urn:schemas-microsoft-com:office:word" xmlns:w="http://schemas.openxmlformats.org/wordprocessingml/2006/main" xmlns:w14="http://schemas.microsoft.com/office/word/2010/wordml" xmlns:w15="http://schemas.microsoft.com/office/word/2012/wordml" xmlns:w16cex="http://schemas.microsoft.com/office/word/2018/wordml/cex" xmlns:w16cid="http://schemas.microsoft.com/office/word/2016/wordml/cid" xmlns:w16="http://schemas.microsoft.com/office/word/2018/wordml" xmlns:w16sdtdh="http://schemas.microsoft.com/office/word/2020/wordml/sdtdatahash" xmlns:w16sdtfl="http://schemas.microsoft.com/office/word/2024/wordml/sdtformatlock" xmlns:w16se="http://schemas.microsoft.com/office/word/2015/wordml/symex" xmlns:w16du="http://schemas.microsoft.com/office/word/2023/wordml/word16du" xmlns:wne="http://schemas.microsoft.com/office/word/2006/wordml" mc:Ignorable="w14 w15 w16se w16cid w16 w16cex w16sdtdh w16sdtfl w16du wp14">
+<w:hdr xmlns:wpc="http://schemas.microsoft.com/office/word/2010/wordprocessingCanvas" xmlns:cx="http://schemas.microsoft.com/office/drawing/2014/chartex" xmlns:cx1="http://schemas.microsoft.com/office/drawing/2015/9/8/chartex" xmlns:cx2="http://schemas.microsoft.com/office/drawing/2015/10/21/chartex" xmlns:cx3="http://schemas.microsoft.com/office/drawing/2016/5/9/chartex" xmlns:cx4="http://schemas.microsoft.com/office/drawing/2016/5/10/chartex" xmlns:cx5="http://schemas.microsoft.com/office/drawing/2016/5/11/chartex" xmlns:cx6="http://schemas.microsoft.com/office/drawing/2016/5/12/chartex" xmlns:cx7="http://schemas.microsoft.com/office/drawing/2016/5/13/chartex" xmlns:cx8="http://schemas.microsoft.com/office/drawing/2016/5/14/chartex" xmlns:mc="http://schemas.openxmlformats.org/markup-compatibility/2006" xmlns:m="http://schemas.openxmlformats.org/officeDocument/2006/math" xmlns:aink="http://schemas.microsoft.com/office/drawing/2016/ink" xmlns:am3d="http://schemas.microsoft.com/office/drawing/2017/model3d" xmlns:oel="http://schemas.microsoft.com/office/2019/extlst" xmlns:r="http://schemas.openxmlformats.org/officeDocument/2006/relationships" xmlns:wp14="http://schemas.microsoft.com/office/word/2010/wordprocessingDrawing" xmlns:wp="http://schemas.openxmlformats.org/drawingml/2006/wordprocessingDrawing" xmlns:wpg="http://schemas.microsoft.com/office/word/2010/wordprocessingGroup" xmlns:wpi="http://schemas.microsoft.com/office/word/2010/wordprocessingInk" xmlns:wps="http://schemas.microsoft.com/office/word/2010/wordprocessingShape" xmlns:o="urn:schemas-microsoft-com:office:office" xmlns:v="urn:schemas-microsoft-com:vml" xmlns:w10="urn:schemas-microsoft-com:office:word" xmlns:w="http://schemas.openxmlformats.org/wordprocessingml/2006/main" xmlns:w14="http://schemas.microsoft.com/office/word/2010/wordml" xmlns:w15="http://schemas.microsoft.com/office/word/2012/wordml" xmlns:w16cei="http://schemas.microsoft.com/office/word/2026/wordml/cei" xmlns:w16cex="http://schemas.microsoft.com/office/word/2018/wordml/cex" xmlns:w16cid="http://schemas.microsoft.com/office/word/2016/wordml/cid" xmlns:w16="http://schemas.microsoft.com/office/word/2018/wordml" xmlns:w16sdtdh="http://schemas.microsoft.com/office/word/2020/wordml/sdtdatahash" xmlns:w16sdtfl="http://schemas.microsoft.com/office/word/2024/wordml/sdtformatlock" xmlns:w16se="http://schemas.microsoft.com/office/word/2015/wordml/symex" xmlns:w16du="http://schemas.microsoft.com/office/word/2023/wordml/word16du" xmlns:wne="http://schemas.microsoft.com/office/word/2006/wordml" mc:Ignorable="w14 w15 w16se w16cid w16 w16cex w16sdtdh w16sdtfl w16du wp14">
   <w:p>
     <w:pPr>
       <w:pBdr>
@@ -3907,7 +4407,7 @@
 </file>
 
 <file path=word/header2.xml><?xml version="1.0" encoding="utf-8"?>
-<w:hdr xmlns:wpc="http://schemas.microsoft.com/office/word/2010/wordprocessingCanvas" xmlns:cx="http://schemas.microsoft.com/office/drawing/2014/chartex" xmlns:cx1="http://schemas.microsoft.com/office/drawing/2015/9/8/chartex" xmlns:cx2="http://schemas.microsoft.com/office/drawing/2015/10/21/chartex" xmlns:cx3="http://schemas.microsoft.com/office/drawing/2016/5/9/chartex" xmlns:cx4="http://schemas.microsoft.com/office/drawing/2016/5/10/chartex" xmlns:cx5="http://schemas.microsoft.com/office/drawing/2016/5/11/chartex" xmlns:cx6="http://schemas.microsoft.com/office/drawing/2016/5/12/chartex" xmlns:cx7="http://schemas.microsoft.com/office/drawing/2016/5/13/chartex" xmlns:cx8="http://schemas.microsoft.com/office/drawing/2016/5/14/chartex" xmlns:mc="http://schemas.openxmlformats.org/markup-compatibility/2006" xmlns:m="http://schemas.openxmlformats.org/officeDocument/2006/math" xmlns:aink="http://schemas.microsoft.com/office/drawing/2016/ink" xmlns:am3d="http://schemas.microsoft.com/office/drawing/2017/model3d" xmlns:oel="http://schemas.microsoft.com/office/2019/extlst" xmlns:r="http://schemas.openxmlformats.org/officeDocument/2006/relationships" xmlns:wp14="http://schemas.microsoft.com/office/word/2010/wordprocessingDrawing" xmlns:wp="http://schemas.openxmlformats.org/drawingml/2006/wordprocessingDrawing" xmlns:wpg="http://schemas.microsoft.com/office/word/2010/wordprocessingGroup" xmlns:wpi="http://schemas.microsoft.com/office/word/2010/wordprocessingInk" xmlns:wps="http://schemas.microsoft.com/office/word/2010/wordprocessingShape" xmlns:o="urn:schemas-microsoft-com:office:office" xmlns:v="urn:schemas-microsoft-com:vml" xmlns:w10="urn:schemas-microsoft-com:office:word" xmlns:w="http://schemas.openxmlformats.org/wordprocessingml/2006/main" xmlns:w14="http://schemas.microsoft.com/office/word/2010/wordml" xmlns:w15="http://schemas.microsoft.com/office/word/2012/wordml" xmlns:w16cex="http://schemas.microsoft.com/office/word/2018/wordml/cex" xmlns:w16cid="http://schemas.microsoft.com/office/word/2016/wordml/cid" xmlns:w16="http://schemas.microsoft.com/office/word/2018/wordml" xmlns:w16sdtdh="http://schemas.microsoft.com/office/word/2020/wordml/sdtdatahash" xmlns:w16sdtfl="http://schemas.microsoft.com/office/word/2024/wordml/sdtformatlock" xmlns:w16se="http://schemas.microsoft.com/office/word/2015/wordml/symex" xmlns:w16du="http://schemas.microsoft.com/office/word/2023/wordml/word16du" xmlns:wne="http://schemas.microsoft.com/office/word/2006/wordml" mc:Ignorable="w14 w15 w16se w16cid w16 w16cex w16sdtdh w16sdtfl w16du wp14">
+<w:hdr xmlns:wpc="http://schemas.microsoft.com/office/word/2010/wordprocessingCanvas" xmlns:cx="http://schemas.microsoft.com/office/drawing/2014/chartex" xmlns:cx1="http://schemas.microsoft.com/office/drawing/2015/9/8/chartex" xmlns:cx2="http://schemas.microsoft.com/office/drawing/2015/10/21/chartex" xmlns:cx3="http://schemas.microsoft.com/office/drawing/2016/5/9/chartex" xmlns:cx4="http://schemas.microsoft.com/office/drawing/2016/5/10/chartex" xmlns:cx5="http://schemas.microsoft.com/office/drawing/2016/5/11/chartex" xmlns:cx6="http://schemas.microsoft.com/office/drawing/2016/5/12/chartex" xmlns:cx7="http://schemas.microsoft.com/office/drawing/2016/5/13/chartex" xmlns:cx8="http://schemas.microsoft.com/office/drawing/2016/5/14/chartex" xmlns:mc="http://schemas.openxmlformats.org/markup-compatibility/2006" xmlns:m="http://schemas.openxmlformats.org/officeDocument/2006/math" xmlns:aink="http://schemas.microsoft.com/office/drawing/2016/ink" xmlns:am3d="http://schemas.microsoft.com/office/drawing/2017/model3d" xmlns:oel="http://schemas.microsoft.com/office/2019/extlst" xmlns:r="http://schemas.openxmlformats.org/officeDocument/2006/relationships" xmlns:wp14="http://schemas.microsoft.com/office/word/2010/wordprocessingDrawing" xmlns:wp="http://schemas.openxmlformats.org/drawingml/2006/wordprocessingDrawing" xmlns:wpg="http://schemas.microsoft.com/office/word/2010/wordprocessingGroup" xmlns:wpi="http://schemas.microsoft.com/office/word/2010/wordprocessingInk" xmlns:wps="http://schemas.microsoft.com/office/word/2010/wordprocessingShape" xmlns:o="urn:schemas-microsoft-com:office:office" xmlns:v="urn:schemas-microsoft-com:vml" xmlns:w10="urn:schemas-microsoft-com:office:word" xmlns:w="http://schemas.openxmlformats.org/wordprocessingml/2006/main" xmlns:w14="http://schemas.microsoft.com/office/word/2010/wordml" xmlns:w15="http://schemas.microsoft.com/office/word/2012/wordml" xmlns:w16cei="http://schemas.microsoft.com/office/word/2026/wordml/cei" xmlns:w16cex="http://schemas.microsoft.com/office/word/2018/wordml/cex" xmlns:w16cid="http://schemas.microsoft.com/office/word/2016/wordml/cid" xmlns:w16="http://schemas.microsoft.com/office/word/2018/wordml" xmlns:w16sdtdh="http://schemas.microsoft.com/office/word/2020/wordml/sdtdatahash" xmlns:w16sdtfl="http://schemas.microsoft.com/office/word/2024/wordml/sdtformatlock" xmlns:w16se="http://schemas.microsoft.com/office/word/2015/wordml/symex" xmlns:w16du="http://schemas.microsoft.com/office/word/2023/wordml/word16du" xmlns:wne="http://schemas.microsoft.com/office/word/2006/wordml" mc:Ignorable="w14 w15 w16se w16cid w16 w16cex w16sdtdh w16sdtfl w16du wp14">
   <w:p>
     <w:pPr>
       <w:pBdr>
@@ -3930,7 +4430,7 @@
 </file>
 
 <file path=word/header3.xml><?xml version="1.0" encoding="utf-8"?>
-<w:hdr xmlns:wpc="http://schemas.microsoft.com/office/word/2010/wordprocessingCanvas" xmlns:cx="http://schemas.microsoft.com/office/drawing/2014/chartex" xmlns:cx1="http://schemas.microsoft.com/office/drawing/2015/9/8/chartex" xmlns:cx2="http://schemas.microsoft.com/office/drawing/2015/10/21/chartex" xmlns:cx3="http://schemas.microsoft.com/office/drawing/2016/5/9/chartex" xmlns:cx4="http://schemas.microsoft.com/office/drawing/2016/5/10/chartex" xmlns:cx5="http://schemas.microsoft.com/office/drawing/2016/5/11/chartex" xmlns:cx6="http://schemas.microsoft.com/office/drawing/2016/5/12/chartex" xmlns:cx7="http://schemas.microsoft.com/office/drawing/2016/5/13/chartex" xmlns:cx8="http://schemas.microsoft.com/office/drawing/2016/5/14/chartex" xmlns:mc="http://schemas.openxmlformats.org/markup-compatibility/2006" xmlns:m="http://schemas.openxmlformats.org/officeDocument/2006/math" xmlns:aink="http://schemas.microsoft.com/office/drawing/2016/ink" xmlns:am3d="http://schemas.microsoft.com/office/drawing/2017/model3d" xmlns:oel="http://schemas.microsoft.com/office/2019/extlst" xmlns:r="http://schemas.openxmlformats.org/officeDocument/2006/relationships" xmlns:wp14="http://schemas.microsoft.com/office/word/2010/wordprocessingDrawing" xmlns:wp="http://schemas.openxmlformats.org/drawingml/2006/wordprocessingDrawing" xmlns:wpg="http://schemas.microsoft.com/office/word/2010/wordprocessingGroup" xmlns:wpi="http://schemas.microsoft.com/office/word/2010/wordprocessingInk" xmlns:wps="http://schemas.microsoft.com/office/word/2010/wordprocessingShape" xmlns:o="urn:schemas-microsoft-com:office:office" xmlns:v="urn:schemas-microsoft-com:vml" xmlns:w10="urn:schemas-microsoft-com:office:word" xmlns:w="http://schemas.openxmlformats.org/wordprocessingml/2006/main" xmlns:w14="http://schemas.microsoft.com/office/word/2010/wordml" xmlns:w15="http://schemas.microsoft.com/office/word/2012/wordml" xmlns:w16cex="http://schemas.microsoft.com/office/word/2018/wordml/cex" xmlns:w16cid="http://schemas.microsoft.com/office/word/2016/wordml/cid" xmlns:w16="http://schemas.microsoft.com/office/word/2018/wordml" xmlns:w16sdtdh="http://schemas.microsoft.com/office/word/2020/wordml/sdtdatahash" xmlns:w16sdtfl="http://schemas.microsoft.com/office/word/2024/wordml/sdtformatlock" xmlns:w16se="http://schemas.microsoft.com/office/word/2015/wordml/symex" xmlns:w16du="http://schemas.microsoft.com/office/word/2023/wordml/word16du" xmlns:wne="http://schemas.microsoft.com/office/word/2006/wordml" mc:Ignorable="w14 w15 w16se w16cid w16 w16cex w16sdtdh w16sdtfl w16du wp14">
+<w:hdr xmlns:wpc="http://schemas.microsoft.com/office/word/2010/wordprocessingCanvas" xmlns:cx="http://schemas.microsoft.com/office/drawing/2014/chartex" xmlns:cx1="http://schemas.microsoft.com/office/drawing/2015/9/8/chartex" xmlns:cx2="http://schemas.microsoft.com/office/drawing/2015/10/21/chartex" xmlns:cx3="http://schemas.microsoft.com/office/drawing/2016/5/9/chartex" xmlns:cx4="http://schemas.microsoft.com/office/drawing/2016/5/10/chartex" xmlns:cx5="http://schemas.microsoft.com/office/drawing/2016/5/11/chartex" xmlns:cx6="http://schemas.microsoft.com/office/drawing/2016/5/12/chartex" xmlns:cx7="http://schemas.microsoft.com/office/drawing/2016/5/13/chartex" xmlns:cx8="http://schemas.microsoft.com/office/drawing/2016/5/14/chartex" xmlns:mc="http://schemas.openxmlformats.org/markup-compatibility/2006" xmlns:m="http://schemas.openxmlformats.org/officeDocument/2006/math" xmlns:aink="http://schemas.microsoft.com/office/drawing/2016/ink" xmlns:am3d="http://schemas.microsoft.com/office/drawing/2017/model3d" xmlns:oel="http://schemas.microsoft.com/office/2019/extlst" xmlns:r="http://schemas.openxmlformats.org/officeDocument/2006/relationships" xmlns:wp14="http://schemas.microsoft.com/office/word/2010/wordprocessingDrawing" xmlns:wp="http://schemas.openxmlformats.org/drawingml/2006/wordprocessingDrawing" xmlns:wpg="http://schemas.microsoft.com/office/word/2010/wordprocessingGroup" xmlns:wpi="http://schemas.microsoft.com/office/word/2010/wordprocessingInk" xmlns:wps="http://schemas.microsoft.com/office/word/2010/wordprocessingShape" xmlns:o="urn:schemas-microsoft-com:office:office" xmlns:v="urn:schemas-microsoft-com:vml" xmlns:w10="urn:schemas-microsoft-com:office:word" xmlns:w="http://schemas.openxmlformats.org/wordprocessingml/2006/main" xmlns:w14="http://schemas.microsoft.com/office/word/2010/wordml" xmlns:w15="http://schemas.microsoft.com/office/word/2012/wordml" xmlns:w16cei="http://schemas.microsoft.com/office/word/2026/wordml/cei" xmlns:w16cex="http://schemas.microsoft.com/office/word/2018/wordml/cex" xmlns:w16cid="http://schemas.microsoft.com/office/word/2016/wordml/cid" xmlns:w16="http://schemas.microsoft.com/office/word/2018/wordml" xmlns:w16sdtdh="http://schemas.microsoft.com/office/word/2020/wordml/sdtdatahash" xmlns:w16sdtfl="http://schemas.microsoft.com/office/word/2024/wordml/sdtformatlock" xmlns:w16se="http://schemas.microsoft.com/office/word/2015/wordml/symex" xmlns:w16du="http://schemas.microsoft.com/office/word/2023/wordml/word16du" xmlns:wne="http://schemas.microsoft.com/office/word/2006/wordml" mc:Ignorable="w14 w15 w16se w16cid w16 w16cex w16sdtdh w16sdtfl w16du wp14">
   <w:p>
     <w:pPr>
       <w:pBdr>
@@ -3953,7 +4453,7 @@
 </file>
 
 <file path=word/numbering.xml><?xml version="1.0" encoding="utf-8"?>
-<w:numbering xmlns:wpc="http://schemas.microsoft.com/office/word/2010/wordprocessingCanvas" xmlns:cx="http://schemas.microsoft.com/office/drawing/2014/chartex" xmlns:cx1="http://schemas.microsoft.com/office/drawing/2015/9/8/chartex" xmlns:cx2="http://schemas.microsoft.com/office/drawing/2015/10/21/chartex" xmlns:cx3="http://schemas.microsoft.com/office/drawing/2016/5/9/chartex" xmlns:cx4="http://schemas.microsoft.com/office/drawing/2016/5/10/chartex" xmlns:cx5="http://schemas.microsoft.com/office/drawing/2016/5/11/chartex" xmlns:cx6="http://schemas.microsoft.com/office/drawing/2016/5/12/chartex" xmlns:cx7="http://schemas.microsoft.com/office/drawing/2016/5/13/chartex" xmlns:cx8="http://schemas.microsoft.com/office/drawing/2016/5/14/chartex" xmlns:mc="http://schemas.openxmlformats.org/markup-compatibility/2006" xmlns:m="http://schemas.openxmlformats.org/officeDocument/2006/math" xmlns:aink="http://schemas.microsoft.com/office/drawing/2016/ink" xmlns:am3d="http://schemas.microsoft.com/office/drawing/2017/model3d" xmlns:oel="http://schemas.microsoft.com/office/2019/extlst" xmlns:r="http://schemas.openxmlformats.org/officeDocument/2006/relationships" xmlns:wp14="http://schemas.microsoft.com/office/word/2010/wordprocessingDrawing" xmlns:wp="http://schemas.openxmlformats.org/drawingml/2006/wordprocessingDrawing" xmlns:wpg="http://schemas.microsoft.com/office/word/2010/wordprocessingGroup" xmlns:wpi="http://schemas.microsoft.com/office/word/2010/wordprocessingInk" xmlns:wps="http://schemas.microsoft.com/office/word/2010/wordprocessingShape" xmlns:o="urn:schemas-microsoft-com:office:office" xmlns:v="urn:schemas-microsoft-com:vml" xmlns:w10="urn:schemas-microsoft-com:office:word" xmlns:w="http://schemas.openxmlformats.org/wordprocessingml/2006/main" xmlns:w14="http://schemas.microsoft.com/office/word/2010/wordml" xmlns:w15="http://schemas.microsoft.com/office/word/2012/wordml" xmlns:w16cex="http://schemas.microsoft.com/office/word/2018/wordml/cex" xmlns:w16cid="http://schemas.microsoft.com/office/word/2016/wordml/cid" xmlns:w16="http://schemas.microsoft.com/office/word/2018/wordml" xmlns:w16sdtdh="http://schemas.microsoft.com/office/word/2020/wordml/sdtdatahash" xmlns:w16sdtfl="http://schemas.microsoft.com/office/word/2024/wordml/sdtformatlock" xmlns:w16se="http://schemas.microsoft.com/office/word/2015/wordml/symex" xmlns:w16du="http://schemas.microsoft.com/office/word/2023/wordml/word16du" xmlns:wne="http://schemas.microsoft.com/office/word/2006/wordml" mc:Ignorable="w14 w15 w16se w16cid w16 w16cex w16sdtdh w16sdtfl w16du wp14">
+<w:numbering xmlns:wpc="http://schemas.microsoft.com/office/word/2010/wordprocessingCanvas" xmlns:cx="http://schemas.microsoft.com/office/drawing/2014/chartex" xmlns:cx1="http://schemas.microsoft.com/office/drawing/2015/9/8/chartex" xmlns:cx2="http://schemas.microsoft.com/office/drawing/2015/10/21/chartex" xmlns:cx3="http://schemas.microsoft.com/office/drawing/2016/5/9/chartex" xmlns:cx4="http://schemas.microsoft.com/office/drawing/2016/5/10/chartex" xmlns:cx5="http://schemas.microsoft.com/office/drawing/2016/5/11/chartex" xmlns:cx6="http://schemas.microsoft.com/office/drawing/2016/5/12/chartex" xmlns:cx7="http://schemas.microsoft.com/office/drawing/2016/5/13/chartex" xmlns:cx8="http://schemas.microsoft.com/office/drawing/2016/5/14/chartex" xmlns:mc="http://schemas.openxmlformats.org/markup-compatibility/2006" xmlns:m="http://schemas.openxmlformats.org/officeDocument/2006/math" xmlns:aink="http://schemas.microsoft.com/office/drawing/2016/ink" xmlns:am3d="http://schemas.microsoft.com/office/drawing/2017/model3d" xmlns:oel="http://schemas.microsoft.com/office/2019/extlst" xmlns:r="http://schemas.openxmlformats.org/officeDocument/2006/relationships" xmlns:wp14="http://schemas.microsoft.com/office/word/2010/wordprocessingDrawing" xmlns:wp="http://schemas.openxmlformats.org/drawingml/2006/wordprocessingDrawing" xmlns:wpg="http://schemas.microsoft.com/office/word/2010/wordprocessingGroup" xmlns:wpi="http://schemas.microsoft.com/office/word/2010/wordprocessingInk" xmlns:wps="http://schemas.microsoft.com/office/word/2010/wordprocessingShape" xmlns:o="urn:schemas-microsoft-com:office:office" xmlns:v="urn:schemas-microsoft-com:vml" xmlns:w10="urn:schemas-microsoft-com:office:word" xmlns:w="http://schemas.openxmlformats.org/wordprocessingml/2006/main" xmlns:w14="http://schemas.microsoft.com/office/word/2010/wordml" xmlns:w15="http://schemas.microsoft.com/office/word/2012/wordml" xmlns:w16cei="http://schemas.microsoft.com/office/word/2026/wordml/cei" xmlns:w16cex="http://schemas.microsoft.com/office/word/2018/wordml/cex" xmlns:w16cid="http://schemas.microsoft.com/office/word/2016/wordml/cid" xmlns:w16="http://schemas.microsoft.com/office/word/2018/wordml" xmlns:w16sdtdh="http://schemas.microsoft.com/office/word/2020/wordml/sdtdatahash" xmlns:w16sdtfl="http://schemas.microsoft.com/office/word/2024/wordml/sdtformatlock" xmlns:w16se="http://schemas.microsoft.com/office/word/2015/wordml/symex" xmlns:w16du="http://schemas.microsoft.com/office/word/2023/wordml/word16du" xmlns:wne="http://schemas.microsoft.com/office/word/2006/wordml" mc:Ignorable="w14 w15 w16se w16cid w16 w16cex w16sdtdh w16sdtfl w16du wp14">
   <w:abstractNum w:abstractNumId="0" w15:restartNumberingAfterBreak="0">
     <w:nsid w:val="4E927FE1"/>
     <w:multiLevelType w:val="multilevel"/>
@@ -5119,6 +5619,19 @@
       <w:tblStyleColBandSize w:val="1"/>
     </w:tblPr>
   </w:style>
+  <w:style w:type="character" w:styleId="HTMLCode">
+    <w:name w:val="HTML Code"/>
+    <w:basedOn w:val="DefaultParagraphFont"/>
+    <w:uiPriority w:val="99"/>
+    <w:semiHidden/>
+    <w:unhideWhenUsed/>
+    <w:rsid w:val="005565AF"/>
+    <w:rPr>
+      <w:rFonts w:ascii="Courier New" w:eastAsia="Times New Roman" w:hAnsi="Courier New" w:cs="Courier New"/>
+      <w:sz w:val="20"/>
+      <w:szCs w:val="20"/>
+    </w:rPr>
+  </w:style>
 </w:styles>
 </file>
 

--- a/docs/dpresume.docx
+++ b/docs/dpresume.docx
@@ -79,22 +79,22 @@
             <w:pPr>
               <w:jc w:val="left"/>
               <w:rPr>
-                <w:sz w:val="16"/>
-                <w:szCs w:val="16"/>
+                <w:sz w:val="18"/>
+                <w:szCs w:val="18"/>
                 <w:u w:val="single"/>
               </w:rPr>
             </w:pPr>
             <w:r>
               <w:rPr>
-                <w:sz w:val="16"/>
-                <w:szCs w:val="16"/>
+                <w:sz w:val="18"/>
+                <w:szCs w:val="18"/>
               </w:rPr>
               <w:t xml:space="preserve">New Delhi, India. +91 - 958 279 7772. </w:t>
             </w:r>
             <w:r>
               <w:rPr>
-                <w:sz w:val="16"/>
-                <w:szCs w:val="16"/>
+                <w:sz w:val="18"/>
+                <w:szCs w:val="18"/>
                 <w:u w:val="single"/>
               </w:rPr>
               <w:t>devendraprasad1984@gmail.com</w:t>
@@ -103,148 +103,87 @@
           <w:p>
             <w:pPr>
               <w:jc w:val="left"/>
-            </w:pPr>
-            <w:proofErr w:type="gramStart"/>
-            <w:r>
-              <w:rPr>
-                <w:sz w:val="14"/>
-                <w:szCs w:val="14"/>
+              <w:rPr>
+                <w:sz w:val="15"/>
+                <w:szCs w:val="15"/>
+              </w:rPr>
+            </w:pPr>
+            <w:r>
+              <w:rPr>
+                <w:sz w:val="15"/>
+                <w:szCs w:val="15"/>
+              </w:rPr>
+              <w:t xml:space="preserve">NextJS </w:t>
+            </w:r>
+            <w:r>
+              <w:rPr>
+                <w:sz w:val="15"/>
+                <w:szCs w:val="15"/>
+              </w:rPr>
+              <w:t xml:space="preserve">. </w:t>
+            </w:r>
+            <w:r>
+              <w:rPr>
+                <w:sz w:val="15"/>
+                <w:szCs w:val="15"/>
               </w:rPr>
               <w:t>ReactJS</w:t>
             </w:r>
             <w:r>
               <w:rPr>
-                <w:sz w:val="14"/>
-                <w:szCs w:val="14"/>
+                <w:sz w:val="15"/>
+                <w:szCs w:val="15"/>
               </w:rPr>
               <w:t xml:space="preserve"> .</w:t>
             </w:r>
-            <w:proofErr w:type="gramEnd"/>
-            <w:r>
-              <w:rPr>
-                <w:sz w:val="14"/>
-                <w:szCs w:val="14"/>
-              </w:rPr>
-              <w:t xml:space="preserve"> Micro-frontends</w:t>
-            </w:r>
-            <w:r>
-              <w:rPr>
-                <w:sz w:val="14"/>
-                <w:szCs w:val="14"/>
-              </w:rPr>
-              <w:t xml:space="preserve"> &amp; design-</w:t>
-            </w:r>
-            <w:proofErr w:type="gramStart"/>
-            <w:r>
-              <w:rPr>
-                <w:sz w:val="14"/>
-                <w:szCs w:val="14"/>
-              </w:rPr>
-              <w:t>systems</w:t>
-            </w:r>
-            <w:r>
-              <w:rPr>
-                <w:sz w:val="14"/>
-                <w:szCs w:val="14"/>
-              </w:rPr>
-              <w:t xml:space="preserve"> .</w:t>
-            </w:r>
-            <w:proofErr w:type="gramEnd"/>
-            <w:r>
-              <w:rPr>
-                <w:sz w:val="14"/>
-                <w:szCs w:val="14"/>
+            <w:r>
+              <w:rPr>
+                <w:sz w:val="15"/>
+                <w:szCs w:val="15"/>
               </w:rPr>
               <w:t xml:space="preserve"> </w:t>
             </w:r>
-            <w:proofErr w:type="spellStart"/>
-            <w:proofErr w:type="gramStart"/>
-            <w:r>
-              <w:rPr>
-                <w:sz w:val="14"/>
-                <w:szCs w:val="14"/>
-              </w:rPr>
-              <w:t>NextJS</w:t>
-            </w:r>
-            <w:proofErr w:type="spellEnd"/>
-            <w:r>
-              <w:rPr>
-                <w:sz w:val="14"/>
-                <w:szCs w:val="14"/>
-              </w:rPr>
-              <w:t xml:space="preserve"> .</w:t>
-            </w:r>
-            <w:proofErr w:type="gramEnd"/>
-            <w:r>
-              <w:rPr>
-                <w:sz w:val="14"/>
-                <w:szCs w:val="14"/>
-              </w:rPr>
-              <w:t xml:space="preserve"> </w:t>
-            </w:r>
-            <w:proofErr w:type="spellStart"/>
-            <w:proofErr w:type="gramStart"/>
-            <w:r>
-              <w:rPr>
-                <w:sz w:val="14"/>
-                <w:szCs w:val="14"/>
-              </w:rPr>
-              <w:t>PayloadCMS</w:t>
-            </w:r>
-            <w:proofErr w:type="spellEnd"/>
-            <w:r>
-              <w:rPr>
-                <w:sz w:val="14"/>
-                <w:szCs w:val="14"/>
-              </w:rPr>
-              <w:t xml:space="preserve"> .</w:t>
-            </w:r>
-            <w:proofErr w:type="gramEnd"/>
-            <w:r>
-              <w:rPr>
-                <w:sz w:val="14"/>
-                <w:szCs w:val="14"/>
-              </w:rPr>
-              <w:t xml:space="preserve"> </w:t>
-            </w:r>
-            <w:proofErr w:type="gramStart"/>
-            <w:r>
-              <w:rPr>
-                <w:sz w:val="14"/>
-                <w:szCs w:val="14"/>
-              </w:rPr>
-              <w:t>AEM .</w:t>
-            </w:r>
-            <w:proofErr w:type="gramEnd"/>
-            <w:r>
-              <w:rPr>
-                <w:sz w:val="14"/>
-                <w:szCs w:val="14"/>
-              </w:rPr>
-              <w:t xml:space="preserve"> </w:t>
-            </w:r>
-            <w:proofErr w:type="gramStart"/>
-            <w:r>
-              <w:rPr>
-                <w:sz w:val="14"/>
-                <w:szCs w:val="14"/>
+            <w:r>
+              <w:rPr>
+                <w:sz w:val="15"/>
+                <w:szCs w:val="15"/>
+              </w:rPr>
+              <w:t>PayloadCMS . AEM</w:t>
+            </w:r>
+            <w:r>
+              <w:rPr>
+                <w:sz w:val="15"/>
+                <w:szCs w:val="15"/>
+              </w:rPr>
+              <w:t xml:space="preserve"> . Micro-frontends</w:t>
+            </w:r>
+            <w:r>
+              <w:rPr>
+                <w:sz w:val="15"/>
+                <w:szCs w:val="15"/>
+              </w:rPr>
+              <w:t xml:space="preserve"> &amp; design-systems</w:t>
+            </w:r>
+            <w:r>
+              <w:rPr>
+                <w:sz w:val="15"/>
+                <w:szCs w:val="15"/>
+              </w:rPr>
+              <w:t xml:space="preserve"> . </w:t>
+            </w:r>
+            <w:r>
+              <w:rPr>
+                <w:sz w:val="15"/>
+                <w:szCs w:val="15"/>
               </w:rPr>
               <w:t>JS</w:t>
             </w:r>
             <w:r>
               <w:rPr>
-                <w:sz w:val="14"/>
-                <w:szCs w:val="14"/>
-              </w:rPr>
-              <w:t xml:space="preserve"> .</w:t>
-            </w:r>
-            <w:proofErr w:type="gramEnd"/>
-            <w:r>
-              <w:rPr>
-                <w:sz w:val="14"/>
-                <w:szCs w:val="14"/>
-              </w:rPr>
-              <w:t xml:space="preserve"> Html5/CSS/Tailwind</w:t>
+                <w:sz w:val="15"/>
+                <w:szCs w:val="15"/>
+              </w:rPr>
+              <w:t xml:space="preserve"> . Html5/CSS/Tailwind</w:t>
             </w:r>
           </w:p>
         </w:tc>
@@ -300,7 +239,21 @@
                 <w:sz w:val="16"/>
                 <w:szCs w:val="16"/>
               </w:rPr>
-              <w:t>Senior Staff Frontend (11 years)</w:t>
+              <w:t>Senior Staff Frontend (</w:t>
+            </w:r>
+            <w:r>
+              <w:rPr>
+                <w:sz w:val="16"/>
+                <w:szCs w:val="16"/>
+              </w:rPr>
+              <w:t>8</w:t>
+            </w:r>
+            <w:r>
+              <w:rPr>
+                <w:sz w:val="16"/>
+                <w:szCs w:val="16"/>
+              </w:rPr>
+              <w:t xml:space="preserve"> years)</w:t>
             </w:r>
           </w:p>
           <w:p>
@@ -320,7 +273,6 @@
               </w:rPr>
               <w:t xml:space="preserve">FE </w:t>
             </w:r>
-            <w:proofErr w:type="gramStart"/>
             <w:r>
               <w:rPr>
                 <w:sz w:val="14"/>
@@ -335,52 +287,7 @@
                 <w:szCs w:val="14"/>
                 <w:u w:val="single"/>
               </w:rPr>
-              <w:t xml:space="preserve"> .</w:t>
-            </w:r>
-            <w:proofErr w:type="gramEnd"/>
-            <w:r>
-              <w:rPr>
-                <w:sz w:val="14"/>
-                <w:szCs w:val="14"/>
-                <w:u w:val="single"/>
-              </w:rPr>
-              <w:t xml:space="preserve"> </w:t>
-            </w:r>
-            <w:proofErr w:type="gramStart"/>
-            <w:r>
-              <w:rPr>
-                <w:sz w:val="14"/>
-                <w:szCs w:val="14"/>
-                <w:u w:val="single"/>
-              </w:rPr>
-              <w:t>Technophile .</w:t>
-            </w:r>
-            <w:proofErr w:type="gramEnd"/>
-            <w:r>
-              <w:rPr>
-                <w:sz w:val="14"/>
-                <w:szCs w:val="14"/>
-                <w:u w:val="single"/>
-              </w:rPr>
-              <w:t xml:space="preserve"> </w:t>
-            </w:r>
-            <w:proofErr w:type="gramStart"/>
-            <w:r>
-              <w:rPr>
-                <w:sz w:val="14"/>
-                <w:szCs w:val="14"/>
-                <w:u w:val="single"/>
-              </w:rPr>
-              <w:t>Dynamic .</w:t>
-            </w:r>
-            <w:proofErr w:type="gramEnd"/>
-            <w:r>
-              <w:rPr>
-                <w:sz w:val="14"/>
-                <w:szCs w:val="14"/>
-                <w:u w:val="single"/>
-              </w:rPr>
-              <w:t xml:space="preserve"> Motivated</w:t>
+              <w:t xml:space="preserve"> . Technophile . Dynamic . Motivated</w:t>
             </w:r>
             <w:r>
               <w:rPr>
@@ -508,23 +415,7 @@
                 <w:sz w:val="16"/>
                 <w:szCs w:val="16"/>
               </w:rPr>
-              <w:t xml:space="preserve"> in ReactJS, </w:t>
-            </w:r>
-            <w:proofErr w:type="spellStart"/>
-            <w:r>
-              <w:rPr>
-                <w:sz w:val="16"/>
-                <w:szCs w:val="16"/>
-              </w:rPr>
-              <w:t>NextJS</w:t>
-            </w:r>
-            <w:proofErr w:type="spellEnd"/>
-            <w:r>
-              <w:rPr>
-                <w:sz w:val="16"/>
-                <w:szCs w:val="16"/>
-              </w:rPr>
-              <w:t xml:space="preserve"> and micro-frontend architectures. </w:t>
+              <w:t xml:space="preserve"> in ReactJS, NextJS and micro-frontend architectures. </w:t>
             </w:r>
             <w:r>
               <w:rPr>
@@ -588,7 +479,7 @@
                 <w:szCs w:val="22"/>
                 <w:u w:val="single"/>
               </w:rPr>
-              <w:t>C</w:t>
+              <w:t>Latest</w:t>
             </w:r>
             <w:r>
               <w:rPr>
@@ -598,7 +489,7 @@
                 <w:szCs w:val="20"/>
                 <w:u w:val="single"/>
               </w:rPr>
-              <w:t>urrent Experience</w:t>
+              <w:t xml:space="preserve"> Experience</w:t>
             </w:r>
             <w:r>
               <w:rPr>
@@ -732,38 +623,20 @@
               </w:rPr>
               <w:t xml:space="preserve">I am a </w:t>
             </w:r>
-            <w:proofErr w:type="spellStart"/>
-            <w:r>
-              <w:rPr>
-                <w:sz w:val="16"/>
-                <w:szCs w:val="16"/>
-              </w:rPr>
-              <w:t>github</w:t>
-            </w:r>
-            <w:proofErr w:type="spellEnd"/>
-            <w:r>
-              <w:rPr>
-                <w:sz w:val="16"/>
-                <w:szCs w:val="16"/>
-              </w:rPr>
-              <w:t xml:space="preserve"> </w:t>
-            </w:r>
-            <w:r>
-              <w:rPr>
-                <w:sz w:val="16"/>
-                <w:szCs w:val="16"/>
-              </w:rPr>
-              <w:t xml:space="preserve">co-pilot AI </w:t>
-            </w:r>
-            <w:proofErr w:type="spellStart"/>
-            <w:r>
-              <w:rPr>
-                <w:sz w:val="16"/>
-                <w:szCs w:val="16"/>
-              </w:rPr>
-              <w:t>practioner</w:t>
-            </w:r>
-            <w:proofErr w:type="spellEnd"/>
+            <w:r>
+              <w:rPr>
+                <w:sz w:val="16"/>
+                <w:szCs w:val="16"/>
+              </w:rPr>
+              <w:t xml:space="preserve">github </w:t>
+            </w:r>
+            <w:r>
+              <w:rPr>
+                <w:sz w:val="16"/>
+                <w:szCs w:val="16"/>
+              </w:rPr>
+              <w:t>co-pilot AI practioner</w:t>
+            </w:r>
             <w:r>
               <w:rPr>
                 <w:sz w:val="16"/>
@@ -855,33 +728,40 @@
                 <w:sz w:val="16"/>
                 <w:szCs w:val="16"/>
               </w:rPr>
-              <w:t xml:space="preserve">I drive the platform migration efforts which saves lot of cost to department </w:t>
-            </w:r>
-            <w:proofErr w:type="spellStart"/>
-            <w:r>
-              <w:rPr>
-                <w:sz w:val="16"/>
-                <w:szCs w:val="16"/>
-              </w:rPr>
-              <w:t>eg.</w:t>
-            </w:r>
-            <w:proofErr w:type="spellEnd"/>
-            <w:r>
-              <w:rPr>
-                <w:sz w:val="16"/>
-                <w:szCs w:val="16"/>
-              </w:rPr>
-              <w:t xml:space="preserve">  Get rid of AEM licensing by moving into </w:t>
-            </w:r>
-            <w:proofErr w:type="spellStart"/>
-            <w:r>
-              <w:rPr>
+              <w:t xml:space="preserve">I drive the platform migration efforts which saves lot of cost to department eg.  Get rid of AEM licensing by moving </w:t>
+            </w:r>
+            <w:r>
+              <w:rPr>
+                <w:sz w:val="16"/>
+                <w:szCs w:val="16"/>
+              </w:rPr>
+              <w:t>over to</w:t>
+            </w:r>
+            <w:r>
+              <w:rPr>
+                <w:sz w:val="16"/>
+                <w:szCs w:val="16"/>
+              </w:rPr>
+              <w:t xml:space="preserve"> </w:t>
+            </w:r>
+            <w:r>
+              <w:rPr>
+                <w:b/>
+                <w:bCs/>
                 <w:sz w:val="16"/>
                 <w:szCs w:val="16"/>
               </w:rPr>
               <w:t>NextJS</w:t>
             </w:r>
-            <w:proofErr w:type="spellEnd"/>
+            <w:r>
+              <w:rPr>
+                <w:b/>
+                <w:bCs/>
+                <w:sz w:val="16"/>
+                <w:szCs w:val="16"/>
+              </w:rPr>
+              <w:t xml:space="preserve"> &amp; PayloadCMS</w:t>
+            </w:r>
             <w:r>
               <w:rPr>
                 <w:sz w:val="16"/>
@@ -891,6 +771,8 @@
             </w:r>
             <w:r>
               <w:rPr>
+                <w:b/>
+                <w:bCs/>
                 <w:sz w:val="16"/>
                 <w:szCs w:val="16"/>
               </w:rPr>
@@ -898,10 +780,28 @@
             </w:r>
             <w:r>
               <w:rPr>
-                <w:sz w:val="16"/>
-                <w:szCs w:val="16"/>
-              </w:rPr>
-              <w:t>0.6 million per year</w:t>
+                <w:b/>
+                <w:bCs/>
+                <w:sz w:val="16"/>
+                <w:szCs w:val="16"/>
+              </w:rPr>
+              <w:t>1.5</w:t>
+            </w:r>
+            <w:r>
+              <w:rPr>
+                <w:b/>
+                <w:bCs/>
+                <w:sz w:val="16"/>
+                <w:szCs w:val="16"/>
+              </w:rPr>
+              <w:t xml:space="preserve"> million</w:t>
+            </w:r>
+            <w:r>
+              <w:rPr>
+                <w:sz w:val="16"/>
+                <w:szCs w:val="16"/>
+              </w:rPr>
+              <w:t xml:space="preserve"> per year</w:t>
             </w:r>
           </w:p>
           <w:p>
@@ -933,37 +833,56 @@
                 <w:sz w:val="16"/>
                 <w:szCs w:val="16"/>
               </w:rPr>
-              <w:t>I en</w:t>
-            </w:r>
-            <w:r>
-              <w:rPr>
-                <w:sz w:val="16"/>
-                <w:szCs w:val="16"/>
-              </w:rPr>
-              <w:t>gineered micro-frontend architecture for giftcards.com, cutting deployment times by</w:t>
-            </w:r>
-            <w:r>
-              <w:rPr>
-                <w:sz w:val="16"/>
-                <w:szCs w:val="16"/>
-              </w:rPr>
-              <w:t xml:space="preserve"> </w:t>
-            </w:r>
-            <w:proofErr w:type="spellStart"/>
-            <w:r>
-              <w:rPr>
-                <w:sz w:val="16"/>
-                <w:szCs w:val="16"/>
-              </w:rPr>
-              <w:t>approx</w:t>
-            </w:r>
-            <w:proofErr w:type="spellEnd"/>
+              <w:t xml:space="preserve">I engineered micro-frontend architecture for giftcards.com, </w:t>
+            </w:r>
+            <w:r>
+              <w:rPr>
+                <w:sz w:val="16"/>
+                <w:szCs w:val="16"/>
+              </w:rPr>
+              <w:t xml:space="preserve">reusable patterns across apps, </w:t>
+            </w:r>
+            <w:r>
+              <w:rPr>
+                <w:sz w:val="16"/>
+                <w:szCs w:val="16"/>
+              </w:rPr>
+              <w:t xml:space="preserve">cutting </w:t>
+            </w:r>
+            <w:r>
+              <w:rPr>
+                <w:sz w:val="16"/>
+                <w:szCs w:val="16"/>
+              </w:rPr>
+              <w:t xml:space="preserve">development times by 60% by AI adoption and </w:t>
+            </w:r>
+            <w:r>
+              <w:rPr>
+                <w:sz w:val="16"/>
+                <w:szCs w:val="16"/>
+              </w:rPr>
+              <w:t>deployment times by</w:t>
+            </w:r>
+            <w:r>
+              <w:rPr>
+                <w:sz w:val="16"/>
+                <w:szCs w:val="16"/>
+              </w:rPr>
+              <w:t xml:space="preserve"> approx</w:t>
+            </w:r>
             <w:r>
               <w:rPr>
                 <w:sz w:val="16"/>
                 <w:szCs w:val="16"/>
               </w:rPr>
               <w:t xml:space="preserve"> 40%</w:t>
+            </w:r>
+            <w:r>
+              <w:rPr>
+                <w:sz w:val="16"/>
+                <w:szCs w:val="16"/>
+              </w:rPr>
+              <w:t xml:space="preserve"> by improving build and CI/CD handshakes</w:t>
             </w:r>
           </w:p>
           <w:p>
@@ -1002,14 +921,37 @@
                 <w:sz w:val="16"/>
                 <w:szCs w:val="16"/>
               </w:rPr>
-              <w:t>improbed</w:t>
-            </w:r>
-            <w:r>
-              <w:rPr>
-                <w:sz w:val="16"/>
-                <w:szCs w:val="16"/>
-              </w:rPr>
-              <w:t xml:space="preserve"> CWV</w:t>
+              <w:t>impro</w:t>
+            </w:r>
+            <w:r>
+              <w:rPr>
+                <w:sz w:val="16"/>
+                <w:szCs w:val="16"/>
+              </w:rPr>
+              <w:t>v</w:t>
+            </w:r>
+            <w:r>
+              <w:rPr>
+                <w:sz w:val="16"/>
+                <w:szCs w:val="16"/>
+              </w:rPr>
+              <w:t>ed</w:t>
+            </w:r>
+            <w:r>
+              <w:rPr>
+                <w:sz w:val="16"/>
+                <w:szCs w:val="16"/>
+              </w:rPr>
+              <w:t xml:space="preserve"> </w:t>
+            </w:r>
+            <w:r>
+              <w:rPr>
+                <w:b/>
+                <w:bCs/>
+                <w:sz w:val="16"/>
+                <w:szCs w:val="16"/>
+              </w:rPr>
+              <w:t>CWV</w:t>
             </w:r>
             <w:r>
               <w:rPr>
@@ -1023,14 +965,46 @@
                 <w:sz w:val="16"/>
                 <w:szCs w:val="16"/>
               </w:rPr>
-              <w:t xml:space="preserve">conversion by 18% and </w:t>
-            </w:r>
-            <w:r>
-              <w:rPr>
-                <w:sz w:val="16"/>
-                <w:szCs w:val="16"/>
-              </w:rPr>
-              <w:t>reduced customer queries by 20% saving lot of time to support desk</w:t>
+              <w:t xml:space="preserve">conversion by </w:t>
+            </w:r>
+            <w:r>
+              <w:rPr>
+                <w:b/>
+                <w:bCs/>
+                <w:sz w:val="16"/>
+                <w:szCs w:val="16"/>
+              </w:rPr>
+              <w:t>18%</w:t>
+            </w:r>
+            <w:r>
+              <w:rPr>
+                <w:sz w:val="16"/>
+                <w:szCs w:val="16"/>
+              </w:rPr>
+              <w:t xml:space="preserve"> and </w:t>
+            </w:r>
+            <w:r>
+              <w:rPr>
+                <w:sz w:val="16"/>
+                <w:szCs w:val="16"/>
+              </w:rPr>
+              <w:t xml:space="preserve">reduced customer queries by </w:t>
+            </w:r>
+            <w:r>
+              <w:rPr>
+                <w:b/>
+                <w:bCs/>
+                <w:sz w:val="16"/>
+                <w:szCs w:val="16"/>
+              </w:rPr>
+              <w:t>20%</w:t>
+            </w:r>
+            <w:r>
+              <w:rPr>
+                <w:sz w:val="16"/>
+                <w:szCs w:val="16"/>
+              </w:rPr>
+              <w:t xml:space="preserve"> saving lot of time to support desk</w:t>
             </w:r>
           </w:p>
           <w:p>
@@ -1102,17 +1076,8 @@
                 <w:sz w:val="16"/>
                 <w:szCs w:val="16"/>
               </w:rPr>
-              <w:t xml:space="preserve">set engineering standards, technical </w:t>
-            </w:r>
-            <w:proofErr w:type="spellStart"/>
-            <w:r>
-              <w:rPr>
-                <w:sz w:val="16"/>
-                <w:szCs w:val="16"/>
-              </w:rPr>
-              <w:t>roadmapping</w:t>
-            </w:r>
-            <w:proofErr w:type="spellEnd"/>
+              <w:t>set engineering standards, technical roadmapping</w:t>
+            </w:r>
             <w:r>
               <w:rPr>
                 <w:sz w:val="16"/>
@@ -1219,33 +1184,8 @@
                 <w:sz w:val="16"/>
                 <w:szCs w:val="16"/>
               </w:rPr>
-              <w:t xml:space="preserve">frontend development mainly ReactJS, </w:t>
-            </w:r>
-            <w:proofErr w:type="spellStart"/>
-            <w:r>
-              <w:rPr>
-                <w:sz w:val="16"/>
-                <w:szCs w:val="16"/>
-              </w:rPr>
-              <w:t>NextJS</w:t>
-            </w:r>
-            <w:proofErr w:type="spellEnd"/>
-            <w:r>
-              <w:rPr>
-                <w:sz w:val="16"/>
-                <w:szCs w:val="16"/>
-              </w:rPr>
-              <w:t xml:space="preserve">, HTML, CSS, </w:t>
-            </w:r>
-            <w:proofErr w:type="spellStart"/>
-            <w:r>
-              <w:rPr>
-                <w:sz w:val="16"/>
-                <w:szCs w:val="16"/>
-              </w:rPr>
-              <w:t>Javascript</w:t>
-            </w:r>
-            <w:proofErr w:type="spellEnd"/>
+              <w:t>frontend development mainly ReactJS, NextJS, HTML, CSS, Javascript</w:t>
+            </w:r>
           </w:p>
           <w:p>
             <w:pPr>
@@ -1283,23 +1223,7 @@
                 <w:sz w:val="16"/>
                 <w:szCs w:val="16"/>
               </w:rPr>
-              <w:t xml:space="preserve">esign and implement enterprise-scale web architectures using React, Next.js, Micro-frontends, and </w:t>
-            </w:r>
-            <w:proofErr w:type="spellStart"/>
-            <w:r>
-              <w:rPr>
-                <w:sz w:val="16"/>
-                <w:szCs w:val="16"/>
-              </w:rPr>
-              <w:t>Monorepos</w:t>
-            </w:r>
-            <w:proofErr w:type="spellEnd"/>
-            <w:r>
-              <w:rPr>
-                <w:sz w:val="16"/>
-                <w:szCs w:val="16"/>
-              </w:rPr>
-              <w:t xml:space="preserve">, seamlessly integrating CMS solutions like </w:t>
+              <w:t xml:space="preserve">esign and implement enterprise-scale web architectures using React, Next.js, Micro-frontends, and Monorepos, seamlessly integrating CMS solutions like </w:t>
             </w:r>
             <w:r>
               <w:rPr>
@@ -1366,23 +1290,7 @@
                 <w:sz w:val="16"/>
                 <w:szCs w:val="16"/>
               </w:rPr>
-              <w:t xml:space="preserve">stablish automated CI/CD pipelines (GitHub Actions, SonarQube, </w:t>
-            </w:r>
-            <w:proofErr w:type="spellStart"/>
-            <w:r>
-              <w:rPr>
-                <w:sz w:val="16"/>
-                <w:szCs w:val="16"/>
-              </w:rPr>
-              <w:t>Snyk</w:t>
-            </w:r>
-            <w:proofErr w:type="spellEnd"/>
-            <w:r>
-              <w:rPr>
-                <w:sz w:val="16"/>
-                <w:szCs w:val="16"/>
-              </w:rPr>
-              <w:t>) to enforce security scanning, automated testing</w:t>
+              <w:t>stablish automated CI/CD pipelines (GitHub Actions, SonarQube, Snyk) to enforce security scanning, automated testing</w:t>
             </w:r>
             <w:r>
               <w:rPr>
@@ -1461,7 +1369,6 @@
               </w:rPr>
               <w:t xml:space="preserve"> + </w:t>
             </w:r>
-            <w:proofErr w:type="spellStart"/>
             <w:r>
               <w:rPr>
                 <w:b/>
@@ -1471,7 +1378,6 @@
               </w:rPr>
               <w:t>MonoRepo</w:t>
             </w:r>
-            <w:proofErr w:type="spellEnd"/>
             <w:r>
               <w:rPr>
                 <w:sz w:val="16"/>
@@ -1567,26 +1473,82 @@
                 <w:sz w:val="16"/>
                 <w:szCs w:val="16"/>
               </w:rPr>
-              <w:t xml:space="preserve">I reduced AEM based frontend build time from 5mins to 2min by using </w:t>
-            </w:r>
-            <w:proofErr w:type="spellStart"/>
-            <w:r>
-              <w:rPr>
-                <w:sz w:val="16"/>
-                <w:szCs w:val="16"/>
-              </w:rPr>
-              <w:t>eslint</w:t>
-            </w:r>
-            <w:proofErr w:type="spellEnd"/>
-            <w:r>
-              <w:rPr>
-                <w:sz w:val="16"/>
-                <w:szCs w:val="16"/>
-              </w:rPr>
-              <w:t xml:space="preserve"> &amp; snapshot</w:t>
-            </w:r>
-            <w:r>
-              <w:rPr>
+              <w:t xml:space="preserve">I reduced frontend build time </w:t>
+            </w:r>
+            <w:r>
+              <w:rPr>
+                <w:b/>
+                <w:bCs/>
+                <w:sz w:val="16"/>
+                <w:szCs w:val="16"/>
+              </w:rPr>
+              <w:t>from 5</w:t>
+            </w:r>
+            <w:r>
+              <w:rPr>
+                <w:b/>
+                <w:bCs/>
+                <w:sz w:val="16"/>
+                <w:szCs w:val="16"/>
+              </w:rPr>
+              <w:t>+</w:t>
+            </w:r>
+            <w:r>
+              <w:rPr>
+                <w:b/>
+                <w:bCs/>
+                <w:sz w:val="16"/>
+                <w:szCs w:val="16"/>
+              </w:rPr>
+              <w:t xml:space="preserve">mins to </w:t>
+            </w:r>
+            <w:r>
+              <w:rPr>
+                <w:b/>
+                <w:bCs/>
+                <w:sz w:val="16"/>
+                <w:szCs w:val="16"/>
+              </w:rPr>
+              <w:t>0</w:t>
+            </w:r>
+            <w:r>
+              <w:rPr>
+                <w:b/>
+                <w:bCs/>
+                <w:sz w:val="16"/>
+                <w:szCs w:val="16"/>
+              </w:rPr>
+              <w:t>.5</w:t>
+            </w:r>
+            <w:r>
+              <w:rPr>
+                <w:b/>
+                <w:bCs/>
+                <w:sz w:val="16"/>
+                <w:szCs w:val="16"/>
+              </w:rPr>
+              <w:t>min</w:t>
+            </w:r>
+            <w:r>
+              <w:rPr>
+                <w:sz w:val="16"/>
+                <w:szCs w:val="16"/>
+              </w:rPr>
+              <w:t xml:space="preserve"> by using </w:t>
+            </w:r>
+            <w:r>
+              <w:rPr>
+                <w:b/>
+                <w:bCs/>
+                <w:sz w:val="16"/>
+                <w:szCs w:val="16"/>
+              </w:rPr>
+              <w:t>eslint &amp; snapshot</w:t>
+            </w:r>
+            <w:r>
+              <w:rPr>
+                <w:b/>
+                <w:bCs/>
                 <w:sz w:val="16"/>
                 <w:szCs w:val="16"/>
               </w:rPr>
@@ -1672,25 +1634,42 @@
               </w:rPr>
               <w:t xml:space="preserve"> code quality using </w:t>
             </w:r>
-            <w:proofErr w:type="spellStart"/>
-            <w:r>
-              <w:rPr>
+            <w:r>
+              <w:rPr>
+                <w:b/>
+                <w:bCs/>
                 <w:sz w:val="16"/>
                 <w:szCs w:val="16"/>
               </w:rPr>
               <w:t>sonarqube</w:t>
             </w:r>
-            <w:proofErr w:type="spellEnd"/>
-            <w:r>
-              <w:rPr>
-                <w:sz w:val="16"/>
-                <w:szCs w:val="16"/>
-              </w:rPr>
-              <w:t xml:space="preserve">, git hooks, </w:t>
-            </w:r>
-            <w:proofErr w:type="spellStart"/>
-            <w:r>
-              <w:rPr>
+            <w:r>
+              <w:rPr>
+                <w:sz w:val="16"/>
+                <w:szCs w:val="16"/>
+              </w:rPr>
+              <w:t xml:space="preserve">, </w:t>
+            </w:r>
+            <w:r>
+              <w:rPr>
+                <w:b/>
+                <w:bCs/>
+                <w:sz w:val="16"/>
+                <w:szCs w:val="16"/>
+              </w:rPr>
+              <w:t>git hooks</w:t>
+            </w:r>
+            <w:r>
+              <w:rPr>
+                <w:sz w:val="16"/>
+                <w:szCs w:val="16"/>
+              </w:rPr>
+              <w:t xml:space="preserve">, </w:t>
+            </w:r>
+            <w:r>
+              <w:rPr>
+                <w:b/>
+                <w:bCs/>
                 <w:sz w:val="16"/>
                 <w:szCs w:val="16"/>
               </w:rPr>
@@ -1698,12 +1677,13 @@
             </w:r>
             <w:r>
               <w:rPr>
+                <w:b/>
+                <w:bCs/>
                 <w:sz w:val="16"/>
                 <w:szCs w:val="16"/>
               </w:rPr>
               <w:t>yk</w:t>
             </w:r>
-            <w:proofErr w:type="spellEnd"/>
             <w:r>
               <w:rPr>
                 <w:sz w:val="16"/>
@@ -1742,23 +1722,28 @@
                 <w:sz w:val="16"/>
                 <w:szCs w:val="16"/>
               </w:rPr>
-              <w:t xml:space="preserve">My apps follow patterns </w:t>
-            </w:r>
-            <w:proofErr w:type="spellStart"/>
-            <w:r>
-              <w:rPr>
-                <w:sz w:val="16"/>
-                <w:szCs w:val="16"/>
-              </w:rPr>
-              <w:t>e.g</w:t>
-            </w:r>
-            <w:proofErr w:type="spellEnd"/>
-            <w:r>
-              <w:rPr>
-                <w:sz w:val="16"/>
-                <w:szCs w:val="16"/>
-              </w:rPr>
-              <w:t xml:space="preserve"> OAuth2.0 &amp;</w:t>
+              <w:t xml:space="preserve">My apps follow </w:t>
+            </w:r>
+            <w:r>
+              <w:rPr>
+                <w:sz w:val="16"/>
+                <w:szCs w:val="16"/>
+              </w:rPr>
+              <w:t xml:space="preserve">auth </w:t>
+            </w:r>
+            <w:r>
+              <w:rPr>
+                <w:sz w:val="16"/>
+                <w:szCs w:val="16"/>
+              </w:rPr>
+              <w:t xml:space="preserve">patterns </w:t>
+            </w:r>
+            <w:r>
+              <w:rPr>
+                <w:sz w:val="16"/>
+                <w:szCs w:val="16"/>
+              </w:rPr>
+              <w:t>e.g OAuth2.0 &amp;</w:t>
             </w:r>
             <w:r>
               <w:rPr>
@@ -2174,13 +2159,61 @@
               <w:ind w:left="173" w:hanging="142"/>
               <w:jc w:val="left"/>
               <w:rPr>
+                <w:sz w:val="16"/>
+                <w:szCs w:val="16"/>
+              </w:rPr>
+            </w:pPr>
+            <w:bookmarkStart w:id="0" w:name="_heading=h.gjdgxs" w:colFirst="0" w:colLast="0"/>
+            <w:bookmarkEnd w:id="0"/>
+            <w:r>
+              <w:rPr>
+                <w:sz w:val="16"/>
+                <w:szCs w:val="16"/>
+              </w:rPr>
+              <w:t xml:space="preserve">I am co-developer in </w:t>
+            </w:r>
+            <w:r>
+              <w:rPr>
+                <w:b/>
+                <w:bCs/>
+                <w:sz w:val="16"/>
+                <w:szCs w:val="16"/>
+              </w:rPr>
+              <w:t>BHN design system</w:t>
+            </w:r>
+            <w:r>
+              <w:rPr>
+                <w:sz w:val="16"/>
+                <w:szCs w:val="16"/>
+              </w:rPr>
+              <w:t xml:space="preserve"> and help onboarding and cross team development</w:t>
+            </w:r>
+          </w:p>
+          <w:p>
+            <w:pPr>
+              <w:numPr>
+                <w:ilvl w:val="0"/>
+                <w:numId w:val="2"/>
+              </w:numPr>
+              <w:pBdr>
+                <w:top w:val="nil"/>
+                <w:left w:val="nil"/>
+                <w:bottom w:val="nil"/>
+                <w:right w:val="nil"/>
+                <w:between w:val="nil"/>
+              </w:pBdr>
+              <w:tabs>
+                <w:tab w:val="left" w:pos="215"/>
+                <w:tab w:val="left" w:pos="315"/>
+              </w:tabs>
+              <w:ind w:left="173" w:hanging="142"/>
+              <w:jc w:val="left"/>
+              <w:rPr>
                 <w:rFonts w:eastAsia="Calibri"/>
                 <w:sz w:val="18"/>
                 <w:szCs w:val="18"/>
               </w:rPr>
             </w:pPr>
-            <w:bookmarkStart w:id="0" w:name="_heading=h.gjdgxs" w:colFirst="0" w:colLast="0"/>
-            <w:bookmarkEnd w:id="0"/>
             <w:r>
               <w:rPr>
                 <w:sz w:val="16"/>
@@ -2220,7 +2253,6 @@
               </w:rPr>
               <w:t xml:space="preserve"> | </w:t>
             </w:r>
-            <w:proofErr w:type="spellStart"/>
             <w:r>
               <w:rPr>
                 <w:b/>
@@ -2230,7 +2262,6 @@
               </w:rPr>
               <w:t>Leankit</w:t>
             </w:r>
-            <w:proofErr w:type="spellEnd"/>
             <w:r>
               <w:rPr>
                 <w:sz w:val="16"/>
@@ -2382,7 +2413,6 @@
                 <w:szCs w:val="14"/>
               </w:rPr>
             </w:pPr>
-            <w:proofErr w:type="spellStart"/>
             <w:r>
               <w:rPr>
                 <w:b/>
@@ -2392,7 +2422,6 @@
               </w:rPr>
               <w:t>BTechIT</w:t>
             </w:r>
-            <w:proofErr w:type="spellEnd"/>
             <w:r>
               <w:rPr>
                 <w:sz w:val="14"/>
@@ -2597,47 +2626,13 @@
                 <w:szCs w:val="14"/>
               </w:rPr>
             </w:pPr>
-            <w:proofErr w:type="spellStart"/>
             <w:r>
               <w:rPr>
                 <w:sz w:val="14"/>
                 <w:szCs w:val="14"/>
               </w:rPr>
-              <w:t>npm</w:t>
-            </w:r>
-            <w:proofErr w:type="spellEnd"/>
-            <w:r>
-              <w:rPr>
-                <w:sz w:val="14"/>
-                <w:szCs w:val="14"/>
-              </w:rPr>
-              <w:t xml:space="preserve"> </w:t>
-            </w:r>
-            <w:proofErr w:type="spellStart"/>
-            <w:r>
-              <w:rPr>
-                <w:sz w:val="14"/>
-                <w:szCs w:val="14"/>
-              </w:rPr>
-              <w:t>i</w:t>
-            </w:r>
-            <w:proofErr w:type="spellEnd"/>
-            <w:r>
-              <w:rPr>
-                <w:sz w:val="14"/>
-                <w:szCs w:val="14"/>
-              </w:rPr>
-              <w:t xml:space="preserve"> </w:t>
-            </w:r>
-            <w:proofErr w:type="spellStart"/>
-            <w:r>
-              <w:rPr>
-                <w:sz w:val="14"/>
-                <w:szCs w:val="14"/>
-              </w:rPr>
-              <w:t>oneliners</w:t>
-            </w:r>
-            <w:proofErr w:type="spellEnd"/>
+              <w:t>npm i oneliners</w:t>
+            </w:r>
           </w:p>
           <w:p>
             <w:pPr>
@@ -2658,7 +2653,27 @@
                 <w:szCs w:val="18"/>
                 <w:u w:val="single"/>
               </w:rPr>
-              <w:t>Explore &amp; Embeds</w:t>
+              <w:t>Explore</w:t>
+            </w:r>
+            <w:r>
+              <w:rPr>
+                <w:b/>
+                <w:bCs/>
+                <w:sz w:val="18"/>
+                <w:szCs w:val="18"/>
+                <w:u w:val="single"/>
+              </w:rPr>
+              <w:t>s</w:t>
+            </w:r>
+            <w:r>
+              <w:rPr>
+                <w:b/>
+                <w:bCs/>
+                <w:sz w:val="18"/>
+                <w:szCs w:val="18"/>
+                <w:u w:val="single"/>
+              </w:rPr>
+              <w:t xml:space="preserve"> &amp; Embeds</w:t>
             </w:r>
           </w:p>
           <w:p>
@@ -2697,7 +2712,6 @@
               </w:rPr>
               <w:t xml:space="preserve">, </w:t>
             </w:r>
-            <w:proofErr w:type="gramStart"/>
             <w:r>
               <w:rPr>
                 <w:sz w:val="14"/>
@@ -2712,7 +2726,13 @@
               </w:rPr>
               <w:t>,wcm.com</w:t>
             </w:r>
-            <w:proofErr w:type="gramEnd"/>
+            <w:r>
+              <w:rPr>
+                <w:sz w:val="14"/>
+                <w:szCs w:val="14"/>
+              </w:rPr>
+              <w:t>, smarty.com, uploadcare.com</w:t>
+            </w:r>
           </w:p>
           <w:p>
             <w:pPr>
@@ -2775,7 +2795,28 @@
                 <w:sz w:val="14"/>
                 <w:szCs w:val="14"/>
               </w:rPr>
-              <w:t>, all its tenants under flag</w:t>
+              <w:t xml:space="preserve">, </w:t>
+            </w:r>
+            <w:r>
+              <w:rPr>
+                <w:sz w:val="14"/>
+                <w:szCs w:val="14"/>
+              </w:rPr>
+              <w:t xml:space="preserve">incl. </w:t>
+            </w:r>
+            <w:r>
+              <w:rPr>
+                <w:sz w:val="14"/>
+                <w:szCs w:val="14"/>
+              </w:rPr>
+              <w:t xml:space="preserve">of </w:t>
+            </w:r>
+            <w:r>
+              <w:rPr>
+                <w:sz w:val="14"/>
+                <w:szCs w:val="14"/>
+              </w:rPr>
+              <w:t>all tenants</w:t>
             </w:r>
           </w:p>
           <w:p>
@@ -2994,14 +3035,7 @@
                 <w:sz w:val="16"/>
                 <w:szCs w:val="16"/>
               </w:rPr>
-              <w:t>giftcards.com</w:t>
-            </w:r>
-            <w:r>
-              <w:rPr>
-                <w:sz w:val="16"/>
-                <w:szCs w:val="16"/>
-              </w:rPr>
-              <w:t xml:space="preserve"> </w:t>
+              <w:t xml:space="preserve">giftcards.com </w:t>
             </w:r>
             <w:r>
               <w:rPr>
@@ -3022,17 +3056,8 @@
                 <w:sz w:val="16"/>
                 <w:szCs w:val="16"/>
               </w:rPr>
-              <w:t xml:space="preserve"> for prepaid </w:t>
-            </w:r>
-            <w:proofErr w:type="spellStart"/>
-            <w:r>
-              <w:rPr>
-                <w:sz w:val="16"/>
-                <w:szCs w:val="16"/>
-              </w:rPr>
-              <w:t>giftcards</w:t>
-            </w:r>
-            <w:proofErr w:type="spellEnd"/>
+              <w:t xml:space="preserve"> for prepaid giftcards</w:t>
+            </w:r>
             <w:r>
               <w:rPr>
                 <w:sz w:val="16"/>
@@ -3104,23 +3129,7 @@
                 <w:sz w:val="16"/>
                 <w:szCs w:val="16"/>
               </w:rPr>
-              <w:t xml:space="preserve">: React18, AEM, Payload CMS, Magento Adobe Commerce, </w:t>
-            </w:r>
-            <w:proofErr w:type="spellStart"/>
-            <w:r>
-              <w:rPr>
-                <w:sz w:val="16"/>
-                <w:szCs w:val="16"/>
-              </w:rPr>
-              <w:t>nodeJS</w:t>
-            </w:r>
-            <w:proofErr w:type="spellEnd"/>
-            <w:r>
-              <w:rPr>
-                <w:sz w:val="16"/>
-                <w:szCs w:val="16"/>
-              </w:rPr>
-              <w:t>, Adobe Cloud, AWS</w:t>
+              <w:t>: React18, AEM, Payload CMS, Magento Adobe Commerce, nodeJS, Adobe Cloud, AWS</w:t>
             </w:r>
           </w:p>
           <w:p>
@@ -3325,7 +3334,6 @@
                 <w:tblPr>
                   <w:tblStyle w:val="a4"/>
                   <w:tblW w:w="10890" w:type="dxa"/>
-                  <w:tblLayout w:type="fixed"/>
                   <w:tblLook w:val="0600" w:firstRow="0" w:lastRow="0" w:firstColumn="0" w:lastColumn="0" w:noHBand="1" w:noVBand="1"/>
                 </w:tblPr>
                 <w:tblGrid>
@@ -3440,21 +3448,12 @@
                       <w:szCs w:val="16"/>
                     </w:rPr>
                   </w:pPr>
-                  <w:proofErr w:type="spellStart"/>
                   <w:r>
                     <w:rPr>
                       <w:sz w:val="16"/>
                       <w:szCs w:val="16"/>
                     </w:rPr>
-                    <w:t>CeX</w:t>
-                  </w:r>
-                  <w:proofErr w:type="spellEnd"/>
-                  <w:r>
-                    <w:rPr>
-                      <w:sz w:val="16"/>
-                      <w:szCs w:val="16"/>
-                    </w:rPr>
-                    <w:t xml:space="preserve"> – Colleague Experience Group Economics Team - Mar2021 - Sep2021</w:t>
+                    <w:t>CeX – Colleague Experience Group Economics Team - Mar2021 - Sep2021</w:t>
                   </w:r>
                 </w:p>
                 <w:p>
@@ -4032,25 +4031,7 @@
                   <w:szCs w:val="14"/>
                   <w:u w:val="single"/>
                 </w:rPr>
-                <w:t>https://github</w:t>
-              </w:r>
-              <w:r>
-                <w:rPr>
-                  <w:color w:val="1155CC"/>
-                  <w:sz w:val="14"/>
-                  <w:szCs w:val="14"/>
-                  <w:u w:val="single"/>
-                </w:rPr>
-                <w:t>.</w:t>
-              </w:r>
-              <w:r>
-                <w:rPr>
-                  <w:color w:val="1155CC"/>
-                  <w:sz w:val="14"/>
-                  <w:szCs w:val="14"/>
-                  <w:u w:val="single"/>
-                </w:rPr>
-                <w:t>com/devendraprasad1984/geektrust_challenges</w:t>
+                <w:t>https://github.com/devendraprasad1984/geektrust_challenges</w:t>
               </w:r>
             </w:hyperlink>
           </w:p>
@@ -4173,87 +4154,119 @@
                 <w:sz w:val="12"/>
                 <w:szCs w:val="12"/>
               </w:rPr>
-              <w:t>: React: 12+ |</w:t>
-            </w:r>
-            <w:proofErr w:type="spellStart"/>
+              <w:t xml:space="preserve">: React: </w:t>
+            </w:r>
             <w:r>
               <w:rPr>
                 <w:sz w:val="12"/>
                 <w:szCs w:val="12"/>
               </w:rPr>
-              <w:t>NextJS</w:t>
-            </w:r>
-            <w:proofErr w:type="spellEnd"/>
+              <w:t>1</w:t>
+            </w:r>
             <w:r>
               <w:rPr>
                 <w:sz w:val="12"/>
                 <w:szCs w:val="12"/>
               </w:rPr>
-              <w:t xml:space="preserve">: 2+ | payload CMS: 1+ | AEM: 3+ | </w:t>
-            </w:r>
-            <w:proofErr w:type="spellStart"/>
+              <w:t>0</w:t>
+            </w:r>
             <w:r>
               <w:rPr>
                 <w:sz w:val="12"/>
                 <w:szCs w:val="12"/>
               </w:rPr>
-              <w:t>graphql</w:t>
-            </w:r>
-            <w:proofErr w:type="spellEnd"/>
+              <w:t xml:space="preserve">+ |NextJS: 2+ | payload CMS: </w:t>
+            </w:r>
             <w:r>
               <w:rPr>
                 <w:sz w:val="12"/>
                 <w:szCs w:val="12"/>
               </w:rPr>
-              <w:t xml:space="preserve">: 7+ | </w:t>
-            </w:r>
-            <w:proofErr w:type="spellStart"/>
+              <w:t>2</w:t>
+            </w:r>
             <w:r>
               <w:rPr>
                 <w:sz w:val="12"/>
                 <w:szCs w:val="12"/>
               </w:rPr>
-              <w:t>Html+Css+Js</w:t>
-            </w:r>
-            <w:proofErr w:type="spellEnd"/>
+              <w:t xml:space="preserve">+ | AEM: </w:t>
+            </w:r>
             <w:r>
               <w:rPr>
                 <w:sz w:val="12"/>
                 <w:szCs w:val="12"/>
               </w:rPr>
-              <w:t xml:space="preserve">: 12+ | CICD: 7+ | </w:t>
-            </w:r>
-            <w:proofErr w:type="spellStart"/>
+              <w:t>4</w:t>
+            </w:r>
             <w:r>
               <w:rPr>
                 <w:sz w:val="12"/>
                 <w:szCs w:val="12"/>
               </w:rPr>
-              <w:t>Jest+mocha+Enzyme</w:t>
-            </w:r>
-            <w:proofErr w:type="spellEnd"/>
+              <w:t xml:space="preserve">+ | graphql: 7+ | Html+Css+Js: 12+ | CICD: 7+ | </w:t>
+            </w:r>
             <w:r>
               <w:rPr>
                 <w:sz w:val="12"/>
                 <w:szCs w:val="12"/>
               </w:rPr>
-              <w:t xml:space="preserve"> | bundling: </w:t>
-            </w:r>
-            <w:proofErr w:type="spellStart"/>
+              <w:t>vitest+</w:t>
+            </w:r>
             <w:r>
               <w:rPr>
                 <w:sz w:val="12"/>
                 <w:szCs w:val="12"/>
               </w:rPr>
-              <w:t>vite</w:t>
-            </w:r>
-            <w:proofErr w:type="spellEnd"/>
+              <w:t>j</w:t>
+            </w:r>
             <w:r>
               <w:rPr>
                 <w:sz w:val="12"/>
                 <w:szCs w:val="12"/>
               </w:rPr>
-              <w:t xml:space="preserve"> and webpack</w:t>
+              <w:t>est+mocha+</w:t>
+            </w:r>
+            <w:r>
+              <w:rPr>
+                <w:sz w:val="12"/>
+                <w:szCs w:val="12"/>
+              </w:rPr>
+              <w:t>e</w:t>
+            </w:r>
+            <w:r>
+              <w:rPr>
+                <w:sz w:val="12"/>
+                <w:szCs w:val="12"/>
+              </w:rPr>
+              <w:t xml:space="preserve">nzyme | bundling: </w:t>
+            </w:r>
+            <w:r>
+              <w:rPr>
+                <w:sz w:val="12"/>
+                <w:szCs w:val="12"/>
+              </w:rPr>
+              <w:t>turbo+</w:t>
+            </w:r>
+            <w:r>
+              <w:rPr>
+                <w:sz w:val="12"/>
+                <w:szCs w:val="12"/>
+              </w:rPr>
+              <w:t>vite</w:t>
+            </w:r>
+            <w:r>
+              <w:rPr>
+                <w:sz w:val="12"/>
+                <w:szCs w:val="12"/>
+              </w:rPr>
+              <w:t>+</w:t>
+            </w:r>
+            <w:r>
+              <w:rPr>
+                <w:sz w:val="12"/>
+                <w:szCs w:val="12"/>
+              </w:rPr>
+              <w:t>webpack</w:t>
             </w:r>
           </w:p>
         </w:tc>
@@ -4457,17 +4470,17 @@
   <w:abstractNum w:abstractNumId="0" w15:restartNumberingAfterBreak="0">
     <w:nsid w:val="4E927FE1"/>
     <w:multiLevelType w:val="multilevel"/>
-    <w:tmpl w:val="7F02004A"/>
+    <w:tmpl w:val="85D476B4"/>
     <w:lvl w:ilvl="0">
       <w:start w:val="1"/>
       <w:numFmt w:val="bullet"/>
-      <w:lvlText w:val="●"/>
+      <w:lvlText w:val="o"/>
       <w:lvlJc w:val="left"/>
       <w:pPr>
         <w:ind w:left="720" w:hanging="360"/>
       </w:pPr>
       <w:rPr>
-        <w:rFonts w:ascii="Noto Sans Symbols" w:eastAsia="Noto Sans Symbols" w:hAnsi="Noto Sans Symbols" w:cs="Noto Sans Symbols"/>
+        <w:rFonts w:ascii="Courier New" w:hAnsi="Courier New" w:cs="Courier New" w:hint="default"/>
       </w:rPr>
     </w:lvl>
     <w:lvl w:ilvl="1">

--- a/docs/dpresume.docx
+++ b/docs/dpresume.docx
@@ -108,82 +108,161 @@
                 <w:szCs w:val="15"/>
               </w:rPr>
             </w:pPr>
+            <w:proofErr w:type="spellStart"/>
+            <w:proofErr w:type="gramStart"/>
             <w:r>
               <w:rPr>
                 <w:sz w:val="15"/>
                 <w:szCs w:val="15"/>
               </w:rPr>
-              <w:t xml:space="preserve">NextJS </w:t>
-            </w:r>
+              <w:t>NextJS</w:t>
+            </w:r>
+            <w:proofErr w:type="spellEnd"/>
             <w:r>
               <w:rPr>
                 <w:sz w:val="15"/>
                 <w:szCs w:val="15"/>
               </w:rPr>
-              <w:t xml:space="preserve">. </w:t>
+              <w:t xml:space="preserve"> </w:t>
             </w:r>
             <w:r>
               <w:rPr>
                 <w:sz w:val="15"/>
                 <w:szCs w:val="15"/>
               </w:rPr>
-              <w:t>ReactJS</w:t>
-            </w:r>
+              <w:t>.</w:t>
+            </w:r>
+            <w:proofErr w:type="gramEnd"/>
             <w:r>
               <w:rPr>
                 <w:sz w:val="15"/>
                 <w:szCs w:val="15"/>
               </w:rPr>
-              <w:t xml:space="preserve"> .</w:t>
-            </w:r>
+              <w:t xml:space="preserve"> </w:t>
+            </w:r>
+            <w:proofErr w:type="gramStart"/>
             <w:r>
               <w:rPr>
                 <w:sz w:val="15"/>
                 <w:szCs w:val="15"/>
               </w:rPr>
-              <w:t xml:space="preserve"> </w:t>
+              <w:t>ReactJS</w:t>
             </w:r>
             <w:r>
               <w:rPr>
                 <w:sz w:val="15"/>
                 <w:szCs w:val="15"/>
               </w:rPr>
-              <w:t>PayloadCMS . AEM</w:t>
-            </w:r>
+              <w:t xml:space="preserve"> .</w:t>
+            </w:r>
+            <w:proofErr w:type="gramEnd"/>
             <w:r>
               <w:rPr>
                 <w:sz w:val="15"/>
                 <w:szCs w:val="15"/>
               </w:rPr>
-              <w:t xml:space="preserve"> . Micro-frontends</w:t>
-            </w:r>
+              <w:t xml:space="preserve"> </w:t>
+            </w:r>
+            <w:proofErr w:type="spellStart"/>
+            <w:proofErr w:type="gramStart"/>
             <w:r>
               <w:rPr>
                 <w:sz w:val="15"/>
                 <w:szCs w:val="15"/>
               </w:rPr>
-              <w:t xml:space="preserve"> &amp; design-systems</w:t>
-            </w:r>
+              <w:t>PayloadCMS</w:t>
+            </w:r>
+            <w:proofErr w:type="spellEnd"/>
             <w:r>
               <w:rPr>
                 <w:sz w:val="15"/>
                 <w:szCs w:val="15"/>
               </w:rPr>
-              <w:t xml:space="preserve"> . </w:t>
-            </w:r>
+              <w:t xml:space="preserve"> .</w:t>
+            </w:r>
+            <w:proofErr w:type="gramEnd"/>
             <w:r>
               <w:rPr>
                 <w:sz w:val="15"/>
                 <w:szCs w:val="15"/>
               </w:rPr>
-              <w:t>JS</w:t>
-            </w:r>
+              <w:t xml:space="preserve"> </w:t>
+            </w:r>
+            <w:proofErr w:type="gramStart"/>
             <w:r>
               <w:rPr>
                 <w:sz w:val="15"/>
                 <w:szCs w:val="15"/>
               </w:rPr>
-              <w:t xml:space="preserve"> . Html5/CSS/Tailwind</w:t>
+              <w:t>AEM</w:t>
+            </w:r>
+            <w:r>
+              <w:rPr>
+                <w:sz w:val="15"/>
+                <w:szCs w:val="15"/>
+              </w:rPr>
+              <w:t xml:space="preserve"> .</w:t>
+            </w:r>
+            <w:proofErr w:type="gramEnd"/>
+            <w:r>
+              <w:rPr>
+                <w:sz w:val="15"/>
+                <w:szCs w:val="15"/>
+              </w:rPr>
+              <w:t xml:space="preserve"> Micro-frontends</w:t>
+            </w:r>
+            <w:r>
+              <w:rPr>
+                <w:sz w:val="15"/>
+                <w:szCs w:val="15"/>
+              </w:rPr>
+              <w:t xml:space="preserve"> &amp; design-</w:t>
+            </w:r>
+            <w:proofErr w:type="gramStart"/>
+            <w:r>
+              <w:rPr>
+                <w:sz w:val="15"/>
+                <w:szCs w:val="15"/>
+              </w:rPr>
+              <w:t>systems</w:t>
+            </w:r>
+            <w:r>
+              <w:rPr>
+                <w:sz w:val="15"/>
+                <w:szCs w:val="15"/>
+              </w:rPr>
+              <w:t xml:space="preserve"> .</w:t>
+            </w:r>
+            <w:proofErr w:type="gramEnd"/>
+            <w:r>
+              <w:rPr>
+                <w:sz w:val="15"/>
+                <w:szCs w:val="15"/>
+              </w:rPr>
+              <w:t xml:space="preserve"> </w:t>
+            </w:r>
+            <w:proofErr w:type="gramStart"/>
+            <w:r>
+              <w:rPr>
+                <w:sz w:val="15"/>
+                <w:szCs w:val="15"/>
+              </w:rPr>
+              <w:t>JS</w:t>
+            </w:r>
+            <w:r>
+              <w:rPr>
+                <w:sz w:val="15"/>
+                <w:szCs w:val="15"/>
+              </w:rPr>
+              <w:t xml:space="preserve"> .</w:t>
+            </w:r>
+            <w:proofErr w:type="gramEnd"/>
+            <w:r>
+              <w:rPr>
+                <w:sz w:val="15"/>
+                <w:szCs w:val="15"/>
+              </w:rPr>
+              <w:t xml:space="preserve"> Html5/CSS/Tailwind</w:t>
             </w:r>
           </w:p>
         </w:tc>
@@ -273,6 +352,7 @@
               </w:rPr>
               <w:t xml:space="preserve">FE </w:t>
             </w:r>
+            <w:proofErr w:type="gramStart"/>
             <w:r>
               <w:rPr>
                 <w:sz w:val="14"/>
@@ -287,7 +367,52 @@
                 <w:szCs w:val="14"/>
                 <w:u w:val="single"/>
               </w:rPr>
-              <w:t xml:space="preserve"> . Technophile . Dynamic . Motivated</w:t>
+              <w:t xml:space="preserve"> .</w:t>
+            </w:r>
+            <w:proofErr w:type="gramEnd"/>
+            <w:r>
+              <w:rPr>
+                <w:sz w:val="14"/>
+                <w:szCs w:val="14"/>
+                <w:u w:val="single"/>
+              </w:rPr>
+              <w:t xml:space="preserve"> </w:t>
+            </w:r>
+            <w:proofErr w:type="gramStart"/>
+            <w:r>
+              <w:rPr>
+                <w:sz w:val="14"/>
+                <w:szCs w:val="14"/>
+                <w:u w:val="single"/>
+              </w:rPr>
+              <w:t>Technophile .</w:t>
+            </w:r>
+            <w:proofErr w:type="gramEnd"/>
+            <w:r>
+              <w:rPr>
+                <w:sz w:val="14"/>
+                <w:szCs w:val="14"/>
+                <w:u w:val="single"/>
+              </w:rPr>
+              <w:t xml:space="preserve"> </w:t>
+            </w:r>
+            <w:proofErr w:type="gramStart"/>
+            <w:r>
+              <w:rPr>
+                <w:sz w:val="14"/>
+                <w:szCs w:val="14"/>
+                <w:u w:val="single"/>
+              </w:rPr>
+              <w:t>Dynamic .</w:t>
+            </w:r>
+            <w:proofErr w:type="gramEnd"/>
+            <w:r>
+              <w:rPr>
+                <w:sz w:val="14"/>
+                <w:szCs w:val="14"/>
+                <w:u w:val="single"/>
+              </w:rPr>
+              <w:t xml:space="preserve"> Motivated</w:t>
             </w:r>
             <w:r>
               <w:rPr>
@@ -415,7 +540,23 @@
                 <w:sz w:val="16"/>
                 <w:szCs w:val="16"/>
               </w:rPr>
-              <w:t xml:space="preserve"> in ReactJS, NextJS and micro-frontend architectures. </w:t>
+              <w:t xml:space="preserve"> in ReactJS, </w:t>
+            </w:r>
+            <w:proofErr w:type="spellStart"/>
+            <w:r>
+              <w:rPr>
+                <w:sz w:val="16"/>
+                <w:szCs w:val="16"/>
+              </w:rPr>
+              <w:t>NextJS</w:t>
+            </w:r>
+            <w:proofErr w:type="spellEnd"/>
+            <w:r>
+              <w:rPr>
+                <w:sz w:val="16"/>
+                <w:szCs w:val="16"/>
+              </w:rPr>
+              <w:t xml:space="preserve"> and micro-frontend architectures. </w:t>
             </w:r>
             <w:r>
               <w:rPr>
@@ -623,19 +764,42 @@
               </w:rPr>
               <w:t xml:space="preserve">I am a </w:t>
             </w:r>
-            <w:r>
-              <w:rPr>
-                <w:sz w:val="16"/>
-                <w:szCs w:val="16"/>
-              </w:rPr>
-              <w:t xml:space="preserve">github </w:t>
-            </w:r>
-            <w:r>
-              <w:rPr>
-                <w:sz w:val="16"/>
-                <w:szCs w:val="16"/>
-              </w:rPr>
-              <w:t>co-pilot AI practioner</w:t>
+            <w:proofErr w:type="spellStart"/>
+            <w:r>
+              <w:rPr>
+                <w:sz w:val="16"/>
+                <w:szCs w:val="16"/>
+              </w:rPr>
+              <w:t>github</w:t>
+            </w:r>
+            <w:proofErr w:type="spellEnd"/>
+            <w:r>
+              <w:rPr>
+                <w:sz w:val="16"/>
+                <w:szCs w:val="16"/>
+              </w:rPr>
+              <w:t xml:space="preserve"> </w:t>
+            </w:r>
+            <w:r>
+              <w:rPr>
+                <w:sz w:val="16"/>
+                <w:szCs w:val="16"/>
+              </w:rPr>
+              <w:t>co-pilot AI practi</w:t>
+            </w:r>
+            <w:r>
+              <w:rPr>
+                <w:sz w:val="16"/>
+                <w:szCs w:val="16"/>
+              </w:rPr>
+              <w:t>ti</w:t>
+            </w:r>
+            <w:r>
+              <w:rPr>
+                <w:sz w:val="16"/>
+                <w:szCs w:val="16"/>
+              </w:rPr>
+              <w:t>oner</w:t>
             </w:r>
             <w:r>
               <w:rPr>
@@ -728,7 +892,23 @@
                 <w:sz w:val="16"/>
                 <w:szCs w:val="16"/>
               </w:rPr>
-              <w:t xml:space="preserve">I drive the platform migration efforts which saves lot of cost to department eg.  Get rid of AEM licensing by moving </w:t>
+              <w:t xml:space="preserve">I drive the platform migration efforts which saves lot of cost to department </w:t>
+            </w:r>
+            <w:proofErr w:type="spellStart"/>
+            <w:r>
+              <w:rPr>
+                <w:sz w:val="16"/>
+                <w:szCs w:val="16"/>
+              </w:rPr>
+              <w:t>eg.</w:t>
+            </w:r>
+            <w:proofErr w:type="spellEnd"/>
+            <w:r>
+              <w:rPr>
+                <w:sz w:val="16"/>
+                <w:szCs w:val="16"/>
+              </w:rPr>
+              <w:t xml:space="preserve">  Get rid of AEM licensing by moving </w:t>
             </w:r>
             <w:r>
               <w:rPr>
@@ -744,6 +924,7 @@
               </w:rPr>
               <w:t xml:space="preserve"> </w:t>
             </w:r>
+            <w:proofErr w:type="spellStart"/>
             <w:r>
               <w:rPr>
                 <w:b/>
@@ -753,15 +934,27 @@
               </w:rPr>
               <w:t>NextJS</w:t>
             </w:r>
-            <w:r>
-              <w:rPr>
-                <w:b/>
-                <w:bCs/>
-                <w:sz w:val="16"/>
-                <w:szCs w:val="16"/>
-              </w:rPr>
-              <w:t xml:space="preserve"> &amp; PayloadCMS</w:t>
-            </w:r>
+            <w:proofErr w:type="spellEnd"/>
+            <w:r>
+              <w:rPr>
+                <w:b/>
+                <w:bCs/>
+                <w:sz w:val="16"/>
+                <w:szCs w:val="16"/>
+              </w:rPr>
+              <w:t xml:space="preserve"> &amp; </w:t>
+            </w:r>
+            <w:proofErr w:type="spellStart"/>
+            <w:r>
+              <w:rPr>
+                <w:b/>
+                <w:bCs/>
+                <w:sz w:val="16"/>
+                <w:szCs w:val="16"/>
+              </w:rPr>
+              <w:t>PayloadCMS</w:t>
+            </w:r>
+            <w:proofErr w:type="spellEnd"/>
             <w:r>
               <w:rPr>
                 <w:sz w:val="16"/>
@@ -833,7 +1026,23 @@
                 <w:sz w:val="16"/>
                 <w:szCs w:val="16"/>
               </w:rPr>
-              <w:t xml:space="preserve">I engineered micro-frontend architecture for giftcards.com, </w:t>
+              <w:t xml:space="preserve">I engineered </w:t>
+            </w:r>
+            <w:r>
+              <w:rPr>
+                <w:b/>
+                <w:bCs/>
+                <w:sz w:val="16"/>
+                <w:szCs w:val="16"/>
+              </w:rPr>
+              <w:t>micro-frontend</w:t>
+            </w:r>
+            <w:r>
+              <w:rPr>
+                <w:sz w:val="16"/>
+                <w:szCs w:val="16"/>
+              </w:rPr>
+              <w:t xml:space="preserve"> architecture for giftcards.com, </w:t>
             </w:r>
             <w:r>
               <w:rPr>
@@ -868,8 +1077,17 @@
                 <w:sz w:val="16"/>
                 <w:szCs w:val="16"/>
               </w:rPr>
-              <w:t xml:space="preserve"> approx</w:t>
-            </w:r>
+              <w:t xml:space="preserve"> </w:t>
+            </w:r>
+            <w:proofErr w:type="spellStart"/>
+            <w:r>
+              <w:rPr>
+                <w:sz w:val="16"/>
+                <w:szCs w:val="16"/>
+              </w:rPr>
+              <w:t>approx</w:t>
+            </w:r>
+            <w:proofErr w:type="spellEnd"/>
             <w:r>
               <w:rPr>
                 <w:sz w:val="16"/>
@@ -882,7 +1100,14 @@
                 <w:sz w:val="16"/>
                 <w:szCs w:val="16"/>
               </w:rPr>
-              <w:t xml:space="preserve"> by improving build and CI/CD handshakes</w:t>
+              <w:t xml:space="preserve"> by improving build and CI/CD </w:t>
+            </w:r>
+            <w:r>
+              <w:rPr>
+                <w:sz w:val="16"/>
+                <w:szCs w:val="16"/>
+              </w:rPr>
+              <w:t>pipelines</w:t>
             </w:r>
           </w:p>
           <w:p>
@@ -1076,8 +1301,17 @@
                 <w:sz w:val="16"/>
                 <w:szCs w:val="16"/>
               </w:rPr>
-              <w:t>set engineering standards, technical roadmapping</w:t>
-            </w:r>
+              <w:t xml:space="preserve">set engineering standards, technical </w:t>
+            </w:r>
+            <w:proofErr w:type="spellStart"/>
+            <w:r>
+              <w:rPr>
+                <w:sz w:val="16"/>
+                <w:szCs w:val="16"/>
+              </w:rPr>
+              <w:t>roadmapping</w:t>
+            </w:r>
+            <w:proofErr w:type="spellEnd"/>
             <w:r>
               <w:rPr>
                 <w:sz w:val="16"/>
@@ -1184,8 +1418,33 @@
                 <w:sz w:val="16"/>
                 <w:szCs w:val="16"/>
               </w:rPr>
-              <w:t>frontend development mainly ReactJS, NextJS, HTML, CSS, Javascript</w:t>
-            </w:r>
+              <w:t xml:space="preserve">frontend development mainly ReactJS, </w:t>
+            </w:r>
+            <w:proofErr w:type="spellStart"/>
+            <w:r>
+              <w:rPr>
+                <w:sz w:val="16"/>
+                <w:szCs w:val="16"/>
+              </w:rPr>
+              <w:t>NextJS</w:t>
+            </w:r>
+            <w:proofErr w:type="spellEnd"/>
+            <w:r>
+              <w:rPr>
+                <w:sz w:val="16"/>
+                <w:szCs w:val="16"/>
+              </w:rPr>
+              <w:t xml:space="preserve">, HTML, CSS, </w:t>
+            </w:r>
+            <w:proofErr w:type="spellStart"/>
+            <w:r>
+              <w:rPr>
+                <w:sz w:val="16"/>
+                <w:szCs w:val="16"/>
+              </w:rPr>
+              <w:t>Javascript</w:t>
+            </w:r>
+            <w:proofErr w:type="spellEnd"/>
           </w:p>
           <w:p>
             <w:pPr>
@@ -1223,7 +1482,23 @@
                 <w:sz w:val="16"/>
                 <w:szCs w:val="16"/>
               </w:rPr>
-              <w:t xml:space="preserve">esign and implement enterprise-scale web architectures using React, Next.js, Micro-frontends, and Monorepos, seamlessly integrating CMS solutions like </w:t>
+              <w:t xml:space="preserve">esign and implement enterprise-scale web architectures using React, Next.js, Micro-frontends, and </w:t>
+            </w:r>
+            <w:proofErr w:type="spellStart"/>
+            <w:r>
+              <w:rPr>
+                <w:sz w:val="16"/>
+                <w:szCs w:val="16"/>
+              </w:rPr>
+              <w:t>Monorepos</w:t>
+            </w:r>
+            <w:proofErr w:type="spellEnd"/>
+            <w:r>
+              <w:rPr>
+                <w:sz w:val="16"/>
+                <w:szCs w:val="16"/>
+              </w:rPr>
+              <w:t xml:space="preserve">, seamlessly integrating CMS solutions like </w:t>
             </w:r>
             <w:r>
               <w:rPr>
@@ -1290,7 +1565,37 @@
                 <w:sz w:val="16"/>
                 <w:szCs w:val="16"/>
               </w:rPr>
-              <w:t>stablish automated CI/CD pipelines (GitHub Actions, SonarQube, Snyk) to enforce security scanning, automated testing</w:t>
+              <w:t>stablish</w:t>
+            </w:r>
+            <w:r>
+              <w:rPr>
+                <w:sz w:val="16"/>
+                <w:szCs w:val="16"/>
+              </w:rPr>
+              <w:t>ed</w:t>
+            </w:r>
+            <w:r>
+              <w:rPr>
+                <w:sz w:val="16"/>
+                <w:szCs w:val="16"/>
+              </w:rPr>
+              <w:t xml:space="preserve"> automated CI/CD pipelines (GitHub Actions, SonarQube, </w:t>
+            </w:r>
+            <w:proofErr w:type="spellStart"/>
+            <w:r>
+              <w:rPr>
+                <w:sz w:val="16"/>
+                <w:szCs w:val="16"/>
+              </w:rPr>
+              <w:t>Snyk</w:t>
+            </w:r>
+            <w:proofErr w:type="spellEnd"/>
+            <w:r>
+              <w:rPr>
+                <w:sz w:val="16"/>
+                <w:szCs w:val="16"/>
+              </w:rPr>
+              <w:t>) to enforce security scanning, automated testing</w:t>
             </w:r>
             <w:r>
               <w:rPr>
@@ -1305,6 +1610,20 @@
                 <w:szCs w:val="16"/>
               </w:rPr>
               <w:t>, and zero-downtime releases</w:t>
+            </w:r>
+            <w:r>
+              <w:rPr>
+                <w:sz w:val="16"/>
+                <w:szCs w:val="16"/>
+              </w:rPr>
+              <w:t xml:space="preserve"> and saving dev </w:t>
+            </w:r>
+            <w:r>
+              <w:rPr>
+                <w:sz w:val="16"/>
+                <w:szCs w:val="16"/>
+              </w:rPr>
+              <w:t>time</w:t>
             </w:r>
           </w:p>
           <w:p>
@@ -1369,6 +1688,7 @@
               </w:rPr>
               <w:t xml:space="preserve"> + </w:t>
             </w:r>
+            <w:proofErr w:type="spellStart"/>
             <w:r>
               <w:rPr>
                 <w:b/>
@@ -1378,6 +1698,7 @@
               </w:rPr>
               <w:t>MonoRepo</w:t>
             </w:r>
+            <w:proofErr w:type="spellEnd"/>
             <w:r>
               <w:rPr>
                 <w:sz w:val="16"/>
@@ -1536,14 +1857,25 @@
               </w:rPr>
               <w:t xml:space="preserve"> by using </w:t>
             </w:r>
-            <w:r>
-              <w:rPr>
-                <w:b/>
-                <w:bCs/>
-                <w:sz w:val="16"/>
-                <w:szCs w:val="16"/>
-              </w:rPr>
-              <w:t>eslint &amp; snapshot</w:t>
+            <w:proofErr w:type="spellStart"/>
+            <w:r>
+              <w:rPr>
+                <w:b/>
+                <w:bCs/>
+                <w:sz w:val="16"/>
+                <w:szCs w:val="16"/>
+              </w:rPr>
+              <w:t>eslint</w:t>
+            </w:r>
+            <w:proofErr w:type="spellEnd"/>
+            <w:r>
+              <w:rPr>
+                <w:b/>
+                <w:bCs/>
+                <w:sz w:val="16"/>
+                <w:szCs w:val="16"/>
+              </w:rPr>
+              <w:t xml:space="preserve"> &amp; snapshot</w:t>
             </w:r>
             <w:r>
               <w:rPr>
@@ -1634,6 +1966,7 @@
               </w:rPr>
               <w:t xml:space="preserve"> code quality using </w:t>
             </w:r>
+            <w:proofErr w:type="spellStart"/>
             <w:r>
               <w:rPr>
                 <w:b/>
@@ -1643,6 +1976,7 @@
               </w:rPr>
               <w:t>sonarqube</w:t>
             </w:r>
+            <w:proofErr w:type="spellEnd"/>
             <w:r>
               <w:rPr>
                 <w:sz w:val="16"/>
@@ -1666,6 +2000,7 @@
               </w:rPr>
               <w:t xml:space="preserve">, </w:t>
             </w:r>
+            <w:proofErr w:type="spellStart"/>
             <w:r>
               <w:rPr>
                 <w:b/>
@@ -1684,6 +2019,7 @@
               </w:rPr>
               <w:t>yk</w:t>
             </w:r>
+            <w:proofErr w:type="spellEnd"/>
             <w:r>
               <w:rPr>
                 <w:sz w:val="16"/>
@@ -1738,12 +2074,21 @@
               </w:rPr>
               <w:t xml:space="preserve">patterns </w:t>
             </w:r>
-            <w:r>
-              <w:rPr>
-                <w:sz w:val="16"/>
-                <w:szCs w:val="16"/>
-              </w:rPr>
-              <w:t>e.g OAuth2.0 &amp;</w:t>
+            <w:proofErr w:type="spellStart"/>
+            <w:r>
+              <w:rPr>
+                <w:sz w:val="16"/>
+                <w:szCs w:val="16"/>
+              </w:rPr>
+              <w:t>e.g</w:t>
+            </w:r>
+            <w:proofErr w:type="spellEnd"/>
+            <w:r>
+              <w:rPr>
+                <w:sz w:val="16"/>
+                <w:szCs w:val="16"/>
+              </w:rPr>
+              <w:t xml:space="preserve"> OAuth2.0 &amp;</w:t>
             </w:r>
             <w:r>
               <w:rPr>
@@ -2253,6 +2598,7 @@
               </w:rPr>
               <w:t xml:space="preserve"> | </w:t>
             </w:r>
+            <w:proofErr w:type="spellStart"/>
             <w:r>
               <w:rPr>
                 <w:b/>
@@ -2262,6 +2608,7 @@
               </w:rPr>
               <w:t>Leankit</w:t>
             </w:r>
+            <w:proofErr w:type="spellEnd"/>
             <w:r>
               <w:rPr>
                 <w:sz w:val="16"/>
@@ -2413,6 +2760,7 @@
                 <w:szCs w:val="14"/>
               </w:rPr>
             </w:pPr>
+            <w:proofErr w:type="spellStart"/>
             <w:r>
               <w:rPr>
                 <w:b/>
@@ -2422,6 +2770,7 @@
               </w:rPr>
               <w:t>BTechIT</w:t>
             </w:r>
+            <w:proofErr w:type="spellEnd"/>
             <w:r>
               <w:rPr>
                 <w:sz w:val="14"/>
@@ -2565,7 +2914,7 @@
                 <w:sz w:val="14"/>
                 <w:szCs w:val="14"/>
               </w:rPr>
-              <w:t>WES Ref: 5099000IMM, Aug’21</w:t>
+              <w:t>D2C innovation award, BHN, 2026</w:t>
             </w:r>
           </w:p>
           <w:p>
@@ -2587,29 +2936,7 @@
                 <w:sz w:val="14"/>
                 <w:szCs w:val="14"/>
               </w:rPr>
-              <w:t>IELTS General: 010708, Aug’21</w:t>
-            </w:r>
-          </w:p>
-          <w:p>
-            <w:pPr>
-              <w:jc w:val="left"/>
-              <w:rPr>
-                <w:b/>
-                <w:bCs/>
-                <w:sz w:val="18"/>
-                <w:szCs w:val="18"/>
-                <w:u w:val="single"/>
-              </w:rPr>
-            </w:pPr>
-            <w:r>
-              <w:rPr>
-                <w:b/>
-                <w:bCs/>
-                <w:sz w:val="18"/>
-                <w:szCs w:val="18"/>
-                <w:u w:val="single"/>
-              </w:rPr>
-              <w:t>Community</w:t>
+              <w:t>WES Ref: 5099000IMM, Aug’21</w:t>
             </w:r>
           </w:p>
           <w:p>
@@ -2631,7 +2958,7 @@
                 <w:sz w:val="14"/>
                 <w:szCs w:val="14"/>
               </w:rPr>
-              <w:t>npm i oneliners</w:t>
+              <w:t>IELTS General: 010708, Aug’21</w:t>
             </w:r>
           </w:p>
           <w:p>
@@ -2653,9 +2980,68 @@
                 <w:szCs w:val="18"/>
                 <w:u w:val="single"/>
               </w:rPr>
-              <w:t>Explore</w:t>
-            </w:r>
-            <w:r>
+              <w:t>Community</w:t>
+            </w:r>
+          </w:p>
+          <w:p>
+            <w:pPr>
+              <w:pStyle w:val="ListParagraph"/>
+              <w:numPr>
+                <w:ilvl w:val="0"/>
+                <w:numId w:val="3"/>
+              </w:numPr>
+              <w:ind w:left="84" w:hanging="84"/>
+              <w:jc w:val="left"/>
+              <w:rPr>
+                <w:sz w:val="14"/>
+                <w:szCs w:val="14"/>
+              </w:rPr>
+            </w:pPr>
+            <w:proofErr w:type="spellStart"/>
+            <w:r>
+              <w:rPr>
+                <w:sz w:val="14"/>
+                <w:szCs w:val="14"/>
+              </w:rPr>
+              <w:t>npm</w:t>
+            </w:r>
+            <w:proofErr w:type="spellEnd"/>
+            <w:r>
+              <w:rPr>
+                <w:sz w:val="14"/>
+                <w:szCs w:val="14"/>
+              </w:rPr>
+              <w:t xml:space="preserve"> </w:t>
+            </w:r>
+            <w:proofErr w:type="spellStart"/>
+            <w:r>
+              <w:rPr>
+                <w:sz w:val="14"/>
+                <w:szCs w:val="14"/>
+              </w:rPr>
+              <w:t>i</w:t>
+            </w:r>
+            <w:proofErr w:type="spellEnd"/>
+            <w:r>
+              <w:rPr>
+                <w:sz w:val="14"/>
+                <w:szCs w:val="14"/>
+              </w:rPr>
+              <w:t xml:space="preserve"> </w:t>
+            </w:r>
+            <w:proofErr w:type="spellStart"/>
+            <w:r>
+              <w:rPr>
+                <w:sz w:val="14"/>
+                <w:szCs w:val="14"/>
+              </w:rPr>
+              <w:t>oneliners</w:t>
+            </w:r>
+            <w:proofErr w:type="spellEnd"/>
+          </w:p>
+          <w:p>
+            <w:pPr>
+              <w:jc w:val="left"/>
               <w:rPr>
                 <w:b/>
                 <w:bCs/>
@@ -2663,8 +3049,7 @@
                 <w:szCs w:val="18"/>
                 <w:u w:val="single"/>
               </w:rPr>
-              <w:t>s</w:t>
-            </w:r>
+            </w:pPr>
             <w:r>
               <w:rPr>
                 <w:b/>
@@ -2673,6 +3058,26 @@
                 <w:szCs w:val="18"/>
                 <w:u w:val="single"/>
               </w:rPr>
+              <w:t>Explore</w:t>
+            </w:r>
+            <w:r>
+              <w:rPr>
+                <w:b/>
+                <w:bCs/>
+                <w:sz w:val="18"/>
+                <w:szCs w:val="18"/>
+                <w:u w:val="single"/>
+              </w:rPr>
+              <w:t>s</w:t>
+            </w:r>
+            <w:r>
+              <w:rPr>
+                <w:b/>
+                <w:bCs/>
+                <w:sz w:val="18"/>
+                <w:szCs w:val="18"/>
+                <w:u w:val="single"/>
+              </w:rPr>
               <w:t xml:space="preserve"> &amp; Embeds</w:t>
             </w:r>
           </w:p>
@@ -2712,6 +3117,7 @@
               </w:rPr>
               <w:t xml:space="preserve">, </w:t>
             </w:r>
+            <w:proofErr w:type="gramStart"/>
             <w:r>
               <w:rPr>
                 <w:sz w:val="14"/>
@@ -2726,6 +3132,7 @@
               </w:rPr>
               <w:t>,wcm.com</w:t>
             </w:r>
+            <w:proofErr w:type="gramEnd"/>
             <w:r>
               <w:rPr>
                 <w:sz w:val="14"/>
@@ -3056,8 +3463,17 @@
                 <w:sz w:val="16"/>
                 <w:szCs w:val="16"/>
               </w:rPr>
-              <w:t xml:space="preserve"> for prepaid giftcards</w:t>
-            </w:r>
+              <w:t xml:space="preserve"> for prepaid </w:t>
+            </w:r>
+            <w:proofErr w:type="spellStart"/>
+            <w:r>
+              <w:rPr>
+                <w:sz w:val="16"/>
+                <w:szCs w:val="16"/>
+              </w:rPr>
+              <w:t>giftcards</w:t>
+            </w:r>
+            <w:proofErr w:type="spellEnd"/>
             <w:r>
               <w:rPr>
                 <w:sz w:val="16"/>
@@ -3129,7 +3545,23 @@
                 <w:sz w:val="16"/>
                 <w:szCs w:val="16"/>
               </w:rPr>
-              <w:t>: React18, AEM, Payload CMS, Magento Adobe Commerce, nodeJS, Adobe Cloud, AWS</w:t>
+              <w:t xml:space="preserve">: React18, AEM, Payload CMS, Magento Adobe Commerce, </w:t>
+            </w:r>
+            <w:proofErr w:type="spellStart"/>
+            <w:r>
+              <w:rPr>
+                <w:sz w:val="16"/>
+                <w:szCs w:val="16"/>
+              </w:rPr>
+              <w:t>nodeJS</w:t>
+            </w:r>
+            <w:proofErr w:type="spellEnd"/>
+            <w:r>
+              <w:rPr>
+                <w:sz w:val="16"/>
+                <w:szCs w:val="16"/>
+              </w:rPr>
+              <w:t>, Adobe Cloud, AWS</w:t>
             </w:r>
           </w:p>
           <w:p>
@@ -3448,12 +3880,21 @@
                       <w:szCs w:val="16"/>
                     </w:rPr>
                   </w:pPr>
+                  <w:proofErr w:type="spellStart"/>
                   <w:r>
                     <w:rPr>
                       <w:sz w:val="16"/>
                       <w:szCs w:val="16"/>
                     </w:rPr>
-                    <w:t>CeX – Colleague Experience Group Economics Team - Mar2021 - Sep2021</w:t>
+                    <w:t>CeX</w:t>
+                  </w:r>
+                  <w:proofErr w:type="spellEnd"/>
+                  <w:r>
+                    <w:rPr>
+                      <w:sz w:val="16"/>
+                      <w:szCs w:val="16"/>
+                    </w:rPr>
+                    <w:t xml:space="preserve"> – Colleague Experience Group Economics Team - Mar2021 - Sep2021</w:t>
                   </w:r>
                 </w:p>
                 <w:p>
@@ -4175,99 +4616,158 @@
                 <w:sz w:val="12"/>
                 <w:szCs w:val="12"/>
               </w:rPr>
-              <w:t xml:space="preserve">+ |NextJS: 2+ | payload CMS: </w:t>
-            </w:r>
+              <w:t>+ |</w:t>
+            </w:r>
+            <w:proofErr w:type="spellStart"/>
             <w:r>
               <w:rPr>
                 <w:sz w:val="12"/>
                 <w:szCs w:val="12"/>
               </w:rPr>
-              <w:t>2</w:t>
-            </w:r>
+              <w:t>NextJS</w:t>
+            </w:r>
+            <w:proofErr w:type="spellEnd"/>
             <w:r>
               <w:rPr>
                 <w:sz w:val="12"/>
                 <w:szCs w:val="12"/>
               </w:rPr>
-              <w:t xml:space="preserve">+ | AEM: </w:t>
+              <w:t xml:space="preserve">: 2+ | payload CMS: </w:t>
             </w:r>
             <w:r>
               <w:rPr>
                 <w:sz w:val="12"/>
                 <w:szCs w:val="12"/>
               </w:rPr>
-              <w:t>4</w:t>
+              <w:t>2</w:t>
             </w:r>
             <w:r>
               <w:rPr>
                 <w:sz w:val="12"/>
                 <w:szCs w:val="12"/>
               </w:rPr>
-              <w:t xml:space="preserve">+ | graphql: 7+ | Html+Css+Js: 12+ | CICD: 7+ | </w:t>
+              <w:t xml:space="preserve">+ | AEM: </w:t>
             </w:r>
             <w:r>
               <w:rPr>
                 <w:sz w:val="12"/>
                 <w:szCs w:val="12"/>
               </w:rPr>
-              <w:t>vitest+</w:t>
+              <w:t>4</w:t>
             </w:r>
             <w:r>
               <w:rPr>
                 <w:sz w:val="12"/>
                 <w:szCs w:val="12"/>
               </w:rPr>
-              <w:t>j</w:t>
-            </w:r>
+              <w:t xml:space="preserve">+ | </w:t>
+            </w:r>
+            <w:proofErr w:type="spellStart"/>
             <w:r>
               <w:rPr>
                 <w:sz w:val="12"/>
                 <w:szCs w:val="12"/>
               </w:rPr>
-              <w:t>est+mocha+</w:t>
-            </w:r>
+              <w:t>graphql</w:t>
+            </w:r>
+            <w:proofErr w:type="spellEnd"/>
             <w:r>
               <w:rPr>
                 <w:sz w:val="12"/>
                 <w:szCs w:val="12"/>
               </w:rPr>
-              <w:t>e</w:t>
-            </w:r>
+              <w:t xml:space="preserve">: 7+ | </w:t>
+            </w:r>
+            <w:proofErr w:type="spellStart"/>
             <w:r>
               <w:rPr>
                 <w:sz w:val="12"/>
                 <w:szCs w:val="12"/>
               </w:rPr>
-              <w:t xml:space="preserve">nzyme | bundling: </w:t>
-            </w:r>
+              <w:t>Html+Css+Js</w:t>
+            </w:r>
+            <w:proofErr w:type="spellEnd"/>
             <w:r>
               <w:rPr>
                 <w:sz w:val="12"/>
                 <w:szCs w:val="12"/>
               </w:rPr>
-              <w:t>turbo+</w:t>
-            </w:r>
+              <w:t xml:space="preserve">: 12+ | CICD: 7+ | </w:t>
+            </w:r>
+            <w:proofErr w:type="spellStart"/>
             <w:r>
               <w:rPr>
                 <w:sz w:val="12"/>
                 <w:szCs w:val="12"/>
               </w:rPr>
-              <w:t>vite</w:t>
+              <w:t>vitest+</w:t>
             </w:r>
             <w:r>
               <w:rPr>
                 <w:sz w:val="12"/>
                 <w:szCs w:val="12"/>
               </w:rPr>
-              <w:t>+</w:t>
+              <w:t>j</w:t>
             </w:r>
             <w:r>
               <w:rPr>
                 <w:sz w:val="12"/>
                 <w:szCs w:val="12"/>
               </w:rPr>
+              <w:t>est+mocha+</w:t>
+            </w:r>
+            <w:r>
+              <w:rPr>
+                <w:sz w:val="12"/>
+                <w:szCs w:val="12"/>
+              </w:rPr>
+              <w:t>e</w:t>
+            </w:r>
+            <w:r>
+              <w:rPr>
+                <w:sz w:val="12"/>
+                <w:szCs w:val="12"/>
+              </w:rPr>
+              <w:t>nzyme</w:t>
+            </w:r>
+            <w:proofErr w:type="spellEnd"/>
+            <w:r>
+              <w:rPr>
+                <w:sz w:val="12"/>
+                <w:szCs w:val="12"/>
+              </w:rPr>
+              <w:t xml:space="preserve"> | bundling: </w:t>
+            </w:r>
+            <w:proofErr w:type="spellStart"/>
+            <w:r>
+              <w:rPr>
+                <w:sz w:val="12"/>
+                <w:szCs w:val="12"/>
+              </w:rPr>
+              <w:t>turbo+</w:t>
+            </w:r>
+            <w:r>
+              <w:rPr>
+                <w:sz w:val="12"/>
+                <w:szCs w:val="12"/>
+              </w:rPr>
+              <w:t>vite</w:t>
+            </w:r>
+            <w:r>
+              <w:rPr>
+                <w:sz w:val="12"/>
+                <w:szCs w:val="12"/>
+              </w:rPr>
+              <w:t>+</w:t>
+            </w:r>
+            <w:r>
+              <w:rPr>
+                <w:sz w:val="12"/>
+                <w:szCs w:val="12"/>
+              </w:rPr>
               <w:t>webpack</w:t>
             </w:r>
+            <w:proofErr w:type="spellEnd"/>
           </w:p>
         </w:tc>
       </w:tr>

--- a/docs/dpresume.docx
+++ b/docs/dpresume.docx
@@ -512,7 +512,21 @@
                 <w:sz w:val="16"/>
                 <w:szCs w:val="16"/>
               </w:rPr>
-              <w:t xml:space="preserve"> and supporting our main application from development to post deployment</w:t>
+              <w:t xml:space="preserve"> and supporting </w:t>
+            </w:r>
+            <w:r>
+              <w:rPr>
+                <w:sz w:val="16"/>
+                <w:szCs w:val="16"/>
+              </w:rPr>
+              <w:t>all activities in Commerce Solutions</w:t>
+            </w:r>
+            <w:r>
+              <w:rPr>
+                <w:sz w:val="16"/>
+                <w:szCs w:val="16"/>
+              </w:rPr>
+              <w:t xml:space="preserve"> application from development to post deployment</w:t>
             </w:r>
             <w:r>
               <w:rPr>
@@ -570,21 +584,94 @@
                 <w:sz w:val="16"/>
                 <w:szCs w:val="16"/>
               </w:rPr>
-              <w:t xml:space="preserve">global ecommerce platform </w:t>
-            </w:r>
-            <w:r>
-              <w:rPr>
-                <w:sz w:val="16"/>
-                <w:szCs w:val="16"/>
-              </w:rPr>
-              <w:t xml:space="preserve">at BHN </w:t>
-            </w:r>
-            <w:r>
-              <w:rPr>
-                <w:sz w:val="16"/>
-                <w:szCs w:val="16"/>
-              </w:rPr>
-              <w:t>giftcards.com, implementing TDD-based development, CI/CD pipelines and responsive UI components. I Mentor junior developers and champion code quality to deliver scalable web applications.</w:t>
+              <w:t>global ecommerce platform</w:t>
+            </w:r>
+            <w:r>
+              <w:rPr>
+                <w:sz w:val="16"/>
+                <w:szCs w:val="16"/>
+              </w:rPr>
+              <w:t xml:space="preserve"> (</w:t>
+            </w:r>
+            <w:r>
+              <w:rPr>
+                <w:sz w:val="16"/>
+                <w:szCs w:val="16"/>
+              </w:rPr>
+              <w:t>https://www.</w:t>
+            </w:r>
+            <w:r>
+              <w:rPr>
+                <w:sz w:val="16"/>
+                <w:szCs w:val="16"/>
+                <w:u w:val="single"/>
+              </w:rPr>
+              <w:t>giftcards.com</w:t>
+            </w:r>
+            <w:r>
+              <w:rPr>
+                <w:sz w:val="16"/>
+                <w:szCs w:val="16"/>
+              </w:rPr>
+              <w:t>)</w:t>
+            </w:r>
+            <w:r>
+              <w:rPr>
+                <w:sz w:val="16"/>
+                <w:szCs w:val="16"/>
+              </w:rPr>
+              <w:t xml:space="preserve"> </w:t>
+            </w:r>
+            <w:r>
+              <w:rPr>
+                <w:sz w:val="16"/>
+                <w:szCs w:val="16"/>
+              </w:rPr>
+              <w:t>at BH</w:t>
+            </w:r>
+            <w:r>
+              <w:rPr>
+                <w:sz w:val="16"/>
+                <w:szCs w:val="16"/>
+              </w:rPr>
+              <w:t>N</w:t>
+            </w:r>
+            <w:r>
+              <w:rPr>
+                <w:sz w:val="16"/>
+                <w:szCs w:val="16"/>
+              </w:rPr>
+              <w:t>, implementing TDD-based development, CI/CD pipelines and responsive UI components</w:t>
+            </w:r>
+            <w:r>
+              <w:rPr>
+                <w:sz w:val="16"/>
+                <w:szCs w:val="16"/>
+              </w:rPr>
+              <w:t xml:space="preserve"> in micro-frontend </w:t>
+            </w:r>
+            <w:proofErr w:type="spellStart"/>
+            <w:r>
+              <w:rPr>
+                <w:sz w:val="16"/>
+                <w:szCs w:val="16"/>
+              </w:rPr>
+              <w:t>monorepo</w:t>
+            </w:r>
+            <w:proofErr w:type="spellEnd"/>
+            <w:r>
+              <w:rPr>
+                <w:sz w:val="16"/>
+                <w:szCs w:val="16"/>
+              </w:rPr>
+              <w:t xml:space="preserve"> frontend architectures</w:t>
+            </w:r>
+            <w:r>
+              <w:rPr>
+                <w:sz w:val="16"/>
+                <w:szCs w:val="16"/>
+              </w:rPr>
+              <w:t>. I Mentor junior developers and champion code quality to deliver scalable web applications.</w:t>
             </w:r>
           </w:p>
         </w:tc>
@@ -1519,14 +1606,7 @@
                 <w:sz w:val="16"/>
                 <w:szCs w:val="16"/>
               </w:rPr>
-              <w:t>Adobe Experience Manager (AEM</w:t>
-            </w:r>
-            <w:r>
-              <w:rPr>
-                <w:sz w:val="16"/>
-                <w:szCs w:val="16"/>
-              </w:rPr>
-              <w:t>)</w:t>
+              <w:t>AEM</w:t>
             </w:r>
           </w:p>
           <w:p>
@@ -3089,6 +3169,13 @@
                 <w:szCs w:val="14"/>
               </w:rPr>
             </w:pPr>
+            <w:r>
+              <w:rPr>
+                <w:sz w:val="14"/>
+                <w:szCs w:val="14"/>
+              </w:rPr>
+              <w:t xml:space="preserve">Payload CMS, </w:t>
+            </w:r>
             <w:r>
               <w:rPr>
                 <w:sz w:val="14"/>
@@ -3534,47 +3621,35 @@
               <w:rPr>
                 <w:b/>
                 <w:bCs/>
-                <w:sz w:val="16"/>
-                <w:szCs w:val="16"/>
+                <w:sz w:val="14"/>
+                <w:szCs w:val="14"/>
                 <w:u w:val="single"/>
               </w:rPr>
               <w:t>Tech Stack</w:t>
             </w:r>
             <w:r>
               <w:rPr>
-                <w:sz w:val="16"/>
-                <w:szCs w:val="16"/>
+                <w:sz w:val="14"/>
+                <w:szCs w:val="14"/>
               </w:rPr>
               <w:t xml:space="preserve">: React18, AEM, Payload CMS, Magento Adobe Commerce, </w:t>
             </w:r>
             <w:proofErr w:type="spellStart"/>
             <w:r>
               <w:rPr>
-                <w:sz w:val="16"/>
-                <w:szCs w:val="16"/>
+                <w:sz w:val="14"/>
+                <w:szCs w:val="14"/>
               </w:rPr>
               <w:t>nodeJS</w:t>
             </w:r>
             <w:proofErr w:type="spellEnd"/>
             <w:r>
               <w:rPr>
-                <w:sz w:val="16"/>
-                <w:szCs w:val="16"/>
+                <w:sz w:val="14"/>
+                <w:szCs w:val="14"/>
               </w:rPr>
               <w:t>, Adobe Cloud, AWS</w:t>
             </w:r>
-          </w:p>
-          <w:p>
-            <w:pPr>
-              <w:tabs>
-                <w:tab w:val="left" w:pos="215"/>
-                <w:tab w:val="left" w:pos="315"/>
-              </w:tabs>
-              <w:rPr>
-                <w:sz w:val="8"/>
-                <w:szCs w:val="8"/>
-              </w:rPr>
-            </w:pPr>
           </w:p>
           <w:sdt>
             <w:sdtPr>
@@ -3727,33 +3802,25 @@
                 <w:tab w:val="left" w:pos="315"/>
               </w:tabs>
               <w:rPr>
-                <w:sz w:val="18"/>
-                <w:szCs w:val="18"/>
-              </w:rPr>
-            </w:pPr>
-            <w:r>
-              <w:rPr>
-                <w:sz w:val="18"/>
-                <w:szCs w:val="18"/>
+                <w:sz w:val="14"/>
+                <w:szCs w:val="14"/>
+              </w:rPr>
+            </w:pPr>
+            <w:r>
+              <w:rPr>
+                <w:sz w:val="14"/>
+                <w:szCs w:val="14"/>
                 <w:u w:val="single"/>
               </w:rPr>
               <w:t>Tech Stack</w:t>
             </w:r>
             <w:r>
               <w:rPr>
-                <w:sz w:val="18"/>
-                <w:szCs w:val="18"/>
+                <w:sz w:val="14"/>
+                <w:szCs w:val="14"/>
               </w:rPr>
               <w:t>: React, JS, html, power apps</w:t>
             </w:r>
-          </w:p>
-          <w:p>
-            <w:pPr>
-              <w:rPr>
-                <w:sz w:val="8"/>
-                <w:szCs w:val="8"/>
-              </w:rPr>
-            </w:pPr>
           </w:p>
           <w:sdt>
             <w:sdtPr>
@@ -3845,8 +3912,8 @@
               <w:tblLook w:val="04A0" w:firstRow="1" w:lastRow="0" w:firstColumn="1" w:lastColumn="0" w:noHBand="0" w:noVBand="1"/>
             </w:tblPr>
             <w:tblGrid>
-              <w:gridCol w:w="5467"/>
-              <w:gridCol w:w="5467"/>
+              <w:gridCol w:w="5302"/>
+              <w:gridCol w:w="5632"/>
             </w:tblGrid>
             <w:tr>
               <w:trPr>
@@ -3854,7 +3921,7 @@
               </w:trPr>
               <w:tc>
                 <w:tcPr>
-                  <w:tcW w:w="5467" w:type="dxa"/>
+                  <w:tcW w:w="5302" w:type="dxa"/>
                 </w:tcPr>
                 <w:p>
                   <w:pPr>
@@ -3964,7 +4031,7 @@
               </w:tc>
               <w:tc>
                 <w:tcPr>
-                  <w:tcW w:w="5467" w:type="dxa"/>
+                  <w:tcW w:w="5632" w:type="dxa"/>
                 </w:tcPr>
                 <w:p>
                   <w:pPr>
@@ -4130,8 +4197,8 @@
               <w:tblLook w:val="04A0" w:firstRow="1" w:lastRow="0" w:firstColumn="1" w:lastColumn="0" w:noHBand="0" w:noVBand="1"/>
             </w:tblPr>
             <w:tblGrid>
-              <w:gridCol w:w="5467"/>
-              <w:gridCol w:w="5467"/>
+              <w:gridCol w:w="5302"/>
+              <w:gridCol w:w="5632"/>
             </w:tblGrid>
             <w:tr>
               <w:trPr>
@@ -4139,7 +4206,7 @@
               </w:trPr>
               <w:tc>
                 <w:tcPr>
-                  <w:tcW w:w="5467" w:type="dxa"/>
+                  <w:tcW w:w="5302" w:type="dxa"/>
                 </w:tcPr>
                 <w:p>
                   <w:pPr>
@@ -4222,7 +4289,7 @@
               </w:tc>
               <w:tc>
                 <w:tcPr>
-                  <w:tcW w:w="5467" w:type="dxa"/>
+                  <w:tcW w:w="5632" w:type="dxa"/>
                 </w:tcPr>
                 <w:p>
                   <w:pPr>
@@ -4575,6 +4642,7 @@
           </w:tcPr>
           <w:p>
             <w:pPr>
+              <w:ind w:left="-8"/>
               <w:jc w:val="left"/>
               <w:rPr>
                 <w:sz w:val="19"/>
